--- a/abstract.docx
+++ b/abstract.docx
@@ -1,6 +1,6 @@
 
 <file path=word/document.xml><?xml version="1.0" encoding="utf-8"?>
-<w:document xmlns:wpc="http://schemas.microsoft.com/office/word/2010/wordprocessingCanvas" xmlns:cx="http://schemas.microsoft.com/office/drawing/2014/chartex" xmlns:cx1="http://schemas.microsoft.com/office/drawing/2015/9/8/chartex" xmlns:cx2="http://schemas.microsoft.com/office/drawing/2015/10/21/chartex" xmlns:cx3="http://schemas.microsoft.com/office/drawing/2016/5/9/chartex" xmlns:cx4="http://schemas.microsoft.com/office/drawing/2016/5/10/chartex" xmlns:cx5="http://schemas.microsoft.com/office/drawing/2016/5/11/chartex" xmlns:cx6="http://schemas.microsoft.com/office/drawing/2016/5/12/chartex" xmlns:cx7="http://schemas.microsoft.com/office/drawing/2016/5/13/chartex" xmlns:cx8="http://schemas.microsoft.com/office/drawing/2016/5/14/chartex" xmlns:mc="http://schemas.openxmlformats.org/markup-compatibility/2006" xmlns:aink="http://schemas.microsoft.com/office/drawing/2016/ink" xmlns:am3d="http://schemas.microsoft.com/office/drawing/2017/model3d" xmlns:o="urn:schemas-microsoft-com:office:office" xmlns:oel="http://schemas.microsoft.com/office/2019/extlst" xmlns:r="http://schemas.openxmlformats.org/officeDocument/2006/relationships" xmlns:m="http://schemas.openxmlformats.org/officeDocument/2006/math" xmlns:v="urn:schemas-microsoft-com:vml" xmlns:wp14="http://schemas.microsoft.com/office/word/2010/wordprocessingDrawing" xmlns:wp="http://schemas.openxmlformats.org/drawingml/2006/wordprocessingDrawing" xmlns:w10="urn:schemas-microsoft-com:office:word" xmlns:w="http://schemas.openxmlformats.org/wordprocessingml/2006/main" xmlns:w14="http://schemas.microsoft.com/office/word/2010/wordml" xmlns:w15="http://schemas.microsoft.com/office/word/2012/wordml" xmlns:w16cex="http://schemas.microsoft.com/office/word/2018/wordml/cex" xmlns:w16cid="http://schemas.microsoft.com/office/word/2016/wordml/cid" xmlns:w16="http://schemas.microsoft.com/office/word/2018/wordml" xmlns:w16du="http://schemas.microsoft.com/office/word/2023/wordml/word16du" xmlns:w16sdtdh="http://schemas.microsoft.com/office/word/2020/wordml/sdtdatahash" xmlns:w16sdtfl="http://schemas.microsoft.com/office/word/2024/wordml/sdtformatlock" xmlns:w16se="http://schemas.microsoft.com/office/word/2015/wordml/symex" xmlns:wpg="http://schemas.microsoft.com/office/word/2010/wordprocessingGroup" xmlns:wpi="http://schemas.microsoft.com/office/word/2010/wordprocessingInk" xmlns:wne="http://schemas.microsoft.com/office/word/2006/wordml" xmlns:wps="http://schemas.microsoft.com/office/word/2010/wordprocessingShape" mc:Ignorable="w14 w15 w16se w16cid w16 w16cex w16sdtdh w16sdtfl w16du wp14">
+<w:document xmlns:wpc="http://schemas.microsoft.com/office/word/2010/wordprocessingCanvas" xmlns:cx="http://schemas.microsoft.com/office/drawing/2014/chartex" xmlns:cx1="http://schemas.microsoft.com/office/drawing/2015/9/8/chartex" xmlns:cx2="http://schemas.microsoft.com/office/drawing/2015/10/21/chartex" xmlns:cx3="http://schemas.microsoft.com/office/drawing/2016/5/9/chartex" xmlns:cx4="http://schemas.microsoft.com/office/drawing/2016/5/10/chartex" xmlns:cx5="http://schemas.microsoft.com/office/drawing/2016/5/11/chartex" xmlns:cx6="http://schemas.microsoft.com/office/drawing/2016/5/12/chartex" xmlns:cx7="http://schemas.microsoft.com/office/drawing/2016/5/13/chartex" xmlns:cx8="http://schemas.microsoft.com/office/drawing/2016/5/14/chartex" xmlns:mc="http://schemas.openxmlformats.org/markup-compatibility/2006" xmlns:aink="http://schemas.microsoft.com/office/drawing/2016/ink" xmlns:am3d="http://schemas.microsoft.com/office/drawing/2017/model3d" xmlns:o="urn:schemas-microsoft-com:office:office" xmlns:oel="http://schemas.microsoft.com/office/2019/extlst" xmlns:r="http://schemas.openxmlformats.org/officeDocument/2006/relationships" xmlns:m="http://schemas.openxmlformats.org/officeDocument/2006/math" xmlns:v="urn:schemas-microsoft-com:vml" xmlns:wp14="http://schemas.microsoft.com/office/word/2010/wordprocessingDrawing" xmlns:wp="http://schemas.openxmlformats.org/drawingml/2006/wordprocessingDrawing" xmlns:w10="urn:schemas-microsoft-com:office:word" xmlns:w="http://schemas.openxmlformats.org/wordprocessingml/2006/main" xmlns:w14="http://schemas.microsoft.com/office/word/2010/wordml" xmlns:w15="http://schemas.microsoft.com/office/word/2012/wordml" xmlns:w16cei="http://schemas.microsoft.com/office/word/2026/wordml/cei" xmlns:w16cex="http://schemas.microsoft.com/office/word/2018/wordml/cex" xmlns:w16cid="http://schemas.microsoft.com/office/word/2016/wordml/cid" xmlns:w16="http://schemas.microsoft.com/office/word/2018/wordml" xmlns:w16du="http://schemas.microsoft.com/office/word/2023/wordml/word16du" xmlns:w16sdtdh="http://schemas.microsoft.com/office/word/2020/wordml/sdtdatahash" xmlns:w16sdtfl="http://schemas.microsoft.com/office/word/2024/wordml/sdtformatlock" xmlns:w16se="http://schemas.microsoft.com/office/word/2015/wordml/symex" xmlns:wpg="http://schemas.microsoft.com/office/word/2010/wordprocessingGroup" xmlns:wpi="http://schemas.microsoft.com/office/word/2010/wordprocessingInk" xmlns:wne="http://schemas.microsoft.com/office/word/2006/wordml" xmlns:wps="http://schemas.microsoft.com/office/word/2010/wordprocessingShape" mc:Ignorable="w14 w15 w16se w16cid w16 w16cex w16sdtdh w16sdtfl w16du wp14">
   <w:body>
     <w:p>
       <w:pPr>
@@ -36,17 +36,12 @@
         <w:jc w:val="center"/>
         <w:rPr>
           <w:del w:id="4" w:author="Antonio Ortega" w:date="2026-09-26T17:34:00Z" w16du:dateUtc="2026-09-26T15:34:00Z"/>
-          <w:rPrChange w:id="5" w:author="Antonio Ortega" w:date="2026-09-26T17:35:00Z" w16du:dateUtc="2026-09-26T15:35:00Z">
-            <w:rPr>
-              <w:del w:id="6" w:author="Antonio Ortega" w:date="2026-09-26T17:34:00Z" w16du:dateUtc="2026-09-26T15:34:00Z"/>
-            </w:rPr>
-          </w:rPrChange>
         </w:rPr>
       </w:pPr>
-      <w:ins w:id="7" w:author="Antonio Ortega" w:date="2026-09-26T17:35:00Z" w16du:dateUtc="2026-09-26T15:35:00Z">
+      <w:ins w:id="5" w:author="Antonio Ortega" w:date="2026-09-26T17:35:00Z" w16du:dateUtc="2026-09-26T15:35:00Z">
         <w:r>
           <w:rPr>
-            <w:rPrChange w:id="8" w:author="Antonio Ortega" w:date="2026-09-26T17:35:00Z" w16du:dateUtc="2026-09-26T15:35:00Z">
+            <w:rPrChange w:id="6" w:author="Antonio Ortega" w:date="2026-09-26T17:35:00Z" w16du:dateUtc="2026-09-26T15:35:00Z">
               <w:rPr>
                 <w:i/>
                 <w:iCs/>
@@ -64,7 +59,7 @@
         </w:r>
         <w:r>
           <w:rPr>
-            <w:rPrChange w:id="9" w:author="Antonio Ortega" w:date="2026-09-26T17:35:00Z" w16du:dateUtc="2026-09-26T15:35:00Z">
+            <w:rPrChange w:id="7" w:author="Antonio Ortega" w:date="2026-09-26T17:35:00Z" w16du:dateUtc="2026-09-26T15:35:00Z">
               <w:rPr>
                 <w:i/>
                 <w:iCs/>
@@ -74,7 +69,7 @@
           <w:t>: the need for identity tracking</w:t>
         </w:r>
       </w:ins>
-      <w:del w:id="10" w:author="Antonio Ortega" w:date="2026-09-26T17:34:00Z" w16du:dateUtc="2026-09-26T15:34:00Z">
+      <w:del w:id="8" w:author="Antonio Ortega" w:date="2026-09-26T17:34:00Z" w16du:dateUtc="2026-09-26T15:34:00Z">
         <w:r>
           <w:delText xml:space="preserve"> </w:delText>
         </w:r>
@@ -85,13 +80,6 @@
           <w:rStyle w:val="CommentReference"/>
           <w:sz w:val="32"/>
           <w:szCs w:val="32"/>
-          <w:rPrChange w:id="11" w:author="Antonio Ortega" w:date="2026-09-26T17:35:00Z" w16du:dateUtc="2026-09-26T15:35:00Z">
-            <w:rPr>
-              <w:rStyle w:val="CommentReference"/>
-              <w:sz w:val="32"/>
-              <w:szCs w:val="32"/>
-            </w:rPr>
-          </w:rPrChange>
         </w:rPr>
         <w:commentReference w:id="2"/>
       </w:r>
@@ -100,7 +88,7 @@
       <w:pPr>
         <w:spacing w:before="240" w:after="240"/>
         <w:rPr>
-          <w:del w:id="12" w:author="Antonio Ortega" w:date="2026-09-26T17:47:00Z" w16du:dateUtc="2026-09-26T15:47:00Z"/>
+          <w:del w:id="9" w:author="Antonio Ortega" w:date="2026-09-26T17:47:00Z" w16du:dateUtc="2026-09-26T15:47:00Z"/>
         </w:rPr>
       </w:pPr>
       <w:r>
@@ -116,198 +104,195 @@
       <w:r>
         <w:t>provides an ideal model for investigating this relationship due to</w:t>
       </w:r>
-      <w:ins w:id="13" w:author="Antonio Ortega" w:date="2026-09-26T17:41:00Z" w16du:dateUtc="2026-09-26T15:41:00Z">
+      <w:ins w:id="10" w:author="Antonio Ortega" w:date="2026-09-26T17:41:00Z" w16du:dateUtc="2026-09-26T15:41:00Z">
         <w:r>
           <w:t xml:space="preserve"> </w:t>
         </w:r>
       </w:ins>
-      <w:ins w:id="14" w:author="Antonio Ortega" w:date="2026-09-26T17:42:00Z" w16du:dateUtc="2026-09-26T15:42:00Z">
+      <w:ins w:id="11" w:author="Antonio Ortega" w:date="2026-09-26T17:42:00Z" w16du:dateUtc="2026-09-26T15:42:00Z">
         <w:r>
           <w:t xml:space="preserve">their small size, </w:t>
         </w:r>
       </w:ins>
-      <w:ins w:id="15" w:author="Antonio Ortega" w:date="2026-09-26T17:41:00Z" w16du:dateUtc="2026-09-26T15:41:00Z">
+      <w:ins w:id="12" w:author="Antonio Ortega" w:date="2026-09-26T17:41:00Z" w16du:dateUtc="2026-09-26T15:41:00Z">
         <w:r>
           <w:t>which makes studying groups</w:t>
         </w:r>
       </w:ins>
-      <w:ins w:id="16" w:author="Antonio Ortega" w:date="2026-09-26T17:42:00Z" w16du:dateUtc="2026-09-26T15:42:00Z">
+      <w:ins w:id="13" w:author="Antonio Ortega" w:date="2026-09-26T17:42:00Z" w16du:dateUtc="2026-09-26T15:42:00Z">
         <w:r>
           <w:t xml:space="preserve"> easier, and devel</w:t>
         </w:r>
       </w:ins>
-      <w:ins w:id="17" w:author="Antonio Ortega" w:date="2026-09-26T17:43:00Z" w16du:dateUtc="2026-09-26T15:43:00Z">
+      <w:ins w:id="14" w:author="Antonio Ortega" w:date="2026-09-26T17:43:00Z" w16du:dateUtc="2026-09-26T15:43:00Z">
         <w:r>
           <w:t>oped genetic toolkit, which facilitates research into which genes may be involved in such collective behaviors</w:t>
         </w:r>
       </w:ins>
-      <w:ins w:id="18" w:author="Antonio Ortega" w:date="2026-09-26T17:44:00Z" w16du:dateUtc="2026-09-26T15:44:00Z">
+      <w:ins w:id="15" w:author="Antonio Ortega" w:date="2026-09-26T17:44:00Z" w16du:dateUtc="2026-09-26T15:44:00Z">
         <w:r>
           <w:t>.</w:t>
         </w:r>
       </w:ins>
-      <w:ins w:id="19" w:author="Antonio Ortega" w:date="2026-09-26T17:41:00Z" w16du:dateUtc="2026-09-26T15:41:00Z">
+      <w:ins w:id="16" w:author="Antonio Ortega" w:date="2026-09-26T17:41:00Z" w16du:dateUtc="2026-09-26T15:41:00Z">
         <w:r>
           <w:t xml:space="preserve"> </w:t>
         </w:r>
       </w:ins>
-      <w:del w:id="20" w:author="Antonio Ortega" w:date="2026-09-26T17:36:00Z" w16du:dateUtc="2026-09-26T15:36:00Z">
+      <w:del w:id="17" w:author="Antonio Ortega" w:date="2026-09-26T17:36:00Z" w16du:dateUtc="2026-09-26T15:36:00Z">
         <w:r>
           <w:delText xml:space="preserve"> its complex social behaviours, conserved sleep patterns and a small</w:delText>
         </w:r>
-        <w:commentRangeStart w:id="21"/>
+        <w:commentRangeStart w:id="18"/>
         <w:r>
           <w:delText>, accessible nervous system</w:delText>
         </w:r>
       </w:del>
-      <w:commentRangeEnd w:id="21"/>
+      <w:commentRangeEnd w:id="18"/>
       <w:r>
         <w:rPr>
           <w:rStyle w:val="CommentReference"/>
           <w:sz w:val="22"/>
           <w:szCs w:val="22"/>
         </w:rPr>
-        <w:commentReference w:id="21"/>
+        <w:commentReference w:id="18"/>
       </w:r>
       <w:r>
         <w:t xml:space="preserve">. </w:t>
       </w:r>
-      <w:del w:id="22" w:author="Antonio Ortega" w:date="2026-09-26T17:48:00Z" w16du:dateUtc="2026-09-26T15:48:00Z">
+      <w:del w:id="19" w:author="Antonio Ortega" w:date="2026-09-26T17:48:00Z" w16du:dateUtc="2026-09-26T15:48:00Z">
         <w:r>
           <w:delText xml:space="preserve">Furthermore, sleep-wake behaviour in flies </w:delText>
         </w:r>
-        <w:commentRangeStart w:id="23"/>
+        <w:commentRangeStart w:id="20"/>
         <w:r>
           <w:delText xml:space="preserve">is highly plastic </w:delText>
         </w:r>
-        <w:commentRangeEnd w:id="23"/>
+        <w:commentRangeEnd w:id="20"/>
         <w:r>
           <w:rPr>
             <w:rStyle w:val="CommentReference"/>
             <w:sz w:val="22"/>
             <w:szCs w:val="22"/>
           </w:rPr>
-          <w:commentReference w:id="23"/>
+          <w:commentReference w:id="20"/>
         </w:r>
         <w:r>
           <w:delText>and</w:delText>
         </w:r>
       </w:del>
-      <w:del w:id="24" w:author="Antonio Ortega" w:date="2026-09-26T17:46:00Z" w16du:dateUtc="2026-09-26T15:46:00Z">
+      <w:del w:id="21" w:author="Antonio Ortega" w:date="2026-09-26T17:46:00Z" w16du:dateUtc="2026-09-26T15:46:00Z">
         <w:r>
           <w:delText xml:space="preserve"> </w:delText>
         </w:r>
-        <w:commentRangeStart w:id="25"/>
+        <w:commentRangeStart w:id="22"/>
         <w:r>
           <w:delText xml:space="preserve">influenced by both social </w:delText>
         </w:r>
-        <w:commentRangeEnd w:id="25"/>
+        <w:commentRangeEnd w:id="22"/>
         <w:r>
           <w:rPr>
             <w:rStyle w:val="CommentReference"/>
             <w:sz w:val="22"/>
             <w:szCs w:val="22"/>
           </w:rPr>
-          <w:commentReference w:id="25"/>
+          <w:commentReference w:id="22"/>
         </w:r>
         <w:r>
           <w:delText>and internal cues, and prior sleep affects subsequent waking behaviour</w:delText>
         </w:r>
       </w:del>
-      <w:del w:id="26" w:author="Antonio Ortega" w:date="2026-09-26T17:48:00Z" w16du:dateUtc="2026-09-26T15:48:00Z">
+      <w:del w:id="23" w:author="Antonio Ortega" w:date="2026-09-26T17:48:00Z" w16du:dateUtc="2026-09-26T15:48:00Z">
         <w:r>
           <w:delText>.</w:delText>
         </w:r>
       </w:del>
-      <w:ins w:id="27" w:author="Antonio Ortega" w:date="2026-09-26T17:48:00Z" w16du:dateUtc="2026-09-26T15:48:00Z">
+      <w:ins w:id="24" w:author="Antonio Ortega" w:date="2026-09-26T17:48:00Z" w16du:dateUtc="2026-09-26T15:48:00Z">
         <w:r>
           <w:t xml:space="preserve"> In this project, </w:t>
         </w:r>
       </w:ins>
-      <w:ins w:id="28" w:author="Antonio Ortega" w:date="2026-09-26T18:06:00Z" w16du:dateUtc="2026-09-26T16:06:00Z">
-        <w:r>
-          <w:t>we show how the application of</w:t>
-        </w:r>
-        <w:r>
-          <w:t xml:space="preserve"> idtracker.ai, a system deploying semi-supervised machine learning, combined with careful human supervision</w:t>
-        </w:r>
-      </w:ins>
-      <w:ins w:id="29" w:author="Antonio Ortega" w:date="2026-09-26T18:09:00Z" w16du:dateUtc="2026-09-26T16:09:00Z">
+      <w:ins w:id="25" w:author="Antonio Ortega" w:date="2026-09-26T18:06:00Z" w16du:dateUtc="2026-09-26T16:06:00Z">
+        <w:r>
+          <w:t>we show how the application of idtracker.ai, a system deploying semi-supervised machine learning, combined with careful human supervision</w:t>
+        </w:r>
+      </w:ins>
+      <w:ins w:id="26" w:author="Antonio Ortega" w:date="2026-09-26T18:09:00Z" w16du:dateUtc="2026-09-26T16:09:00Z">
         <w:r>
           <w:t>,</w:t>
         </w:r>
       </w:ins>
+      <w:ins w:id="27" w:author="Antonio Ortega" w:date="2026-09-26T18:08:00Z" w16du:dateUtc="2026-09-26T16:08:00Z">
+        <w:r>
+          <w:t xml:space="preserve"> delivered using the Computer Visi</w:t>
+        </w:r>
+      </w:ins>
+      <w:ins w:id="28" w:author="Antonio Ortega" w:date="2026-09-26T18:09:00Z" w16du:dateUtc="2026-09-26T16:09:00Z">
+        <w:r>
+          <w:t>on Annotation Tool (CVAT)</w:t>
+        </w:r>
+      </w:ins>
+      <w:ins w:id="29" w:author="Antonio Ortega" w:date="2026-09-26T18:07:00Z" w16du:dateUtc="2026-09-26T16:07:00Z">
+        <w:r>
+          <w:t xml:space="preserve">, can be used to interrogate the system and </w:t>
+        </w:r>
+      </w:ins>
       <w:ins w:id="30" w:author="Antonio Ortega" w:date="2026-09-26T18:08:00Z" w16du:dateUtc="2026-09-26T16:08:00Z">
         <w:r>
-          <w:t xml:space="preserve"> delivered using the Computer Visi</w:t>
-        </w:r>
-      </w:ins>
-      <w:ins w:id="31" w:author="Antonio Ortega" w:date="2026-09-26T18:09:00Z" w16du:dateUtc="2026-09-26T16:09:00Z">
-        <w:r>
-          <w:t>on Annotation Tool (CVAT)</w:t>
-        </w:r>
-      </w:ins>
-      <w:ins w:id="32" w:author="Antonio Ortega" w:date="2026-09-26T18:07:00Z" w16du:dateUtc="2026-09-26T16:07:00Z">
-        <w:r>
-          <w:t xml:space="preserve">, can be used to interrogate the system and </w:t>
+          <w:t>study if and</w:t>
+        </w:r>
+      </w:ins>
+      <w:ins w:id="31" w:author="Antonio Ortega" w:date="2026-09-26T18:07:00Z" w16du:dateUtc="2026-09-26T16:07:00Z">
+        <w:r>
+          <w:t xml:space="preserve"> </w:t>
+        </w:r>
+      </w:ins>
+      <w:ins w:id="32" w:author="Antonio Ortega" w:date="2026-09-26T17:49:00Z" w16du:dateUtc="2026-09-26T15:49:00Z">
+        <w:r>
+          <w:t xml:space="preserve">how flies </w:t>
         </w:r>
       </w:ins>
       <w:ins w:id="33" w:author="Antonio Ortega" w:date="2026-09-26T18:08:00Z" w16du:dateUtc="2026-09-26T16:08:00Z">
         <w:r>
-          <w:t>study if and</w:t>
-        </w:r>
-      </w:ins>
-      <w:ins w:id="34" w:author="Antonio Ortega" w:date="2026-09-26T18:07:00Z" w16du:dateUtc="2026-09-26T16:07:00Z">
-        <w:r>
-          <w:t xml:space="preserve"> </w:t>
-        </w:r>
-      </w:ins>
-      <w:ins w:id="35" w:author="Antonio Ortega" w:date="2026-09-26T17:49:00Z" w16du:dateUtc="2026-09-26T15:49:00Z">
-        <w:r>
-          <w:t xml:space="preserve">how flies </w:t>
-        </w:r>
-      </w:ins>
-      <w:ins w:id="36" w:author="Antonio Ortega" w:date="2026-09-26T18:08:00Z" w16du:dateUtc="2026-09-26T16:08:00Z">
-        <w:r>
           <w:t xml:space="preserve">socially </w:t>
         </w:r>
       </w:ins>
-      <w:ins w:id="37" w:author="Antonio Ortega" w:date="2026-09-26T17:49:00Z" w16du:dateUtc="2026-09-26T15:49:00Z">
+      <w:ins w:id="34" w:author="Antonio Ortega" w:date="2026-09-26T17:49:00Z" w16du:dateUtc="2026-09-26T15:49:00Z">
         <w:r>
           <w:t>influence each other’s sleep</w:t>
         </w:r>
       </w:ins>
-      <w:ins w:id="38" w:author="Antonio Ortega" w:date="2026-09-26T18:08:00Z" w16du:dateUtc="2026-09-26T16:08:00Z">
+      <w:ins w:id="35" w:author="Antonio Ortega" w:date="2026-09-26T18:08:00Z" w16du:dateUtc="2026-09-26T16:08:00Z">
         <w:r>
           <w:t>.</w:t>
         </w:r>
       </w:ins>
-      <w:ins w:id="39" w:author="Antonio Ortega" w:date="2026-09-26T18:09:00Z" w16du:dateUtc="2026-09-26T16:09:00Z">
+      <w:ins w:id="36" w:author="Antonio Ortega" w:date="2026-09-26T18:09:00Z" w16du:dateUtc="2026-09-26T16:09:00Z">
         <w:r>
           <w:t xml:space="preserve"> Furthermore,</w:t>
         </w:r>
       </w:ins>
-      <w:ins w:id="40" w:author="Antonio Ortega" w:date="2026-09-26T18:10:00Z" w16du:dateUtc="2026-09-26T16:10:00Z">
+      <w:ins w:id="37" w:author="Antonio Ortega" w:date="2026-09-26T18:10:00Z" w16du:dateUtc="2026-09-26T16:10:00Z">
         <w:r>
           <w:t xml:space="preserve"> the analysis of the animal’s pose provides a richer description of animal behavior, which simple centroid tracking cannot c</w:t>
         </w:r>
       </w:ins>
-      <w:ins w:id="41" w:author="Antonio Ortega" w:date="2026-09-26T18:11:00Z" w16du:dateUtc="2026-09-26T16:11:00Z">
+      <w:ins w:id="38" w:author="Antonio Ortega" w:date="2026-09-26T18:11:00Z" w16du:dateUtc="2026-09-26T16:11:00Z">
         <w:r>
           <w:t xml:space="preserve">apture, We used this descriptive wealth to </w:t>
         </w:r>
       </w:ins>
-      <w:ins w:id="42" w:author="Antonio Ortega" w:date="2026-09-26T18:12:00Z" w16du:dateUtc="2026-09-26T16:12:00Z">
+      <w:ins w:id="39" w:author="Antonio Ortega" w:date="2026-09-26T18:12:00Z" w16du:dateUtc="2026-09-26T16:12:00Z">
         <w:r>
           <w:t xml:space="preserve">assert </w:t>
         </w:r>
       </w:ins>
-      <w:ins w:id="43" w:author="Antonio Ortega" w:date="2026-09-26T18:11:00Z" w16du:dateUtc="2026-09-26T16:11:00Z">
+      <w:ins w:id="40" w:author="Antonio Ortega" w:date="2026-09-26T18:11:00Z" w16du:dateUtc="2026-09-26T16:11:00Z">
         <w:r>
           <w:t>with more accuracy</w:t>
         </w:r>
       </w:ins>
-      <w:ins w:id="44" w:author="Antonio Ortega" w:date="2026-09-26T18:12:00Z" w16du:dateUtc="2026-09-26T16:12:00Z">
+      <w:ins w:id="41" w:author="Antonio Ortega" w:date="2026-09-26T18:12:00Z" w16du:dateUtc="2026-09-26T16:12:00Z">
         <w:r>
           <w:t xml:space="preserve"> the sleep/wake state of each animal in the group, as well as to capture relevant microbehaviors and social interactions.</w:t>
         </w:r>
@@ -317,49 +302,49 @@
       <w:pPr>
         <w:spacing w:before="240" w:after="240"/>
         <w:rPr>
-          <w:del w:id="45" w:author="Antonio Ortega" w:date="2026-09-26T18:12:00Z" w16du:dateUtc="2026-09-26T16:12:00Z"/>
+          <w:del w:id="42" w:author="Antonio Ortega" w:date="2026-09-26T18:12:00Z" w16du:dateUtc="2026-09-26T16:12:00Z"/>
         </w:rPr>
       </w:pPr>
-      <w:del w:id="46" w:author="Antonio Ortega" w:date="2026-09-26T17:47:00Z" w16du:dateUtc="2026-09-26T15:47:00Z">
+      <w:del w:id="43" w:author="Antonio Ortega" w:date="2026-09-26T17:47:00Z" w16du:dateUtc="2026-09-26T15:47:00Z">
         <w:r>
           <w:delText xml:space="preserve">We are studying </w:delText>
         </w:r>
-        <w:commentRangeStart w:id="47"/>
+        <w:commentRangeStart w:id="44"/>
         <w:r>
           <w:delText xml:space="preserve">“sleep-transfer” </w:delText>
         </w:r>
-        <w:commentRangeEnd w:id="47"/>
+        <w:commentRangeEnd w:id="44"/>
         <w:r>
           <w:rPr>
             <w:rStyle w:val="CommentReference"/>
             <w:sz w:val="22"/>
             <w:szCs w:val="22"/>
           </w:rPr>
-          <w:commentReference w:id="47"/>
+          <w:commentReference w:id="44"/>
         </w:r>
         <w:r>
           <w:delText xml:space="preserve">in Drosophila, in which social interactions influence sleep patterns among group members. </w:delText>
         </w:r>
       </w:del>
-      <w:del w:id="48" w:author="Antonio Ortega" w:date="2026-09-26T18:12:00Z" w16du:dateUtc="2026-09-26T16:12:00Z">
+      <w:del w:id="45" w:author="Antonio Ortega" w:date="2026-09-26T18:12:00Z" w16du:dateUtc="2026-09-26T16:12:00Z">
         <w:r>
           <w:delText xml:space="preserve">Disruption of olfactory signalling, either through genetic mutations(e.g, </w:delText>
         </w:r>
-        <w:commentRangeStart w:id="49"/>
+        <w:commentRangeStart w:id="46"/>
         <w:r>
           <w:delText>orco23129</w:delText>
         </w:r>
       </w:del>
-      <w:commentRangeEnd w:id="49"/>
+      <w:commentRangeEnd w:id="46"/>
       <w:r>
         <w:rPr>
           <w:rStyle w:val="CommentReference"/>
           <w:sz w:val="22"/>
           <w:szCs w:val="22"/>
         </w:rPr>
-        <w:commentReference w:id="49"/>
-      </w:r>
-      <w:del w:id="50" w:author="Antonio Ortega" w:date="2026-09-26T18:12:00Z" w16du:dateUtc="2026-09-26T16:12:00Z">
+        <w:commentReference w:id="46"/>
+      </w:r>
+      <w:del w:id="47" w:author="Antonio Ortega" w:date="2026-09-26T18:12:00Z" w16du:dateUtc="2026-09-26T16:12:00Z">
         <w:r>
           <w:delText>) or loss of antennae, impairs sleep transfer and alters sleep-wake dynamics.</w:delText>
         </w:r>
@@ -369,10 +354,10 @@
       <w:pPr>
         <w:spacing w:before="240" w:after="240"/>
         <w:rPr>
-          <w:del w:id="51" w:author="Antonio Ortega" w:date="2026-09-26T18:12:00Z" w16du:dateUtc="2026-09-26T16:12:00Z"/>
+          <w:del w:id="48" w:author="Antonio Ortega" w:date="2026-09-26T18:12:00Z" w16du:dateUtc="2026-09-26T16:12:00Z"/>
         </w:rPr>
       </w:pPr>
-      <w:del w:id="52" w:author="Antonio Ortega" w:date="2026-09-26T18:12:00Z" w16du:dateUtc="2026-09-26T16:12:00Z">
+      <w:del w:id="49" w:author="Antonio Ortega" w:date="2026-09-26T18:12:00Z" w16du:dateUtc="2026-09-26T16:12:00Z">
         <w:r>
           <w:delText>To test this, we used an automated, behavioural tracking pipeline. The flies are recorded from above with a backlit infrared (850 nm) illumination and a high-resolution camera at 150 FPS. To prevent identity loss, group videos are first manually annotated using the Computer Vision Annotation Tool (CVAT) to establish a validated ground truth. We then use DeepEthogram, an automated machine learning framework, to predict behavioural states across the group. By continuously tracking individual flies, we quantify spatial proximity and interactions over time. These individual-level behaviours are mapped onto sleep-wake transitions to evaluate how social interactions influence sleep.</w:delText>
         </w:r>
@@ -382,6 +367,45 @@
       <w:pPr>
         <w:spacing w:before="240" w:after="240"/>
       </w:pPr>
+    </w:p>
+    <w:p>
+      <w:pPr>
+        <w:spacing w:before="240" w:after="240"/>
+      </w:pPr>
+      <w:r>
+        <w:t>T</w:t>
+      </w:r>
+      <w:r>
+        <w:t>his workflow links each fly's sleep patterns to the dynamics of its group, providing a framework for studying how social context shapes rest and activity.</w:t>
+      </w:r>
+      <w:r>
+        <w:t xml:space="preserve"> The</w:t>
+      </w:r>
+      <w:r>
+        <w:t xml:space="preserve"> </w:t>
+      </w:r>
+      <w:r>
+        <w:t>id</w:t>
+      </w:r>
+      <w:r>
+        <w:t>tracker</w:t>
+      </w:r>
+      <w:r>
+        <w:t>.ai</w:t>
+      </w:r>
+      <w:r>
+        <w:t xml:space="preserve"> has so far been applied to groups of up to four flies, and </w:t>
+      </w:r>
+      <w:r>
+        <w:t xml:space="preserve">for quantifying </w:t>
+      </w:r>
+      <w:r>
+        <w:t xml:space="preserve">sleep-wake transitions alongside interactions </w:t>
+      </w:r>
+      <w:r>
+        <w:lastRenderedPageBreak/>
+        <w:t>can help reveal whether contact with a groupmate changes an individual's state, with potential relevance to other species.</w:t>
+      </w:r>
     </w:p>
     <w:p/>
     <w:sectPr>
@@ -395,7 +419,7 @@
 </file>
 
 <file path=word/comments.xml><?xml version="1.0" encoding="utf-8"?>
-<w:comments xmlns:wpc="http://schemas.microsoft.com/office/word/2010/wordprocessingCanvas" xmlns:cx="http://schemas.microsoft.com/office/drawing/2014/chartex" xmlns:cx1="http://schemas.microsoft.com/office/drawing/2015/9/8/chartex" xmlns:cx2="http://schemas.microsoft.com/office/drawing/2015/10/21/chartex" xmlns:cx3="http://schemas.microsoft.com/office/drawing/2016/5/9/chartex" xmlns:cx4="http://schemas.microsoft.com/office/drawing/2016/5/10/chartex" xmlns:cx5="http://schemas.microsoft.com/office/drawing/2016/5/11/chartex" xmlns:cx6="http://schemas.microsoft.com/office/drawing/2016/5/12/chartex" xmlns:cx7="http://schemas.microsoft.com/office/drawing/2016/5/13/chartex" xmlns:cx8="http://schemas.microsoft.com/office/drawing/2016/5/14/chartex" xmlns:mc="http://schemas.openxmlformats.org/markup-compatibility/2006" xmlns:aink="http://schemas.microsoft.com/office/drawing/2016/ink" xmlns:am3d="http://schemas.microsoft.com/office/drawing/2017/model3d" xmlns:o="urn:schemas-microsoft-com:office:office" xmlns:oel="http://schemas.microsoft.com/office/2019/extlst" xmlns:r="http://schemas.openxmlformats.org/officeDocument/2006/relationships" xmlns:m="http://schemas.openxmlformats.org/officeDocument/2006/math" xmlns:v="urn:schemas-microsoft-com:vml" xmlns:wp14="http://schemas.microsoft.com/office/word/2010/wordprocessingDrawing" xmlns:wp="http://schemas.openxmlformats.org/drawingml/2006/wordprocessingDrawing" xmlns:w10="urn:schemas-microsoft-com:office:word" xmlns:w="http://schemas.openxmlformats.org/wordprocessingml/2006/main" xmlns:w14="http://schemas.microsoft.com/office/word/2010/wordml" xmlns:w15="http://schemas.microsoft.com/office/word/2012/wordml" xmlns:w16cex="http://schemas.microsoft.com/office/word/2018/wordml/cex" xmlns:w16cid="http://schemas.microsoft.com/office/word/2016/wordml/cid" xmlns:w16="http://schemas.microsoft.com/office/word/2018/wordml" xmlns:w16du="http://schemas.microsoft.com/office/word/2023/wordml/word16du" xmlns:w16sdtdh="http://schemas.microsoft.com/office/word/2020/wordml/sdtdatahash" xmlns:w16sdtfl="http://schemas.microsoft.com/office/word/2024/wordml/sdtformatlock" xmlns:w16se="http://schemas.microsoft.com/office/word/2015/wordml/symex" xmlns:wpg="http://schemas.microsoft.com/office/word/2010/wordprocessingGroup" xmlns:wpi="http://schemas.microsoft.com/office/word/2010/wordprocessingInk" xmlns:wne="http://schemas.microsoft.com/office/word/2006/wordml" xmlns:wps="http://schemas.microsoft.com/office/word/2010/wordprocessingShape" mc:Ignorable="w14 w15 w16se w16cid w16 w16cex w16sdtdh w16sdtfl w16du wp14">
+<w:comments xmlns:wpc="http://schemas.microsoft.com/office/word/2010/wordprocessingCanvas" xmlns:cx="http://schemas.microsoft.com/office/drawing/2014/chartex" xmlns:cx1="http://schemas.microsoft.com/office/drawing/2015/9/8/chartex" xmlns:cx2="http://schemas.microsoft.com/office/drawing/2015/10/21/chartex" xmlns:cx3="http://schemas.microsoft.com/office/drawing/2016/5/9/chartex" xmlns:cx4="http://schemas.microsoft.com/office/drawing/2016/5/10/chartex" xmlns:cx5="http://schemas.microsoft.com/office/drawing/2016/5/11/chartex" xmlns:cx6="http://schemas.microsoft.com/office/drawing/2016/5/12/chartex" xmlns:cx7="http://schemas.microsoft.com/office/drawing/2016/5/13/chartex" xmlns:cx8="http://schemas.microsoft.com/office/drawing/2016/5/14/chartex" xmlns:mc="http://schemas.openxmlformats.org/markup-compatibility/2006" xmlns:aink="http://schemas.microsoft.com/office/drawing/2016/ink" xmlns:am3d="http://schemas.microsoft.com/office/drawing/2017/model3d" xmlns:o="urn:schemas-microsoft-com:office:office" xmlns:oel="http://schemas.microsoft.com/office/2019/extlst" xmlns:r="http://schemas.openxmlformats.org/officeDocument/2006/relationships" xmlns:m="http://schemas.openxmlformats.org/officeDocument/2006/math" xmlns:v="urn:schemas-microsoft-com:vml" xmlns:wp14="http://schemas.microsoft.com/office/word/2010/wordprocessingDrawing" xmlns:wp="http://schemas.openxmlformats.org/drawingml/2006/wordprocessingDrawing" xmlns:w10="urn:schemas-microsoft-com:office:word" xmlns:w="http://schemas.openxmlformats.org/wordprocessingml/2006/main" xmlns:w14="http://schemas.microsoft.com/office/word/2010/wordml" xmlns:w15="http://schemas.microsoft.com/office/word/2012/wordml" xmlns:w16cei="http://schemas.microsoft.com/office/word/2026/wordml/cei" xmlns:w16cex="http://schemas.microsoft.com/office/word/2018/wordml/cex" xmlns:w16cid="http://schemas.microsoft.com/office/word/2016/wordml/cid" xmlns:w16="http://schemas.microsoft.com/office/word/2018/wordml" xmlns:w16du="http://schemas.microsoft.com/office/word/2023/wordml/word16du" xmlns:w16sdtdh="http://schemas.microsoft.com/office/word/2020/wordml/sdtdatahash" xmlns:w16sdtfl="http://schemas.microsoft.com/office/word/2024/wordml/sdtformatlock" xmlns:w16se="http://schemas.microsoft.com/office/word/2015/wordml/symex" xmlns:wpg="http://schemas.microsoft.com/office/word/2010/wordprocessingGroup" xmlns:wpi="http://schemas.microsoft.com/office/word/2010/wordprocessingInk" xmlns:wne="http://schemas.microsoft.com/office/word/2006/wordml" xmlns:wps="http://schemas.microsoft.com/office/word/2010/wordprocessingShape" mc:Ignorable="w14 w15 w16se w16cid w16 w16cex w16sdtdh w16sdtfl w16du wp14">
   <w:comment w:id="2" w:author="Antonio Ortega" w:date="2026-09-26T17:34:00Z" w:initials="AO">
     <w:p>
       <w:pPr>
@@ -412,7 +436,7 @@
       </w:r>
     </w:p>
   </w:comment>
-  <w:comment w:id="21" w:author="Antonio Ortega" w:date="2026-09-26T17:37:00Z" w:initials="AO">
+  <w:comment w:id="18" w:author="Antonio Ortega" w:date="2026-09-26T17:37:00Z" w:initials="AO">
     <w:p>
       <w:pPr>
         <w:pStyle w:val="CommentText"/>
@@ -428,7 +452,7 @@
       </w:r>
     </w:p>
   </w:comment>
-  <w:comment w:id="23" w:author="Antonio Ortega" w:date="2026-09-26T17:44:00Z" w:initials="AO">
+  <w:comment w:id="20" w:author="Antonio Ortega" w:date="2026-09-26T17:44:00Z" w:initials="AO">
     <w:p>
       <w:pPr>
         <w:pStyle w:val="CommentText"/>
@@ -444,7 +468,7 @@
       </w:r>
     </w:p>
   </w:comment>
-  <w:comment w:id="25" w:author="Antonio Ortega" w:date="2026-09-26T17:45:00Z" w:initials="AO">
+  <w:comment w:id="22" w:author="Antonio Ortega" w:date="2026-09-26T17:45:00Z" w:initials="AO">
     <w:p>
       <w:pPr>
         <w:pStyle w:val="CommentText"/>
@@ -460,7 +484,7 @@
       </w:r>
     </w:p>
   </w:comment>
-  <w:comment w:id="47" w:author="Antonio Ortega" w:date="2026-09-26T17:46:00Z" w:initials="AO">
+  <w:comment w:id="44" w:author="Antonio Ortega" w:date="2026-09-26T17:46:00Z" w:initials="AO">
     <w:p>
       <w:pPr>
         <w:pStyle w:val="CommentText"/>
@@ -476,7 +500,7 @@
       </w:r>
     </w:p>
   </w:comment>
-  <w:comment w:id="49" w:author="Antonio Ortega" w:date="2026-09-26T18:12:00Z" w:initials="AO">
+  <w:comment w:id="46" w:author="Antonio Ortega" w:date="2026-09-26T18:12:00Z" w:initials="AO">
     <w:p>
       <w:pPr>
         <w:pStyle w:val="CommentText"/>
@@ -520,7 +544,7 @@
 </file>
 
 <file path=word/commentsExtended.xml><?xml version="1.0" encoding="utf-8"?>
-<w15:commentsEx xmlns:wpc="http://schemas.microsoft.com/office/word/2010/wordprocessingCanvas" xmlns:cx="http://schemas.microsoft.com/office/drawing/2014/chartex" xmlns:cx1="http://schemas.microsoft.com/office/drawing/2015/9/8/chartex" xmlns:cx2="http://schemas.microsoft.com/office/drawing/2015/10/21/chartex" xmlns:cx3="http://schemas.microsoft.com/office/drawing/2016/5/9/chartex" xmlns:cx4="http://schemas.microsoft.com/office/drawing/2016/5/10/chartex" xmlns:cx5="http://schemas.microsoft.com/office/drawing/2016/5/11/chartex" xmlns:cx6="http://schemas.microsoft.com/office/drawing/2016/5/12/chartex" xmlns:cx7="http://schemas.microsoft.com/office/drawing/2016/5/13/chartex" xmlns:cx8="http://schemas.microsoft.com/office/drawing/2016/5/14/chartex" xmlns:mc="http://schemas.openxmlformats.org/markup-compatibility/2006" xmlns:aink="http://schemas.microsoft.com/office/drawing/2016/ink" xmlns:am3d="http://schemas.microsoft.com/office/drawing/2017/model3d" xmlns:o="urn:schemas-microsoft-com:office:office" xmlns:oel="http://schemas.microsoft.com/office/2019/extlst" xmlns:r="http://schemas.openxmlformats.org/officeDocument/2006/relationships" xmlns:m="http://schemas.openxmlformats.org/officeDocument/2006/math" xmlns:v="urn:schemas-microsoft-com:vml" xmlns:wp14="http://schemas.microsoft.com/office/word/2010/wordprocessingDrawing" xmlns:wp="http://schemas.openxmlformats.org/drawingml/2006/wordprocessingDrawing" xmlns:w10="urn:schemas-microsoft-com:office:word" xmlns:w="http://schemas.openxmlformats.org/wordprocessingml/2006/main" xmlns:w14="http://schemas.microsoft.com/office/word/2010/wordml" xmlns:w15="http://schemas.microsoft.com/office/word/2012/wordml" xmlns:w16cex="http://schemas.microsoft.com/office/word/2018/wordml/cex" xmlns:w16cid="http://schemas.microsoft.com/office/word/2016/wordml/cid" xmlns:w16="http://schemas.microsoft.com/office/word/2018/wordml" xmlns:w16du="http://schemas.microsoft.com/office/word/2023/wordml/word16du" xmlns:w16sdtdh="http://schemas.microsoft.com/office/word/2020/wordml/sdtdatahash" xmlns:w16sdtfl="http://schemas.microsoft.com/office/word/2024/wordml/sdtformatlock" xmlns:w16se="http://schemas.microsoft.com/office/word/2015/wordml/symex" xmlns:wpg="http://schemas.microsoft.com/office/word/2010/wordprocessingGroup" xmlns:wpi="http://schemas.microsoft.com/office/word/2010/wordprocessingInk" xmlns:wne="http://schemas.microsoft.com/office/word/2006/wordml" xmlns:wps="http://schemas.microsoft.com/office/word/2010/wordprocessingShape" mc:Ignorable="w14 w15 w16se w16cid w16 w16cex w16sdtdh w16sdtfl w16du wp14">
+<w15:commentsEx xmlns:wpc="http://schemas.microsoft.com/office/word/2010/wordprocessingCanvas" xmlns:cx="http://schemas.microsoft.com/office/drawing/2014/chartex" xmlns:cx1="http://schemas.microsoft.com/office/drawing/2015/9/8/chartex" xmlns:cx2="http://schemas.microsoft.com/office/drawing/2015/10/21/chartex" xmlns:cx3="http://schemas.microsoft.com/office/drawing/2016/5/9/chartex" xmlns:cx4="http://schemas.microsoft.com/office/drawing/2016/5/10/chartex" xmlns:cx5="http://schemas.microsoft.com/office/drawing/2016/5/11/chartex" xmlns:cx6="http://schemas.microsoft.com/office/drawing/2016/5/12/chartex" xmlns:cx7="http://schemas.microsoft.com/office/drawing/2016/5/13/chartex" xmlns:cx8="http://schemas.microsoft.com/office/drawing/2016/5/14/chartex" xmlns:mc="http://schemas.openxmlformats.org/markup-compatibility/2006" xmlns:aink="http://schemas.microsoft.com/office/drawing/2016/ink" xmlns:am3d="http://schemas.microsoft.com/office/drawing/2017/model3d" xmlns:o="urn:schemas-microsoft-com:office:office" xmlns:oel="http://schemas.microsoft.com/office/2019/extlst" xmlns:r="http://schemas.openxmlformats.org/officeDocument/2006/relationships" xmlns:m="http://schemas.openxmlformats.org/officeDocument/2006/math" xmlns:v="urn:schemas-microsoft-com:vml" xmlns:wp14="http://schemas.microsoft.com/office/word/2010/wordprocessingDrawing" xmlns:wp="http://schemas.openxmlformats.org/drawingml/2006/wordprocessingDrawing" xmlns:w10="urn:schemas-microsoft-com:office:word" xmlns:w="http://schemas.openxmlformats.org/wordprocessingml/2006/main" xmlns:w14="http://schemas.microsoft.com/office/word/2010/wordml" xmlns:w15="http://schemas.microsoft.com/office/word/2012/wordml" xmlns:w16cei="http://schemas.microsoft.com/office/word/2026/wordml/cei" xmlns:w16cex="http://schemas.microsoft.com/office/word/2018/wordml/cex" xmlns:w16cid="http://schemas.microsoft.com/office/word/2016/wordml/cid" xmlns:w16="http://schemas.microsoft.com/office/word/2018/wordml" xmlns:w16du="http://schemas.microsoft.com/office/word/2023/wordml/word16du" xmlns:w16sdtdh="http://schemas.microsoft.com/office/word/2020/wordml/sdtdatahash" xmlns:w16sdtfl="http://schemas.microsoft.com/office/word/2024/wordml/sdtformatlock" xmlns:w16se="http://schemas.microsoft.com/office/word/2015/wordml/symex" xmlns:wpg="http://schemas.microsoft.com/office/word/2010/wordprocessingGroup" xmlns:wpi="http://schemas.microsoft.com/office/word/2010/wordprocessingInk" xmlns:wne="http://schemas.microsoft.com/office/word/2006/wordml" xmlns:wps="http://schemas.microsoft.com/office/word/2010/wordprocessingShape" mc:Ignorable="w14 w15 w16se w16cid w16 w16cex w16sdtdh w16sdtfl w16du wp14">
   <w15:commentEx w15:paraId="42759EF0" w15:done="0"/>
   <w15:commentEx w15:paraId="3D91DF0C" w15:done="0"/>
   <w15:commentEx w15:paraId="734E6814" w15:done="0"/>
@@ -531,7 +555,7 @@
 </file>
 
 <file path=word/commentsExtensible.xml><?xml version="1.0" encoding="utf-8"?>
-<w16cex:commentsExtensible xmlns:wpc="http://schemas.microsoft.com/office/word/2010/wordprocessingCanvas" xmlns:cx="http://schemas.microsoft.com/office/drawing/2014/chartex" xmlns:cx1="http://schemas.microsoft.com/office/drawing/2015/9/8/chartex" xmlns:cx2="http://schemas.microsoft.com/office/drawing/2015/10/21/chartex" xmlns:cx3="http://schemas.microsoft.com/office/drawing/2016/5/9/chartex" xmlns:cx4="http://schemas.microsoft.com/office/drawing/2016/5/10/chartex" xmlns:cx5="http://schemas.microsoft.com/office/drawing/2016/5/11/chartex" xmlns:cx6="http://schemas.microsoft.com/office/drawing/2016/5/12/chartex" xmlns:cx7="http://schemas.microsoft.com/office/drawing/2016/5/13/chartex" xmlns:cx8="http://schemas.microsoft.com/office/drawing/2016/5/14/chartex" xmlns:cr="http://schemas.microsoft.com/office/comments/2020/reactions" xmlns:mc="http://schemas.openxmlformats.org/markup-compatibility/2006" xmlns:aink="http://schemas.microsoft.com/office/drawing/2016/ink" xmlns:am3d="http://schemas.microsoft.com/office/drawing/2017/model3d" xmlns:o="urn:schemas-microsoft-com:office:office" xmlns:oel="http://schemas.microsoft.com/office/2019/extlst" xmlns:r="http://schemas.openxmlformats.org/officeDocument/2006/relationships" xmlns:m="http://schemas.openxmlformats.org/officeDocument/2006/math" xmlns:v="urn:schemas-microsoft-com:vml" xmlns:wp14="http://schemas.microsoft.com/office/word/2010/wordprocessingDrawing" xmlns:wp="http://schemas.openxmlformats.org/drawingml/2006/wordprocessingDrawing" xmlns:w10="urn:schemas-microsoft-com:office:word" xmlns:w="http://schemas.openxmlformats.org/wordprocessingml/2006/main" xmlns:w14="http://schemas.microsoft.com/office/word/2010/wordml" xmlns:w15="http://schemas.microsoft.com/office/word/2012/wordml" xmlns:w16cex="http://schemas.microsoft.com/office/word/2018/wordml/cex" xmlns:w16cid="http://schemas.microsoft.com/office/word/2016/wordml/cid" xmlns:w16="http://schemas.microsoft.com/office/word/2018/wordml" xmlns:w16du="http://schemas.microsoft.com/office/word/2023/wordml/word16du" xmlns:w16sdtdh="http://schemas.microsoft.com/office/word/2020/wordml/sdtdatahash" xmlns:w16sdtfl="http://schemas.microsoft.com/office/word/2024/wordml/sdtformatlock" xmlns:w16se="http://schemas.microsoft.com/office/word/2015/wordml/symex" xmlns:wpg="http://schemas.microsoft.com/office/word/2010/wordprocessingGroup" xmlns:wpi="http://schemas.microsoft.com/office/word/2010/wordprocessingInk" xmlns:wne="http://schemas.microsoft.com/office/word/2006/wordml" xmlns:wps="http://schemas.microsoft.com/office/word/2010/wordprocessingShape" mc:Ignorable="w14 w15 w16se w16cid w16 w16cex w16sdtdh w16sdtfl cr w16du wp14">
+<w16cex:commentsExtensible xmlns:wpc="http://schemas.microsoft.com/office/word/2010/wordprocessingCanvas" xmlns:cx="http://schemas.microsoft.com/office/drawing/2014/chartex" xmlns:cx1="http://schemas.microsoft.com/office/drawing/2015/9/8/chartex" xmlns:cx2="http://schemas.microsoft.com/office/drawing/2015/10/21/chartex" xmlns:cx3="http://schemas.microsoft.com/office/drawing/2016/5/9/chartex" xmlns:cx4="http://schemas.microsoft.com/office/drawing/2016/5/10/chartex" xmlns:cx5="http://schemas.microsoft.com/office/drawing/2016/5/11/chartex" xmlns:cx6="http://schemas.microsoft.com/office/drawing/2016/5/12/chartex" xmlns:cx7="http://schemas.microsoft.com/office/drawing/2016/5/13/chartex" xmlns:cx8="http://schemas.microsoft.com/office/drawing/2016/5/14/chartex" xmlns:cr="http://schemas.microsoft.com/office/comments/2020/reactions" xmlns:mc="http://schemas.openxmlformats.org/markup-compatibility/2006" xmlns:aink="http://schemas.microsoft.com/office/drawing/2016/ink" xmlns:am3d="http://schemas.microsoft.com/office/drawing/2017/model3d" xmlns:o="urn:schemas-microsoft-com:office:office" xmlns:oel="http://schemas.microsoft.com/office/2019/extlst" xmlns:r="http://schemas.openxmlformats.org/officeDocument/2006/relationships" xmlns:m="http://schemas.openxmlformats.org/officeDocument/2006/math" xmlns:v="urn:schemas-microsoft-com:vml" xmlns:wp14="http://schemas.microsoft.com/office/word/2010/wordprocessingDrawing" xmlns:wp="http://schemas.openxmlformats.org/drawingml/2006/wordprocessingDrawing" xmlns:w10="urn:schemas-microsoft-com:office:word" xmlns:w="http://schemas.openxmlformats.org/wordprocessingml/2006/main" xmlns:w14="http://schemas.microsoft.com/office/word/2010/wordml" xmlns:w15="http://schemas.microsoft.com/office/word/2012/wordml" xmlns:w16cei="http://schemas.microsoft.com/office/word/2026/wordml/cei" xmlns:w16cex="http://schemas.microsoft.com/office/word/2018/wordml/cex" xmlns:w16cid="http://schemas.microsoft.com/office/word/2016/wordml/cid" xmlns:w16="http://schemas.microsoft.com/office/word/2018/wordml" xmlns:w16du="http://schemas.microsoft.com/office/word/2023/wordml/word16du" xmlns:w16sdtdh="http://schemas.microsoft.com/office/word/2020/wordml/sdtdatahash" xmlns:w16sdtfl="http://schemas.microsoft.com/office/word/2024/wordml/sdtformatlock" xmlns:w16se="http://schemas.microsoft.com/office/word/2015/wordml/symex" xmlns:wpg="http://schemas.microsoft.com/office/word/2010/wordprocessingGroup" xmlns:wpi="http://schemas.microsoft.com/office/word/2010/wordprocessingInk" xmlns:wne="http://schemas.microsoft.com/office/word/2006/wordml" xmlns:wps="http://schemas.microsoft.com/office/word/2010/wordprocessingShape" mc:Ignorable="w14 w15 w16se w16cid w16 w16cex w16sdtdh w16sdtfl cr w16du wp14">
   <w16cex:commentExtensible w16cex:durableId="7FB3E401" w16cex:dateUtc="2026-09-26T15:34:00Z"/>
   <w16cex:commentExtensible w16cex:durableId="5E005750" w16cex:dateUtc="2026-09-26T15:37:00Z"/>
   <w16cex:commentExtensible w16cex:durableId="5BC05104" w16cex:dateUtc="2026-09-26T15:44:00Z"/>
@@ -542,7 +566,7 @@
 </file>
 
 <file path=word/commentsIds.xml><?xml version="1.0" encoding="utf-8"?>
-<w16cid:commentsIds xmlns:wpc="http://schemas.microsoft.com/office/word/2010/wordprocessingCanvas" xmlns:cx="http://schemas.microsoft.com/office/drawing/2014/chartex" xmlns:cx1="http://schemas.microsoft.com/office/drawing/2015/9/8/chartex" xmlns:cx2="http://schemas.microsoft.com/office/drawing/2015/10/21/chartex" xmlns:cx3="http://schemas.microsoft.com/office/drawing/2016/5/9/chartex" xmlns:cx4="http://schemas.microsoft.com/office/drawing/2016/5/10/chartex" xmlns:cx5="http://schemas.microsoft.com/office/drawing/2016/5/11/chartex" xmlns:cx6="http://schemas.microsoft.com/office/drawing/2016/5/12/chartex" xmlns:cx7="http://schemas.microsoft.com/office/drawing/2016/5/13/chartex" xmlns:cx8="http://schemas.microsoft.com/office/drawing/2016/5/14/chartex" xmlns:mc="http://schemas.openxmlformats.org/markup-compatibility/2006" xmlns:aink="http://schemas.microsoft.com/office/drawing/2016/ink" xmlns:am3d="http://schemas.microsoft.com/office/drawing/2017/model3d" xmlns:o="urn:schemas-microsoft-com:office:office" xmlns:oel="http://schemas.microsoft.com/office/2019/extlst" xmlns:r="http://schemas.openxmlformats.org/officeDocument/2006/relationships" xmlns:m="http://schemas.openxmlformats.org/officeDocument/2006/math" xmlns:v="urn:schemas-microsoft-com:vml" xmlns:wp14="http://schemas.microsoft.com/office/word/2010/wordprocessingDrawing" xmlns:wp="http://schemas.openxmlformats.org/drawingml/2006/wordprocessingDrawing" xmlns:w10="urn:schemas-microsoft-com:office:word" xmlns:w="http://schemas.openxmlformats.org/wordprocessingml/2006/main" xmlns:w14="http://schemas.microsoft.com/office/word/2010/wordml" xmlns:w15="http://schemas.microsoft.com/office/word/2012/wordml" xmlns:w16cex="http://schemas.microsoft.com/office/word/2018/wordml/cex" xmlns:w16cid="http://schemas.microsoft.com/office/word/2016/wordml/cid" xmlns:w16="http://schemas.microsoft.com/office/word/2018/wordml" xmlns:w16du="http://schemas.microsoft.com/office/word/2023/wordml/word16du" xmlns:w16sdtdh="http://schemas.microsoft.com/office/word/2020/wordml/sdtdatahash" xmlns:w16sdtfl="http://schemas.microsoft.com/office/word/2024/wordml/sdtformatlock" xmlns:w16se="http://schemas.microsoft.com/office/word/2015/wordml/symex" xmlns:wpg="http://schemas.microsoft.com/office/word/2010/wordprocessingGroup" xmlns:wpi="http://schemas.microsoft.com/office/word/2010/wordprocessingInk" xmlns:wne="http://schemas.microsoft.com/office/word/2006/wordml" xmlns:wps="http://schemas.microsoft.com/office/word/2010/wordprocessingShape" mc:Ignorable="w14 w15 w16se w16cid w16 w16cex w16sdtdh w16sdtfl w16du wp14">
+<w16cid:commentsIds xmlns:wpc="http://schemas.microsoft.com/office/word/2010/wordprocessingCanvas" xmlns:cx="http://schemas.microsoft.com/office/drawing/2014/chartex" xmlns:cx1="http://schemas.microsoft.com/office/drawing/2015/9/8/chartex" xmlns:cx2="http://schemas.microsoft.com/office/drawing/2015/10/21/chartex" xmlns:cx3="http://schemas.microsoft.com/office/drawing/2016/5/9/chartex" xmlns:cx4="http://schemas.microsoft.com/office/drawing/2016/5/10/chartex" xmlns:cx5="http://schemas.microsoft.com/office/drawing/2016/5/11/chartex" xmlns:cx6="http://schemas.microsoft.com/office/drawing/2016/5/12/chartex" xmlns:cx7="http://schemas.microsoft.com/office/drawing/2016/5/13/chartex" xmlns:cx8="http://schemas.microsoft.com/office/drawing/2016/5/14/chartex" xmlns:mc="http://schemas.openxmlformats.org/markup-compatibility/2006" xmlns:aink="http://schemas.microsoft.com/office/drawing/2016/ink" xmlns:am3d="http://schemas.microsoft.com/office/drawing/2017/model3d" xmlns:o="urn:schemas-microsoft-com:office:office" xmlns:oel="http://schemas.microsoft.com/office/2019/extlst" xmlns:r="http://schemas.openxmlformats.org/officeDocument/2006/relationships" xmlns:m="http://schemas.openxmlformats.org/officeDocument/2006/math" xmlns:v="urn:schemas-microsoft-com:vml" xmlns:wp14="http://schemas.microsoft.com/office/word/2010/wordprocessingDrawing" xmlns:wp="http://schemas.openxmlformats.org/drawingml/2006/wordprocessingDrawing" xmlns:w10="urn:schemas-microsoft-com:office:word" xmlns:w="http://schemas.openxmlformats.org/wordprocessingml/2006/main" xmlns:w14="http://schemas.microsoft.com/office/word/2010/wordml" xmlns:w15="http://schemas.microsoft.com/office/word/2012/wordml" xmlns:w16cei="http://schemas.microsoft.com/office/word/2026/wordml/cei" xmlns:w16cex="http://schemas.microsoft.com/office/word/2018/wordml/cex" xmlns:w16cid="http://schemas.microsoft.com/office/word/2016/wordml/cid" xmlns:w16="http://schemas.microsoft.com/office/word/2018/wordml" xmlns:w16du="http://schemas.microsoft.com/office/word/2023/wordml/word16du" xmlns:w16sdtdh="http://schemas.microsoft.com/office/word/2020/wordml/sdtdatahash" xmlns:w16sdtfl="http://schemas.microsoft.com/office/word/2024/wordml/sdtformatlock" xmlns:w16se="http://schemas.microsoft.com/office/word/2015/wordml/symex" xmlns:wpg="http://schemas.microsoft.com/office/word/2010/wordprocessingGroup" xmlns:wpi="http://schemas.microsoft.com/office/word/2010/wordprocessingInk" xmlns:wne="http://schemas.microsoft.com/office/word/2006/wordml" xmlns:wps="http://schemas.microsoft.com/office/word/2010/wordprocessingShape" mc:Ignorable="w14 w15 w16se w16cid w16 w16cex w16sdtdh w16sdtfl w16du wp14">
   <w16cid:commentId w16cid:paraId="42759EF0" w16cid:durableId="7FB3E401"/>
   <w16cid:commentId w16cid:paraId="3D91DF0C" w16cid:durableId="5E005750"/>
   <w16cid:commentId w16cid:paraId="734E6814" w16cid:durableId="5BC05104"/>
@@ -553,7 +577,7 @@
 </file>
 
 <file path=word/people.xml><?xml version="1.0" encoding="utf-8"?>
-<w15:people xmlns:wpc="http://schemas.microsoft.com/office/word/2010/wordprocessingCanvas" xmlns:cx="http://schemas.microsoft.com/office/drawing/2014/chartex" xmlns:cx1="http://schemas.microsoft.com/office/drawing/2015/9/8/chartex" xmlns:cx2="http://schemas.microsoft.com/office/drawing/2015/10/21/chartex" xmlns:cx3="http://schemas.microsoft.com/office/drawing/2016/5/9/chartex" xmlns:cx4="http://schemas.microsoft.com/office/drawing/2016/5/10/chartex" xmlns:cx5="http://schemas.microsoft.com/office/drawing/2016/5/11/chartex" xmlns:cx6="http://schemas.microsoft.com/office/drawing/2016/5/12/chartex" xmlns:cx7="http://schemas.microsoft.com/office/drawing/2016/5/13/chartex" xmlns:cx8="http://schemas.microsoft.com/office/drawing/2016/5/14/chartex" xmlns:mc="http://schemas.openxmlformats.org/markup-compatibility/2006" xmlns:aink="http://schemas.microsoft.com/office/drawing/2016/ink" xmlns:am3d="http://schemas.microsoft.com/office/drawing/2017/model3d" xmlns:o="urn:schemas-microsoft-com:office:office" xmlns:oel="http://schemas.microsoft.com/office/2019/extlst" xmlns:r="http://schemas.openxmlformats.org/officeDocument/2006/relationships" xmlns:m="http://schemas.openxmlformats.org/officeDocument/2006/math" xmlns:v="urn:schemas-microsoft-com:vml" xmlns:wp14="http://schemas.microsoft.com/office/word/2010/wordprocessingDrawing" xmlns:wp="http://schemas.openxmlformats.org/drawingml/2006/wordprocessingDrawing" xmlns:w10="urn:schemas-microsoft-com:office:word" xmlns:w="http://schemas.openxmlformats.org/wordprocessingml/2006/main" xmlns:w14="http://schemas.microsoft.com/office/word/2010/wordml" xmlns:w15="http://schemas.microsoft.com/office/word/2012/wordml" xmlns:w16cex="http://schemas.microsoft.com/office/word/2018/wordml/cex" xmlns:w16cid="http://schemas.microsoft.com/office/word/2016/wordml/cid" xmlns:w16="http://schemas.microsoft.com/office/word/2018/wordml" xmlns:w16du="http://schemas.microsoft.com/office/word/2023/wordml/word16du" xmlns:w16sdtdh="http://schemas.microsoft.com/office/word/2020/wordml/sdtdatahash" xmlns:w16sdtfl="http://schemas.microsoft.com/office/word/2024/wordml/sdtformatlock" xmlns:w16se="http://schemas.microsoft.com/office/word/2015/wordml/symex" xmlns:wpg="http://schemas.microsoft.com/office/word/2010/wordprocessingGroup" xmlns:wpi="http://schemas.microsoft.com/office/word/2010/wordprocessingInk" xmlns:wne="http://schemas.microsoft.com/office/word/2006/wordml" xmlns:wps="http://schemas.microsoft.com/office/word/2010/wordprocessingShape" mc:Ignorable="w14 w15 w16se w16cid w16 w16cex w16sdtdh w16sdtfl w16du wp14">
+<w15:people xmlns:wpc="http://schemas.microsoft.com/office/word/2010/wordprocessingCanvas" xmlns:cx="http://schemas.microsoft.com/office/drawing/2014/chartex" xmlns:cx1="http://schemas.microsoft.com/office/drawing/2015/9/8/chartex" xmlns:cx2="http://schemas.microsoft.com/office/drawing/2015/10/21/chartex" xmlns:cx3="http://schemas.microsoft.com/office/drawing/2016/5/9/chartex" xmlns:cx4="http://schemas.microsoft.com/office/drawing/2016/5/10/chartex" xmlns:cx5="http://schemas.microsoft.com/office/drawing/2016/5/11/chartex" xmlns:cx6="http://schemas.microsoft.com/office/drawing/2016/5/12/chartex" xmlns:cx7="http://schemas.microsoft.com/office/drawing/2016/5/13/chartex" xmlns:cx8="http://schemas.microsoft.com/office/drawing/2016/5/14/chartex" xmlns:mc="http://schemas.openxmlformats.org/markup-compatibility/2006" xmlns:aink="http://schemas.microsoft.com/office/drawing/2016/ink" xmlns:am3d="http://schemas.microsoft.com/office/drawing/2017/model3d" xmlns:o="urn:schemas-microsoft-com:office:office" xmlns:oel="http://schemas.microsoft.com/office/2019/extlst" xmlns:r="http://schemas.openxmlformats.org/officeDocument/2006/relationships" xmlns:m="http://schemas.openxmlformats.org/officeDocument/2006/math" xmlns:v="urn:schemas-microsoft-com:vml" xmlns:wp14="http://schemas.microsoft.com/office/word/2010/wordprocessingDrawing" xmlns:wp="http://schemas.openxmlformats.org/drawingml/2006/wordprocessingDrawing" xmlns:w10="urn:schemas-microsoft-com:office:word" xmlns:w="http://schemas.openxmlformats.org/wordprocessingml/2006/main" xmlns:w14="http://schemas.microsoft.com/office/word/2010/wordml" xmlns:w15="http://schemas.microsoft.com/office/word/2012/wordml" xmlns:w16cei="http://schemas.microsoft.com/office/word/2026/wordml/cei" xmlns:w16cex="http://schemas.microsoft.com/office/word/2018/wordml/cex" xmlns:w16cid="http://schemas.microsoft.com/office/word/2016/wordml/cid" xmlns:w16="http://schemas.microsoft.com/office/word/2018/wordml" xmlns:w16du="http://schemas.microsoft.com/office/word/2023/wordml/word16du" xmlns:w16sdtdh="http://schemas.microsoft.com/office/word/2020/wordml/sdtdatahash" xmlns:w16sdtfl="http://schemas.microsoft.com/office/word/2024/wordml/sdtformatlock" xmlns:w16se="http://schemas.microsoft.com/office/word/2015/wordml/symex" xmlns:wpg="http://schemas.microsoft.com/office/word/2010/wordprocessingGroup" xmlns:wpi="http://schemas.microsoft.com/office/word/2010/wordprocessingInk" xmlns:wne="http://schemas.microsoft.com/office/word/2006/wordml" xmlns:wps="http://schemas.microsoft.com/office/word/2010/wordprocessingShape" mc:Ignorable="w14 w15 w16se w16cid w16 w16cex w16sdtdh w16sdtfl w16du wp14">
   <w15:person w15:author="Antonio Ortega">
     <w15:presenceInfo w15:providerId="AD" w15:userId="S::antonio.ortega@kuleuven.be::c6a747d7-790b-47e4-ae95-b117223a48b4"/>
   </w15:person>

--- a/abstract.docx
+++ b/abstract.docx
@@ -1,6 +1,6 @@
 
 <file path=word/document.xml><?xml version="1.0" encoding="utf-8"?>
-<w:document xmlns:wpc="http://schemas.microsoft.com/office/word/2010/wordprocessingCanvas" xmlns:cx="http://schemas.microsoft.com/office/drawing/2014/chartex" xmlns:cx1="http://schemas.microsoft.com/office/drawing/2015/9/8/chartex" xmlns:cx2="http://schemas.microsoft.com/office/drawing/2015/10/21/chartex" xmlns:cx3="http://schemas.microsoft.com/office/drawing/2016/5/9/chartex" xmlns:cx4="http://schemas.microsoft.com/office/drawing/2016/5/10/chartex" xmlns:cx5="http://schemas.microsoft.com/office/drawing/2016/5/11/chartex" xmlns:cx6="http://schemas.microsoft.com/office/drawing/2016/5/12/chartex" xmlns:cx7="http://schemas.microsoft.com/office/drawing/2016/5/13/chartex" xmlns:cx8="http://schemas.microsoft.com/office/drawing/2016/5/14/chartex" xmlns:mc="http://schemas.openxmlformats.org/markup-compatibility/2006" xmlns:aink="http://schemas.microsoft.com/office/drawing/2016/ink" xmlns:am3d="http://schemas.microsoft.com/office/drawing/2017/model3d" xmlns:o="urn:schemas-microsoft-com:office:office" xmlns:oel="http://schemas.microsoft.com/office/2019/extlst" xmlns:r="http://schemas.openxmlformats.org/officeDocument/2006/relationships" xmlns:m="http://schemas.openxmlformats.org/officeDocument/2006/math" xmlns:v="urn:schemas-microsoft-com:vml" xmlns:wp14="http://schemas.microsoft.com/office/word/2010/wordprocessingDrawing" xmlns:wp="http://schemas.openxmlformats.org/drawingml/2006/wordprocessingDrawing" xmlns:w10="urn:schemas-microsoft-com:office:word" xmlns:w="http://schemas.openxmlformats.org/wordprocessingml/2006/main" xmlns:w14="http://schemas.microsoft.com/office/word/2010/wordml" xmlns:w15="http://schemas.microsoft.com/office/word/2012/wordml" xmlns:w16cei="http://schemas.microsoft.com/office/word/2026/wordml/cei" xmlns:w16cex="http://schemas.microsoft.com/office/word/2018/wordml/cex" xmlns:w16cid="http://schemas.microsoft.com/office/word/2016/wordml/cid" xmlns:w16="http://schemas.microsoft.com/office/word/2018/wordml" xmlns:w16du="http://schemas.microsoft.com/office/word/2023/wordml/word16du" xmlns:w16sdtdh="http://schemas.microsoft.com/office/word/2020/wordml/sdtdatahash" xmlns:w16sdtfl="http://schemas.microsoft.com/office/word/2024/wordml/sdtformatlock" xmlns:w16se="http://schemas.microsoft.com/office/word/2015/wordml/symex" xmlns:wpg="http://schemas.microsoft.com/office/word/2010/wordprocessingGroup" xmlns:wpi="http://schemas.microsoft.com/office/word/2010/wordprocessingInk" xmlns:wne="http://schemas.microsoft.com/office/word/2006/wordml" xmlns:wps="http://schemas.microsoft.com/office/word/2010/wordprocessingShape" mc:Ignorable="w14 w15 w16se w16cid w16 w16cex w16sdtdh w16sdtfl w16du wp14">
+<w:document xmlns:wpc="http://schemas.microsoft.com/office/word/2010/wordprocessingCanvas" xmlns:cx="http://schemas.microsoft.com/office/drawing/2014/chartex" xmlns:cx1="http://schemas.microsoft.com/office/drawing/2015/9/8/chartex" xmlns:cx2="http://schemas.microsoft.com/office/drawing/2015/10/21/chartex" xmlns:cx3="http://schemas.microsoft.com/office/drawing/2016/5/9/chartex" xmlns:cx4="http://schemas.microsoft.com/office/drawing/2016/5/10/chartex" xmlns:cx5="http://schemas.microsoft.com/office/drawing/2016/5/11/chartex" xmlns:cx6="http://schemas.microsoft.com/office/drawing/2016/5/12/chartex" xmlns:cx7="http://schemas.microsoft.com/office/drawing/2016/5/13/chartex" xmlns:cx8="http://schemas.microsoft.com/office/drawing/2016/5/14/chartex" xmlns:mc="http://schemas.openxmlformats.org/markup-compatibility/2006" xmlns:aink="http://schemas.microsoft.com/office/drawing/2016/ink" xmlns:am3d="http://schemas.microsoft.com/office/drawing/2017/model3d" xmlns:o="urn:schemas-microsoft-com:office:office" xmlns:oel="http://schemas.microsoft.com/office/2019/extlst" xmlns:r="http://schemas.openxmlformats.org/officeDocument/2006/relationships" xmlns:m="http://schemas.openxmlformats.org/officeDocument/2006/math" xmlns:v="urn:schemas-microsoft-com:vml" xmlns:wp14="http://schemas.microsoft.com/office/word/2010/wordprocessingDrawing" xmlns:wp="http://schemas.openxmlformats.org/drawingml/2006/wordprocessingDrawing" xmlns:w10="urn:schemas-microsoft-com:office:word" xmlns:w="http://schemas.openxmlformats.org/wordprocessingml/2006/main" xmlns:w14="http://schemas.microsoft.com/office/word/2010/wordml" xmlns:w15="http://schemas.microsoft.com/office/word/2012/wordml" xmlns:w16cex="http://schemas.microsoft.com/office/word/2018/wordml/cex" xmlns:w16cid="http://schemas.microsoft.com/office/word/2016/wordml/cid" xmlns:w16="http://schemas.microsoft.com/office/word/2018/wordml" xmlns:w16du="http://schemas.microsoft.com/office/word/2023/wordml/word16du" xmlns:w16sdtdh="http://schemas.microsoft.com/office/word/2020/wordml/sdtdatahash" xmlns:w16sdtfl="http://schemas.microsoft.com/office/word/2024/wordml/sdtformatlock" xmlns:w16se="http://schemas.microsoft.com/office/word/2015/wordml/symex" xmlns:wpg="http://schemas.microsoft.com/office/word/2010/wordprocessingGroup" xmlns:wpi="http://schemas.microsoft.com/office/word/2010/wordprocessingInk" xmlns:wne="http://schemas.microsoft.com/office/word/2006/wordml" xmlns:wps="http://schemas.microsoft.com/office/word/2010/wordprocessingShape" mc:Ignorable="w14 w15 w16se w16cid w16 w16cex w16sdtdh w16sdtfl w16du wp14">
   <w:body>
     <w:p>
       <w:pPr>
@@ -394,17 +394,48 @@
         <w:t>.ai</w:t>
       </w:r>
       <w:r>
-        <w:t xml:space="preserve"> has so far been applied to groups of up to four flies, and </w:t>
-      </w:r>
-      <w:r>
-        <w:t xml:space="preserve">for quantifying </w:t>
-      </w:r>
-      <w:r>
-        <w:t xml:space="preserve">sleep-wake transitions alongside interactions </w:t>
-      </w:r>
-      <w:r>
-        <w:lastRenderedPageBreak/>
-        <w:t>can help reveal whether contact with a groupmate changes an individual's state, with potential relevance to other species.</w:t>
+        <w:t xml:space="preserve"> has so far been applied to groups of up to </w:t>
+      </w:r>
+      <w:del w:id="50" w:author="Antonio Ortega" w:date="2026-09-28T11:41:00Z" w16du:dateUtc="2026-09-28T09:41:00Z">
+        <w:r>
+          <w:delText xml:space="preserve">four </w:delText>
+        </w:r>
+      </w:del>
+      <w:ins w:id="51" w:author="Antonio Ortega" w:date="2026-09-28T11:41:00Z" w16du:dateUtc="2026-09-28T09:41:00Z">
+        <w:r>
+          <w:t xml:space="preserve">six </w:t>
+        </w:r>
+      </w:ins>
+      <w:r>
+        <w:t xml:space="preserve">flies, </w:t>
+      </w:r>
+      <w:commentRangeStart w:id="52"/>
+      <w:del w:id="53" w:author="Antonio Ortega" w:date="2026-09-28T11:42:00Z" w16du:dateUtc="2026-09-28T09:42:00Z">
+        <w:r>
+          <w:delText xml:space="preserve">and </w:delText>
+        </w:r>
+        <w:r>
+          <w:delText xml:space="preserve">for quantifying </w:delText>
+        </w:r>
+        <w:r>
+          <w:delText xml:space="preserve">sleep-wake transitions alongside interactions </w:delText>
+        </w:r>
+        <w:r>
+          <w:lastRenderedPageBreak/>
+          <w:delText>can help reveal whether contact with a groupmate changes an individual's state</w:delText>
+        </w:r>
+      </w:del>
+      <w:commentRangeEnd w:id="52"/>
+      <w:r>
+        <w:rPr>
+          <w:rStyle w:val="CommentReference"/>
+          <w:sz w:val="22"/>
+          <w:szCs w:val="22"/>
+        </w:rPr>
+        <w:commentReference w:id="52"/>
+      </w:r>
+      <w:r>
+        <w:t>, with potential relevance to other species.</w:t>
       </w:r>
     </w:p>
     <w:p/>
@@ -419,7 +450,7 @@
 </file>
 
 <file path=word/comments.xml><?xml version="1.0" encoding="utf-8"?>
-<w:comments xmlns:wpc="http://schemas.microsoft.com/office/word/2010/wordprocessingCanvas" xmlns:cx="http://schemas.microsoft.com/office/drawing/2014/chartex" xmlns:cx1="http://schemas.microsoft.com/office/drawing/2015/9/8/chartex" xmlns:cx2="http://schemas.microsoft.com/office/drawing/2015/10/21/chartex" xmlns:cx3="http://schemas.microsoft.com/office/drawing/2016/5/9/chartex" xmlns:cx4="http://schemas.microsoft.com/office/drawing/2016/5/10/chartex" xmlns:cx5="http://schemas.microsoft.com/office/drawing/2016/5/11/chartex" xmlns:cx6="http://schemas.microsoft.com/office/drawing/2016/5/12/chartex" xmlns:cx7="http://schemas.microsoft.com/office/drawing/2016/5/13/chartex" xmlns:cx8="http://schemas.microsoft.com/office/drawing/2016/5/14/chartex" xmlns:mc="http://schemas.openxmlformats.org/markup-compatibility/2006" xmlns:aink="http://schemas.microsoft.com/office/drawing/2016/ink" xmlns:am3d="http://schemas.microsoft.com/office/drawing/2017/model3d" xmlns:o="urn:schemas-microsoft-com:office:office" xmlns:oel="http://schemas.microsoft.com/office/2019/extlst" xmlns:r="http://schemas.openxmlformats.org/officeDocument/2006/relationships" xmlns:m="http://schemas.openxmlformats.org/officeDocument/2006/math" xmlns:v="urn:schemas-microsoft-com:vml" xmlns:wp14="http://schemas.microsoft.com/office/word/2010/wordprocessingDrawing" xmlns:wp="http://schemas.openxmlformats.org/drawingml/2006/wordprocessingDrawing" xmlns:w10="urn:schemas-microsoft-com:office:word" xmlns:w="http://schemas.openxmlformats.org/wordprocessingml/2006/main" xmlns:w14="http://schemas.microsoft.com/office/word/2010/wordml" xmlns:w15="http://schemas.microsoft.com/office/word/2012/wordml" xmlns:w16cei="http://schemas.microsoft.com/office/word/2026/wordml/cei" xmlns:w16cex="http://schemas.microsoft.com/office/word/2018/wordml/cex" xmlns:w16cid="http://schemas.microsoft.com/office/word/2016/wordml/cid" xmlns:w16="http://schemas.microsoft.com/office/word/2018/wordml" xmlns:w16du="http://schemas.microsoft.com/office/word/2023/wordml/word16du" xmlns:w16sdtdh="http://schemas.microsoft.com/office/word/2020/wordml/sdtdatahash" xmlns:w16sdtfl="http://schemas.microsoft.com/office/word/2024/wordml/sdtformatlock" xmlns:w16se="http://schemas.microsoft.com/office/word/2015/wordml/symex" xmlns:wpg="http://schemas.microsoft.com/office/word/2010/wordprocessingGroup" xmlns:wpi="http://schemas.microsoft.com/office/word/2010/wordprocessingInk" xmlns:wne="http://schemas.microsoft.com/office/word/2006/wordml" xmlns:wps="http://schemas.microsoft.com/office/word/2010/wordprocessingShape" mc:Ignorable="w14 w15 w16se w16cid w16 w16cex w16sdtdh w16sdtfl w16du wp14">
+<w:comments xmlns:wpc="http://schemas.microsoft.com/office/word/2010/wordprocessingCanvas" xmlns:cx="http://schemas.microsoft.com/office/drawing/2014/chartex" xmlns:cx1="http://schemas.microsoft.com/office/drawing/2015/9/8/chartex" xmlns:cx2="http://schemas.microsoft.com/office/drawing/2015/10/21/chartex" xmlns:cx3="http://schemas.microsoft.com/office/drawing/2016/5/9/chartex" xmlns:cx4="http://schemas.microsoft.com/office/drawing/2016/5/10/chartex" xmlns:cx5="http://schemas.microsoft.com/office/drawing/2016/5/11/chartex" xmlns:cx6="http://schemas.microsoft.com/office/drawing/2016/5/12/chartex" xmlns:cx7="http://schemas.microsoft.com/office/drawing/2016/5/13/chartex" xmlns:cx8="http://schemas.microsoft.com/office/drawing/2016/5/14/chartex" xmlns:mc="http://schemas.openxmlformats.org/markup-compatibility/2006" xmlns:aink="http://schemas.microsoft.com/office/drawing/2016/ink" xmlns:am3d="http://schemas.microsoft.com/office/drawing/2017/model3d" xmlns:o="urn:schemas-microsoft-com:office:office" xmlns:oel="http://schemas.microsoft.com/office/2019/extlst" xmlns:r="http://schemas.openxmlformats.org/officeDocument/2006/relationships" xmlns:m="http://schemas.openxmlformats.org/officeDocument/2006/math" xmlns:v="urn:schemas-microsoft-com:vml" xmlns:wp14="http://schemas.microsoft.com/office/word/2010/wordprocessingDrawing" xmlns:wp="http://schemas.openxmlformats.org/drawingml/2006/wordprocessingDrawing" xmlns:w10="urn:schemas-microsoft-com:office:word" xmlns:w="http://schemas.openxmlformats.org/wordprocessingml/2006/main" xmlns:w14="http://schemas.microsoft.com/office/word/2010/wordml" xmlns:w15="http://schemas.microsoft.com/office/word/2012/wordml" xmlns:w16cex="http://schemas.microsoft.com/office/word/2018/wordml/cex" xmlns:w16cid="http://schemas.microsoft.com/office/word/2016/wordml/cid" xmlns:w16="http://schemas.microsoft.com/office/word/2018/wordml" xmlns:w16du="http://schemas.microsoft.com/office/word/2023/wordml/word16du" xmlns:w16sdtdh="http://schemas.microsoft.com/office/word/2020/wordml/sdtdatahash" xmlns:w16sdtfl="http://schemas.microsoft.com/office/word/2024/wordml/sdtformatlock" xmlns:w16se="http://schemas.microsoft.com/office/word/2015/wordml/symex" xmlns:wpg="http://schemas.microsoft.com/office/word/2010/wordprocessingGroup" xmlns:wpi="http://schemas.microsoft.com/office/word/2010/wordprocessingInk" xmlns:wne="http://schemas.microsoft.com/office/word/2006/wordml" xmlns:wps="http://schemas.microsoft.com/office/word/2010/wordprocessingShape" mc:Ignorable="w14 w15 w16se w16cid w16 w16cex w16sdtdh w16sdtfl w16du wp14">
   <w:comment w:id="2" w:author="Antonio Ortega" w:date="2026-09-26T17:34:00Z" w:initials="AO">
     <w:p>
       <w:pPr>
@@ -537,6 +568,46 @@
       </w:pPr>
       <w:r>
         <w:t>I gave it that name in my data, but publishing the results it needs to be orco1 (or83b1 is more of an old name).</w:t>
+      </w:r>
+    </w:p>
+  </w:comment>
+  <w:comment w:id="52" w:author="Antonio Ortega" w:date="2026-09-28T11:42:00Z" w:initials="AO">
+    <w:p>
+      <w:pPr>
+        <w:pStyle w:val="CommentText"/>
+      </w:pPr>
+      <w:r>
+        <w:rPr>
+          <w:rStyle w:val="CommentReference"/>
+        </w:rPr>
+        <w:annotationRef/>
+      </w:r>
+      <w:r>
+        <w:t>Rephrase, it is not clear here what can using idtracker.ai help?</w:t>
+      </w:r>
+    </w:p>
+    <w:p>
+      <w:pPr>
+        <w:pStyle w:val="CommentText"/>
+        <w:numPr>
+          <w:ilvl w:val="0"/>
+          <w:numId w:val="1"/>
+        </w:numPr>
+      </w:pPr>
+      <w:r>
+        <w:t xml:space="preserve"> Quantifying sleep wake interactions alongside interactions</w:t>
+      </w:r>
+    </w:p>
+    <w:p>
+      <w:pPr>
+        <w:pStyle w:val="CommentText"/>
+        <w:numPr>
+          <w:ilvl w:val="0"/>
+          <w:numId w:val="1"/>
+        </w:numPr>
+      </w:pPr>
+      <w:r>
+        <w:t xml:space="preserve"> Revealing whether contact with a groupmate changes an individual’s state</w:t>
       </w:r>
     </w:p>
   </w:comment>
@@ -544,40 +615,140 @@
 </file>
 
 <file path=word/commentsExtended.xml><?xml version="1.0" encoding="utf-8"?>
-<w15:commentsEx xmlns:wpc="http://schemas.microsoft.com/office/word/2010/wordprocessingCanvas" xmlns:cx="http://schemas.microsoft.com/office/drawing/2014/chartex" xmlns:cx1="http://schemas.microsoft.com/office/drawing/2015/9/8/chartex" xmlns:cx2="http://schemas.microsoft.com/office/drawing/2015/10/21/chartex" xmlns:cx3="http://schemas.microsoft.com/office/drawing/2016/5/9/chartex" xmlns:cx4="http://schemas.microsoft.com/office/drawing/2016/5/10/chartex" xmlns:cx5="http://schemas.microsoft.com/office/drawing/2016/5/11/chartex" xmlns:cx6="http://schemas.microsoft.com/office/drawing/2016/5/12/chartex" xmlns:cx7="http://schemas.microsoft.com/office/drawing/2016/5/13/chartex" xmlns:cx8="http://schemas.microsoft.com/office/drawing/2016/5/14/chartex" xmlns:mc="http://schemas.openxmlformats.org/markup-compatibility/2006" xmlns:aink="http://schemas.microsoft.com/office/drawing/2016/ink" xmlns:am3d="http://schemas.microsoft.com/office/drawing/2017/model3d" xmlns:o="urn:schemas-microsoft-com:office:office" xmlns:oel="http://schemas.microsoft.com/office/2019/extlst" xmlns:r="http://schemas.openxmlformats.org/officeDocument/2006/relationships" xmlns:m="http://schemas.openxmlformats.org/officeDocument/2006/math" xmlns:v="urn:schemas-microsoft-com:vml" xmlns:wp14="http://schemas.microsoft.com/office/word/2010/wordprocessingDrawing" xmlns:wp="http://schemas.openxmlformats.org/drawingml/2006/wordprocessingDrawing" xmlns:w10="urn:schemas-microsoft-com:office:word" xmlns:w="http://schemas.openxmlformats.org/wordprocessingml/2006/main" xmlns:w14="http://schemas.microsoft.com/office/word/2010/wordml" xmlns:w15="http://schemas.microsoft.com/office/word/2012/wordml" xmlns:w16cei="http://schemas.microsoft.com/office/word/2026/wordml/cei" xmlns:w16cex="http://schemas.microsoft.com/office/word/2018/wordml/cex" xmlns:w16cid="http://schemas.microsoft.com/office/word/2016/wordml/cid" xmlns:w16="http://schemas.microsoft.com/office/word/2018/wordml" xmlns:w16du="http://schemas.microsoft.com/office/word/2023/wordml/word16du" xmlns:w16sdtdh="http://schemas.microsoft.com/office/word/2020/wordml/sdtdatahash" xmlns:w16sdtfl="http://schemas.microsoft.com/office/word/2024/wordml/sdtformatlock" xmlns:w16se="http://schemas.microsoft.com/office/word/2015/wordml/symex" xmlns:wpg="http://schemas.microsoft.com/office/word/2010/wordprocessingGroup" xmlns:wpi="http://schemas.microsoft.com/office/word/2010/wordprocessingInk" xmlns:wne="http://schemas.microsoft.com/office/word/2006/wordml" xmlns:wps="http://schemas.microsoft.com/office/word/2010/wordprocessingShape" mc:Ignorable="w14 w15 w16se w16cid w16 w16cex w16sdtdh w16sdtfl w16du wp14">
+<w15:commentsEx xmlns:wpc="http://schemas.microsoft.com/office/word/2010/wordprocessingCanvas" xmlns:cx="http://schemas.microsoft.com/office/drawing/2014/chartex" xmlns:cx1="http://schemas.microsoft.com/office/drawing/2015/9/8/chartex" xmlns:cx2="http://schemas.microsoft.com/office/drawing/2015/10/21/chartex" xmlns:cx3="http://schemas.microsoft.com/office/drawing/2016/5/9/chartex" xmlns:cx4="http://schemas.microsoft.com/office/drawing/2016/5/10/chartex" xmlns:cx5="http://schemas.microsoft.com/office/drawing/2016/5/11/chartex" xmlns:cx6="http://schemas.microsoft.com/office/drawing/2016/5/12/chartex" xmlns:cx7="http://schemas.microsoft.com/office/drawing/2016/5/13/chartex" xmlns:cx8="http://schemas.microsoft.com/office/drawing/2016/5/14/chartex" xmlns:mc="http://schemas.openxmlformats.org/markup-compatibility/2006" xmlns:aink="http://schemas.microsoft.com/office/drawing/2016/ink" xmlns:am3d="http://schemas.microsoft.com/office/drawing/2017/model3d" xmlns:o="urn:schemas-microsoft-com:office:office" xmlns:oel="http://schemas.microsoft.com/office/2019/extlst" xmlns:r="http://schemas.openxmlformats.org/officeDocument/2006/relationships" xmlns:m="http://schemas.openxmlformats.org/officeDocument/2006/math" xmlns:v="urn:schemas-microsoft-com:vml" xmlns:wp14="http://schemas.microsoft.com/office/word/2010/wordprocessingDrawing" xmlns:wp="http://schemas.openxmlformats.org/drawingml/2006/wordprocessingDrawing" xmlns:w10="urn:schemas-microsoft-com:office:word" xmlns:w="http://schemas.openxmlformats.org/wordprocessingml/2006/main" xmlns:w14="http://schemas.microsoft.com/office/word/2010/wordml" xmlns:w15="http://schemas.microsoft.com/office/word/2012/wordml" xmlns:w16cex="http://schemas.microsoft.com/office/word/2018/wordml/cex" xmlns:w16cid="http://schemas.microsoft.com/office/word/2016/wordml/cid" xmlns:w16="http://schemas.microsoft.com/office/word/2018/wordml" xmlns:w16du="http://schemas.microsoft.com/office/word/2023/wordml/word16du" xmlns:w16sdtdh="http://schemas.microsoft.com/office/word/2020/wordml/sdtdatahash" xmlns:w16sdtfl="http://schemas.microsoft.com/office/word/2024/wordml/sdtformatlock" xmlns:w16se="http://schemas.microsoft.com/office/word/2015/wordml/symex" xmlns:wpg="http://schemas.microsoft.com/office/word/2010/wordprocessingGroup" xmlns:wpi="http://schemas.microsoft.com/office/word/2010/wordprocessingInk" xmlns:wne="http://schemas.microsoft.com/office/word/2006/wordml" xmlns:wps="http://schemas.microsoft.com/office/word/2010/wordprocessingShape" mc:Ignorable="w14 w15 w16se w16cid w16 w16cex w16sdtdh w16sdtfl w16du wp14">
   <w15:commentEx w15:paraId="42759EF0" w15:done="0"/>
   <w15:commentEx w15:paraId="3D91DF0C" w15:done="0"/>
   <w15:commentEx w15:paraId="734E6814" w15:done="0"/>
   <w15:commentEx w15:paraId="7158FCF9" w15:done="0"/>
   <w15:commentEx w15:paraId="48E33D7C" w15:done="0"/>
   <w15:commentEx w15:paraId="36A92C80" w15:done="0"/>
+  <w15:commentEx w15:paraId="0F7B8DA5" w15:done="0"/>
 </w15:commentsEx>
 </file>
 
 <file path=word/commentsExtensible.xml><?xml version="1.0" encoding="utf-8"?>
-<w16cex:commentsExtensible xmlns:wpc="http://schemas.microsoft.com/office/word/2010/wordprocessingCanvas" xmlns:cx="http://schemas.microsoft.com/office/drawing/2014/chartex" xmlns:cx1="http://schemas.microsoft.com/office/drawing/2015/9/8/chartex" xmlns:cx2="http://schemas.microsoft.com/office/drawing/2015/10/21/chartex" xmlns:cx3="http://schemas.microsoft.com/office/drawing/2016/5/9/chartex" xmlns:cx4="http://schemas.microsoft.com/office/drawing/2016/5/10/chartex" xmlns:cx5="http://schemas.microsoft.com/office/drawing/2016/5/11/chartex" xmlns:cx6="http://schemas.microsoft.com/office/drawing/2016/5/12/chartex" xmlns:cx7="http://schemas.microsoft.com/office/drawing/2016/5/13/chartex" xmlns:cx8="http://schemas.microsoft.com/office/drawing/2016/5/14/chartex" xmlns:cr="http://schemas.microsoft.com/office/comments/2020/reactions" xmlns:mc="http://schemas.openxmlformats.org/markup-compatibility/2006" xmlns:aink="http://schemas.microsoft.com/office/drawing/2016/ink" xmlns:am3d="http://schemas.microsoft.com/office/drawing/2017/model3d" xmlns:o="urn:schemas-microsoft-com:office:office" xmlns:oel="http://schemas.microsoft.com/office/2019/extlst" xmlns:r="http://schemas.openxmlformats.org/officeDocument/2006/relationships" xmlns:m="http://schemas.openxmlformats.org/officeDocument/2006/math" xmlns:v="urn:schemas-microsoft-com:vml" xmlns:wp14="http://schemas.microsoft.com/office/word/2010/wordprocessingDrawing" xmlns:wp="http://schemas.openxmlformats.org/drawingml/2006/wordprocessingDrawing" xmlns:w10="urn:schemas-microsoft-com:office:word" xmlns:w="http://schemas.openxmlformats.org/wordprocessingml/2006/main" xmlns:w14="http://schemas.microsoft.com/office/word/2010/wordml" xmlns:w15="http://schemas.microsoft.com/office/word/2012/wordml" xmlns:w16cei="http://schemas.microsoft.com/office/word/2026/wordml/cei" xmlns:w16cex="http://schemas.microsoft.com/office/word/2018/wordml/cex" xmlns:w16cid="http://schemas.microsoft.com/office/word/2016/wordml/cid" xmlns:w16="http://schemas.microsoft.com/office/word/2018/wordml" xmlns:w16du="http://schemas.microsoft.com/office/word/2023/wordml/word16du" xmlns:w16sdtdh="http://schemas.microsoft.com/office/word/2020/wordml/sdtdatahash" xmlns:w16sdtfl="http://schemas.microsoft.com/office/word/2024/wordml/sdtformatlock" xmlns:w16se="http://schemas.microsoft.com/office/word/2015/wordml/symex" xmlns:wpg="http://schemas.microsoft.com/office/word/2010/wordprocessingGroup" xmlns:wpi="http://schemas.microsoft.com/office/word/2010/wordprocessingInk" xmlns:wne="http://schemas.microsoft.com/office/word/2006/wordml" xmlns:wps="http://schemas.microsoft.com/office/word/2010/wordprocessingShape" mc:Ignorable="w14 w15 w16se w16cid w16 w16cex w16sdtdh w16sdtfl cr w16du wp14">
+<w16cex:commentsExtensible xmlns:wpc="http://schemas.microsoft.com/office/word/2010/wordprocessingCanvas" xmlns:cx="http://schemas.microsoft.com/office/drawing/2014/chartex" xmlns:cx1="http://schemas.microsoft.com/office/drawing/2015/9/8/chartex" xmlns:cx2="http://schemas.microsoft.com/office/drawing/2015/10/21/chartex" xmlns:cx3="http://schemas.microsoft.com/office/drawing/2016/5/9/chartex" xmlns:cx4="http://schemas.microsoft.com/office/drawing/2016/5/10/chartex" xmlns:cx5="http://schemas.microsoft.com/office/drawing/2016/5/11/chartex" xmlns:cx6="http://schemas.microsoft.com/office/drawing/2016/5/12/chartex" xmlns:cx7="http://schemas.microsoft.com/office/drawing/2016/5/13/chartex" xmlns:cx8="http://schemas.microsoft.com/office/drawing/2016/5/14/chartex" xmlns:cr="http://schemas.microsoft.com/office/comments/2020/reactions" xmlns:mc="http://schemas.openxmlformats.org/markup-compatibility/2006" xmlns:aink="http://schemas.microsoft.com/office/drawing/2016/ink" xmlns:am3d="http://schemas.microsoft.com/office/drawing/2017/model3d" xmlns:o="urn:schemas-microsoft-com:office:office" xmlns:oel="http://schemas.microsoft.com/office/2019/extlst" xmlns:r="http://schemas.openxmlformats.org/officeDocument/2006/relationships" xmlns:m="http://schemas.openxmlformats.org/officeDocument/2006/math" xmlns:v="urn:schemas-microsoft-com:vml" xmlns:wp14="http://schemas.microsoft.com/office/word/2010/wordprocessingDrawing" xmlns:wp="http://schemas.openxmlformats.org/drawingml/2006/wordprocessingDrawing" xmlns:w10="urn:schemas-microsoft-com:office:word" xmlns:w="http://schemas.openxmlformats.org/wordprocessingml/2006/main" xmlns:w14="http://schemas.microsoft.com/office/word/2010/wordml" xmlns:w15="http://schemas.microsoft.com/office/word/2012/wordml" xmlns:w16cex="http://schemas.microsoft.com/office/word/2018/wordml/cex" xmlns:w16cid="http://schemas.microsoft.com/office/word/2016/wordml/cid" xmlns:w16="http://schemas.microsoft.com/office/word/2018/wordml" xmlns:w16du="http://schemas.microsoft.com/office/word/2023/wordml/word16du" xmlns:w16sdtdh="http://schemas.microsoft.com/office/word/2020/wordml/sdtdatahash" xmlns:w16sdtfl="http://schemas.microsoft.com/office/word/2024/wordml/sdtformatlock" xmlns:w16se="http://schemas.microsoft.com/office/word/2015/wordml/symex" xmlns:wpg="http://schemas.microsoft.com/office/word/2010/wordprocessingGroup" xmlns:wpi="http://schemas.microsoft.com/office/word/2010/wordprocessingInk" xmlns:wne="http://schemas.microsoft.com/office/word/2006/wordml" xmlns:wps="http://schemas.microsoft.com/office/word/2010/wordprocessingShape" mc:Ignorable="w14 w15 w16se w16cid w16 w16cex w16sdtdh w16sdtfl cr w16du wp14">
   <w16cex:commentExtensible w16cex:durableId="7FB3E401" w16cex:dateUtc="2026-09-26T15:34:00Z"/>
   <w16cex:commentExtensible w16cex:durableId="5E005750" w16cex:dateUtc="2026-09-26T15:37:00Z"/>
   <w16cex:commentExtensible w16cex:durableId="5BC05104" w16cex:dateUtc="2026-09-26T15:44:00Z"/>
   <w16cex:commentExtensible w16cex:durableId="36C1510F" w16cex:dateUtc="2026-09-26T15:45:00Z"/>
   <w16cex:commentExtensible w16cex:durableId="540C6E3D" w16cex:dateUtc="2026-09-26T15:46:00Z"/>
   <w16cex:commentExtensible w16cex:durableId="6270EB64" w16cex:dateUtc="2026-09-26T16:12:00Z"/>
+  <w16cex:commentExtensible w16cex:durableId="0FB507C3" w16cex:dateUtc="2026-09-28T09:42:00Z"/>
 </w16cex:commentsExtensible>
 </file>
 
 <file path=word/commentsIds.xml><?xml version="1.0" encoding="utf-8"?>
-<w16cid:commentsIds xmlns:wpc="http://schemas.microsoft.com/office/word/2010/wordprocessingCanvas" xmlns:cx="http://schemas.microsoft.com/office/drawing/2014/chartex" xmlns:cx1="http://schemas.microsoft.com/office/drawing/2015/9/8/chartex" xmlns:cx2="http://schemas.microsoft.com/office/drawing/2015/10/21/chartex" xmlns:cx3="http://schemas.microsoft.com/office/drawing/2016/5/9/chartex" xmlns:cx4="http://schemas.microsoft.com/office/drawing/2016/5/10/chartex" xmlns:cx5="http://schemas.microsoft.com/office/drawing/2016/5/11/chartex" xmlns:cx6="http://schemas.microsoft.com/office/drawing/2016/5/12/chartex" xmlns:cx7="http://schemas.microsoft.com/office/drawing/2016/5/13/chartex" xmlns:cx8="http://schemas.microsoft.com/office/drawing/2016/5/14/chartex" xmlns:mc="http://schemas.openxmlformats.org/markup-compatibility/2006" xmlns:aink="http://schemas.microsoft.com/office/drawing/2016/ink" xmlns:am3d="http://schemas.microsoft.com/office/drawing/2017/model3d" xmlns:o="urn:schemas-microsoft-com:office:office" xmlns:oel="http://schemas.microsoft.com/office/2019/extlst" xmlns:r="http://schemas.openxmlformats.org/officeDocument/2006/relationships" xmlns:m="http://schemas.openxmlformats.org/officeDocument/2006/math" xmlns:v="urn:schemas-microsoft-com:vml" xmlns:wp14="http://schemas.microsoft.com/office/word/2010/wordprocessingDrawing" xmlns:wp="http://schemas.openxmlformats.org/drawingml/2006/wordprocessingDrawing" xmlns:w10="urn:schemas-microsoft-com:office:word" xmlns:w="http://schemas.openxmlformats.org/wordprocessingml/2006/main" xmlns:w14="http://schemas.microsoft.com/office/word/2010/wordml" xmlns:w15="http://schemas.microsoft.com/office/word/2012/wordml" xmlns:w16cei="http://schemas.microsoft.com/office/word/2026/wordml/cei" xmlns:w16cex="http://schemas.microsoft.com/office/word/2018/wordml/cex" xmlns:w16cid="http://schemas.microsoft.com/office/word/2016/wordml/cid" xmlns:w16="http://schemas.microsoft.com/office/word/2018/wordml" xmlns:w16du="http://schemas.microsoft.com/office/word/2023/wordml/word16du" xmlns:w16sdtdh="http://schemas.microsoft.com/office/word/2020/wordml/sdtdatahash" xmlns:w16sdtfl="http://schemas.microsoft.com/office/word/2024/wordml/sdtformatlock" xmlns:w16se="http://schemas.microsoft.com/office/word/2015/wordml/symex" xmlns:wpg="http://schemas.microsoft.com/office/word/2010/wordprocessingGroup" xmlns:wpi="http://schemas.microsoft.com/office/word/2010/wordprocessingInk" xmlns:wne="http://schemas.microsoft.com/office/word/2006/wordml" xmlns:wps="http://schemas.microsoft.com/office/word/2010/wordprocessingShape" mc:Ignorable="w14 w15 w16se w16cid w16 w16cex w16sdtdh w16sdtfl w16du wp14">
+<w16cid:commentsIds xmlns:wpc="http://schemas.microsoft.com/office/word/2010/wordprocessingCanvas" xmlns:cx="http://schemas.microsoft.com/office/drawing/2014/chartex" xmlns:cx1="http://schemas.microsoft.com/office/drawing/2015/9/8/chartex" xmlns:cx2="http://schemas.microsoft.com/office/drawing/2015/10/21/chartex" xmlns:cx3="http://schemas.microsoft.com/office/drawing/2016/5/9/chartex" xmlns:cx4="http://schemas.microsoft.com/office/drawing/2016/5/10/chartex" xmlns:cx5="http://schemas.microsoft.com/office/drawing/2016/5/11/chartex" xmlns:cx6="http://schemas.microsoft.com/office/drawing/2016/5/12/chartex" xmlns:cx7="http://schemas.microsoft.com/office/drawing/2016/5/13/chartex" xmlns:cx8="http://schemas.microsoft.com/office/drawing/2016/5/14/chartex" xmlns:mc="http://schemas.openxmlformats.org/markup-compatibility/2006" xmlns:aink="http://schemas.microsoft.com/office/drawing/2016/ink" xmlns:am3d="http://schemas.microsoft.com/office/drawing/2017/model3d" xmlns:o="urn:schemas-microsoft-com:office:office" xmlns:oel="http://schemas.microsoft.com/office/2019/extlst" xmlns:r="http://schemas.openxmlformats.org/officeDocument/2006/relationships" xmlns:m="http://schemas.openxmlformats.org/officeDocument/2006/math" xmlns:v="urn:schemas-microsoft-com:vml" xmlns:wp14="http://schemas.microsoft.com/office/word/2010/wordprocessingDrawing" xmlns:wp="http://schemas.openxmlformats.org/drawingml/2006/wordprocessingDrawing" xmlns:w10="urn:schemas-microsoft-com:office:word" xmlns:w="http://schemas.openxmlformats.org/wordprocessingml/2006/main" xmlns:w14="http://schemas.microsoft.com/office/word/2010/wordml" xmlns:w15="http://schemas.microsoft.com/office/word/2012/wordml" xmlns:w16cex="http://schemas.microsoft.com/office/word/2018/wordml/cex" xmlns:w16cid="http://schemas.microsoft.com/office/word/2016/wordml/cid" xmlns:w16="http://schemas.microsoft.com/office/word/2018/wordml" xmlns:w16du="http://schemas.microsoft.com/office/word/2023/wordml/word16du" xmlns:w16sdtdh="http://schemas.microsoft.com/office/word/2020/wordml/sdtdatahash" xmlns:w16sdtfl="http://schemas.microsoft.com/office/word/2024/wordml/sdtformatlock" xmlns:w16se="http://schemas.microsoft.com/office/word/2015/wordml/symex" xmlns:wpg="http://schemas.microsoft.com/office/word/2010/wordprocessingGroup" xmlns:wpi="http://schemas.microsoft.com/office/word/2010/wordprocessingInk" xmlns:wne="http://schemas.microsoft.com/office/word/2006/wordml" xmlns:wps="http://schemas.microsoft.com/office/word/2010/wordprocessingShape" mc:Ignorable="w14 w15 w16se w16cid w16 w16cex w16sdtdh w16sdtfl w16du wp14">
   <w16cid:commentId w16cid:paraId="42759EF0" w16cid:durableId="7FB3E401"/>
   <w16cid:commentId w16cid:paraId="3D91DF0C" w16cid:durableId="5E005750"/>
   <w16cid:commentId w16cid:paraId="734E6814" w16cid:durableId="5BC05104"/>
   <w16cid:commentId w16cid:paraId="7158FCF9" w16cid:durableId="36C1510F"/>
   <w16cid:commentId w16cid:paraId="48E33D7C" w16cid:durableId="540C6E3D"/>
   <w16cid:commentId w16cid:paraId="36A92C80" w16cid:durableId="6270EB64"/>
+  <w16cid:commentId w16cid:paraId="0F7B8DA5" w16cid:durableId="0FB507C3"/>
 </w16cid:commentsIds>
 </file>
 
+<file path=word/numbering.xml><?xml version="1.0" encoding="utf-8"?>
+<w:numbering xmlns:wpc="http://schemas.microsoft.com/office/word/2010/wordprocessingCanvas" xmlns:cx="http://schemas.microsoft.com/office/drawing/2014/chartex" xmlns:cx1="http://schemas.microsoft.com/office/drawing/2015/9/8/chartex" xmlns:cx2="http://schemas.microsoft.com/office/drawing/2015/10/21/chartex" xmlns:cx3="http://schemas.microsoft.com/office/drawing/2016/5/9/chartex" xmlns:cx4="http://schemas.microsoft.com/office/drawing/2016/5/10/chartex" xmlns:cx5="http://schemas.microsoft.com/office/drawing/2016/5/11/chartex" xmlns:cx6="http://schemas.microsoft.com/office/drawing/2016/5/12/chartex" xmlns:cx7="http://schemas.microsoft.com/office/drawing/2016/5/13/chartex" xmlns:cx8="http://schemas.microsoft.com/office/drawing/2016/5/14/chartex" xmlns:mc="http://schemas.openxmlformats.org/markup-compatibility/2006" xmlns:aink="http://schemas.microsoft.com/office/drawing/2016/ink" xmlns:am3d="http://schemas.microsoft.com/office/drawing/2017/model3d" xmlns:o="urn:schemas-microsoft-com:office:office" xmlns:oel="http://schemas.microsoft.com/office/2019/extlst" xmlns:r="http://schemas.openxmlformats.org/officeDocument/2006/relationships" xmlns:m="http://schemas.openxmlformats.org/officeDocument/2006/math" xmlns:v="urn:schemas-microsoft-com:vml" xmlns:wp14="http://schemas.microsoft.com/office/word/2010/wordprocessingDrawing" xmlns:wp="http://schemas.openxmlformats.org/drawingml/2006/wordprocessingDrawing" xmlns:w10="urn:schemas-microsoft-com:office:word" xmlns:w="http://schemas.openxmlformats.org/wordprocessingml/2006/main" xmlns:w14="http://schemas.microsoft.com/office/word/2010/wordml" xmlns:w15="http://schemas.microsoft.com/office/word/2012/wordml" xmlns:w16cex="http://schemas.microsoft.com/office/word/2018/wordml/cex" xmlns:w16cid="http://schemas.microsoft.com/office/word/2016/wordml/cid" xmlns:w16="http://schemas.microsoft.com/office/word/2018/wordml" xmlns:w16du="http://schemas.microsoft.com/office/word/2023/wordml/word16du" xmlns:w16sdtdh="http://schemas.microsoft.com/office/word/2020/wordml/sdtdatahash" xmlns:w16sdtfl="http://schemas.microsoft.com/office/word/2024/wordml/sdtformatlock" xmlns:w16se="http://schemas.microsoft.com/office/word/2015/wordml/symex" xmlns:wpg="http://schemas.microsoft.com/office/word/2010/wordprocessingGroup" xmlns:wpi="http://schemas.microsoft.com/office/word/2010/wordprocessingInk" xmlns:wne="http://schemas.microsoft.com/office/word/2006/wordml" xmlns:wps="http://schemas.microsoft.com/office/word/2010/wordprocessingShape" mc:Ignorable="w14 w15 w16se w16cid w16 w16cex w16sdtdh w16sdtfl w16du wp14">
+  <w:abstractNum w:abstractNumId="0" w15:restartNumberingAfterBreak="0">
+    <w:nsid w:val="13DB7F35"/>
+    <w:multiLevelType w:val="hybridMultilevel"/>
+    <w:tmpl w:val="1F1CC0D0"/>
+    <w:lvl w:ilvl="0" w:tplc="08130011">
+      <w:start w:val="1"/>
+      <w:numFmt w:val="decimal"/>
+      <w:lvlText w:val="%1)"/>
+      <w:lvlJc w:val="left"/>
+      <w:pPr>
+        <w:ind w:left="720" w:hanging="360"/>
+      </w:pPr>
+      <w:rPr>
+        <w:rFonts w:hint="default"/>
+      </w:rPr>
+    </w:lvl>
+    <w:lvl w:ilvl="1" w:tplc="08130019" w:tentative="1">
+      <w:start w:val="1"/>
+      <w:numFmt w:val="lowerLetter"/>
+      <w:lvlText w:val="%2."/>
+      <w:lvlJc w:val="left"/>
+      <w:pPr>
+        <w:ind w:left="1440" w:hanging="360"/>
+      </w:pPr>
+    </w:lvl>
+    <w:lvl w:ilvl="2" w:tplc="0813001B" w:tentative="1">
+      <w:start w:val="1"/>
+      <w:numFmt w:val="lowerRoman"/>
+      <w:lvlText w:val="%3."/>
+      <w:lvlJc w:val="right"/>
+      <w:pPr>
+        <w:ind w:left="2160" w:hanging="180"/>
+      </w:pPr>
+    </w:lvl>
+    <w:lvl w:ilvl="3" w:tplc="0813000F" w:tentative="1">
+      <w:start w:val="1"/>
+      <w:numFmt w:val="decimal"/>
+      <w:lvlText w:val="%4."/>
+      <w:lvlJc w:val="left"/>
+      <w:pPr>
+        <w:ind w:left="2880" w:hanging="360"/>
+      </w:pPr>
+    </w:lvl>
+    <w:lvl w:ilvl="4" w:tplc="08130019" w:tentative="1">
+      <w:start w:val="1"/>
+      <w:numFmt w:val="lowerLetter"/>
+      <w:lvlText w:val="%5."/>
+      <w:lvlJc w:val="left"/>
+      <w:pPr>
+        <w:ind w:left="3600" w:hanging="360"/>
+      </w:pPr>
+    </w:lvl>
+    <w:lvl w:ilvl="5" w:tplc="0813001B" w:tentative="1">
+      <w:start w:val="1"/>
+      <w:numFmt w:val="lowerRoman"/>
+      <w:lvlText w:val="%6."/>
+      <w:lvlJc w:val="right"/>
+      <w:pPr>
+        <w:ind w:left="4320" w:hanging="180"/>
+      </w:pPr>
+    </w:lvl>
+    <w:lvl w:ilvl="6" w:tplc="0813000F" w:tentative="1">
+      <w:start w:val="1"/>
+      <w:numFmt w:val="decimal"/>
+      <w:lvlText w:val="%7."/>
+      <w:lvlJc w:val="left"/>
+      <w:pPr>
+        <w:ind w:left="5040" w:hanging="360"/>
+      </w:pPr>
+    </w:lvl>
+    <w:lvl w:ilvl="7" w:tplc="08130019" w:tentative="1">
+      <w:start w:val="1"/>
+      <w:numFmt w:val="lowerLetter"/>
+      <w:lvlText w:val="%8."/>
+      <w:lvlJc w:val="left"/>
+      <w:pPr>
+        <w:ind w:left="5760" w:hanging="360"/>
+      </w:pPr>
+    </w:lvl>
+    <w:lvl w:ilvl="8" w:tplc="0813001B" w:tentative="1">
+      <w:start w:val="1"/>
+      <w:numFmt w:val="lowerRoman"/>
+      <w:lvlText w:val="%9."/>
+      <w:lvlJc w:val="right"/>
+      <w:pPr>
+        <w:ind w:left="6480" w:hanging="180"/>
+      </w:pPr>
+    </w:lvl>
+  </w:abstractNum>
+  <w:num w:numId="1" w16cid:durableId="1615746086">
+    <w:abstractNumId w:val="0"/>
+  </w:num>
+</w:numbering>
+</file>
+
 <file path=word/people.xml><?xml version="1.0" encoding="utf-8"?>
-<w15:people xmlns:wpc="http://schemas.microsoft.com/office/word/2010/wordprocessingCanvas" xmlns:cx="http://schemas.microsoft.com/office/drawing/2014/chartex" xmlns:cx1="http://schemas.microsoft.com/office/drawing/2015/9/8/chartex" xmlns:cx2="http://schemas.microsoft.com/office/drawing/2015/10/21/chartex" xmlns:cx3="http://schemas.microsoft.com/office/drawing/2016/5/9/chartex" xmlns:cx4="http://schemas.microsoft.com/office/drawing/2016/5/10/chartex" xmlns:cx5="http://schemas.microsoft.com/office/drawing/2016/5/11/chartex" xmlns:cx6="http://schemas.microsoft.com/office/drawing/2016/5/12/chartex" xmlns:cx7="http://schemas.microsoft.com/office/drawing/2016/5/13/chartex" xmlns:cx8="http://schemas.microsoft.com/office/drawing/2016/5/14/chartex" xmlns:mc="http://schemas.openxmlformats.org/markup-compatibility/2006" xmlns:aink="http://schemas.microsoft.com/office/drawing/2016/ink" xmlns:am3d="http://schemas.microsoft.com/office/drawing/2017/model3d" xmlns:o="urn:schemas-microsoft-com:office:office" xmlns:oel="http://schemas.microsoft.com/office/2019/extlst" xmlns:r="http://schemas.openxmlformats.org/officeDocument/2006/relationships" xmlns:m="http://schemas.openxmlformats.org/officeDocument/2006/math" xmlns:v="urn:schemas-microsoft-com:vml" xmlns:wp14="http://schemas.microsoft.com/office/word/2010/wordprocessingDrawing" xmlns:wp="http://schemas.openxmlformats.org/drawingml/2006/wordprocessingDrawing" xmlns:w10="urn:schemas-microsoft-com:office:word" xmlns:w="http://schemas.openxmlformats.org/wordprocessingml/2006/main" xmlns:w14="http://schemas.microsoft.com/office/word/2010/wordml" xmlns:w15="http://schemas.microsoft.com/office/word/2012/wordml" xmlns:w16cei="http://schemas.microsoft.com/office/word/2026/wordml/cei" xmlns:w16cex="http://schemas.microsoft.com/office/word/2018/wordml/cex" xmlns:w16cid="http://schemas.microsoft.com/office/word/2016/wordml/cid" xmlns:w16="http://schemas.microsoft.com/office/word/2018/wordml" xmlns:w16du="http://schemas.microsoft.com/office/word/2023/wordml/word16du" xmlns:w16sdtdh="http://schemas.microsoft.com/office/word/2020/wordml/sdtdatahash" xmlns:w16sdtfl="http://schemas.microsoft.com/office/word/2024/wordml/sdtformatlock" xmlns:w16se="http://schemas.microsoft.com/office/word/2015/wordml/symex" xmlns:wpg="http://schemas.microsoft.com/office/word/2010/wordprocessingGroup" xmlns:wpi="http://schemas.microsoft.com/office/word/2010/wordprocessingInk" xmlns:wne="http://schemas.microsoft.com/office/word/2006/wordml" xmlns:wps="http://schemas.microsoft.com/office/word/2010/wordprocessingShape" mc:Ignorable="w14 w15 w16se w16cid w16 w16cex w16sdtdh w16sdtfl w16du wp14">
+<w15:people xmlns:wpc="http://schemas.microsoft.com/office/word/2010/wordprocessingCanvas" xmlns:cx="http://schemas.microsoft.com/office/drawing/2014/chartex" xmlns:cx1="http://schemas.microsoft.com/office/drawing/2015/9/8/chartex" xmlns:cx2="http://schemas.microsoft.com/office/drawing/2015/10/21/chartex" xmlns:cx3="http://schemas.microsoft.com/office/drawing/2016/5/9/chartex" xmlns:cx4="http://schemas.microsoft.com/office/drawing/2016/5/10/chartex" xmlns:cx5="http://schemas.microsoft.com/office/drawing/2016/5/11/chartex" xmlns:cx6="http://schemas.microsoft.com/office/drawing/2016/5/12/chartex" xmlns:cx7="http://schemas.microsoft.com/office/drawing/2016/5/13/chartex" xmlns:cx8="http://schemas.microsoft.com/office/drawing/2016/5/14/chartex" xmlns:mc="http://schemas.openxmlformats.org/markup-compatibility/2006" xmlns:aink="http://schemas.microsoft.com/office/drawing/2016/ink" xmlns:am3d="http://schemas.microsoft.com/office/drawing/2017/model3d" xmlns:o="urn:schemas-microsoft-com:office:office" xmlns:oel="http://schemas.microsoft.com/office/2019/extlst" xmlns:r="http://schemas.openxmlformats.org/officeDocument/2006/relationships" xmlns:m="http://schemas.openxmlformats.org/officeDocument/2006/math" xmlns:v="urn:schemas-microsoft-com:vml" xmlns:wp14="http://schemas.microsoft.com/office/word/2010/wordprocessingDrawing" xmlns:wp="http://schemas.openxmlformats.org/drawingml/2006/wordprocessingDrawing" xmlns:w10="urn:schemas-microsoft-com:office:word" xmlns:w="http://schemas.openxmlformats.org/wordprocessingml/2006/main" xmlns:w14="http://schemas.microsoft.com/office/word/2010/wordml" xmlns:w15="http://schemas.microsoft.com/office/word/2012/wordml" xmlns:w16cex="http://schemas.microsoft.com/office/word/2018/wordml/cex" xmlns:w16cid="http://schemas.microsoft.com/office/word/2016/wordml/cid" xmlns:w16="http://schemas.microsoft.com/office/word/2018/wordml" xmlns:w16du="http://schemas.microsoft.com/office/word/2023/wordml/word16du" xmlns:w16sdtdh="http://schemas.microsoft.com/office/word/2020/wordml/sdtdatahash" xmlns:w16sdtfl="http://schemas.microsoft.com/office/word/2024/wordml/sdtformatlock" xmlns:w16se="http://schemas.microsoft.com/office/word/2015/wordml/symex" xmlns:wpg="http://schemas.microsoft.com/office/word/2010/wordprocessingGroup" xmlns:wpi="http://schemas.microsoft.com/office/word/2010/wordprocessingInk" xmlns:wne="http://schemas.microsoft.com/office/word/2006/wordml" xmlns:wps="http://schemas.microsoft.com/office/word/2010/wordprocessingShape" mc:Ignorable="w14 w15 w16se w16cid w16 w16cex w16sdtdh w16sdtfl w16du wp14">
   <w15:person w15:author="Antonio Ortega">
     <w15:presenceInfo w15:providerId="AD" w15:userId="S::antonio.ortega@kuleuven.be::c6a747d7-790b-47e4-ae95-b117223a48b4"/>
   </w15:person>

--- a/abstract.docx
+++ b/abstract.docx
@@ -1,6 +1,6 @@
 
 <file path=word/document.xml><?xml version="1.0" encoding="utf-8"?>
-<w:document xmlns:wpc="http://schemas.microsoft.com/office/word/2010/wordprocessingCanvas" xmlns:cx="http://schemas.microsoft.com/office/drawing/2014/chartex" xmlns:cx1="http://schemas.microsoft.com/office/drawing/2015/9/8/chartex" xmlns:cx2="http://schemas.microsoft.com/office/drawing/2015/10/21/chartex" xmlns:cx3="http://schemas.microsoft.com/office/drawing/2016/5/9/chartex" xmlns:cx4="http://schemas.microsoft.com/office/drawing/2016/5/10/chartex" xmlns:cx5="http://schemas.microsoft.com/office/drawing/2016/5/11/chartex" xmlns:cx6="http://schemas.microsoft.com/office/drawing/2016/5/12/chartex" xmlns:cx7="http://schemas.microsoft.com/office/drawing/2016/5/13/chartex" xmlns:cx8="http://schemas.microsoft.com/office/drawing/2016/5/14/chartex" xmlns:mc="http://schemas.openxmlformats.org/markup-compatibility/2006" xmlns:aink="http://schemas.microsoft.com/office/drawing/2016/ink" xmlns:am3d="http://schemas.microsoft.com/office/drawing/2017/model3d" xmlns:o="urn:schemas-microsoft-com:office:office" xmlns:oel="http://schemas.microsoft.com/office/2019/extlst" xmlns:r="http://schemas.openxmlformats.org/officeDocument/2006/relationships" xmlns:m="http://schemas.openxmlformats.org/officeDocument/2006/math" xmlns:v="urn:schemas-microsoft-com:vml" xmlns:wp14="http://schemas.microsoft.com/office/word/2010/wordprocessingDrawing" xmlns:wp="http://schemas.openxmlformats.org/drawingml/2006/wordprocessingDrawing" xmlns:w10="urn:schemas-microsoft-com:office:word" xmlns:w="http://schemas.openxmlformats.org/wordprocessingml/2006/main" xmlns:w14="http://schemas.microsoft.com/office/word/2010/wordml" xmlns:w15="http://schemas.microsoft.com/office/word/2012/wordml" xmlns:w16cex="http://schemas.microsoft.com/office/word/2018/wordml/cex" xmlns:w16cid="http://schemas.microsoft.com/office/word/2016/wordml/cid" xmlns:w16="http://schemas.microsoft.com/office/word/2018/wordml" xmlns:w16du="http://schemas.microsoft.com/office/word/2023/wordml/word16du" xmlns:w16sdtdh="http://schemas.microsoft.com/office/word/2020/wordml/sdtdatahash" xmlns:w16sdtfl="http://schemas.microsoft.com/office/word/2024/wordml/sdtformatlock" xmlns:w16se="http://schemas.microsoft.com/office/word/2015/wordml/symex" xmlns:wpg="http://schemas.microsoft.com/office/word/2010/wordprocessingGroup" xmlns:wpi="http://schemas.microsoft.com/office/word/2010/wordprocessingInk" xmlns:wne="http://schemas.microsoft.com/office/word/2006/wordml" xmlns:wps="http://schemas.microsoft.com/office/word/2010/wordprocessingShape" mc:Ignorable="w14 w15 w16se w16cid w16 w16cex w16sdtdh w16sdtfl w16du wp14">
+<w:document xmlns:wpc="http://schemas.microsoft.com/office/word/2010/wordprocessingCanvas" xmlns:cx="http://schemas.microsoft.com/office/drawing/2014/chartex" xmlns:cx1="http://schemas.microsoft.com/office/drawing/2015/9/8/chartex" xmlns:cx2="http://schemas.microsoft.com/office/drawing/2015/10/21/chartex" xmlns:cx3="http://schemas.microsoft.com/office/drawing/2016/5/9/chartex" xmlns:cx4="http://schemas.microsoft.com/office/drawing/2016/5/10/chartex" xmlns:cx5="http://schemas.microsoft.com/office/drawing/2016/5/11/chartex" xmlns:cx6="http://schemas.microsoft.com/office/drawing/2016/5/12/chartex" xmlns:cx7="http://schemas.microsoft.com/office/drawing/2016/5/13/chartex" xmlns:cx8="http://schemas.microsoft.com/office/drawing/2016/5/14/chartex" xmlns:mc="http://schemas.openxmlformats.org/markup-compatibility/2006" xmlns:aink="http://schemas.microsoft.com/office/drawing/2016/ink" xmlns:am3d="http://schemas.microsoft.com/office/drawing/2017/model3d" xmlns:o="urn:schemas-microsoft-com:office:office" xmlns:oel="http://schemas.microsoft.com/office/2019/extlst" xmlns:r="http://schemas.openxmlformats.org/officeDocument/2006/relationships" xmlns:m="http://schemas.openxmlformats.org/officeDocument/2006/math" xmlns:v="urn:schemas-microsoft-com:vml" xmlns:wp14="http://schemas.microsoft.com/office/word/2010/wordprocessingDrawing" xmlns:wp="http://schemas.openxmlformats.org/drawingml/2006/wordprocessingDrawing" xmlns:w10="urn:schemas-microsoft-com:office:word" xmlns:w="http://schemas.openxmlformats.org/wordprocessingml/2006/main" xmlns:w14="http://schemas.microsoft.com/office/word/2010/wordml" xmlns:w15="http://schemas.microsoft.com/office/word/2012/wordml" xmlns:w16cei="http://schemas.microsoft.com/office/word/2026/wordml/cei" xmlns:w16cex="http://schemas.microsoft.com/office/word/2018/wordml/cex" xmlns:w16cid="http://schemas.microsoft.com/office/word/2016/wordml/cid" xmlns:w16="http://schemas.microsoft.com/office/word/2018/wordml" xmlns:w16du="http://schemas.microsoft.com/office/word/2023/wordml/word16du" xmlns:w16sdtdh="http://schemas.microsoft.com/office/word/2020/wordml/sdtdatahash" xmlns:w16sdtfl="http://schemas.microsoft.com/office/word/2024/wordml/sdtformatlock" xmlns:w16se="http://schemas.microsoft.com/office/word/2015/wordml/symex" xmlns:wpg="http://schemas.microsoft.com/office/word/2010/wordprocessingGroup" xmlns:wpi="http://schemas.microsoft.com/office/word/2010/wordprocessingInk" xmlns:wne="http://schemas.microsoft.com/office/word/2006/wordml" xmlns:wps="http://schemas.microsoft.com/office/word/2010/wordprocessingShape" mc:Ignorable="w14 w15 w16se w16cid w16 w16cex w16sdtdh w16sdtfl w16du wp14">
   <w:body>
     <w:p>
       <w:pPr>
@@ -409,6 +409,31 @@
       <w:r>
         <w:t xml:space="preserve">flies, </w:t>
       </w:r>
+      <w:r>
+        <w:t xml:space="preserve">and allows us to </w:t>
+      </w:r>
+      <w:r>
+        <w:t xml:space="preserve">quantify sleep-wake </w:t>
+      </w:r>
+      <w:r>
+        <w:t xml:space="preserve">transitions alongside social interactions and to check </w:t>
+      </w:r>
+      <w:r>
+        <w:t>whether contact with a groupmate ch</w:t>
+      </w:r>
+      <w:r>
+        <w:t>an</w:t>
+      </w:r>
+      <w:r>
+        <w:t xml:space="preserve">ges an individual’s sleep </w:t>
+      </w:r>
+      <w:r>
+        <w:lastRenderedPageBreak/>
+        <w:t>patterns</w:t>
+      </w:r>
+      <w:r>
+        <w:t xml:space="preserve">, </w:t>
+      </w:r>
       <w:commentRangeStart w:id="52"/>
       <w:del w:id="53" w:author="Antonio Ortega" w:date="2026-09-28T11:42:00Z" w16du:dateUtc="2026-09-28T09:42:00Z">
         <w:r>
@@ -418,11 +443,7 @@
           <w:delText xml:space="preserve">for quantifying </w:delText>
         </w:r>
         <w:r>
-          <w:delText xml:space="preserve">sleep-wake transitions alongside interactions </w:delText>
-        </w:r>
-        <w:r>
-          <w:lastRenderedPageBreak/>
-          <w:delText>can help reveal whether contact with a groupmate changes an individual's state</w:delText>
+          <w:delText>sleep-wake transitions alongside interactions can help reveal whether contact with a groupmate changes an individual's state</w:delText>
         </w:r>
       </w:del>
       <w:commentRangeEnd w:id="52"/>
@@ -450,7 +471,7 @@
 </file>
 
 <file path=word/comments.xml><?xml version="1.0" encoding="utf-8"?>
-<w:comments xmlns:wpc="http://schemas.microsoft.com/office/word/2010/wordprocessingCanvas" xmlns:cx="http://schemas.microsoft.com/office/drawing/2014/chartex" xmlns:cx1="http://schemas.microsoft.com/office/drawing/2015/9/8/chartex" xmlns:cx2="http://schemas.microsoft.com/office/drawing/2015/10/21/chartex" xmlns:cx3="http://schemas.microsoft.com/office/drawing/2016/5/9/chartex" xmlns:cx4="http://schemas.microsoft.com/office/drawing/2016/5/10/chartex" xmlns:cx5="http://schemas.microsoft.com/office/drawing/2016/5/11/chartex" xmlns:cx6="http://schemas.microsoft.com/office/drawing/2016/5/12/chartex" xmlns:cx7="http://schemas.microsoft.com/office/drawing/2016/5/13/chartex" xmlns:cx8="http://schemas.microsoft.com/office/drawing/2016/5/14/chartex" xmlns:mc="http://schemas.openxmlformats.org/markup-compatibility/2006" xmlns:aink="http://schemas.microsoft.com/office/drawing/2016/ink" xmlns:am3d="http://schemas.microsoft.com/office/drawing/2017/model3d" xmlns:o="urn:schemas-microsoft-com:office:office" xmlns:oel="http://schemas.microsoft.com/office/2019/extlst" xmlns:r="http://schemas.openxmlformats.org/officeDocument/2006/relationships" xmlns:m="http://schemas.openxmlformats.org/officeDocument/2006/math" xmlns:v="urn:schemas-microsoft-com:vml" xmlns:wp14="http://schemas.microsoft.com/office/word/2010/wordprocessingDrawing" xmlns:wp="http://schemas.openxmlformats.org/drawingml/2006/wordprocessingDrawing" xmlns:w10="urn:schemas-microsoft-com:office:word" xmlns:w="http://schemas.openxmlformats.org/wordprocessingml/2006/main" xmlns:w14="http://schemas.microsoft.com/office/word/2010/wordml" xmlns:w15="http://schemas.microsoft.com/office/word/2012/wordml" xmlns:w16cex="http://schemas.microsoft.com/office/word/2018/wordml/cex" xmlns:w16cid="http://schemas.microsoft.com/office/word/2016/wordml/cid" xmlns:w16="http://schemas.microsoft.com/office/word/2018/wordml" xmlns:w16du="http://schemas.microsoft.com/office/word/2023/wordml/word16du" xmlns:w16sdtdh="http://schemas.microsoft.com/office/word/2020/wordml/sdtdatahash" xmlns:w16sdtfl="http://schemas.microsoft.com/office/word/2024/wordml/sdtformatlock" xmlns:w16se="http://schemas.microsoft.com/office/word/2015/wordml/symex" xmlns:wpg="http://schemas.microsoft.com/office/word/2010/wordprocessingGroup" xmlns:wpi="http://schemas.microsoft.com/office/word/2010/wordprocessingInk" xmlns:wne="http://schemas.microsoft.com/office/word/2006/wordml" xmlns:wps="http://schemas.microsoft.com/office/word/2010/wordprocessingShape" mc:Ignorable="w14 w15 w16se w16cid w16 w16cex w16sdtdh w16sdtfl w16du wp14">
+<w:comments xmlns:wpc="http://schemas.microsoft.com/office/word/2010/wordprocessingCanvas" xmlns:cx="http://schemas.microsoft.com/office/drawing/2014/chartex" xmlns:cx1="http://schemas.microsoft.com/office/drawing/2015/9/8/chartex" xmlns:cx2="http://schemas.microsoft.com/office/drawing/2015/10/21/chartex" xmlns:cx3="http://schemas.microsoft.com/office/drawing/2016/5/9/chartex" xmlns:cx4="http://schemas.microsoft.com/office/drawing/2016/5/10/chartex" xmlns:cx5="http://schemas.microsoft.com/office/drawing/2016/5/11/chartex" xmlns:cx6="http://schemas.microsoft.com/office/drawing/2016/5/12/chartex" xmlns:cx7="http://schemas.microsoft.com/office/drawing/2016/5/13/chartex" xmlns:cx8="http://schemas.microsoft.com/office/drawing/2016/5/14/chartex" xmlns:mc="http://schemas.openxmlformats.org/markup-compatibility/2006" xmlns:aink="http://schemas.microsoft.com/office/drawing/2016/ink" xmlns:am3d="http://schemas.microsoft.com/office/drawing/2017/model3d" xmlns:o="urn:schemas-microsoft-com:office:office" xmlns:oel="http://schemas.microsoft.com/office/2019/extlst" xmlns:r="http://schemas.openxmlformats.org/officeDocument/2006/relationships" xmlns:m="http://schemas.openxmlformats.org/officeDocument/2006/math" xmlns:v="urn:schemas-microsoft-com:vml" xmlns:wp14="http://schemas.microsoft.com/office/word/2010/wordprocessingDrawing" xmlns:wp="http://schemas.openxmlformats.org/drawingml/2006/wordprocessingDrawing" xmlns:w10="urn:schemas-microsoft-com:office:word" xmlns:w="http://schemas.openxmlformats.org/wordprocessingml/2006/main" xmlns:w14="http://schemas.microsoft.com/office/word/2010/wordml" xmlns:w15="http://schemas.microsoft.com/office/word/2012/wordml" xmlns:w16cei="http://schemas.microsoft.com/office/word/2026/wordml/cei" xmlns:w16cex="http://schemas.microsoft.com/office/word/2018/wordml/cex" xmlns:w16cid="http://schemas.microsoft.com/office/word/2016/wordml/cid" xmlns:w16="http://schemas.microsoft.com/office/word/2018/wordml" xmlns:w16du="http://schemas.microsoft.com/office/word/2023/wordml/word16du" xmlns:w16sdtdh="http://schemas.microsoft.com/office/word/2020/wordml/sdtdatahash" xmlns:w16sdtfl="http://schemas.microsoft.com/office/word/2024/wordml/sdtformatlock" xmlns:w16se="http://schemas.microsoft.com/office/word/2015/wordml/symex" xmlns:wpg="http://schemas.microsoft.com/office/word/2010/wordprocessingGroup" xmlns:wpi="http://schemas.microsoft.com/office/word/2010/wordprocessingInk" xmlns:wne="http://schemas.microsoft.com/office/word/2006/wordml" xmlns:wps="http://schemas.microsoft.com/office/word/2010/wordprocessingShape" mc:Ignorable="w14 w15 w16se w16cid w16 w16cex w16sdtdh w16sdtfl w16du wp14">
   <w:comment w:id="2" w:author="Antonio Ortega" w:date="2026-09-26T17:34:00Z" w:initials="AO">
     <w:p>
       <w:pPr>
@@ -615,7 +636,7 @@
 </file>
 
 <file path=word/commentsExtended.xml><?xml version="1.0" encoding="utf-8"?>
-<w15:commentsEx xmlns:wpc="http://schemas.microsoft.com/office/word/2010/wordprocessingCanvas" xmlns:cx="http://schemas.microsoft.com/office/drawing/2014/chartex" xmlns:cx1="http://schemas.microsoft.com/office/drawing/2015/9/8/chartex" xmlns:cx2="http://schemas.microsoft.com/office/drawing/2015/10/21/chartex" xmlns:cx3="http://schemas.microsoft.com/office/drawing/2016/5/9/chartex" xmlns:cx4="http://schemas.microsoft.com/office/drawing/2016/5/10/chartex" xmlns:cx5="http://schemas.microsoft.com/office/drawing/2016/5/11/chartex" xmlns:cx6="http://schemas.microsoft.com/office/drawing/2016/5/12/chartex" xmlns:cx7="http://schemas.microsoft.com/office/drawing/2016/5/13/chartex" xmlns:cx8="http://schemas.microsoft.com/office/drawing/2016/5/14/chartex" xmlns:mc="http://schemas.openxmlformats.org/markup-compatibility/2006" xmlns:aink="http://schemas.microsoft.com/office/drawing/2016/ink" xmlns:am3d="http://schemas.microsoft.com/office/drawing/2017/model3d" xmlns:o="urn:schemas-microsoft-com:office:office" xmlns:oel="http://schemas.microsoft.com/office/2019/extlst" xmlns:r="http://schemas.openxmlformats.org/officeDocument/2006/relationships" xmlns:m="http://schemas.openxmlformats.org/officeDocument/2006/math" xmlns:v="urn:schemas-microsoft-com:vml" xmlns:wp14="http://schemas.microsoft.com/office/word/2010/wordprocessingDrawing" xmlns:wp="http://schemas.openxmlformats.org/drawingml/2006/wordprocessingDrawing" xmlns:w10="urn:schemas-microsoft-com:office:word" xmlns:w="http://schemas.openxmlformats.org/wordprocessingml/2006/main" xmlns:w14="http://schemas.microsoft.com/office/word/2010/wordml" xmlns:w15="http://schemas.microsoft.com/office/word/2012/wordml" xmlns:w16cex="http://schemas.microsoft.com/office/word/2018/wordml/cex" xmlns:w16cid="http://schemas.microsoft.com/office/word/2016/wordml/cid" xmlns:w16="http://schemas.microsoft.com/office/word/2018/wordml" xmlns:w16du="http://schemas.microsoft.com/office/word/2023/wordml/word16du" xmlns:w16sdtdh="http://schemas.microsoft.com/office/word/2020/wordml/sdtdatahash" xmlns:w16sdtfl="http://schemas.microsoft.com/office/word/2024/wordml/sdtformatlock" xmlns:w16se="http://schemas.microsoft.com/office/word/2015/wordml/symex" xmlns:wpg="http://schemas.microsoft.com/office/word/2010/wordprocessingGroup" xmlns:wpi="http://schemas.microsoft.com/office/word/2010/wordprocessingInk" xmlns:wne="http://schemas.microsoft.com/office/word/2006/wordml" xmlns:wps="http://schemas.microsoft.com/office/word/2010/wordprocessingShape" mc:Ignorable="w14 w15 w16se w16cid w16 w16cex w16sdtdh w16sdtfl w16du wp14">
+<w15:commentsEx xmlns:wpc="http://schemas.microsoft.com/office/word/2010/wordprocessingCanvas" xmlns:cx="http://schemas.microsoft.com/office/drawing/2014/chartex" xmlns:cx1="http://schemas.microsoft.com/office/drawing/2015/9/8/chartex" xmlns:cx2="http://schemas.microsoft.com/office/drawing/2015/10/21/chartex" xmlns:cx3="http://schemas.microsoft.com/office/drawing/2016/5/9/chartex" xmlns:cx4="http://schemas.microsoft.com/office/drawing/2016/5/10/chartex" xmlns:cx5="http://schemas.microsoft.com/office/drawing/2016/5/11/chartex" xmlns:cx6="http://schemas.microsoft.com/office/drawing/2016/5/12/chartex" xmlns:cx7="http://schemas.microsoft.com/office/drawing/2016/5/13/chartex" xmlns:cx8="http://schemas.microsoft.com/office/drawing/2016/5/14/chartex" xmlns:mc="http://schemas.openxmlformats.org/markup-compatibility/2006" xmlns:aink="http://schemas.microsoft.com/office/drawing/2016/ink" xmlns:am3d="http://schemas.microsoft.com/office/drawing/2017/model3d" xmlns:o="urn:schemas-microsoft-com:office:office" xmlns:oel="http://schemas.microsoft.com/office/2019/extlst" xmlns:r="http://schemas.openxmlformats.org/officeDocument/2006/relationships" xmlns:m="http://schemas.openxmlformats.org/officeDocument/2006/math" xmlns:v="urn:schemas-microsoft-com:vml" xmlns:wp14="http://schemas.microsoft.com/office/word/2010/wordprocessingDrawing" xmlns:wp="http://schemas.openxmlformats.org/drawingml/2006/wordprocessingDrawing" xmlns:w10="urn:schemas-microsoft-com:office:word" xmlns:w="http://schemas.openxmlformats.org/wordprocessingml/2006/main" xmlns:w14="http://schemas.microsoft.com/office/word/2010/wordml" xmlns:w15="http://schemas.microsoft.com/office/word/2012/wordml" xmlns:w16cei="http://schemas.microsoft.com/office/word/2026/wordml/cei" xmlns:w16cex="http://schemas.microsoft.com/office/word/2018/wordml/cex" xmlns:w16cid="http://schemas.microsoft.com/office/word/2016/wordml/cid" xmlns:w16="http://schemas.microsoft.com/office/word/2018/wordml" xmlns:w16du="http://schemas.microsoft.com/office/word/2023/wordml/word16du" xmlns:w16sdtdh="http://schemas.microsoft.com/office/word/2020/wordml/sdtdatahash" xmlns:w16sdtfl="http://schemas.microsoft.com/office/word/2024/wordml/sdtformatlock" xmlns:w16se="http://schemas.microsoft.com/office/word/2015/wordml/symex" xmlns:wpg="http://schemas.microsoft.com/office/word/2010/wordprocessingGroup" xmlns:wpi="http://schemas.microsoft.com/office/word/2010/wordprocessingInk" xmlns:wne="http://schemas.microsoft.com/office/word/2006/wordml" xmlns:wps="http://schemas.microsoft.com/office/word/2010/wordprocessingShape" mc:Ignorable="w14 w15 w16se w16cid w16 w16cex w16sdtdh w16sdtfl w16du wp14">
   <w15:commentEx w15:paraId="42759EF0" w15:done="0"/>
   <w15:commentEx w15:paraId="3D91DF0C" w15:done="0"/>
   <w15:commentEx w15:paraId="734E6814" w15:done="0"/>
@@ -627,7 +648,7 @@
 </file>
 
 <file path=word/commentsExtensible.xml><?xml version="1.0" encoding="utf-8"?>
-<w16cex:commentsExtensible xmlns:wpc="http://schemas.microsoft.com/office/word/2010/wordprocessingCanvas" xmlns:cx="http://schemas.microsoft.com/office/drawing/2014/chartex" xmlns:cx1="http://schemas.microsoft.com/office/drawing/2015/9/8/chartex" xmlns:cx2="http://schemas.microsoft.com/office/drawing/2015/10/21/chartex" xmlns:cx3="http://schemas.microsoft.com/office/drawing/2016/5/9/chartex" xmlns:cx4="http://schemas.microsoft.com/office/drawing/2016/5/10/chartex" xmlns:cx5="http://schemas.microsoft.com/office/drawing/2016/5/11/chartex" xmlns:cx6="http://schemas.microsoft.com/office/drawing/2016/5/12/chartex" xmlns:cx7="http://schemas.microsoft.com/office/drawing/2016/5/13/chartex" xmlns:cx8="http://schemas.microsoft.com/office/drawing/2016/5/14/chartex" xmlns:cr="http://schemas.microsoft.com/office/comments/2020/reactions" xmlns:mc="http://schemas.openxmlformats.org/markup-compatibility/2006" xmlns:aink="http://schemas.microsoft.com/office/drawing/2016/ink" xmlns:am3d="http://schemas.microsoft.com/office/drawing/2017/model3d" xmlns:o="urn:schemas-microsoft-com:office:office" xmlns:oel="http://schemas.microsoft.com/office/2019/extlst" xmlns:r="http://schemas.openxmlformats.org/officeDocument/2006/relationships" xmlns:m="http://schemas.openxmlformats.org/officeDocument/2006/math" xmlns:v="urn:schemas-microsoft-com:vml" xmlns:wp14="http://schemas.microsoft.com/office/word/2010/wordprocessingDrawing" xmlns:wp="http://schemas.openxmlformats.org/drawingml/2006/wordprocessingDrawing" xmlns:w10="urn:schemas-microsoft-com:office:word" xmlns:w="http://schemas.openxmlformats.org/wordprocessingml/2006/main" xmlns:w14="http://schemas.microsoft.com/office/word/2010/wordml" xmlns:w15="http://schemas.microsoft.com/office/word/2012/wordml" xmlns:w16cex="http://schemas.microsoft.com/office/word/2018/wordml/cex" xmlns:w16cid="http://schemas.microsoft.com/office/word/2016/wordml/cid" xmlns:w16="http://schemas.microsoft.com/office/word/2018/wordml" xmlns:w16du="http://schemas.microsoft.com/office/word/2023/wordml/word16du" xmlns:w16sdtdh="http://schemas.microsoft.com/office/word/2020/wordml/sdtdatahash" xmlns:w16sdtfl="http://schemas.microsoft.com/office/word/2024/wordml/sdtformatlock" xmlns:w16se="http://schemas.microsoft.com/office/word/2015/wordml/symex" xmlns:wpg="http://schemas.microsoft.com/office/word/2010/wordprocessingGroup" xmlns:wpi="http://schemas.microsoft.com/office/word/2010/wordprocessingInk" xmlns:wne="http://schemas.microsoft.com/office/word/2006/wordml" xmlns:wps="http://schemas.microsoft.com/office/word/2010/wordprocessingShape" mc:Ignorable="w14 w15 w16se w16cid w16 w16cex w16sdtdh w16sdtfl cr w16du wp14">
+<w16cex:commentsExtensible xmlns:wpc="http://schemas.microsoft.com/office/word/2010/wordprocessingCanvas" xmlns:cx="http://schemas.microsoft.com/office/drawing/2014/chartex" xmlns:cx1="http://schemas.microsoft.com/office/drawing/2015/9/8/chartex" xmlns:cx2="http://schemas.microsoft.com/office/drawing/2015/10/21/chartex" xmlns:cx3="http://schemas.microsoft.com/office/drawing/2016/5/9/chartex" xmlns:cx4="http://schemas.microsoft.com/office/drawing/2016/5/10/chartex" xmlns:cx5="http://schemas.microsoft.com/office/drawing/2016/5/11/chartex" xmlns:cx6="http://schemas.microsoft.com/office/drawing/2016/5/12/chartex" xmlns:cx7="http://schemas.microsoft.com/office/drawing/2016/5/13/chartex" xmlns:cx8="http://schemas.microsoft.com/office/drawing/2016/5/14/chartex" xmlns:cr="http://schemas.microsoft.com/office/comments/2020/reactions" xmlns:mc="http://schemas.openxmlformats.org/markup-compatibility/2006" xmlns:aink="http://schemas.microsoft.com/office/drawing/2016/ink" xmlns:am3d="http://schemas.microsoft.com/office/drawing/2017/model3d" xmlns:o="urn:schemas-microsoft-com:office:office" xmlns:oel="http://schemas.microsoft.com/office/2019/extlst" xmlns:r="http://schemas.openxmlformats.org/officeDocument/2006/relationships" xmlns:m="http://schemas.openxmlformats.org/officeDocument/2006/math" xmlns:v="urn:schemas-microsoft-com:vml" xmlns:wp14="http://schemas.microsoft.com/office/word/2010/wordprocessingDrawing" xmlns:wp="http://schemas.openxmlformats.org/drawingml/2006/wordprocessingDrawing" xmlns:w10="urn:schemas-microsoft-com:office:word" xmlns:w="http://schemas.openxmlformats.org/wordprocessingml/2006/main" xmlns:w14="http://schemas.microsoft.com/office/word/2010/wordml" xmlns:w15="http://schemas.microsoft.com/office/word/2012/wordml" xmlns:w16cei="http://schemas.microsoft.com/office/word/2026/wordml/cei" xmlns:w16cex="http://schemas.microsoft.com/office/word/2018/wordml/cex" xmlns:w16cid="http://schemas.microsoft.com/office/word/2016/wordml/cid" xmlns:w16="http://schemas.microsoft.com/office/word/2018/wordml" xmlns:w16du="http://schemas.microsoft.com/office/word/2023/wordml/word16du" xmlns:w16sdtdh="http://schemas.microsoft.com/office/word/2020/wordml/sdtdatahash" xmlns:w16sdtfl="http://schemas.microsoft.com/office/word/2024/wordml/sdtformatlock" xmlns:w16se="http://schemas.microsoft.com/office/word/2015/wordml/symex" xmlns:wpg="http://schemas.microsoft.com/office/word/2010/wordprocessingGroup" xmlns:wpi="http://schemas.microsoft.com/office/word/2010/wordprocessingInk" xmlns:wne="http://schemas.microsoft.com/office/word/2006/wordml" xmlns:wps="http://schemas.microsoft.com/office/word/2010/wordprocessingShape" mc:Ignorable="w14 w15 w16se w16cid w16 w16cex w16sdtdh w16sdtfl cr w16du wp14">
   <w16cex:commentExtensible w16cex:durableId="7FB3E401" w16cex:dateUtc="2026-09-26T15:34:00Z"/>
   <w16cex:commentExtensible w16cex:durableId="5E005750" w16cex:dateUtc="2026-09-26T15:37:00Z"/>
   <w16cex:commentExtensible w16cex:durableId="5BC05104" w16cex:dateUtc="2026-09-26T15:44:00Z"/>
@@ -639,7 +660,7 @@
 </file>
 
 <file path=word/commentsIds.xml><?xml version="1.0" encoding="utf-8"?>
-<w16cid:commentsIds xmlns:wpc="http://schemas.microsoft.com/office/word/2010/wordprocessingCanvas" xmlns:cx="http://schemas.microsoft.com/office/drawing/2014/chartex" xmlns:cx1="http://schemas.microsoft.com/office/drawing/2015/9/8/chartex" xmlns:cx2="http://schemas.microsoft.com/office/drawing/2015/10/21/chartex" xmlns:cx3="http://schemas.microsoft.com/office/drawing/2016/5/9/chartex" xmlns:cx4="http://schemas.microsoft.com/office/drawing/2016/5/10/chartex" xmlns:cx5="http://schemas.microsoft.com/office/drawing/2016/5/11/chartex" xmlns:cx6="http://schemas.microsoft.com/office/drawing/2016/5/12/chartex" xmlns:cx7="http://schemas.microsoft.com/office/drawing/2016/5/13/chartex" xmlns:cx8="http://schemas.microsoft.com/office/drawing/2016/5/14/chartex" xmlns:mc="http://schemas.openxmlformats.org/markup-compatibility/2006" xmlns:aink="http://schemas.microsoft.com/office/drawing/2016/ink" xmlns:am3d="http://schemas.microsoft.com/office/drawing/2017/model3d" xmlns:o="urn:schemas-microsoft-com:office:office" xmlns:oel="http://schemas.microsoft.com/office/2019/extlst" xmlns:r="http://schemas.openxmlformats.org/officeDocument/2006/relationships" xmlns:m="http://schemas.openxmlformats.org/officeDocument/2006/math" xmlns:v="urn:schemas-microsoft-com:vml" xmlns:wp14="http://schemas.microsoft.com/office/word/2010/wordprocessingDrawing" xmlns:wp="http://schemas.openxmlformats.org/drawingml/2006/wordprocessingDrawing" xmlns:w10="urn:schemas-microsoft-com:office:word" xmlns:w="http://schemas.openxmlformats.org/wordprocessingml/2006/main" xmlns:w14="http://schemas.microsoft.com/office/word/2010/wordml" xmlns:w15="http://schemas.microsoft.com/office/word/2012/wordml" xmlns:w16cex="http://schemas.microsoft.com/office/word/2018/wordml/cex" xmlns:w16cid="http://schemas.microsoft.com/office/word/2016/wordml/cid" xmlns:w16="http://schemas.microsoft.com/office/word/2018/wordml" xmlns:w16du="http://schemas.microsoft.com/office/word/2023/wordml/word16du" xmlns:w16sdtdh="http://schemas.microsoft.com/office/word/2020/wordml/sdtdatahash" xmlns:w16sdtfl="http://schemas.microsoft.com/office/word/2024/wordml/sdtformatlock" xmlns:w16se="http://schemas.microsoft.com/office/word/2015/wordml/symex" xmlns:wpg="http://schemas.microsoft.com/office/word/2010/wordprocessingGroup" xmlns:wpi="http://schemas.microsoft.com/office/word/2010/wordprocessingInk" xmlns:wne="http://schemas.microsoft.com/office/word/2006/wordml" xmlns:wps="http://schemas.microsoft.com/office/word/2010/wordprocessingShape" mc:Ignorable="w14 w15 w16se w16cid w16 w16cex w16sdtdh w16sdtfl w16du wp14">
+<w16cid:commentsIds xmlns:wpc="http://schemas.microsoft.com/office/word/2010/wordprocessingCanvas" xmlns:cx="http://schemas.microsoft.com/office/drawing/2014/chartex" xmlns:cx1="http://schemas.microsoft.com/office/drawing/2015/9/8/chartex" xmlns:cx2="http://schemas.microsoft.com/office/drawing/2015/10/21/chartex" xmlns:cx3="http://schemas.microsoft.com/office/drawing/2016/5/9/chartex" xmlns:cx4="http://schemas.microsoft.com/office/drawing/2016/5/10/chartex" xmlns:cx5="http://schemas.microsoft.com/office/drawing/2016/5/11/chartex" xmlns:cx6="http://schemas.microsoft.com/office/drawing/2016/5/12/chartex" xmlns:cx7="http://schemas.microsoft.com/office/drawing/2016/5/13/chartex" xmlns:cx8="http://schemas.microsoft.com/office/drawing/2016/5/14/chartex" xmlns:mc="http://schemas.openxmlformats.org/markup-compatibility/2006" xmlns:aink="http://schemas.microsoft.com/office/drawing/2016/ink" xmlns:am3d="http://schemas.microsoft.com/office/drawing/2017/model3d" xmlns:o="urn:schemas-microsoft-com:office:office" xmlns:oel="http://schemas.microsoft.com/office/2019/extlst" xmlns:r="http://schemas.openxmlformats.org/officeDocument/2006/relationships" xmlns:m="http://schemas.openxmlformats.org/officeDocument/2006/math" xmlns:v="urn:schemas-microsoft-com:vml" xmlns:wp14="http://schemas.microsoft.com/office/word/2010/wordprocessingDrawing" xmlns:wp="http://schemas.openxmlformats.org/drawingml/2006/wordprocessingDrawing" xmlns:w10="urn:schemas-microsoft-com:office:word" xmlns:w="http://schemas.openxmlformats.org/wordprocessingml/2006/main" xmlns:w14="http://schemas.microsoft.com/office/word/2010/wordml" xmlns:w15="http://schemas.microsoft.com/office/word/2012/wordml" xmlns:w16cei="http://schemas.microsoft.com/office/word/2026/wordml/cei" xmlns:w16cex="http://schemas.microsoft.com/office/word/2018/wordml/cex" xmlns:w16cid="http://schemas.microsoft.com/office/word/2016/wordml/cid" xmlns:w16="http://schemas.microsoft.com/office/word/2018/wordml" xmlns:w16du="http://schemas.microsoft.com/office/word/2023/wordml/word16du" xmlns:w16sdtdh="http://schemas.microsoft.com/office/word/2020/wordml/sdtdatahash" xmlns:w16sdtfl="http://schemas.microsoft.com/office/word/2024/wordml/sdtformatlock" xmlns:w16se="http://schemas.microsoft.com/office/word/2015/wordml/symex" xmlns:wpg="http://schemas.microsoft.com/office/word/2010/wordprocessingGroup" xmlns:wpi="http://schemas.microsoft.com/office/word/2010/wordprocessingInk" xmlns:wne="http://schemas.microsoft.com/office/word/2006/wordml" xmlns:wps="http://schemas.microsoft.com/office/word/2010/wordprocessingShape" mc:Ignorable="w14 w15 w16se w16cid w16 w16cex w16sdtdh w16sdtfl w16du wp14">
   <w16cid:commentId w16cid:paraId="42759EF0" w16cid:durableId="7FB3E401"/>
   <w16cid:commentId w16cid:paraId="3D91DF0C" w16cid:durableId="5E005750"/>
   <w16cid:commentId w16cid:paraId="734E6814" w16cid:durableId="5BC05104"/>
@@ -651,7 +672,7 @@
 </file>
 
 <file path=word/numbering.xml><?xml version="1.0" encoding="utf-8"?>
-<w:numbering xmlns:wpc="http://schemas.microsoft.com/office/word/2010/wordprocessingCanvas" xmlns:cx="http://schemas.microsoft.com/office/drawing/2014/chartex" xmlns:cx1="http://schemas.microsoft.com/office/drawing/2015/9/8/chartex" xmlns:cx2="http://schemas.microsoft.com/office/drawing/2015/10/21/chartex" xmlns:cx3="http://schemas.microsoft.com/office/drawing/2016/5/9/chartex" xmlns:cx4="http://schemas.microsoft.com/office/drawing/2016/5/10/chartex" xmlns:cx5="http://schemas.microsoft.com/office/drawing/2016/5/11/chartex" xmlns:cx6="http://schemas.microsoft.com/office/drawing/2016/5/12/chartex" xmlns:cx7="http://schemas.microsoft.com/office/drawing/2016/5/13/chartex" xmlns:cx8="http://schemas.microsoft.com/office/drawing/2016/5/14/chartex" xmlns:mc="http://schemas.openxmlformats.org/markup-compatibility/2006" xmlns:aink="http://schemas.microsoft.com/office/drawing/2016/ink" xmlns:am3d="http://schemas.microsoft.com/office/drawing/2017/model3d" xmlns:o="urn:schemas-microsoft-com:office:office" xmlns:oel="http://schemas.microsoft.com/office/2019/extlst" xmlns:r="http://schemas.openxmlformats.org/officeDocument/2006/relationships" xmlns:m="http://schemas.openxmlformats.org/officeDocument/2006/math" xmlns:v="urn:schemas-microsoft-com:vml" xmlns:wp14="http://schemas.microsoft.com/office/word/2010/wordprocessingDrawing" xmlns:wp="http://schemas.openxmlformats.org/drawingml/2006/wordprocessingDrawing" xmlns:w10="urn:schemas-microsoft-com:office:word" xmlns:w="http://schemas.openxmlformats.org/wordprocessingml/2006/main" xmlns:w14="http://schemas.microsoft.com/office/word/2010/wordml" xmlns:w15="http://schemas.microsoft.com/office/word/2012/wordml" xmlns:w16cex="http://schemas.microsoft.com/office/word/2018/wordml/cex" xmlns:w16cid="http://schemas.microsoft.com/office/word/2016/wordml/cid" xmlns:w16="http://schemas.microsoft.com/office/word/2018/wordml" xmlns:w16du="http://schemas.microsoft.com/office/word/2023/wordml/word16du" xmlns:w16sdtdh="http://schemas.microsoft.com/office/word/2020/wordml/sdtdatahash" xmlns:w16sdtfl="http://schemas.microsoft.com/office/word/2024/wordml/sdtformatlock" xmlns:w16se="http://schemas.microsoft.com/office/word/2015/wordml/symex" xmlns:wpg="http://schemas.microsoft.com/office/word/2010/wordprocessingGroup" xmlns:wpi="http://schemas.microsoft.com/office/word/2010/wordprocessingInk" xmlns:wne="http://schemas.microsoft.com/office/word/2006/wordml" xmlns:wps="http://schemas.microsoft.com/office/word/2010/wordprocessingShape" mc:Ignorable="w14 w15 w16se w16cid w16 w16cex w16sdtdh w16sdtfl w16du wp14">
+<w:numbering xmlns:wpc="http://schemas.microsoft.com/office/word/2010/wordprocessingCanvas" xmlns:cx="http://schemas.microsoft.com/office/drawing/2014/chartex" xmlns:cx1="http://schemas.microsoft.com/office/drawing/2015/9/8/chartex" xmlns:cx2="http://schemas.microsoft.com/office/drawing/2015/10/21/chartex" xmlns:cx3="http://schemas.microsoft.com/office/drawing/2016/5/9/chartex" xmlns:cx4="http://schemas.microsoft.com/office/drawing/2016/5/10/chartex" xmlns:cx5="http://schemas.microsoft.com/office/drawing/2016/5/11/chartex" xmlns:cx6="http://schemas.microsoft.com/office/drawing/2016/5/12/chartex" xmlns:cx7="http://schemas.microsoft.com/office/drawing/2016/5/13/chartex" xmlns:cx8="http://schemas.microsoft.com/office/drawing/2016/5/14/chartex" xmlns:mc="http://schemas.openxmlformats.org/markup-compatibility/2006" xmlns:aink="http://schemas.microsoft.com/office/drawing/2016/ink" xmlns:am3d="http://schemas.microsoft.com/office/drawing/2017/model3d" xmlns:o="urn:schemas-microsoft-com:office:office" xmlns:oel="http://schemas.microsoft.com/office/2019/extlst" xmlns:r="http://schemas.openxmlformats.org/officeDocument/2006/relationships" xmlns:m="http://schemas.openxmlformats.org/officeDocument/2006/math" xmlns:v="urn:schemas-microsoft-com:vml" xmlns:wp14="http://schemas.microsoft.com/office/word/2010/wordprocessingDrawing" xmlns:wp="http://schemas.openxmlformats.org/drawingml/2006/wordprocessingDrawing" xmlns:w10="urn:schemas-microsoft-com:office:word" xmlns:w="http://schemas.openxmlformats.org/wordprocessingml/2006/main" xmlns:w14="http://schemas.microsoft.com/office/word/2010/wordml" xmlns:w15="http://schemas.microsoft.com/office/word/2012/wordml" xmlns:w16cei="http://schemas.microsoft.com/office/word/2026/wordml/cei" xmlns:w16cex="http://schemas.microsoft.com/office/word/2018/wordml/cex" xmlns:w16cid="http://schemas.microsoft.com/office/word/2016/wordml/cid" xmlns:w16="http://schemas.microsoft.com/office/word/2018/wordml" xmlns:w16du="http://schemas.microsoft.com/office/word/2023/wordml/word16du" xmlns:w16sdtdh="http://schemas.microsoft.com/office/word/2020/wordml/sdtdatahash" xmlns:w16sdtfl="http://schemas.microsoft.com/office/word/2024/wordml/sdtformatlock" xmlns:w16se="http://schemas.microsoft.com/office/word/2015/wordml/symex" xmlns:wpg="http://schemas.microsoft.com/office/word/2010/wordprocessingGroup" xmlns:wpi="http://schemas.microsoft.com/office/word/2010/wordprocessingInk" xmlns:wne="http://schemas.microsoft.com/office/word/2006/wordml" xmlns:wps="http://schemas.microsoft.com/office/word/2010/wordprocessingShape" mc:Ignorable="w14 w15 w16se w16cid w16 w16cex w16sdtdh w16sdtfl w16du wp14">
   <w:abstractNum w:abstractNumId="0" w15:restartNumberingAfterBreak="0">
     <w:nsid w:val="13DB7F35"/>
     <w:multiLevelType w:val="hybridMultilevel"/>
@@ -748,7 +769,7 @@
 </file>
 
 <file path=word/people.xml><?xml version="1.0" encoding="utf-8"?>
-<w15:people xmlns:wpc="http://schemas.microsoft.com/office/word/2010/wordprocessingCanvas" xmlns:cx="http://schemas.microsoft.com/office/drawing/2014/chartex" xmlns:cx1="http://schemas.microsoft.com/office/drawing/2015/9/8/chartex" xmlns:cx2="http://schemas.microsoft.com/office/drawing/2015/10/21/chartex" xmlns:cx3="http://schemas.microsoft.com/office/drawing/2016/5/9/chartex" xmlns:cx4="http://schemas.microsoft.com/office/drawing/2016/5/10/chartex" xmlns:cx5="http://schemas.microsoft.com/office/drawing/2016/5/11/chartex" xmlns:cx6="http://schemas.microsoft.com/office/drawing/2016/5/12/chartex" xmlns:cx7="http://schemas.microsoft.com/office/drawing/2016/5/13/chartex" xmlns:cx8="http://schemas.microsoft.com/office/drawing/2016/5/14/chartex" xmlns:mc="http://schemas.openxmlformats.org/markup-compatibility/2006" xmlns:aink="http://schemas.microsoft.com/office/drawing/2016/ink" xmlns:am3d="http://schemas.microsoft.com/office/drawing/2017/model3d" xmlns:o="urn:schemas-microsoft-com:office:office" xmlns:oel="http://schemas.microsoft.com/office/2019/extlst" xmlns:r="http://schemas.openxmlformats.org/officeDocument/2006/relationships" xmlns:m="http://schemas.openxmlformats.org/officeDocument/2006/math" xmlns:v="urn:schemas-microsoft-com:vml" xmlns:wp14="http://schemas.microsoft.com/office/word/2010/wordprocessingDrawing" xmlns:wp="http://schemas.openxmlformats.org/drawingml/2006/wordprocessingDrawing" xmlns:w10="urn:schemas-microsoft-com:office:word" xmlns:w="http://schemas.openxmlformats.org/wordprocessingml/2006/main" xmlns:w14="http://schemas.microsoft.com/office/word/2010/wordml" xmlns:w15="http://schemas.microsoft.com/office/word/2012/wordml" xmlns:w16cex="http://schemas.microsoft.com/office/word/2018/wordml/cex" xmlns:w16cid="http://schemas.microsoft.com/office/word/2016/wordml/cid" xmlns:w16="http://schemas.microsoft.com/office/word/2018/wordml" xmlns:w16du="http://schemas.microsoft.com/office/word/2023/wordml/word16du" xmlns:w16sdtdh="http://schemas.microsoft.com/office/word/2020/wordml/sdtdatahash" xmlns:w16sdtfl="http://schemas.microsoft.com/office/word/2024/wordml/sdtformatlock" xmlns:w16se="http://schemas.microsoft.com/office/word/2015/wordml/symex" xmlns:wpg="http://schemas.microsoft.com/office/word/2010/wordprocessingGroup" xmlns:wpi="http://schemas.microsoft.com/office/word/2010/wordprocessingInk" xmlns:wne="http://schemas.microsoft.com/office/word/2006/wordml" xmlns:wps="http://schemas.microsoft.com/office/word/2010/wordprocessingShape" mc:Ignorable="w14 w15 w16se w16cid w16 w16cex w16sdtdh w16sdtfl w16du wp14">
+<w15:people xmlns:wpc="http://schemas.microsoft.com/office/word/2010/wordprocessingCanvas" xmlns:cx="http://schemas.microsoft.com/office/drawing/2014/chartex" xmlns:cx1="http://schemas.microsoft.com/office/drawing/2015/9/8/chartex" xmlns:cx2="http://schemas.microsoft.com/office/drawing/2015/10/21/chartex" xmlns:cx3="http://schemas.microsoft.com/office/drawing/2016/5/9/chartex" xmlns:cx4="http://schemas.microsoft.com/office/drawing/2016/5/10/chartex" xmlns:cx5="http://schemas.microsoft.com/office/drawing/2016/5/11/chartex" xmlns:cx6="http://schemas.microsoft.com/office/drawing/2016/5/12/chartex" xmlns:cx7="http://schemas.microsoft.com/office/drawing/2016/5/13/chartex" xmlns:cx8="http://schemas.microsoft.com/office/drawing/2016/5/14/chartex" xmlns:mc="http://schemas.openxmlformats.org/markup-compatibility/2006" xmlns:aink="http://schemas.microsoft.com/office/drawing/2016/ink" xmlns:am3d="http://schemas.microsoft.com/office/drawing/2017/model3d" xmlns:o="urn:schemas-microsoft-com:office:office" xmlns:oel="http://schemas.microsoft.com/office/2019/extlst" xmlns:r="http://schemas.openxmlformats.org/officeDocument/2006/relationships" xmlns:m="http://schemas.openxmlformats.org/officeDocument/2006/math" xmlns:v="urn:schemas-microsoft-com:vml" xmlns:wp14="http://schemas.microsoft.com/office/word/2010/wordprocessingDrawing" xmlns:wp="http://schemas.openxmlformats.org/drawingml/2006/wordprocessingDrawing" xmlns:w10="urn:schemas-microsoft-com:office:word" xmlns:w="http://schemas.openxmlformats.org/wordprocessingml/2006/main" xmlns:w14="http://schemas.microsoft.com/office/word/2010/wordml" xmlns:w15="http://schemas.microsoft.com/office/word/2012/wordml" xmlns:w16cei="http://schemas.microsoft.com/office/word/2026/wordml/cei" xmlns:w16cex="http://schemas.microsoft.com/office/word/2018/wordml/cex" xmlns:w16cid="http://schemas.microsoft.com/office/word/2016/wordml/cid" xmlns:w16="http://schemas.microsoft.com/office/word/2018/wordml" xmlns:w16du="http://schemas.microsoft.com/office/word/2023/wordml/word16du" xmlns:w16sdtdh="http://schemas.microsoft.com/office/word/2020/wordml/sdtdatahash" xmlns:w16sdtfl="http://schemas.microsoft.com/office/word/2024/wordml/sdtformatlock" xmlns:w16se="http://schemas.microsoft.com/office/word/2015/wordml/symex" xmlns:wpg="http://schemas.microsoft.com/office/word/2010/wordprocessingGroup" xmlns:wpi="http://schemas.microsoft.com/office/word/2010/wordprocessingInk" xmlns:wne="http://schemas.microsoft.com/office/word/2006/wordml" xmlns:wps="http://schemas.microsoft.com/office/word/2010/wordprocessingShape" mc:Ignorable="w14 w15 w16se w16cid w16 w16cex w16sdtdh w16sdtfl w16du wp14">
   <w15:person w15:author="Antonio Ortega">
     <w15:presenceInfo w15:providerId="AD" w15:userId="S::antonio.ortega@kuleuven.be::c6a747d7-790b-47e4-ae95-b117223a48b4"/>
   </w15:person>

--- a/abstract.docx
+++ b/abstract.docx
@@ -8,455 +8,118 @@
         <w:spacing w:before="240" w:after="240"/>
         <w:jc w:val="center"/>
         <w:rPr>
-          <w:ins w:id="0" w:author="Antonio Ortega" w:date="2026-09-26T17:35:00Z" w16du:dateUtc="2026-09-26T15:35:00Z"/>
           <w:i/>
           <w:iCs/>
         </w:rPr>
       </w:pPr>
-      <w:bookmarkStart w:id="1" w:name="_ma66envos713" w:colFirst="0" w:colLast="0"/>
-      <w:bookmarkEnd w:id="1"/>
-      <w:commentRangeStart w:id="2"/>
-      <w:del w:id="3" w:author="Antonio Ortega" w:date="2026-09-26T17:34:00Z" w16du:dateUtc="2026-09-26T15:34:00Z">
-        <w:r>
-          <w:delText xml:space="preserve">Sleep is contagious: Social transmission of sleep-wake behaviour in </w:delText>
-        </w:r>
-        <w:r>
-          <w:rPr>
-            <w:i/>
-            <w:iCs/>
-          </w:rPr>
-          <w:delText>Drosophila melanogaster</w:delText>
-        </w:r>
-      </w:del>
+      <w:commentRangeStart w:id="0"/>
     </w:p>
     <w:p>
       <w:pPr>
-        <w:pStyle w:val="Heading2"/>
         <w:spacing w:before="240" w:after="240"/>
-        <w:jc w:val="center"/>
-        <w:rPr>
-          <w:del w:id="4" w:author="Antonio Ortega" w:date="2026-09-26T17:34:00Z" w16du:dateUtc="2026-09-26T15:34:00Z"/>
-        </w:rPr>
-      </w:pPr>
-      <w:ins w:id="5" w:author="Antonio Ortega" w:date="2026-09-26T17:35:00Z" w16du:dateUtc="2026-09-26T15:35:00Z">
-        <w:r>
-          <w:rPr>
-            <w:rPrChange w:id="6" w:author="Antonio Ortega" w:date="2026-09-26T17:35:00Z" w16du:dateUtc="2026-09-26T15:35:00Z">
-              <w:rPr>
-                <w:i/>
-                <w:iCs/>
-              </w:rPr>
-            </w:rPrChange>
-          </w:rPr>
-          <w:t xml:space="preserve">Quantifying sleep in groups of </w:t>
-        </w:r>
-        <w:r>
-          <w:rPr>
-            <w:i/>
-            <w:iCs/>
-          </w:rPr>
-          <w:t>Drosophila</w:t>
-        </w:r>
-        <w:r>
-          <w:rPr>
-            <w:rPrChange w:id="7" w:author="Antonio Ortega" w:date="2026-09-26T17:35:00Z" w16du:dateUtc="2026-09-26T15:35:00Z">
-              <w:rPr>
-                <w:i/>
-                <w:iCs/>
-              </w:rPr>
-            </w:rPrChange>
-          </w:rPr>
-          <w:t>: the need for identity tracking</w:t>
-        </w:r>
-      </w:ins>
-      <w:del w:id="8" w:author="Antonio Ortega" w:date="2026-09-26T17:34:00Z" w16du:dateUtc="2026-09-26T15:34:00Z">
-        <w:r>
-          <w:delText xml:space="preserve"> </w:delText>
-        </w:r>
-      </w:del>
-      <w:commentRangeEnd w:id="2"/>
+        <w:rPr>
+          <w:sz w:val="32"/>
+          <w:szCs w:val="32"/>
+        </w:rPr>
+      </w:pPr>
+      <w:r>
+        <w:rPr>
+          <w:sz w:val="32"/>
+          <w:szCs w:val="32"/>
+        </w:rPr>
+        <w:t>Quantifying sleep</w:t>
+      </w:r>
+      <w:r>
+        <w:rPr>
+          <w:sz w:val="32"/>
+          <w:szCs w:val="32"/>
+        </w:rPr>
+        <w:t xml:space="preserve"> </w:t>
+      </w:r>
+      <w:r>
+        <w:rPr>
+          <w:sz w:val="32"/>
+          <w:szCs w:val="32"/>
+        </w:rPr>
+        <w:t xml:space="preserve">in groups of </w:t>
+      </w:r>
+      <w:r>
+        <w:rPr>
+          <w:i/>
+          <w:iCs/>
+          <w:sz w:val="32"/>
+          <w:szCs w:val="32"/>
+        </w:rPr>
+        <w:t>Drosophila</w:t>
+      </w:r>
+      <w:r>
+        <w:rPr>
+          <w:sz w:val="32"/>
+          <w:szCs w:val="32"/>
+        </w:rPr>
+        <w:t>: the need for identity tracking</w:t>
+      </w:r>
+      <w:commentRangeEnd w:id="0"/>
       <w:r>
         <w:rPr>
           <w:rStyle w:val="CommentReference"/>
           <w:sz w:val="32"/>
           <w:szCs w:val="32"/>
         </w:rPr>
-        <w:commentReference w:id="2"/>
+        <w:commentReference w:id="0"/>
       </w:r>
     </w:p>
     <w:p>
       <w:pPr>
-        <w:spacing w:before="240" w:after="240"/>
-        <w:rPr>
-          <w:del w:id="9" w:author="Antonio Ortega" w:date="2026-09-26T17:47:00Z" w16du:dateUtc="2026-09-26T15:47:00Z"/>
+        <w:rPr>
+          <w:lang w:val="en-IN"/>
         </w:rPr>
       </w:pPr>
       <w:r>
-        <w:t xml:space="preserve">Sleep is a deeply conserved behavioural state that plays a critical role in maintaining synaptic plasticity and reduces energy costs. Social experience can modulate sleep, suggesting a mechanistic link between social behaviour and sleep regulation. The fruit fly, </w:t>
+        <w:rPr>
+          <w:lang w:val="en-IN"/>
+        </w:rPr>
+        <w:t xml:space="preserve">Sleep is a highly conserved behavioral state that plays a fundamental role in maintaining synaptic plasticity and reducing energetic costs. Despite growing evidence that social experience influences sleep, the mechanisms through which social interactions shape sleep behavior remain poorly understood. To address this question, we use </w:t>
       </w:r>
       <w:r>
         <w:rPr>
           <w:i/>
           <w:iCs/>
+          <w:lang w:val="en-IN"/>
         </w:rPr>
         <w:t xml:space="preserve">Drosophila melanogaster, </w:t>
       </w:r>
       <w:r>
-        <w:t>provides an ideal model for investigating this relationship due to</w:t>
+        <w:rPr>
+          <w:lang w:val="en-IN"/>
+        </w:rPr>
+        <w:t>an ideal model for investigating this relationship due to its small size, which makes studying groups easier, and its developed genetic toolkit, which facilitates research into which genes may be involved in such collective behaviors.</w:t>
       </w:r>
-      <w:ins w:id="10" w:author="Antonio Ortega" w:date="2026-09-26T17:41:00Z" w16du:dateUtc="2026-09-26T15:41:00Z">
-        <w:r>
-          <w:t xml:space="preserve"> </w:t>
-        </w:r>
-      </w:ins>
-      <w:ins w:id="11" w:author="Antonio Ortega" w:date="2026-09-26T17:42:00Z" w16du:dateUtc="2026-09-26T15:42:00Z">
-        <w:r>
-          <w:t xml:space="preserve">their small size, </w:t>
-        </w:r>
-      </w:ins>
-      <w:ins w:id="12" w:author="Antonio Ortega" w:date="2026-09-26T17:41:00Z" w16du:dateUtc="2026-09-26T15:41:00Z">
-        <w:r>
-          <w:t>which makes studying groups</w:t>
-        </w:r>
-      </w:ins>
-      <w:ins w:id="13" w:author="Antonio Ortega" w:date="2026-09-26T17:42:00Z" w16du:dateUtc="2026-09-26T15:42:00Z">
-        <w:r>
-          <w:t xml:space="preserve"> easier, and devel</w:t>
-        </w:r>
-      </w:ins>
-      <w:ins w:id="14" w:author="Antonio Ortega" w:date="2026-09-26T17:43:00Z" w16du:dateUtc="2026-09-26T15:43:00Z">
-        <w:r>
-          <w:t>oped genetic toolkit, which facilitates research into which genes may be involved in such collective behaviors</w:t>
-        </w:r>
-      </w:ins>
-      <w:ins w:id="15" w:author="Antonio Ortega" w:date="2026-09-26T17:44:00Z" w16du:dateUtc="2026-09-26T15:44:00Z">
-        <w:r>
-          <w:t>.</w:t>
-        </w:r>
-      </w:ins>
-      <w:ins w:id="16" w:author="Antonio Ortega" w:date="2026-09-26T17:41:00Z" w16du:dateUtc="2026-09-26T15:41:00Z">
-        <w:r>
-          <w:t xml:space="preserve"> </w:t>
-        </w:r>
-      </w:ins>
-      <w:del w:id="17" w:author="Antonio Ortega" w:date="2026-09-26T17:36:00Z" w16du:dateUtc="2026-09-26T15:36:00Z">
-        <w:r>
-          <w:delText xml:space="preserve"> its complex social behaviours, conserved sleep patterns and a small</w:delText>
-        </w:r>
-        <w:commentRangeStart w:id="18"/>
-        <w:r>
-          <w:delText>, accessible nervous system</w:delText>
-        </w:r>
-      </w:del>
-      <w:commentRangeEnd w:id="18"/>
-      <w:r>
-        <w:rPr>
-          <w:rStyle w:val="CommentReference"/>
-          <w:sz w:val="22"/>
-          <w:szCs w:val="22"/>
-        </w:rPr>
-        <w:commentReference w:id="18"/>
-      </w:r>
-      <w:r>
-        <w:t xml:space="preserve">. </w:t>
-      </w:r>
-      <w:del w:id="19" w:author="Antonio Ortega" w:date="2026-09-26T17:48:00Z" w16du:dateUtc="2026-09-26T15:48:00Z">
-        <w:r>
-          <w:delText xml:space="preserve">Furthermore, sleep-wake behaviour in flies </w:delText>
-        </w:r>
-        <w:commentRangeStart w:id="20"/>
-        <w:r>
-          <w:delText xml:space="preserve">is highly plastic </w:delText>
-        </w:r>
-        <w:commentRangeEnd w:id="20"/>
-        <w:r>
-          <w:rPr>
-            <w:rStyle w:val="CommentReference"/>
-            <w:sz w:val="22"/>
-            <w:szCs w:val="22"/>
-          </w:rPr>
-          <w:commentReference w:id="20"/>
-        </w:r>
-        <w:r>
-          <w:delText>and</w:delText>
-        </w:r>
-      </w:del>
-      <w:del w:id="21" w:author="Antonio Ortega" w:date="2026-09-26T17:46:00Z" w16du:dateUtc="2026-09-26T15:46:00Z">
-        <w:r>
-          <w:delText xml:space="preserve"> </w:delText>
-        </w:r>
-        <w:commentRangeStart w:id="22"/>
-        <w:r>
-          <w:delText xml:space="preserve">influenced by both social </w:delText>
-        </w:r>
-        <w:commentRangeEnd w:id="22"/>
-        <w:r>
-          <w:rPr>
-            <w:rStyle w:val="CommentReference"/>
-            <w:sz w:val="22"/>
-            <w:szCs w:val="22"/>
-          </w:rPr>
-          <w:commentReference w:id="22"/>
-        </w:r>
-        <w:r>
-          <w:delText>and internal cues, and prior sleep affects subsequent waking behaviour</w:delText>
-        </w:r>
-      </w:del>
-      <w:del w:id="23" w:author="Antonio Ortega" w:date="2026-09-26T17:48:00Z" w16du:dateUtc="2026-09-26T15:48:00Z">
-        <w:r>
-          <w:delText>.</w:delText>
-        </w:r>
-      </w:del>
-      <w:ins w:id="24" w:author="Antonio Ortega" w:date="2026-09-26T17:48:00Z" w16du:dateUtc="2026-09-26T15:48:00Z">
-        <w:r>
-          <w:t xml:space="preserve"> In this project, </w:t>
-        </w:r>
-      </w:ins>
-      <w:ins w:id="25" w:author="Antonio Ortega" w:date="2026-09-26T18:06:00Z" w16du:dateUtc="2026-09-26T16:06:00Z">
-        <w:r>
-          <w:t>we show how the application of idtracker.ai, a system deploying semi-supervised machine learning, combined with careful human supervision</w:t>
-        </w:r>
-      </w:ins>
-      <w:ins w:id="26" w:author="Antonio Ortega" w:date="2026-09-26T18:09:00Z" w16du:dateUtc="2026-09-26T16:09:00Z">
-        <w:r>
-          <w:t>,</w:t>
-        </w:r>
-      </w:ins>
-      <w:ins w:id="27" w:author="Antonio Ortega" w:date="2026-09-26T18:08:00Z" w16du:dateUtc="2026-09-26T16:08:00Z">
-        <w:r>
-          <w:t xml:space="preserve"> delivered using the Computer Visi</w:t>
-        </w:r>
-      </w:ins>
-      <w:ins w:id="28" w:author="Antonio Ortega" w:date="2026-09-26T18:09:00Z" w16du:dateUtc="2026-09-26T16:09:00Z">
-        <w:r>
-          <w:t>on Annotation Tool (CVAT)</w:t>
-        </w:r>
-      </w:ins>
-      <w:ins w:id="29" w:author="Antonio Ortega" w:date="2026-09-26T18:07:00Z" w16du:dateUtc="2026-09-26T16:07:00Z">
-        <w:r>
-          <w:t xml:space="preserve">, can be used to interrogate the system and </w:t>
-        </w:r>
-      </w:ins>
-      <w:ins w:id="30" w:author="Antonio Ortega" w:date="2026-09-26T18:08:00Z" w16du:dateUtc="2026-09-26T16:08:00Z">
-        <w:r>
-          <w:t>study if and</w:t>
-        </w:r>
-      </w:ins>
-      <w:ins w:id="31" w:author="Antonio Ortega" w:date="2026-09-26T18:07:00Z" w16du:dateUtc="2026-09-26T16:07:00Z">
-        <w:r>
-          <w:t xml:space="preserve"> </w:t>
-        </w:r>
-      </w:ins>
-      <w:ins w:id="32" w:author="Antonio Ortega" w:date="2026-09-26T17:49:00Z" w16du:dateUtc="2026-09-26T15:49:00Z">
-        <w:r>
-          <w:t xml:space="preserve">how flies </w:t>
-        </w:r>
-      </w:ins>
-      <w:ins w:id="33" w:author="Antonio Ortega" w:date="2026-09-26T18:08:00Z" w16du:dateUtc="2026-09-26T16:08:00Z">
-        <w:r>
-          <w:t xml:space="preserve">socially </w:t>
-        </w:r>
-      </w:ins>
-      <w:ins w:id="34" w:author="Antonio Ortega" w:date="2026-09-26T17:49:00Z" w16du:dateUtc="2026-09-26T15:49:00Z">
-        <w:r>
-          <w:t>influence each other’s sleep</w:t>
-        </w:r>
-      </w:ins>
-      <w:ins w:id="35" w:author="Antonio Ortega" w:date="2026-09-26T18:08:00Z" w16du:dateUtc="2026-09-26T16:08:00Z">
-        <w:r>
-          <w:t>.</w:t>
-        </w:r>
-      </w:ins>
-      <w:ins w:id="36" w:author="Antonio Ortega" w:date="2026-09-26T18:09:00Z" w16du:dateUtc="2026-09-26T16:09:00Z">
-        <w:r>
-          <w:t xml:space="preserve"> Furthermore,</w:t>
-        </w:r>
-      </w:ins>
-      <w:ins w:id="37" w:author="Antonio Ortega" w:date="2026-09-26T18:10:00Z" w16du:dateUtc="2026-09-26T16:10:00Z">
-        <w:r>
-          <w:t xml:space="preserve"> the analysis of the animal’s pose provides a richer description of animal behavior, which simple centroid tracking cannot c</w:t>
-        </w:r>
-      </w:ins>
-      <w:ins w:id="38" w:author="Antonio Ortega" w:date="2026-09-26T18:11:00Z" w16du:dateUtc="2026-09-26T16:11:00Z">
-        <w:r>
-          <w:t xml:space="preserve">apture, We used this descriptive wealth to </w:t>
-        </w:r>
-      </w:ins>
-      <w:ins w:id="39" w:author="Antonio Ortega" w:date="2026-09-26T18:12:00Z" w16du:dateUtc="2026-09-26T16:12:00Z">
-        <w:r>
-          <w:t xml:space="preserve">assert </w:t>
-        </w:r>
-      </w:ins>
-      <w:ins w:id="40" w:author="Antonio Ortega" w:date="2026-09-26T18:11:00Z" w16du:dateUtc="2026-09-26T16:11:00Z">
-        <w:r>
-          <w:t>with more accuracy</w:t>
-        </w:r>
-      </w:ins>
-      <w:ins w:id="41" w:author="Antonio Ortega" w:date="2026-09-26T18:12:00Z" w16du:dateUtc="2026-09-26T16:12:00Z">
-        <w:r>
-          <w:t xml:space="preserve"> the sleep/wake state of each animal in the group, as well as to capture relevant microbehaviors and social interactions.</w:t>
-        </w:r>
-      </w:ins>
     </w:p>
     <w:p>
       <w:pPr>
-        <w:spacing w:before="240" w:after="240"/>
-        <w:rPr>
-          <w:del w:id="42" w:author="Antonio Ortega" w:date="2026-09-26T18:12:00Z" w16du:dateUtc="2026-09-26T16:12:00Z"/>
-        </w:rPr>
-      </w:pPr>
-      <w:del w:id="43" w:author="Antonio Ortega" w:date="2026-09-26T17:47:00Z" w16du:dateUtc="2026-09-26T15:47:00Z">
-        <w:r>
-          <w:delText xml:space="preserve">We are studying </w:delText>
-        </w:r>
-        <w:commentRangeStart w:id="44"/>
-        <w:r>
-          <w:delText xml:space="preserve">“sleep-transfer” </w:delText>
-        </w:r>
-        <w:commentRangeEnd w:id="44"/>
-        <w:r>
-          <w:rPr>
-            <w:rStyle w:val="CommentReference"/>
-            <w:sz w:val="22"/>
-            <w:szCs w:val="22"/>
-          </w:rPr>
-          <w:commentReference w:id="44"/>
-        </w:r>
-        <w:r>
-          <w:delText xml:space="preserve">in Drosophila, in which social interactions influence sleep patterns among group members. </w:delText>
-        </w:r>
-      </w:del>
-      <w:del w:id="45" w:author="Antonio Ortega" w:date="2026-09-26T18:12:00Z" w16du:dateUtc="2026-09-26T16:12:00Z">
-        <w:r>
-          <w:delText xml:space="preserve">Disruption of olfactory signalling, either through genetic mutations(e.g, </w:delText>
-        </w:r>
-        <w:commentRangeStart w:id="46"/>
-        <w:r>
-          <w:delText>orco23129</w:delText>
-        </w:r>
-      </w:del>
-      <w:commentRangeEnd w:id="46"/>
+        <w:rPr>
+          <w:lang w:val="en-IN"/>
+        </w:rPr>
+      </w:pPr>
       <w:r>
         <w:rPr>
-          <w:rStyle w:val="CommentReference"/>
-          <w:sz w:val="22"/>
-          <w:szCs w:val="22"/>
-        </w:rPr>
-        <w:commentReference w:id="46"/>
+          <w:lang w:val="en-IN"/>
+        </w:rPr>
+        <w:t>In this project, we demonstrate how the application of idtracker.ai, a system that deploys semi-supervised machine learning, combined with careful human supervision and delivered via the Computer Vision Annotation Tool (CVAT), can be used to interrogate the system and study whether and how flies socially influence each other’s sleep. Furthermore, the analysis of the animal’s pose provides a richer description of its behavior than simple centroid tracking can capture. We used this descriptive wealth to more accurately assess the sleep/wake state of each animal in the group, as well as to capture relevant micro-behaviors and social interactions.</w:t>
       </w:r>
-      <w:del w:id="47" w:author="Antonio Ortega" w:date="2026-09-26T18:12:00Z" w16du:dateUtc="2026-09-26T16:12:00Z">
-        <w:r>
-          <w:delText>) or loss of antennae, impairs sleep transfer and alters sleep-wake dynamics.</w:delText>
-        </w:r>
-      </w:del>
     </w:p>
     <w:p>
       <w:pPr>
-        <w:spacing w:before="240" w:after="240"/>
-        <w:rPr>
-          <w:del w:id="48" w:author="Antonio Ortega" w:date="2026-09-26T18:12:00Z" w16du:dateUtc="2026-09-26T16:12:00Z"/>
-        </w:rPr>
-      </w:pPr>
-      <w:del w:id="49" w:author="Antonio Ortega" w:date="2026-09-26T18:12:00Z" w16du:dateUtc="2026-09-26T16:12:00Z">
-        <w:r>
-          <w:delText>To test this, we used an automated, behavioural tracking pipeline. The flies are recorded from above with a backlit infrared (850 nm) illumination and a high-resolution camera at 150 FPS. To prevent identity loss, group videos are first manually annotated using the Computer Vision Annotation Tool (CVAT) to establish a validated ground truth. We then use DeepEthogram, an automated machine learning framework, to predict behavioural states across the group. By continuously tracking individual flies, we quantify spatial proximity and interactions over time. These individual-level behaviours are mapped onto sleep-wake transitions to evaluate how social interactions influence sleep.</w:delText>
-        </w:r>
-      </w:del>
-    </w:p>
-    <w:p>
-      <w:pPr>
-        <w:spacing w:before="240" w:after="240"/>
-      </w:pPr>
-    </w:p>
-    <w:p>
-      <w:pPr>
-        <w:spacing w:before="240" w:after="240"/>
+        <w:rPr>
+          <w:lang w:val="en-IN"/>
+        </w:rPr>
       </w:pPr>
       <w:r>
-        <w:t>T</w:t>
-      </w:r>
-      <w:r>
-        <w:t>his workflow links each fly's sleep patterns to the dynamics of its group, providing a framework for studying how social context shapes rest and activity.</w:t>
-      </w:r>
-      <w:r>
-        <w:t xml:space="preserve"> The</w:t>
-      </w:r>
-      <w:r>
-        <w:t xml:space="preserve"> </w:t>
-      </w:r>
-      <w:r>
-        <w:t>id</w:t>
-      </w:r>
-      <w:r>
-        <w:t>tracker</w:t>
-      </w:r>
-      <w:r>
-        <w:t>.ai</w:t>
-      </w:r>
-      <w:r>
-        <w:t xml:space="preserve"> has so far been applied to groups of up to </w:t>
-      </w:r>
-      <w:del w:id="50" w:author="Antonio Ortega" w:date="2026-09-28T11:41:00Z" w16du:dateUtc="2026-09-28T09:41:00Z">
-        <w:r>
-          <w:delText xml:space="preserve">four </w:delText>
-        </w:r>
-      </w:del>
-      <w:ins w:id="51" w:author="Antonio Ortega" w:date="2026-09-28T11:41:00Z" w16du:dateUtc="2026-09-28T09:41:00Z">
-        <w:r>
-          <w:t xml:space="preserve">six </w:t>
-        </w:r>
-      </w:ins>
-      <w:r>
-        <w:t xml:space="preserve">flies, </w:t>
-      </w:r>
-      <w:r>
-        <w:t xml:space="preserve">and allows us to </w:t>
-      </w:r>
-      <w:r>
-        <w:t xml:space="preserve">quantify sleep-wake </w:t>
-      </w:r>
-      <w:r>
-        <w:t xml:space="preserve">transitions alongside social interactions and to check </w:t>
-      </w:r>
-      <w:r>
-        <w:t>whether contact with a groupmate ch</w:t>
-      </w:r>
-      <w:r>
-        <w:t>an</w:t>
-      </w:r>
-      <w:r>
-        <w:t xml:space="preserve">ges an individual’s sleep </w:t>
-      </w:r>
-      <w:r>
-        <w:lastRenderedPageBreak/>
-        <w:t>patterns</w:t>
-      </w:r>
-      <w:r>
-        <w:t xml:space="preserve">, </w:t>
-      </w:r>
-      <w:commentRangeStart w:id="52"/>
-      <w:del w:id="53" w:author="Antonio Ortega" w:date="2026-09-28T11:42:00Z" w16du:dateUtc="2026-09-28T09:42:00Z">
-        <w:r>
-          <w:delText xml:space="preserve">and </w:delText>
-        </w:r>
-        <w:r>
-          <w:delText xml:space="preserve">for quantifying </w:delText>
-        </w:r>
-        <w:r>
-          <w:delText>sleep-wake transitions alongside interactions can help reveal whether contact with a groupmate changes an individual's state</w:delText>
-        </w:r>
-      </w:del>
-      <w:commentRangeEnd w:id="52"/>
-      <w:r>
-        <w:rPr>
-          <w:rStyle w:val="CommentReference"/>
-          <w:sz w:val="22"/>
-          <w:szCs w:val="22"/>
-        </w:rPr>
-        <w:commentReference w:id="52"/>
-      </w:r>
-      <w:r>
-        <w:t>, with potential relevance to other species.</w:t>
+        <w:rPr>
+          <w:lang w:val="en-IN"/>
+        </w:rPr>
+        <w:t>By linking individual sleep patterns to group dynamics, this approach provides a powerful framework for investigating how social environments influence sleep behavior. These methods enable quantitative analyses of the relationships between sleep, social interactions, and group dynamics at the level of individual animals. To date, idtracker.ai has been successfully applied to groups of up to six flies, enabling simultaneous quantification of sleep-wake transitions and social interactions. In future, this framework can be used to identify the behavioral interactions that promote or disrupt sleep and to dissect the neural and genetic mechanisms through which social experience influences sleep-wake regulation.</w:t>
       </w:r>
     </w:p>
     <w:p/>
@@ -472,7 +135,7 @@
 
 <file path=word/comments.xml><?xml version="1.0" encoding="utf-8"?>
 <w:comments xmlns:wpc="http://schemas.microsoft.com/office/word/2010/wordprocessingCanvas" xmlns:cx="http://schemas.microsoft.com/office/drawing/2014/chartex" xmlns:cx1="http://schemas.microsoft.com/office/drawing/2015/9/8/chartex" xmlns:cx2="http://schemas.microsoft.com/office/drawing/2015/10/21/chartex" xmlns:cx3="http://schemas.microsoft.com/office/drawing/2016/5/9/chartex" xmlns:cx4="http://schemas.microsoft.com/office/drawing/2016/5/10/chartex" xmlns:cx5="http://schemas.microsoft.com/office/drawing/2016/5/11/chartex" xmlns:cx6="http://schemas.microsoft.com/office/drawing/2016/5/12/chartex" xmlns:cx7="http://schemas.microsoft.com/office/drawing/2016/5/13/chartex" xmlns:cx8="http://schemas.microsoft.com/office/drawing/2016/5/14/chartex" xmlns:mc="http://schemas.openxmlformats.org/markup-compatibility/2006" xmlns:aink="http://schemas.microsoft.com/office/drawing/2016/ink" xmlns:am3d="http://schemas.microsoft.com/office/drawing/2017/model3d" xmlns:o="urn:schemas-microsoft-com:office:office" xmlns:oel="http://schemas.microsoft.com/office/2019/extlst" xmlns:r="http://schemas.openxmlformats.org/officeDocument/2006/relationships" xmlns:m="http://schemas.openxmlformats.org/officeDocument/2006/math" xmlns:v="urn:schemas-microsoft-com:vml" xmlns:wp14="http://schemas.microsoft.com/office/word/2010/wordprocessingDrawing" xmlns:wp="http://schemas.openxmlformats.org/drawingml/2006/wordprocessingDrawing" xmlns:w10="urn:schemas-microsoft-com:office:word" xmlns:w="http://schemas.openxmlformats.org/wordprocessingml/2006/main" xmlns:w14="http://schemas.microsoft.com/office/word/2010/wordml" xmlns:w15="http://schemas.microsoft.com/office/word/2012/wordml" xmlns:w16cei="http://schemas.microsoft.com/office/word/2026/wordml/cei" xmlns:w16cex="http://schemas.microsoft.com/office/word/2018/wordml/cex" xmlns:w16cid="http://schemas.microsoft.com/office/word/2016/wordml/cid" xmlns:w16="http://schemas.microsoft.com/office/word/2018/wordml" xmlns:w16du="http://schemas.microsoft.com/office/word/2023/wordml/word16du" xmlns:w16sdtdh="http://schemas.microsoft.com/office/word/2020/wordml/sdtdatahash" xmlns:w16sdtfl="http://schemas.microsoft.com/office/word/2024/wordml/sdtformatlock" xmlns:w16se="http://schemas.microsoft.com/office/word/2015/wordml/symex" xmlns:wpg="http://schemas.microsoft.com/office/word/2010/wordprocessingGroup" xmlns:wpi="http://schemas.microsoft.com/office/word/2010/wordprocessingInk" xmlns:wne="http://schemas.microsoft.com/office/word/2006/wordml" xmlns:wps="http://schemas.microsoft.com/office/word/2010/wordprocessingShape" mc:Ignorable="w14 w15 w16se w16cid w16 w16cex w16sdtdh w16sdtfl w16du wp14">
-  <w:comment w:id="2" w:author="Antonio Ortega" w:date="2026-09-26T17:34:00Z" w:initials="AO">
+  <w:comment w:id="0" w:author="Antonio Ortega" w:date="2026-09-26T17:34:00Z" w:initials="AO">
     <w:p>
       <w:pPr>
         <w:pStyle w:val="CommentText"/>
@@ -485,150 +148,6 @@
       </w:r>
       <w:r>
         <w:t>I don’t have proof of this myself yet! And if I did, I would only show it at a conference after at least submitting the paper to a preprint server (in case someone steals the idea)</w:t>
-      </w:r>
-    </w:p>
-  </w:comment>
-  <w:comment w:id="18" w:author="Antonio Ortega" w:date="2026-09-26T17:37:00Z" w:initials="AO">
-    <w:p>
-      <w:pPr>
-        <w:pStyle w:val="CommentText"/>
-      </w:pPr>
-      <w:r>
-        <w:rPr>
-          <w:rStyle w:val="CommentReference"/>
-        </w:rPr>
-        <w:annotationRef/>
-      </w:r>
-      <w:r>
-        <w:t>It is true that the small system makes it accessible, but that is irrelevant in this work because neither you nor I have probed the nervous system. Maybe in a follow-up study someone will but not for now</w:t>
-      </w:r>
-    </w:p>
-  </w:comment>
-  <w:comment w:id="20" w:author="Antonio Ortega" w:date="2026-09-26T17:44:00Z" w:initials="AO">
-    <w:p>
-      <w:pPr>
-        <w:pStyle w:val="CommentText"/>
-      </w:pPr>
-      <w:r>
-        <w:rPr>
-          <w:rStyle w:val="CommentReference"/>
-        </w:rPr>
-        <w:annotationRef/>
-      </w:r>
-      <w:r>
-        <w:t>Yes, but what do you mean? I would delete it</w:t>
-      </w:r>
-    </w:p>
-  </w:comment>
-  <w:comment w:id="22" w:author="Antonio Ortega" w:date="2026-09-26T17:45:00Z" w:initials="AO">
-    <w:p>
-      <w:pPr>
-        <w:pStyle w:val="CommentText"/>
-      </w:pPr>
-      <w:r>
-        <w:rPr>
-          <w:rStyle w:val="CommentReference"/>
-        </w:rPr>
-        <w:annotationRef/>
-      </w:r>
-      <w:r>
-        <w:t>It is ok to repeat sometimes, especially when what is repeated is the main point you want everyone to take home, or if it has been a long amount of text since the previous mention. But you already mention in the same paragraph that “social experience can modulate sleep”, and while important, it is not a critical point you want to deliver. So I would delete it</w:t>
-      </w:r>
-    </w:p>
-  </w:comment>
-  <w:comment w:id="44" w:author="Antonio Ortega" w:date="2026-09-26T17:46:00Z" w:initials="AO">
-    <w:p>
-      <w:pPr>
-        <w:pStyle w:val="CommentText"/>
-      </w:pPr>
-      <w:r>
-        <w:rPr>
-          <w:rStyle w:val="CommentReference"/>
-        </w:rPr>
-        <w:annotationRef/>
-      </w:r>
-      <w:r>
-        <w:t>No need to quote it</w:t>
-      </w:r>
-    </w:p>
-  </w:comment>
-  <w:comment w:id="46" w:author="Antonio Ortega" w:date="2026-09-26T18:12:00Z" w:initials="AO">
-    <w:p>
-      <w:pPr>
-        <w:pStyle w:val="CommentText"/>
-      </w:pPr>
-      <w:r>
-        <w:rPr>
-          <w:rStyle w:val="CommentReference"/>
-        </w:rPr>
-        <w:annotationRef/>
-      </w:r>
-      <w:r>
-        <w:t xml:space="preserve">The name of this mutant is orco1 or or83b1 (1 in the exponent i.e. smaller and higher). </w:t>
-      </w:r>
-      <w:hyperlink r:id="rId1" w:history="1">
-        <w:r>
-          <w:rPr>
-            <w:rStyle w:val="Hyperlink"/>
-          </w:rPr>
-          <w:t>https://flybase.org/reports/FBal0189833</w:t>
-        </w:r>
-      </w:hyperlink>
-    </w:p>
-    <w:p>
-      <w:pPr>
-        <w:pStyle w:val="CommentText"/>
-      </w:pPr>
-      <w:r>
-        <w:t>23129 is the bloomington stock number of the flies which were donated by the authors of the paper to the fly community (so everyone can easily get that mutant, instead of making it themselves)</w:t>
-      </w:r>
-    </w:p>
-    <w:p>
-      <w:pPr>
-        <w:pStyle w:val="CommentText"/>
-      </w:pPr>
-      <w:r>
-        <w:t>I gave it that name in my data, but publishing the results it needs to be orco1 (or83b1 is more of an old name).</w:t>
-      </w:r>
-    </w:p>
-  </w:comment>
-  <w:comment w:id="52" w:author="Antonio Ortega" w:date="2026-09-28T11:42:00Z" w:initials="AO">
-    <w:p>
-      <w:pPr>
-        <w:pStyle w:val="CommentText"/>
-      </w:pPr>
-      <w:r>
-        <w:rPr>
-          <w:rStyle w:val="CommentReference"/>
-        </w:rPr>
-        <w:annotationRef/>
-      </w:r>
-      <w:r>
-        <w:t>Rephrase, it is not clear here what can using idtracker.ai help?</w:t>
-      </w:r>
-    </w:p>
-    <w:p>
-      <w:pPr>
-        <w:pStyle w:val="CommentText"/>
-        <w:numPr>
-          <w:ilvl w:val="0"/>
-          <w:numId w:val="1"/>
-        </w:numPr>
-      </w:pPr>
-      <w:r>
-        <w:t xml:space="preserve"> Quantifying sleep wake interactions alongside interactions</w:t>
-      </w:r>
-    </w:p>
-    <w:p>
-      <w:pPr>
-        <w:pStyle w:val="CommentText"/>
-        <w:numPr>
-          <w:ilvl w:val="0"/>
-          <w:numId w:val="1"/>
-        </w:numPr>
-      </w:pPr>
-      <w:r>
-        <w:t xml:space="preserve"> Revealing whether contact with a groupmate changes an individual’s state</w:t>
       </w:r>
     </w:p>
   </w:comment>
@@ -638,36 +157,18 @@
 <file path=word/commentsExtended.xml><?xml version="1.0" encoding="utf-8"?>
 <w15:commentsEx xmlns:wpc="http://schemas.microsoft.com/office/word/2010/wordprocessingCanvas" xmlns:cx="http://schemas.microsoft.com/office/drawing/2014/chartex" xmlns:cx1="http://schemas.microsoft.com/office/drawing/2015/9/8/chartex" xmlns:cx2="http://schemas.microsoft.com/office/drawing/2015/10/21/chartex" xmlns:cx3="http://schemas.microsoft.com/office/drawing/2016/5/9/chartex" xmlns:cx4="http://schemas.microsoft.com/office/drawing/2016/5/10/chartex" xmlns:cx5="http://schemas.microsoft.com/office/drawing/2016/5/11/chartex" xmlns:cx6="http://schemas.microsoft.com/office/drawing/2016/5/12/chartex" xmlns:cx7="http://schemas.microsoft.com/office/drawing/2016/5/13/chartex" xmlns:cx8="http://schemas.microsoft.com/office/drawing/2016/5/14/chartex" xmlns:mc="http://schemas.openxmlformats.org/markup-compatibility/2006" xmlns:aink="http://schemas.microsoft.com/office/drawing/2016/ink" xmlns:am3d="http://schemas.microsoft.com/office/drawing/2017/model3d" xmlns:o="urn:schemas-microsoft-com:office:office" xmlns:oel="http://schemas.microsoft.com/office/2019/extlst" xmlns:r="http://schemas.openxmlformats.org/officeDocument/2006/relationships" xmlns:m="http://schemas.openxmlformats.org/officeDocument/2006/math" xmlns:v="urn:schemas-microsoft-com:vml" xmlns:wp14="http://schemas.microsoft.com/office/word/2010/wordprocessingDrawing" xmlns:wp="http://schemas.openxmlformats.org/drawingml/2006/wordprocessingDrawing" xmlns:w10="urn:schemas-microsoft-com:office:word" xmlns:w="http://schemas.openxmlformats.org/wordprocessingml/2006/main" xmlns:w14="http://schemas.microsoft.com/office/word/2010/wordml" xmlns:w15="http://schemas.microsoft.com/office/word/2012/wordml" xmlns:w16cei="http://schemas.microsoft.com/office/word/2026/wordml/cei" xmlns:w16cex="http://schemas.microsoft.com/office/word/2018/wordml/cex" xmlns:w16cid="http://schemas.microsoft.com/office/word/2016/wordml/cid" xmlns:w16="http://schemas.microsoft.com/office/word/2018/wordml" xmlns:w16du="http://schemas.microsoft.com/office/word/2023/wordml/word16du" xmlns:w16sdtdh="http://schemas.microsoft.com/office/word/2020/wordml/sdtdatahash" xmlns:w16sdtfl="http://schemas.microsoft.com/office/word/2024/wordml/sdtformatlock" xmlns:w16se="http://schemas.microsoft.com/office/word/2015/wordml/symex" xmlns:wpg="http://schemas.microsoft.com/office/word/2010/wordprocessingGroup" xmlns:wpi="http://schemas.microsoft.com/office/word/2010/wordprocessingInk" xmlns:wne="http://schemas.microsoft.com/office/word/2006/wordml" xmlns:wps="http://schemas.microsoft.com/office/word/2010/wordprocessingShape" mc:Ignorable="w14 w15 w16se w16cid w16 w16cex w16sdtdh w16sdtfl w16du wp14">
   <w15:commentEx w15:paraId="42759EF0" w15:done="0"/>
-  <w15:commentEx w15:paraId="3D91DF0C" w15:done="0"/>
-  <w15:commentEx w15:paraId="734E6814" w15:done="0"/>
-  <w15:commentEx w15:paraId="7158FCF9" w15:done="0"/>
-  <w15:commentEx w15:paraId="48E33D7C" w15:done="0"/>
-  <w15:commentEx w15:paraId="36A92C80" w15:done="0"/>
-  <w15:commentEx w15:paraId="0F7B8DA5" w15:done="0"/>
 </w15:commentsEx>
 </file>
 
 <file path=word/commentsExtensible.xml><?xml version="1.0" encoding="utf-8"?>
 <w16cex:commentsExtensible xmlns:wpc="http://schemas.microsoft.com/office/word/2010/wordprocessingCanvas" xmlns:cx="http://schemas.microsoft.com/office/drawing/2014/chartex" xmlns:cx1="http://schemas.microsoft.com/office/drawing/2015/9/8/chartex" xmlns:cx2="http://schemas.microsoft.com/office/drawing/2015/10/21/chartex" xmlns:cx3="http://schemas.microsoft.com/office/drawing/2016/5/9/chartex" xmlns:cx4="http://schemas.microsoft.com/office/drawing/2016/5/10/chartex" xmlns:cx5="http://schemas.microsoft.com/office/drawing/2016/5/11/chartex" xmlns:cx6="http://schemas.microsoft.com/office/drawing/2016/5/12/chartex" xmlns:cx7="http://schemas.microsoft.com/office/drawing/2016/5/13/chartex" xmlns:cx8="http://schemas.microsoft.com/office/drawing/2016/5/14/chartex" xmlns:cr="http://schemas.microsoft.com/office/comments/2020/reactions" xmlns:mc="http://schemas.openxmlformats.org/markup-compatibility/2006" xmlns:aink="http://schemas.microsoft.com/office/drawing/2016/ink" xmlns:am3d="http://schemas.microsoft.com/office/drawing/2017/model3d" xmlns:o="urn:schemas-microsoft-com:office:office" xmlns:oel="http://schemas.microsoft.com/office/2019/extlst" xmlns:r="http://schemas.openxmlformats.org/officeDocument/2006/relationships" xmlns:m="http://schemas.openxmlformats.org/officeDocument/2006/math" xmlns:v="urn:schemas-microsoft-com:vml" xmlns:wp14="http://schemas.microsoft.com/office/word/2010/wordprocessingDrawing" xmlns:wp="http://schemas.openxmlformats.org/drawingml/2006/wordprocessingDrawing" xmlns:w10="urn:schemas-microsoft-com:office:word" xmlns:w="http://schemas.openxmlformats.org/wordprocessingml/2006/main" xmlns:w14="http://schemas.microsoft.com/office/word/2010/wordml" xmlns:w15="http://schemas.microsoft.com/office/word/2012/wordml" xmlns:w16cei="http://schemas.microsoft.com/office/word/2026/wordml/cei" xmlns:w16cex="http://schemas.microsoft.com/office/word/2018/wordml/cex" xmlns:w16cid="http://schemas.microsoft.com/office/word/2016/wordml/cid" xmlns:w16="http://schemas.microsoft.com/office/word/2018/wordml" xmlns:w16du="http://schemas.microsoft.com/office/word/2023/wordml/word16du" xmlns:w16sdtdh="http://schemas.microsoft.com/office/word/2020/wordml/sdtdatahash" xmlns:w16sdtfl="http://schemas.microsoft.com/office/word/2024/wordml/sdtformatlock" xmlns:w16se="http://schemas.microsoft.com/office/word/2015/wordml/symex" xmlns:wpg="http://schemas.microsoft.com/office/word/2010/wordprocessingGroup" xmlns:wpi="http://schemas.microsoft.com/office/word/2010/wordprocessingInk" xmlns:wne="http://schemas.microsoft.com/office/word/2006/wordml" xmlns:wps="http://schemas.microsoft.com/office/word/2010/wordprocessingShape" mc:Ignorable="w14 w15 w16se w16cid w16 w16cex w16sdtdh w16sdtfl cr w16du wp14">
   <w16cex:commentExtensible w16cex:durableId="7FB3E401" w16cex:dateUtc="2026-09-26T15:34:00Z"/>
-  <w16cex:commentExtensible w16cex:durableId="5E005750" w16cex:dateUtc="2026-09-26T15:37:00Z"/>
-  <w16cex:commentExtensible w16cex:durableId="5BC05104" w16cex:dateUtc="2026-09-26T15:44:00Z"/>
-  <w16cex:commentExtensible w16cex:durableId="36C1510F" w16cex:dateUtc="2026-09-26T15:45:00Z"/>
-  <w16cex:commentExtensible w16cex:durableId="540C6E3D" w16cex:dateUtc="2026-09-26T15:46:00Z"/>
-  <w16cex:commentExtensible w16cex:durableId="6270EB64" w16cex:dateUtc="2026-09-26T16:12:00Z"/>
-  <w16cex:commentExtensible w16cex:durableId="0FB507C3" w16cex:dateUtc="2026-09-28T09:42:00Z"/>
 </w16cex:commentsExtensible>
 </file>
 
 <file path=word/commentsIds.xml><?xml version="1.0" encoding="utf-8"?>
 <w16cid:commentsIds xmlns:wpc="http://schemas.microsoft.com/office/word/2010/wordprocessingCanvas" xmlns:cx="http://schemas.microsoft.com/office/drawing/2014/chartex" xmlns:cx1="http://schemas.microsoft.com/office/drawing/2015/9/8/chartex" xmlns:cx2="http://schemas.microsoft.com/office/drawing/2015/10/21/chartex" xmlns:cx3="http://schemas.microsoft.com/office/drawing/2016/5/9/chartex" xmlns:cx4="http://schemas.microsoft.com/office/drawing/2016/5/10/chartex" xmlns:cx5="http://schemas.microsoft.com/office/drawing/2016/5/11/chartex" xmlns:cx6="http://schemas.microsoft.com/office/drawing/2016/5/12/chartex" xmlns:cx7="http://schemas.microsoft.com/office/drawing/2016/5/13/chartex" xmlns:cx8="http://schemas.microsoft.com/office/drawing/2016/5/14/chartex" xmlns:mc="http://schemas.openxmlformats.org/markup-compatibility/2006" xmlns:aink="http://schemas.microsoft.com/office/drawing/2016/ink" xmlns:am3d="http://schemas.microsoft.com/office/drawing/2017/model3d" xmlns:o="urn:schemas-microsoft-com:office:office" xmlns:oel="http://schemas.microsoft.com/office/2019/extlst" xmlns:r="http://schemas.openxmlformats.org/officeDocument/2006/relationships" xmlns:m="http://schemas.openxmlformats.org/officeDocument/2006/math" xmlns:v="urn:schemas-microsoft-com:vml" xmlns:wp14="http://schemas.microsoft.com/office/word/2010/wordprocessingDrawing" xmlns:wp="http://schemas.openxmlformats.org/drawingml/2006/wordprocessingDrawing" xmlns:w10="urn:schemas-microsoft-com:office:word" xmlns:w="http://schemas.openxmlformats.org/wordprocessingml/2006/main" xmlns:w14="http://schemas.microsoft.com/office/word/2010/wordml" xmlns:w15="http://schemas.microsoft.com/office/word/2012/wordml" xmlns:w16cei="http://schemas.microsoft.com/office/word/2026/wordml/cei" xmlns:w16cex="http://schemas.microsoft.com/office/word/2018/wordml/cex" xmlns:w16cid="http://schemas.microsoft.com/office/word/2016/wordml/cid" xmlns:w16="http://schemas.microsoft.com/office/word/2018/wordml" xmlns:w16du="http://schemas.microsoft.com/office/word/2023/wordml/word16du" xmlns:w16sdtdh="http://schemas.microsoft.com/office/word/2020/wordml/sdtdatahash" xmlns:w16sdtfl="http://schemas.microsoft.com/office/word/2024/wordml/sdtformatlock" xmlns:w16se="http://schemas.microsoft.com/office/word/2015/wordml/symex" xmlns:wpg="http://schemas.microsoft.com/office/word/2010/wordprocessingGroup" xmlns:wpi="http://schemas.microsoft.com/office/word/2010/wordprocessingInk" xmlns:wne="http://schemas.microsoft.com/office/word/2006/wordml" xmlns:wps="http://schemas.microsoft.com/office/word/2010/wordprocessingShape" mc:Ignorable="w14 w15 w16se w16cid w16 w16cex w16sdtdh w16sdtfl w16du wp14">
   <w16cid:commentId w16cid:paraId="42759EF0" w16cid:durableId="7FB3E401"/>
-  <w16cid:commentId w16cid:paraId="3D91DF0C" w16cid:durableId="5E005750"/>
-  <w16cid:commentId w16cid:paraId="734E6814" w16cid:durableId="5BC05104"/>
-  <w16cid:commentId w16cid:paraId="7158FCF9" w16cid:durableId="36C1510F"/>
-  <w16cid:commentId w16cid:paraId="48E33D7C" w16cid:durableId="540C6E3D"/>
-  <w16cid:commentId w16cid:paraId="36A92C80" w16cid:durableId="6270EB64"/>
-  <w16cid:commentId w16cid:paraId="0F7B8DA5" w16cid:durableId="0FB507C3"/>
 </w16cid:commentsIds>
 </file>
 
@@ -1291,7 +792,6 @@
   <w:style w:type="character" w:default="1" w:styleId="DefaultParagraphFont">
     <w:name w:val="Default Paragraph Font"/>
     <w:uiPriority w:val="1"/>
-    <w:semiHidden/>
     <w:unhideWhenUsed/>
   </w:style>
   <w:style w:type="table" w:default="1" w:styleId="TableNormal">

--- a/abstract.docx
+++ b/abstract.docx
@@ -1,6 +1,6 @@
 
 <file path=word/document.xml><?xml version="1.0" encoding="utf-8"?>
-<w:document xmlns:wpc="http://schemas.microsoft.com/office/word/2010/wordprocessingCanvas" xmlns:cx="http://schemas.microsoft.com/office/drawing/2014/chartex" xmlns:cx1="http://schemas.microsoft.com/office/drawing/2015/9/8/chartex" xmlns:cx2="http://schemas.microsoft.com/office/drawing/2015/10/21/chartex" xmlns:cx3="http://schemas.microsoft.com/office/drawing/2016/5/9/chartex" xmlns:cx4="http://schemas.microsoft.com/office/drawing/2016/5/10/chartex" xmlns:cx5="http://schemas.microsoft.com/office/drawing/2016/5/11/chartex" xmlns:cx6="http://schemas.microsoft.com/office/drawing/2016/5/12/chartex" xmlns:cx7="http://schemas.microsoft.com/office/drawing/2016/5/13/chartex" xmlns:cx8="http://schemas.microsoft.com/office/drawing/2016/5/14/chartex" xmlns:mc="http://schemas.openxmlformats.org/markup-compatibility/2006" xmlns:aink="http://schemas.microsoft.com/office/drawing/2016/ink" xmlns:am3d="http://schemas.microsoft.com/office/drawing/2017/model3d" xmlns:o="urn:schemas-microsoft-com:office:office" xmlns:oel="http://schemas.microsoft.com/office/2019/extlst" xmlns:r="http://schemas.openxmlformats.org/officeDocument/2006/relationships" xmlns:m="http://schemas.openxmlformats.org/officeDocument/2006/math" xmlns:v="urn:schemas-microsoft-com:vml" xmlns:wp14="http://schemas.microsoft.com/office/word/2010/wordprocessingDrawing" xmlns:wp="http://schemas.openxmlformats.org/drawingml/2006/wordprocessingDrawing" xmlns:w10="urn:schemas-microsoft-com:office:word" xmlns:w="http://schemas.openxmlformats.org/wordprocessingml/2006/main" xmlns:w14="http://schemas.microsoft.com/office/word/2010/wordml" xmlns:w15="http://schemas.microsoft.com/office/word/2012/wordml" xmlns:w16cei="http://schemas.microsoft.com/office/word/2026/wordml/cei" xmlns:w16cex="http://schemas.microsoft.com/office/word/2018/wordml/cex" xmlns:w16cid="http://schemas.microsoft.com/office/word/2016/wordml/cid" xmlns:w16="http://schemas.microsoft.com/office/word/2018/wordml" xmlns:w16du="http://schemas.microsoft.com/office/word/2023/wordml/word16du" xmlns:w16sdtdh="http://schemas.microsoft.com/office/word/2020/wordml/sdtdatahash" xmlns:w16sdtfl="http://schemas.microsoft.com/office/word/2024/wordml/sdtformatlock" xmlns:w16se="http://schemas.microsoft.com/office/word/2015/wordml/symex" xmlns:wpg="http://schemas.microsoft.com/office/word/2010/wordprocessingGroup" xmlns:wpi="http://schemas.microsoft.com/office/word/2010/wordprocessingInk" xmlns:wne="http://schemas.microsoft.com/office/word/2006/wordml" xmlns:wps="http://schemas.microsoft.com/office/word/2010/wordprocessingShape" mc:Ignorable="w14 w15 w16se w16cid w16 w16cex w16sdtdh w16sdtfl w16du wp14">
+<w:document xmlns:wpc="http://schemas.microsoft.com/office/word/2010/wordprocessingCanvas" xmlns:cx="http://schemas.microsoft.com/office/drawing/2014/chartex" xmlns:cx1="http://schemas.microsoft.com/office/drawing/2015/9/8/chartex" xmlns:cx2="http://schemas.microsoft.com/office/drawing/2015/10/21/chartex" xmlns:cx3="http://schemas.microsoft.com/office/drawing/2016/5/9/chartex" xmlns:cx4="http://schemas.microsoft.com/office/drawing/2016/5/10/chartex" xmlns:cx5="http://schemas.microsoft.com/office/drawing/2016/5/11/chartex" xmlns:cx6="http://schemas.microsoft.com/office/drawing/2016/5/12/chartex" xmlns:cx7="http://schemas.microsoft.com/office/drawing/2016/5/13/chartex" xmlns:cx8="http://schemas.microsoft.com/office/drawing/2016/5/14/chartex" xmlns:mc="http://schemas.openxmlformats.org/markup-compatibility/2006" xmlns:aink="http://schemas.microsoft.com/office/drawing/2016/ink" xmlns:am3d="http://schemas.microsoft.com/office/drawing/2017/model3d" xmlns:o="urn:schemas-microsoft-com:office:office" xmlns:oel="http://schemas.microsoft.com/office/2019/extlst" xmlns:r="http://schemas.openxmlformats.org/officeDocument/2006/relationships" xmlns:m="http://schemas.openxmlformats.org/officeDocument/2006/math" xmlns:v="urn:schemas-microsoft-com:vml" xmlns:wp14="http://schemas.microsoft.com/office/word/2010/wordprocessingDrawing" xmlns:wp="http://schemas.openxmlformats.org/drawingml/2006/wordprocessingDrawing" xmlns:w10="urn:schemas-microsoft-com:office:word" xmlns:w="http://schemas.openxmlformats.org/wordprocessingml/2006/main" xmlns:w14="http://schemas.microsoft.com/office/word/2010/wordml" xmlns:w15="http://schemas.microsoft.com/office/word/2012/wordml" xmlns:w16cex="http://schemas.microsoft.com/office/word/2018/wordml/cex" xmlns:w16cid="http://schemas.microsoft.com/office/word/2016/wordml/cid" xmlns:w16="http://schemas.microsoft.com/office/word/2018/wordml" xmlns:w16du="http://schemas.microsoft.com/office/word/2023/wordml/word16du" xmlns:w16sdtdh="http://schemas.microsoft.com/office/word/2020/wordml/sdtdatahash" xmlns:w16sdtfl="http://schemas.microsoft.com/office/word/2024/wordml/sdtformatlock" xmlns:w16se="http://schemas.microsoft.com/office/word/2015/wordml/symex" xmlns:wpg="http://schemas.microsoft.com/office/word/2010/wordprocessingGroup" xmlns:wpi="http://schemas.microsoft.com/office/word/2010/wordprocessingInk" xmlns:wne="http://schemas.microsoft.com/office/word/2006/wordml" xmlns:wps="http://schemas.microsoft.com/office/word/2010/wordprocessingShape" mc:Ignorable="w14 w15 w16se w16cid w16 w16cex w16sdtdh w16sdtfl w16du wp14">
   <w:body>
     <w:p>
       <w:pPr>
@@ -71,9 +71,13 @@
     </w:p>
     <w:p>
       <w:pPr>
-        <w:rPr>
-          <w:lang w:val="en-IN"/>
-        </w:rPr>
+        <w:jc w:val="both"/>
+        <w:rPr>
+          <w:lang w:val="en-IN"/>
+        </w:rPr>
+        <w:pPrChange w:id="1" w:author="Antonio Ortega" w:date="2026-09-28T22:11:00Z" w16du:dateUtc="2026-09-28T20:11:00Z">
+          <w:pPr/>
+        </w:pPrChange>
       </w:pPr>
       <w:r>
         <w:rPr>
@@ -98,28 +102,141 @@
     </w:p>
     <w:p>
       <w:pPr>
-        <w:rPr>
-          <w:lang w:val="en-IN"/>
-        </w:rPr>
-      </w:pPr>
-      <w:r>
-        <w:rPr>
-          <w:lang w:val="en-IN"/>
-        </w:rPr>
-        <w:t>In this project, we demonstrate how the application of idtracker.ai, a system that deploys semi-supervised machine learning, combined with careful human supervision and delivered via the Computer Vision Annotation Tool (CVAT), can be used to interrogate the system and study whether and how flies socially influence each other’s sleep. Furthermore, the analysis of the animal’s pose provides a richer description of its behavior than simple centroid tracking can capture. We used this descriptive wealth to more accurately assess the sleep/wake state of each animal in the group, as well as to capture relevant micro-behaviors and social interactions.</w:t>
+        <w:jc w:val="both"/>
+        <w:rPr>
+          <w:ins w:id="2" w:author="Antonio Ortega" w:date="2026-09-28T22:12:00Z" w16du:dateUtc="2026-09-28T20:12:00Z"/>
+          <w:lang w:val="en-IN"/>
+        </w:rPr>
+      </w:pPr>
+      <w:r>
+        <w:rPr>
+          <w:lang w:val="en-IN"/>
+        </w:rPr>
+        <w:t xml:space="preserve">In this project, we demonstrate how the application of idtracker.ai, a system that deploys semi-supervised machine learning, combined with careful human supervision and delivered via the Computer Vision Annotation Tool (CVAT), can be used to interrogate </w:t>
+      </w:r>
+      <w:commentRangeStart w:id="3"/>
+      <w:r>
+        <w:rPr>
+          <w:lang w:val="en-IN"/>
+        </w:rPr>
+        <w:t xml:space="preserve">the system </w:t>
+      </w:r>
+      <w:commentRangeEnd w:id="3"/>
+      <w:r>
+        <w:rPr>
+          <w:rStyle w:val="CommentReference"/>
+          <w:sz w:val="22"/>
+          <w:szCs w:val="22"/>
+          <w:lang w:val="en-IN"/>
+        </w:rPr>
+        <w:commentReference w:id="3"/>
+      </w:r>
+      <w:r>
+        <w:rPr>
+          <w:lang w:val="en-IN"/>
+        </w:rPr>
+        <w:t>and study whether and how flies socially influence each other’s sleep.</w:t>
       </w:r>
     </w:p>
     <w:p>
       <w:pPr>
-        <w:rPr>
-          <w:lang w:val="en-IN"/>
-        </w:rPr>
-      </w:pPr>
-      <w:r>
-        <w:rPr>
-          <w:lang w:val="en-IN"/>
-        </w:rPr>
-        <w:t>By linking individual sleep patterns to group dynamics, this approach provides a powerful framework for investigating how social environments influence sleep behavior. These methods enable quantitative analyses of the relationships between sleep, social interactions, and group dynamics at the level of individual animals. To date, idtracker.ai has been successfully applied to groups of up to six flies, enabling simultaneous quantification of sleep-wake transitions and social interactions. In future, this framework can be used to identify the behavioral interactions that promote or disrupt sleep and to dissect the neural and genetic mechanisms through which social experience influences sleep-wake regulation.</w:t>
+        <w:jc w:val="both"/>
+        <w:rPr>
+          <w:lang w:val="en-IN"/>
+        </w:rPr>
+        <w:pPrChange w:id="4" w:author="Antonio Ortega" w:date="2026-09-28T22:11:00Z" w16du:dateUtc="2026-09-28T20:11:00Z">
+          <w:pPr/>
+        </w:pPrChange>
+      </w:pPr>
+      <w:del w:id="5" w:author="Antonio Ortega" w:date="2026-09-28T22:12:00Z" w16du:dateUtc="2026-09-28T20:12:00Z">
+        <w:r>
+          <w:rPr>
+            <w:lang w:val="en-IN"/>
+          </w:rPr>
+          <w:delText xml:space="preserve"> </w:delText>
+        </w:r>
+      </w:del>
+      <w:r>
+        <w:rPr>
+          <w:lang w:val="en-IN"/>
+        </w:rPr>
+        <w:t>Furthermore, the analysis of the animal’s pose provides a richer description of its behavior than simple centroid tracking can capture. We used this descriptive wealth to more accurately assess the sleep/wake state of each animal in the group, as well as to capture relevant micro-behaviors and social interactions.</w:t>
+      </w:r>
+    </w:p>
+    <w:p>
+      <w:pPr>
+        <w:jc w:val="both"/>
+        <w:rPr>
+          <w:lang w:val="en-IN"/>
+        </w:rPr>
+        <w:pPrChange w:id="6" w:author="Antonio Ortega" w:date="2026-09-28T22:11:00Z" w16du:dateUtc="2026-09-28T20:11:00Z">
+          <w:pPr/>
+        </w:pPrChange>
+      </w:pPr>
+      <w:r>
+        <w:rPr>
+          <w:lang w:val="en-IN"/>
+        </w:rPr>
+        <w:t xml:space="preserve">By linking individual sleep patterns to group dynamics, this approach provides a powerful framework for investigating how social environments influence sleep behavior. These methods enable quantitative analyses of the relationships between sleep, social interactions, and group dynamics at the level of individual animals. To date, </w:t>
+      </w:r>
+      <w:commentRangeStart w:id="7"/>
+      <w:ins w:id="8" w:author="Antonio Ortega" w:date="2026-09-28T22:13:00Z" w16du:dateUtc="2026-09-28T20:13:00Z">
+        <w:r>
+          <w:rPr>
+            <w:lang w:val="en-IN"/>
+          </w:rPr>
+          <w:t xml:space="preserve">we have </w:t>
+        </w:r>
+      </w:ins>
+      <w:r>
+        <w:rPr>
+          <w:lang w:val="en-IN"/>
+        </w:rPr>
+        <w:t xml:space="preserve">idtracker.ai </w:t>
+      </w:r>
+      <w:del w:id="9" w:author="Antonio Ortega" w:date="2026-09-28T22:13:00Z" w16du:dateUtc="2026-09-28T20:13:00Z">
+        <w:r>
+          <w:rPr>
+            <w:lang w:val="en-IN"/>
+          </w:rPr>
+          <w:delText xml:space="preserve">has been </w:delText>
+        </w:r>
+      </w:del>
+      <w:r>
+        <w:rPr>
+          <w:lang w:val="en-IN"/>
+        </w:rPr>
+        <w:t xml:space="preserve">successfully </w:t>
+      </w:r>
+      <w:commentRangeEnd w:id="7"/>
+      <w:r>
+        <w:rPr>
+          <w:rStyle w:val="CommentReference"/>
+          <w:sz w:val="22"/>
+          <w:szCs w:val="22"/>
+          <w:lang w:val="en-IN"/>
+        </w:rPr>
+        <w:commentReference w:id="7"/>
+      </w:r>
+      <w:r>
+        <w:rPr>
+          <w:lang w:val="en-IN"/>
+        </w:rPr>
+        <w:t>applied to groups of up to six flies, enabling simultaneous quantification of sleep-wake transitions and social interactions. In future</w:t>
+      </w:r>
+      <w:ins w:id="10" w:author="Antonio Ortega" w:date="2026-09-28T22:13:00Z" w16du:dateUtc="2026-09-28T20:13:00Z">
+        <w:r>
+          <w:rPr>
+            <w:lang w:val="en-IN"/>
+          </w:rPr>
+          <w:t xml:space="preserve"> work</w:t>
+        </w:r>
+      </w:ins>
+      <w:r>
+        <w:rPr>
+          <w:lang w:val="en-IN"/>
+        </w:rPr>
+        <w:t>, this framework can be used to identify the behavioral interactions that promote or disrupt sleep and to dissect the neural and genetic mechanisms through which social experience influences sleep-wake regulation.</w:t>
       </w:r>
     </w:p>
     <w:p/>
@@ -134,7 +251,7 @@
 </file>
 
 <file path=word/comments.xml><?xml version="1.0" encoding="utf-8"?>
-<w:comments xmlns:wpc="http://schemas.microsoft.com/office/word/2010/wordprocessingCanvas" xmlns:cx="http://schemas.microsoft.com/office/drawing/2014/chartex" xmlns:cx1="http://schemas.microsoft.com/office/drawing/2015/9/8/chartex" xmlns:cx2="http://schemas.microsoft.com/office/drawing/2015/10/21/chartex" xmlns:cx3="http://schemas.microsoft.com/office/drawing/2016/5/9/chartex" xmlns:cx4="http://schemas.microsoft.com/office/drawing/2016/5/10/chartex" xmlns:cx5="http://schemas.microsoft.com/office/drawing/2016/5/11/chartex" xmlns:cx6="http://schemas.microsoft.com/office/drawing/2016/5/12/chartex" xmlns:cx7="http://schemas.microsoft.com/office/drawing/2016/5/13/chartex" xmlns:cx8="http://schemas.microsoft.com/office/drawing/2016/5/14/chartex" xmlns:mc="http://schemas.openxmlformats.org/markup-compatibility/2006" xmlns:aink="http://schemas.microsoft.com/office/drawing/2016/ink" xmlns:am3d="http://schemas.microsoft.com/office/drawing/2017/model3d" xmlns:o="urn:schemas-microsoft-com:office:office" xmlns:oel="http://schemas.microsoft.com/office/2019/extlst" xmlns:r="http://schemas.openxmlformats.org/officeDocument/2006/relationships" xmlns:m="http://schemas.openxmlformats.org/officeDocument/2006/math" xmlns:v="urn:schemas-microsoft-com:vml" xmlns:wp14="http://schemas.microsoft.com/office/word/2010/wordprocessingDrawing" xmlns:wp="http://schemas.openxmlformats.org/drawingml/2006/wordprocessingDrawing" xmlns:w10="urn:schemas-microsoft-com:office:word" xmlns:w="http://schemas.openxmlformats.org/wordprocessingml/2006/main" xmlns:w14="http://schemas.microsoft.com/office/word/2010/wordml" xmlns:w15="http://schemas.microsoft.com/office/word/2012/wordml" xmlns:w16cei="http://schemas.microsoft.com/office/word/2026/wordml/cei" xmlns:w16cex="http://schemas.microsoft.com/office/word/2018/wordml/cex" xmlns:w16cid="http://schemas.microsoft.com/office/word/2016/wordml/cid" xmlns:w16="http://schemas.microsoft.com/office/word/2018/wordml" xmlns:w16du="http://schemas.microsoft.com/office/word/2023/wordml/word16du" xmlns:w16sdtdh="http://schemas.microsoft.com/office/word/2020/wordml/sdtdatahash" xmlns:w16sdtfl="http://schemas.microsoft.com/office/word/2024/wordml/sdtformatlock" xmlns:w16se="http://schemas.microsoft.com/office/word/2015/wordml/symex" xmlns:wpg="http://schemas.microsoft.com/office/word/2010/wordprocessingGroup" xmlns:wpi="http://schemas.microsoft.com/office/word/2010/wordprocessingInk" xmlns:wne="http://schemas.microsoft.com/office/word/2006/wordml" xmlns:wps="http://schemas.microsoft.com/office/word/2010/wordprocessingShape" mc:Ignorable="w14 w15 w16se w16cid w16 w16cex w16sdtdh w16sdtfl w16du wp14">
+<w:comments xmlns:wpc="http://schemas.microsoft.com/office/word/2010/wordprocessingCanvas" xmlns:cx="http://schemas.microsoft.com/office/drawing/2014/chartex" xmlns:cx1="http://schemas.microsoft.com/office/drawing/2015/9/8/chartex" xmlns:cx2="http://schemas.microsoft.com/office/drawing/2015/10/21/chartex" xmlns:cx3="http://schemas.microsoft.com/office/drawing/2016/5/9/chartex" xmlns:cx4="http://schemas.microsoft.com/office/drawing/2016/5/10/chartex" xmlns:cx5="http://schemas.microsoft.com/office/drawing/2016/5/11/chartex" xmlns:cx6="http://schemas.microsoft.com/office/drawing/2016/5/12/chartex" xmlns:cx7="http://schemas.microsoft.com/office/drawing/2016/5/13/chartex" xmlns:cx8="http://schemas.microsoft.com/office/drawing/2016/5/14/chartex" xmlns:mc="http://schemas.openxmlformats.org/markup-compatibility/2006" xmlns:aink="http://schemas.microsoft.com/office/drawing/2016/ink" xmlns:am3d="http://schemas.microsoft.com/office/drawing/2017/model3d" xmlns:o="urn:schemas-microsoft-com:office:office" xmlns:oel="http://schemas.microsoft.com/office/2019/extlst" xmlns:r="http://schemas.openxmlformats.org/officeDocument/2006/relationships" xmlns:m="http://schemas.openxmlformats.org/officeDocument/2006/math" xmlns:v="urn:schemas-microsoft-com:vml" xmlns:wp14="http://schemas.microsoft.com/office/word/2010/wordprocessingDrawing" xmlns:wp="http://schemas.openxmlformats.org/drawingml/2006/wordprocessingDrawing" xmlns:w10="urn:schemas-microsoft-com:office:word" xmlns:w="http://schemas.openxmlformats.org/wordprocessingml/2006/main" xmlns:w14="http://schemas.microsoft.com/office/word/2010/wordml" xmlns:w15="http://schemas.microsoft.com/office/word/2012/wordml" xmlns:w16cex="http://schemas.microsoft.com/office/word/2018/wordml/cex" xmlns:w16cid="http://schemas.microsoft.com/office/word/2016/wordml/cid" xmlns:w16="http://schemas.microsoft.com/office/word/2018/wordml" xmlns:w16du="http://schemas.microsoft.com/office/word/2023/wordml/word16du" xmlns:w16sdtdh="http://schemas.microsoft.com/office/word/2020/wordml/sdtdatahash" xmlns:w16sdtfl="http://schemas.microsoft.com/office/word/2024/wordml/sdtformatlock" xmlns:w16se="http://schemas.microsoft.com/office/word/2015/wordml/symex" xmlns:wpg="http://schemas.microsoft.com/office/word/2010/wordprocessingGroup" xmlns:wpi="http://schemas.microsoft.com/office/word/2010/wordprocessingInk" xmlns:wne="http://schemas.microsoft.com/office/word/2006/wordml" xmlns:wps="http://schemas.microsoft.com/office/word/2010/wordprocessingShape" mc:Ignorable="w14 w15 w16se w16cid w16 w16cex w16sdtdh w16sdtfl w16du wp14">
   <w:comment w:id="0" w:author="Antonio Ortega" w:date="2026-09-26T17:34:00Z" w:initials="AO">
     <w:p>
       <w:pPr>
@@ -148,6 +265,38 @@
       </w:r>
       <w:r>
         <w:t>I don’t have proof of this myself yet! And if I did, I would only show it at a conference after at least submitting the paper to a preprint server (in case someone steals the idea)</w:t>
+      </w:r>
+    </w:p>
+  </w:comment>
+  <w:comment w:id="3" w:author="Antonio Ortega" w:date="2026-09-28T22:12:00Z" w:initials="AO">
+    <w:p>
+      <w:pPr>
+        <w:pStyle w:val="CommentText"/>
+      </w:pPr>
+      <w:r>
+        <w:rPr>
+          <w:rStyle w:val="CommentReference"/>
+        </w:rPr>
+        <w:annotationRef/>
+      </w:r>
+      <w:r>
+        <w:t>Which system?</w:t>
+      </w:r>
+    </w:p>
+  </w:comment>
+  <w:comment w:id="7" w:author="Antonio Ortega" w:date="2026-09-28T22:13:00Z" w:initials="AO">
+    <w:p>
+      <w:pPr>
+        <w:pStyle w:val="CommentText"/>
+      </w:pPr>
+      <w:r>
+        <w:rPr>
+          <w:rStyle w:val="CommentReference"/>
+        </w:rPr>
+        <w:annotationRef/>
+      </w:r>
+      <w:r>
+        <w:t>Not by other people, by US</w:t>
       </w:r>
     </w:p>
   </w:comment>
@@ -155,25 +304,31 @@
 </file>
 
 <file path=word/commentsExtended.xml><?xml version="1.0" encoding="utf-8"?>
-<w15:commentsEx xmlns:wpc="http://schemas.microsoft.com/office/word/2010/wordprocessingCanvas" xmlns:cx="http://schemas.microsoft.com/office/drawing/2014/chartex" xmlns:cx1="http://schemas.microsoft.com/office/drawing/2015/9/8/chartex" xmlns:cx2="http://schemas.microsoft.com/office/drawing/2015/10/21/chartex" xmlns:cx3="http://schemas.microsoft.com/office/drawing/2016/5/9/chartex" xmlns:cx4="http://schemas.microsoft.com/office/drawing/2016/5/10/chartex" xmlns:cx5="http://schemas.microsoft.com/office/drawing/2016/5/11/chartex" xmlns:cx6="http://schemas.microsoft.com/office/drawing/2016/5/12/chartex" xmlns:cx7="http://schemas.microsoft.com/office/drawing/2016/5/13/chartex" xmlns:cx8="http://schemas.microsoft.com/office/drawing/2016/5/14/chartex" xmlns:mc="http://schemas.openxmlformats.org/markup-compatibility/2006" xmlns:aink="http://schemas.microsoft.com/office/drawing/2016/ink" xmlns:am3d="http://schemas.microsoft.com/office/drawing/2017/model3d" xmlns:o="urn:schemas-microsoft-com:office:office" xmlns:oel="http://schemas.microsoft.com/office/2019/extlst" xmlns:r="http://schemas.openxmlformats.org/officeDocument/2006/relationships" xmlns:m="http://schemas.openxmlformats.org/officeDocument/2006/math" xmlns:v="urn:schemas-microsoft-com:vml" xmlns:wp14="http://schemas.microsoft.com/office/word/2010/wordprocessingDrawing" xmlns:wp="http://schemas.openxmlformats.org/drawingml/2006/wordprocessingDrawing" xmlns:w10="urn:schemas-microsoft-com:office:word" xmlns:w="http://schemas.openxmlformats.org/wordprocessingml/2006/main" xmlns:w14="http://schemas.microsoft.com/office/word/2010/wordml" xmlns:w15="http://schemas.microsoft.com/office/word/2012/wordml" xmlns:w16cei="http://schemas.microsoft.com/office/word/2026/wordml/cei" xmlns:w16cex="http://schemas.microsoft.com/office/word/2018/wordml/cex" xmlns:w16cid="http://schemas.microsoft.com/office/word/2016/wordml/cid" xmlns:w16="http://schemas.microsoft.com/office/word/2018/wordml" xmlns:w16du="http://schemas.microsoft.com/office/word/2023/wordml/word16du" xmlns:w16sdtdh="http://schemas.microsoft.com/office/word/2020/wordml/sdtdatahash" xmlns:w16sdtfl="http://schemas.microsoft.com/office/word/2024/wordml/sdtformatlock" xmlns:w16se="http://schemas.microsoft.com/office/word/2015/wordml/symex" xmlns:wpg="http://schemas.microsoft.com/office/word/2010/wordprocessingGroup" xmlns:wpi="http://schemas.microsoft.com/office/word/2010/wordprocessingInk" xmlns:wne="http://schemas.microsoft.com/office/word/2006/wordml" xmlns:wps="http://schemas.microsoft.com/office/word/2010/wordprocessingShape" mc:Ignorable="w14 w15 w16se w16cid w16 w16cex w16sdtdh w16sdtfl w16du wp14">
-  <w15:commentEx w15:paraId="42759EF0" w15:done="0"/>
+<w15:commentsEx xmlns:wpc="http://schemas.microsoft.com/office/word/2010/wordprocessingCanvas" xmlns:cx="http://schemas.microsoft.com/office/drawing/2014/chartex" xmlns:cx1="http://schemas.microsoft.com/office/drawing/2015/9/8/chartex" xmlns:cx2="http://schemas.microsoft.com/office/drawing/2015/10/21/chartex" xmlns:cx3="http://schemas.microsoft.com/office/drawing/2016/5/9/chartex" xmlns:cx4="http://schemas.microsoft.com/office/drawing/2016/5/10/chartex" xmlns:cx5="http://schemas.microsoft.com/office/drawing/2016/5/11/chartex" xmlns:cx6="http://schemas.microsoft.com/office/drawing/2016/5/12/chartex" xmlns:cx7="http://schemas.microsoft.com/office/drawing/2016/5/13/chartex" xmlns:cx8="http://schemas.microsoft.com/office/drawing/2016/5/14/chartex" xmlns:mc="http://schemas.openxmlformats.org/markup-compatibility/2006" xmlns:aink="http://schemas.microsoft.com/office/drawing/2016/ink" xmlns:am3d="http://schemas.microsoft.com/office/drawing/2017/model3d" xmlns:o="urn:schemas-microsoft-com:office:office" xmlns:oel="http://schemas.microsoft.com/office/2019/extlst" xmlns:r="http://schemas.openxmlformats.org/officeDocument/2006/relationships" xmlns:m="http://schemas.openxmlformats.org/officeDocument/2006/math" xmlns:v="urn:schemas-microsoft-com:vml" xmlns:wp14="http://schemas.microsoft.com/office/word/2010/wordprocessingDrawing" xmlns:wp="http://schemas.openxmlformats.org/drawingml/2006/wordprocessingDrawing" xmlns:w10="urn:schemas-microsoft-com:office:word" xmlns:w="http://schemas.openxmlformats.org/wordprocessingml/2006/main" xmlns:w14="http://schemas.microsoft.com/office/word/2010/wordml" xmlns:w15="http://schemas.microsoft.com/office/word/2012/wordml" xmlns:w16cex="http://schemas.microsoft.com/office/word/2018/wordml/cex" xmlns:w16cid="http://schemas.microsoft.com/office/word/2016/wordml/cid" xmlns:w16="http://schemas.microsoft.com/office/word/2018/wordml" xmlns:w16du="http://schemas.microsoft.com/office/word/2023/wordml/word16du" xmlns:w16sdtdh="http://schemas.microsoft.com/office/word/2020/wordml/sdtdatahash" xmlns:w16sdtfl="http://schemas.microsoft.com/office/word/2024/wordml/sdtformatlock" xmlns:w16se="http://schemas.microsoft.com/office/word/2015/wordml/symex" xmlns:wpg="http://schemas.microsoft.com/office/word/2010/wordprocessingGroup" xmlns:wpi="http://schemas.microsoft.com/office/word/2010/wordprocessingInk" xmlns:wne="http://schemas.microsoft.com/office/word/2006/wordml" xmlns:wps="http://schemas.microsoft.com/office/word/2010/wordprocessingShape" mc:Ignorable="w14 w15 w16se w16cid w16 w16cex w16sdtdh w16sdtfl w16du wp14">
+  <w15:commentEx w15:paraId="42759EF0" w15:done="1"/>
+  <w15:commentEx w15:paraId="7EE0EE2F" w15:done="0"/>
+  <w15:commentEx w15:paraId="6435261F" w15:done="0"/>
 </w15:commentsEx>
 </file>
 
 <file path=word/commentsExtensible.xml><?xml version="1.0" encoding="utf-8"?>
-<w16cex:commentsExtensible xmlns:wpc="http://schemas.microsoft.com/office/word/2010/wordprocessingCanvas" xmlns:cx="http://schemas.microsoft.com/office/drawing/2014/chartex" xmlns:cx1="http://schemas.microsoft.com/office/drawing/2015/9/8/chartex" xmlns:cx2="http://schemas.microsoft.com/office/drawing/2015/10/21/chartex" xmlns:cx3="http://schemas.microsoft.com/office/drawing/2016/5/9/chartex" xmlns:cx4="http://schemas.microsoft.com/office/drawing/2016/5/10/chartex" xmlns:cx5="http://schemas.microsoft.com/office/drawing/2016/5/11/chartex" xmlns:cx6="http://schemas.microsoft.com/office/drawing/2016/5/12/chartex" xmlns:cx7="http://schemas.microsoft.com/office/drawing/2016/5/13/chartex" xmlns:cx8="http://schemas.microsoft.com/office/drawing/2016/5/14/chartex" xmlns:cr="http://schemas.microsoft.com/office/comments/2020/reactions" xmlns:mc="http://schemas.openxmlformats.org/markup-compatibility/2006" xmlns:aink="http://schemas.microsoft.com/office/drawing/2016/ink" xmlns:am3d="http://schemas.microsoft.com/office/drawing/2017/model3d" xmlns:o="urn:schemas-microsoft-com:office:office" xmlns:oel="http://schemas.microsoft.com/office/2019/extlst" xmlns:r="http://schemas.openxmlformats.org/officeDocument/2006/relationships" xmlns:m="http://schemas.openxmlformats.org/officeDocument/2006/math" xmlns:v="urn:schemas-microsoft-com:vml" xmlns:wp14="http://schemas.microsoft.com/office/word/2010/wordprocessingDrawing" xmlns:wp="http://schemas.openxmlformats.org/drawingml/2006/wordprocessingDrawing" xmlns:w10="urn:schemas-microsoft-com:office:word" xmlns:w="http://schemas.openxmlformats.org/wordprocessingml/2006/main" xmlns:w14="http://schemas.microsoft.com/office/word/2010/wordml" xmlns:w15="http://schemas.microsoft.com/office/word/2012/wordml" xmlns:w16cei="http://schemas.microsoft.com/office/word/2026/wordml/cei" xmlns:w16cex="http://schemas.microsoft.com/office/word/2018/wordml/cex" xmlns:w16cid="http://schemas.microsoft.com/office/word/2016/wordml/cid" xmlns:w16="http://schemas.microsoft.com/office/word/2018/wordml" xmlns:w16du="http://schemas.microsoft.com/office/word/2023/wordml/word16du" xmlns:w16sdtdh="http://schemas.microsoft.com/office/word/2020/wordml/sdtdatahash" xmlns:w16sdtfl="http://schemas.microsoft.com/office/word/2024/wordml/sdtformatlock" xmlns:w16se="http://schemas.microsoft.com/office/word/2015/wordml/symex" xmlns:wpg="http://schemas.microsoft.com/office/word/2010/wordprocessingGroup" xmlns:wpi="http://schemas.microsoft.com/office/word/2010/wordprocessingInk" xmlns:wne="http://schemas.microsoft.com/office/word/2006/wordml" xmlns:wps="http://schemas.microsoft.com/office/word/2010/wordprocessingShape" mc:Ignorable="w14 w15 w16se w16cid w16 w16cex w16sdtdh w16sdtfl cr w16du wp14">
+<w16cex:commentsExtensible xmlns:wpc="http://schemas.microsoft.com/office/word/2010/wordprocessingCanvas" xmlns:cx="http://schemas.microsoft.com/office/drawing/2014/chartex" xmlns:cx1="http://schemas.microsoft.com/office/drawing/2015/9/8/chartex" xmlns:cx2="http://schemas.microsoft.com/office/drawing/2015/10/21/chartex" xmlns:cx3="http://schemas.microsoft.com/office/drawing/2016/5/9/chartex" xmlns:cx4="http://schemas.microsoft.com/office/drawing/2016/5/10/chartex" xmlns:cx5="http://schemas.microsoft.com/office/drawing/2016/5/11/chartex" xmlns:cx6="http://schemas.microsoft.com/office/drawing/2016/5/12/chartex" xmlns:cx7="http://schemas.microsoft.com/office/drawing/2016/5/13/chartex" xmlns:cx8="http://schemas.microsoft.com/office/drawing/2016/5/14/chartex" xmlns:cr="http://schemas.microsoft.com/office/comments/2020/reactions" xmlns:mc="http://schemas.openxmlformats.org/markup-compatibility/2006" xmlns:aink="http://schemas.microsoft.com/office/drawing/2016/ink" xmlns:am3d="http://schemas.microsoft.com/office/drawing/2017/model3d" xmlns:o="urn:schemas-microsoft-com:office:office" xmlns:oel="http://schemas.microsoft.com/office/2019/extlst" xmlns:r="http://schemas.openxmlformats.org/officeDocument/2006/relationships" xmlns:m="http://schemas.openxmlformats.org/officeDocument/2006/math" xmlns:v="urn:schemas-microsoft-com:vml" xmlns:wp14="http://schemas.microsoft.com/office/word/2010/wordprocessingDrawing" xmlns:wp="http://schemas.openxmlformats.org/drawingml/2006/wordprocessingDrawing" xmlns:w10="urn:schemas-microsoft-com:office:word" xmlns:w="http://schemas.openxmlformats.org/wordprocessingml/2006/main" xmlns:w14="http://schemas.microsoft.com/office/word/2010/wordml" xmlns:w15="http://schemas.microsoft.com/office/word/2012/wordml" xmlns:w16cex="http://schemas.microsoft.com/office/word/2018/wordml/cex" xmlns:w16cid="http://schemas.microsoft.com/office/word/2016/wordml/cid" xmlns:w16="http://schemas.microsoft.com/office/word/2018/wordml" xmlns:w16du="http://schemas.microsoft.com/office/word/2023/wordml/word16du" xmlns:w16sdtdh="http://schemas.microsoft.com/office/word/2020/wordml/sdtdatahash" xmlns:w16sdtfl="http://schemas.microsoft.com/office/word/2024/wordml/sdtformatlock" xmlns:w16se="http://schemas.microsoft.com/office/word/2015/wordml/symex" xmlns:wpg="http://schemas.microsoft.com/office/word/2010/wordprocessingGroup" xmlns:wpi="http://schemas.microsoft.com/office/word/2010/wordprocessingInk" xmlns:wne="http://schemas.microsoft.com/office/word/2006/wordml" xmlns:wps="http://schemas.microsoft.com/office/word/2010/wordprocessingShape" mc:Ignorable="w14 w15 w16se w16cid w16 w16cex w16sdtdh w16sdtfl cr w16du wp14">
   <w16cex:commentExtensible w16cex:durableId="7FB3E401" w16cex:dateUtc="2026-09-26T15:34:00Z"/>
+  <w16cex:commentExtensible w16cex:durableId="0230F990" w16cex:dateUtc="2026-09-28T20:12:00Z"/>
+  <w16cex:commentExtensible w16cex:durableId="32DDEDBD" w16cex:dateUtc="2026-09-28T20:13:00Z"/>
 </w16cex:commentsExtensible>
 </file>
 
 <file path=word/commentsIds.xml><?xml version="1.0" encoding="utf-8"?>
-<w16cid:commentsIds xmlns:wpc="http://schemas.microsoft.com/office/word/2010/wordprocessingCanvas" xmlns:cx="http://schemas.microsoft.com/office/drawing/2014/chartex" xmlns:cx1="http://schemas.microsoft.com/office/drawing/2015/9/8/chartex" xmlns:cx2="http://schemas.microsoft.com/office/drawing/2015/10/21/chartex" xmlns:cx3="http://schemas.microsoft.com/office/drawing/2016/5/9/chartex" xmlns:cx4="http://schemas.microsoft.com/office/drawing/2016/5/10/chartex" xmlns:cx5="http://schemas.microsoft.com/office/drawing/2016/5/11/chartex" xmlns:cx6="http://schemas.microsoft.com/office/drawing/2016/5/12/chartex" xmlns:cx7="http://schemas.microsoft.com/office/drawing/2016/5/13/chartex" xmlns:cx8="http://schemas.microsoft.com/office/drawing/2016/5/14/chartex" xmlns:mc="http://schemas.openxmlformats.org/markup-compatibility/2006" xmlns:aink="http://schemas.microsoft.com/office/drawing/2016/ink" xmlns:am3d="http://schemas.microsoft.com/office/drawing/2017/model3d" xmlns:o="urn:schemas-microsoft-com:office:office" xmlns:oel="http://schemas.microsoft.com/office/2019/extlst" xmlns:r="http://schemas.openxmlformats.org/officeDocument/2006/relationships" xmlns:m="http://schemas.openxmlformats.org/officeDocument/2006/math" xmlns:v="urn:schemas-microsoft-com:vml" xmlns:wp14="http://schemas.microsoft.com/office/word/2010/wordprocessingDrawing" xmlns:wp="http://schemas.openxmlformats.org/drawingml/2006/wordprocessingDrawing" xmlns:w10="urn:schemas-microsoft-com:office:word" xmlns:w="http://schemas.openxmlformats.org/wordprocessingml/2006/main" xmlns:w14="http://schemas.microsoft.com/office/word/2010/wordml" xmlns:w15="http://schemas.microsoft.com/office/word/2012/wordml" xmlns:w16cei="http://schemas.microsoft.com/office/word/2026/wordml/cei" xmlns:w16cex="http://schemas.microsoft.com/office/word/2018/wordml/cex" xmlns:w16cid="http://schemas.microsoft.com/office/word/2016/wordml/cid" xmlns:w16="http://schemas.microsoft.com/office/word/2018/wordml" xmlns:w16du="http://schemas.microsoft.com/office/word/2023/wordml/word16du" xmlns:w16sdtdh="http://schemas.microsoft.com/office/word/2020/wordml/sdtdatahash" xmlns:w16sdtfl="http://schemas.microsoft.com/office/word/2024/wordml/sdtformatlock" xmlns:w16se="http://schemas.microsoft.com/office/word/2015/wordml/symex" xmlns:wpg="http://schemas.microsoft.com/office/word/2010/wordprocessingGroup" xmlns:wpi="http://schemas.microsoft.com/office/word/2010/wordprocessingInk" xmlns:wne="http://schemas.microsoft.com/office/word/2006/wordml" xmlns:wps="http://schemas.microsoft.com/office/word/2010/wordprocessingShape" mc:Ignorable="w14 w15 w16se w16cid w16 w16cex w16sdtdh w16sdtfl w16du wp14">
+<w16cid:commentsIds xmlns:wpc="http://schemas.microsoft.com/office/word/2010/wordprocessingCanvas" xmlns:cx="http://schemas.microsoft.com/office/drawing/2014/chartex" xmlns:cx1="http://schemas.microsoft.com/office/drawing/2015/9/8/chartex" xmlns:cx2="http://schemas.microsoft.com/office/drawing/2015/10/21/chartex" xmlns:cx3="http://schemas.microsoft.com/office/drawing/2016/5/9/chartex" xmlns:cx4="http://schemas.microsoft.com/office/drawing/2016/5/10/chartex" xmlns:cx5="http://schemas.microsoft.com/office/drawing/2016/5/11/chartex" xmlns:cx6="http://schemas.microsoft.com/office/drawing/2016/5/12/chartex" xmlns:cx7="http://schemas.microsoft.com/office/drawing/2016/5/13/chartex" xmlns:cx8="http://schemas.microsoft.com/office/drawing/2016/5/14/chartex" xmlns:mc="http://schemas.openxmlformats.org/markup-compatibility/2006" xmlns:aink="http://schemas.microsoft.com/office/drawing/2016/ink" xmlns:am3d="http://schemas.microsoft.com/office/drawing/2017/model3d" xmlns:o="urn:schemas-microsoft-com:office:office" xmlns:oel="http://schemas.microsoft.com/office/2019/extlst" xmlns:r="http://schemas.openxmlformats.org/officeDocument/2006/relationships" xmlns:m="http://schemas.openxmlformats.org/officeDocument/2006/math" xmlns:v="urn:schemas-microsoft-com:vml" xmlns:wp14="http://schemas.microsoft.com/office/word/2010/wordprocessingDrawing" xmlns:wp="http://schemas.openxmlformats.org/drawingml/2006/wordprocessingDrawing" xmlns:w10="urn:schemas-microsoft-com:office:word" xmlns:w="http://schemas.openxmlformats.org/wordprocessingml/2006/main" xmlns:w14="http://schemas.microsoft.com/office/word/2010/wordml" xmlns:w15="http://schemas.microsoft.com/office/word/2012/wordml" xmlns:w16cex="http://schemas.microsoft.com/office/word/2018/wordml/cex" xmlns:w16cid="http://schemas.microsoft.com/office/word/2016/wordml/cid" xmlns:w16="http://schemas.microsoft.com/office/word/2018/wordml" xmlns:w16du="http://schemas.microsoft.com/office/word/2023/wordml/word16du" xmlns:w16sdtdh="http://schemas.microsoft.com/office/word/2020/wordml/sdtdatahash" xmlns:w16sdtfl="http://schemas.microsoft.com/office/word/2024/wordml/sdtformatlock" xmlns:w16se="http://schemas.microsoft.com/office/word/2015/wordml/symex" xmlns:wpg="http://schemas.microsoft.com/office/word/2010/wordprocessingGroup" xmlns:wpi="http://schemas.microsoft.com/office/word/2010/wordprocessingInk" xmlns:wne="http://schemas.microsoft.com/office/word/2006/wordml" xmlns:wps="http://schemas.microsoft.com/office/word/2010/wordprocessingShape" mc:Ignorable="w14 w15 w16se w16cid w16 w16cex w16sdtdh w16sdtfl w16du wp14">
   <w16cid:commentId w16cid:paraId="42759EF0" w16cid:durableId="7FB3E401"/>
+  <w16cid:commentId w16cid:paraId="7EE0EE2F" w16cid:durableId="0230F990"/>
+  <w16cid:commentId w16cid:paraId="6435261F" w16cid:durableId="32DDEDBD"/>
 </w16cid:commentsIds>
 </file>
 
 <file path=word/numbering.xml><?xml version="1.0" encoding="utf-8"?>
-<w:numbering xmlns:wpc="http://schemas.microsoft.com/office/word/2010/wordprocessingCanvas" xmlns:cx="http://schemas.microsoft.com/office/drawing/2014/chartex" xmlns:cx1="http://schemas.microsoft.com/office/drawing/2015/9/8/chartex" xmlns:cx2="http://schemas.microsoft.com/office/drawing/2015/10/21/chartex" xmlns:cx3="http://schemas.microsoft.com/office/drawing/2016/5/9/chartex" xmlns:cx4="http://schemas.microsoft.com/office/drawing/2016/5/10/chartex" xmlns:cx5="http://schemas.microsoft.com/office/drawing/2016/5/11/chartex" xmlns:cx6="http://schemas.microsoft.com/office/drawing/2016/5/12/chartex" xmlns:cx7="http://schemas.microsoft.com/office/drawing/2016/5/13/chartex" xmlns:cx8="http://schemas.microsoft.com/office/drawing/2016/5/14/chartex" xmlns:mc="http://schemas.openxmlformats.org/markup-compatibility/2006" xmlns:aink="http://schemas.microsoft.com/office/drawing/2016/ink" xmlns:am3d="http://schemas.microsoft.com/office/drawing/2017/model3d" xmlns:o="urn:schemas-microsoft-com:office:office" xmlns:oel="http://schemas.microsoft.com/office/2019/extlst" xmlns:r="http://schemas.openxmlformats.org/officeDocument/2006/relationships" xmlns:m="http://schemas.openxmlformats.org/officeDocument/2006/math" xmlns:v="urn:schemas-microsoft-com:vml" xmlns:wp14="http://schemas.microsoft.com/office/word/2010/wordprocessingDrawing" xmlns:wp="http://schemas.openxmlformats.org/drawingml/2006/wordprocessingDrawing" xmlns:w10="urn:schemas-microsoft-com:office:word" xmlns:w="http://schemas.openxmlformats.org/wordprocessingml/2006/main" xmlns:w14="http://schemas.microsoft.com/office/word/2010/wordml" xmlns:w15="http://schemas.microsoft.com/office/word/2012/wordml" xmlns:w16cei="http://schemas.microsoft.com/office/word/2026/wordml/cei" xmlns:w16cex="http://schemas.microsoft.com/office/word/2018/wordml/cex" xmlns:w16cid="http://schemas.microsoft.com/office/word/2016/wordml/cid" xmlns:w16="http://schemas.microsoft.com/office/word/2018/wordml" xmlns:w16du="http://schemas.microsoft.com/office/word/2023/wordml/word16du" xmlns:w16sdtdh="http://schemas.microsoft.com/office/word/2020/wordml/sdtdatahash" xmlns:w16sdtfl="http://schemas.microsoft.com/office/word/2024/wordml/sdtformatlock" xmlns:w16se="http://schemas.microsoft.com/office/word/2015/wordml/symex" xmlns:wpg="http://schemas.microsoft.com/office/word/2010/wordprocessingGroup" xmlns:wpi="http://schemas.microsoft.com/office/word/2010/wordprocessingInk" xmlns:wne="http://schemas.microsoft.com/office/word/2006/wordml" xmlns:wps="http://schemas.microsoft.com/office/word/2010/wordprocessingShape" mc:Ignorable="w14 w15 w16se w16cid w16 w16cex w16sdtdh w16sdtfl w16du wp14">
+<w:numbering xmlns:wpc="http://schemas.microsoft.com/office/word/2010/wordprocessingCanvas" xmlns:cx="http://schemas.microsoft.com/office/drawing/2014/chartex" xmlns:cx1="http://schemas.microsoft.com/office/drawing/2015/9/8/chartex" xmlns:cx2="http://schemas.microsoft.com/office/drawing/2015/10/21/chartex" xmlns:cx3="http://schemas.microsoft.com/office/drawing/2016/5/9/chartex" xmlns:cx4="http://schemas.microsoft.com/office/drawing/2016/5/10/chartex" xmlns:cx5="http://schemas.microsoft.com/office/drawing/2016/5/11/chartex" xmlns:cx6="http://schemas.microsoft.com/office/drawing/2016/5/12/chartex" xmlns:cx7="http://schemas.microsoft.com/office/drawing/2016/5/13/chartex" xmlns:cx8="http://schemas.microsoft.com/office/drawing/2016/5/14/chartex" xmlns:mc="http://schemas.openxmlformats.org/markup-compatibility/2006" xmlns:aink="http://schemas.microsoft.com/office/drawing/2016/ink" xmlns:am3d="http://schemas.microsoft.com/office/drawing/2017/model3d" xmlns:o="urn:schemas-microsoft-com:office:office" xmlns:oel="http://schemas.microsoft.com/office/2019/extlst" xmlns:r="http://schemas.openxmlformats.org/officeDocument/2006/relationships" xmlns:m="http://schemas.openxmlformats.org/officeDocument/2006/math" xmlns:v="urn:schemas-microsoft-com:vml" xmlns:wp14="http://schemas.microsoft.com/office/word/2010/wordprocessingDrawing" xmlns:wp="http://schemas.openxmlformats.org/drawingml/2006/wordprocessingDrawing" xmlns:w10="urn:schemas-microsoft-com:office:word" xmlns:w="http://schemas.openxmlformats.org/wordprocessingml/2006/main" xmlns:w14="http://schemas.microsoft.com/office/word/2010/wordml" xmlns:w15="http://schemas.microsoft.com/office/word/2012/wordml" xmlns:w16cex="http://schemas.microsoft.com/office/word/2018/wordml/cex" xmlns:w16cid="http://schemas.microsoft.com/office/word/2016/wordml/cid" xmlns:w16="http://schemas.microsoft.com/office/word/2018/wordml" xmlns:w16du="http://schemas.microsoft.com/office/word/2023/wordml/word16du" xmlns:w16sdtdh="http://schemas.microsoft.com/office/word/2020/wordml/sdtdatahash" xmlns:w16sdtfl="http://schemas.microsoft.com/office/word/2024/wordml/sdtformatlock" xmlns:w16se="http://schemas.microsoft.com/office/word/2015/wordml/symex" xmlns:wpg="http://schemas.microsoft.com/office/word/2010/wordprocessingGroup" xmlns:wpi="http://schemas.microsoft.com/office/word/2010/wordprocessingInk" xmlns:wne="http://schemas.microsoft.com/office/word/2006/wordml" xmlns:wps="http://schemas.microsoft.com/office/word/2010/wordprocessingShape" mc:Ignorable="w14 w15 w16se w16cid w16 w16cex w16sdtdh w16sdtfl w16du wp14">
   <w:abstractNum w:abstractNumId="0" w15:restartNumberingAfterBreak="0">
     <w:nsid w:val="13DB7F35"/>
     <w:multiLevelType w:val="hybridMultilevel"/>
@@ -270,7 +425,7 @@
 </file>
 
 <file path=word/people.xml><?xml version="1.0" encoding="utf-8"?>
-<w15:people xmlns:wpc="http://schemas.microsoft.com/office/word/2010/wordprocessingCanvas" xmlns:cx="http://schemas.microsoft.com/office/drawing/2014/chartex" xmlns:cx1="http://schemas.microsoft.com/office/drawing/2015/9/8/chartex" xmlns:cx2="http://schemas.microsoft.com/office/drawing/2015/10/21/chartex" xmlns:cx3="http://schemas.microsoft.com/office/drawing/2016/5/9/chartex" xmlns:cx4="http://schemas.microsoft.com/office/drawing/2016/5/10/chartex" xmlns:cx5="http://schemas.microsoft.com/office/drawing/2016/5/11/chartex" xmlns:cx6="http://schemas.microsoft.com/office/drawing/2016/5/12/chartex" xmlns:cx7="http://schemas.microsoft.com/office/drawing/2016/5/13/chartex" xmlns:cx8="http://schemas.microsoft.com/office/drawing/2016/5/14/chartex" xmlns:mc="http://schemas.openxmlformats.org/markup-compatibility/2006" xmlns:aink="http://schemas.microsoft.com/office/drawing/2016/ink" xmlns:am3d="http://schemas.microsoft.com/office/drawing/2017/model3d" xmlns:o="urn:schemas-microsoft-com:office:office" xmlns:oel="http://schemas.microsoft.com/office/2019/extlst" xmlns:r="http://schemas.openxmlformats.org/officeDocument/2006/relationships" xmlns:m="http://schemas.openxmlformats.org/officeDocument/2006/math" xmlns:v="urn:schemas-microsoft-com:vml" xmlns:wp14="http://schemas.microsoft.com/office/word/2010/wordprocessingDrawing" xmlns:wp="http://schemas.openxmlformats.org/drawingml/2006/wordprocessingDrawing" xmlns:w10="urn:schemas-microsoft-com:office:word" xmlns:w="http://schemas.openxmlformats.org/wordprocessingml/2006/main" xmlns:w14="http://schemas.microsoft.com/office/word/2010/wordml" xmlns:w15="http://schemas.microsoft.com/office/word/2012/wordml" xmlns:w16cei="http://schemas.microsoft.com/office/word/2026/wordml/cei" xmlns:w16cex="http://schemas.microsoft.com/office/word/2018/wordml/cex" xmlns:w16cid="http://schemas.microsoft.com/office/word/2016/wordml/cid" xmlns:w16="http://schemas.microsoft.com/office/word/2018/wordml" xmlns:w16du="http://schemas.microsoft.com/office/word/2023/wordml/word16du" xmlns:w16sdtdh="http://schemas.microsoft.com/office/word/2020/wordml/sdtdatahash" xmlns:w16sdtfl="http://schemas.microsoft.com/office/word/2024/wordml/sdtformatlock" xmlns:w16se="http://schemas.microsoft.com/office/word/2015/wordml/symex" xmlns:wpg="http://schemas.microsoft.com/office/word/2010/wordprocessingGroup" xmlns:wpi="http://schemas.microsoft.com/office/word/2010/wordprocessingInk" xmlns:wne="http://schemas.microsoft.com/office/word/2006/wordml" xmlns:wps="http://schemas.microsoft.com/office/word/2010/wordprocessingShape" mc:Ignorable="w14 w15 w16se w16cid w16 w16cex w16sdtdh w16sdtfl w16du wp14">
+<w15:people xmlns:wpc="http://schemas.microsoft.com/office/word/2010/wordprocessingCanvas" xmlns:cx="http://schemas.microsoft.com/office/drawing/2014/chartex" xmlns:cx1="http://schemas.microsoft.com/office/drawing/2015/9/8/chartex" xmlns:cx2="http://schemas.microsoft.com/office/drawing/2015/10/21/chartex" xmlns:cx3="http://schemas.microsoft.com/office/drawing/2016/5/9/chartex" xmlns:cx4="http://schemas.microsoft.com/office/drawing/2016/5/10/chartex" xmlns:cx5="http://schemas.microsoft.com/office/drawing/2016/5/11/chartex" xmlns:cx6="http://schemas.microsoft.com/office/drawing/2016/5/12/chartex" xmlns:cx7="http://schemas.microsoft.com/office/drawing/2016/5/13/chartex" xmlns:cx8="http://schemas.microsoft.com/office/drawing/2016/5/14/chartex" xmlns:mc="http://schemas.openxmlformats.org/markup-compatibility/2006" xmlns:aink="http://schemas.microsoft.com/office/drawing/2016/ink" xmlns:am3d="http://schemas.microsoft.com/office/drawing/2017/model3d" xmlns:o="urn:schemas-microsoft-com:office:office" xmlns:oel="http://schemas.microsoft.com/office/2019/extlst" xmlns:r="http://schemas.openxmlformats.org/officeDocument/2006/relationships" xmlns:m="http://schemas.openxmlformats.org/officeDocument/2006/math" xmlns:v="urn:schemas-microsoft-com:vml" xmlns:wp14="http://schemas.microsoft.com/office/word/2010/wordprocessingDrawing" xmlns:wp="http://schemas.openxmlformats.org/drawingml/2006/wordprocessingDrawing" xmlns:w10="urn:schemas-microsoft-com:office:word" xmlns:w="http://schemas.openxmlformats.org/wordprocessingml/2006/main" xmlns:w14="http://schemas.microsoft.com/office/word/2010/wordml" xmlns:w15="http://schemas.microsoft.com/office/word/2012/wordml" xmlns:w16cex="http://schemas.microsoft.com/office/word/2018/wordml/cex" xmlns:w16cid="http://schemas.microsoft.com/office/word/2016/wordml/cid" xmlns:w16="http://schemas.microsoft.com/office/word/2018/wordml" xmlns:w16du="http://schemas.microsoft.com/office/word/2023/wordml/word16du" xmlns:w16sdtdh="http://schemas.microsoft.com/office/word/2020/wordml/sdtdatahash" xmlns:w16sdtfl="http://schemas.microsoft.com/office/word/2024/wordml/sdtformatlock" xmlns:w16se="http://schemas.microsoft.com/office/word/2015/wordml/symex" xmlns:wpg="http://schemas.microsoft.com/office/word/2010/wordprocessingGroup" xmlns:wpi="http://schemas.microsoft.com/office/word/2010/wordprocessingInk" xmlns:wne="http://schemas.microsoft.com/office/word/2006/wordml" xmlns:wps="http://schemas.microsoft.com/office/word/2010/wordprocessingShape" mc:Ignorable="w14 w15 w16se w16cid w16 w16cex w16sdtdh w16sdtfl w16du wp14">
   <w15:person w15:author="Antonio Ortega">
     <w15:presenceInfo w15:providerId="AD" w15:userId="S::antonio.ortega@kuleuven.be::c6a747d7-790b-47e4-ae95-b117223a48b4"/>
   </w15:person>
@@ -792,6 +947,7 @@
   <w:style w:type="character" w:default="1" w:styleId="DefaultParagraphFont">
     <w:name w:val="Default Paragraph Font"/>
     <w:uiPriority w:val="1"/>
+    <w:semiHidden/>
     <w:unhideWhenUsed/>
   </w:style>
   <w:style w:type="table" w:default="1" w:styleId="TableNormal">

--- a/abstract.docx
+++ b/abstract.docx
@@ -1,6 +1,6 @@
 
 <file path=word/document.xml><?xml version="1.0" encoding="utf-8"?>
-<w:document xmlns:wpc="http://schemas.microsoft.com/office/word/2010/wordprocessingCanvas" xmlns:cx="http://schemas.microsoft.com/office/drawing/2014/chartex" xmlns:cx1="http://schemas.microsoft.com/office/drawing/2015/9/8/chartex" xmlns:cx2="http://schemas.microsoft.com/office/drawing/2015/10/21/chartex" xmlns:cx3="http://schemas.microsoft.com/office/drawing/2016/5/9/chartex" xmlns:cx4="http://schemas.microsoft.com/office/drawing/2016/5/10/chartex" xmlns:cx5="http://schemas.microsoft.com/office/drawing/2016/5/11/chartex" xmlns:cx6="http://schemas.microsoft.com/office/drawing/2016/5/12/chartex" xmlns:cx7="http://schemas.microsoft.com/office/drawing/2016/5/13/chartex" xmlns:cx8="http://schemas.microsoft.com/office/drawing/2016/5/14/chartex" xmlns:mc="http://schemas.openxmlformats.org/markup-compatibility/2006" xmlns:aink="http://schemas.microsoft.com/office/drawing/2016/ink" xmlns:am3d="http://schemas.microsoft.com/office/drawing/2017/model3d" xmlns:o="urn:schemas-microsoft-com:office:office" xmlns:oel="http://schemas.microsoft.com/office/2019/extlst" xmlns:r="http://schemas.openxmlformats.org/officeDocument/2006/relationships" xmlns:m="http://schemas.openxmlformats.org/officeDocument/2006/math" xmlns:v="urn:schemas-microsoft-com:vml" xmlns:wp14="http://schemas.microsoft.com/office/word/2010/wordprocessingDrawing" xmlns:wp="http://schemas.openxmlformats.org/drawingml/2006/wordprocessingDrawing" xmlns:w10="urn:schemas-microsoft-com:office:word" xmlns:w="http://schemas.openxmlformats.org/wordprocessingml/2006/main" xmlns:w14="http://schemas.microsoft.com/office/word/2010/wordml" xmlns:w15="http://schemas.microsoft.com/office/word/2012/wordml" xmlns:w16cex="http://schemas.microsoft.com/office/word/2018/wordml/cex" xmlns:w16cid="http://schemas.microsoft.com/office/word/2016/wordml/cid" xmlns:w16="http://schemas.microsoft.com/office/word/2018/wordml" xmlns:w16du="http://schemas.microsoft.com/office/word/2023/wordml/word16du" xmlns:w16sdtdh="http://schemas.microsoft.com/office/word/2020/wordml/sdtdatahash" xmlns:w16sdtfl="http://schemas.microsoft.com/office/word/2024/wordml/sdtformatlock" xmlns:w16se="http://schemas.microsoft.com/office/word/2015/wordml/symex" xmlns:wpg="http://schemas.microsoft.com/office/word/2010/wordprocessingGroup" xmlns:wpi="http://schemas.microsoft.com/office/word/2010/wordprocessingInk" xmlns:wne="http://schemas.microsoft.com/office/word/2006/wordml" xmlns:wps="http://schemas.microsoft.com/office/word/2010/wordprocessingShape" mc:Ignorable="w14 w15 w16se w16cid w16 w16cex w16sdtdh w16sdtfl w16du wp14">
+<w:document xmlns:wpc="http://schemas.microsoft.com/office/word/2010/wordprocessingCanvas" xmlns:cx="http://schemas.microsoft.com/office/drawing/2014/chartex" xmlns:cx1="http://schemas.microsoft.com/office/drawing/2015/9/8/chartex" xmlns:cx2="http://schemas.microsoft.com/office/drawing/2015/10/21/chartex" xmlns:cx3="http://schemas.microsoft.com/office/drawing/2016/5/9/chartex" xmlns:cx4="http://schemas.microsoft.com/office/drawing/2016/5/10/chartex" xmlns:cx5="http://schemas.microsoft.com/office/drawing/2016/5/11/chartex" xmlns:cx6="http://schemas.microsoft.com/office/drawing/2016/5/12/chartex" xmlns:cx7="http://schemas.microsoft.com/office/drawing/2016/5/13/chartex" xmlns:cx8="http://schemas.microsoft.com/office/drawing/2016/5/14/chartex" xmlns:mc="http://schemas.openxmlformats.org/markup-compatibility/2006" xmlns:aink="http://schemas.microsoft.com/office/drawing/2016/ink" xmlns:am3d="http://schemas.microsoft.com/office/drawing/2017/model3d" xmlns:o="urn:schemas-microsoft-com:office:office" xmlns:oel="http://schemas.microsoft.com/office/2019/extlst" xmlns:r="http://schemas.openxmlformats.org/officeDocument/2006/relationships" xmlns:m="http://schemas.openxmlformats.org/officeDocument/2006/math" xmlns:v="urn:schemas-microsoft-com:vml" xmlns:wp14="http://schemas.microsoft.com/office/word/2010/wordprocessingDrawing" xmlns:wp="http://schemas.openxmlformats.org/drawingml/2006/wordprocessingDrawing" xmlns:w10="urn:schemas-microsoft-com:office:word" xmlns:w="http://schemas.openxmlformats.org/wordprocessingml/2006/main" xmlns:w14="http://schemas.microsoft.com/office/word/2010/wordml" xmlns:w15="http://schemas.microsoft.com/office/word/2012/wordml" xmlns:w16cei="http://schemas.microsoft.com/office/word/2026/wordml/cei" xmlns:w16cex="http://schemas.microsoft.com/office/word/2018/wordml/cex" xmlns:w16cid="http://schemas.microsoft.com/office/word/2016/wordml/cid" xmlns:w16="http://schemas.microsoft.com/office/word/2018/wordml" xmlns:w16du="http://schemas.microsoft.com/office/word/2023/wordml/word16du" xmlns:w16sdtdh="http://schemas.microsoft.com/office/word/2020/wordml/sdtdatahash" xmlns:w16sdtfl="http://schemas.microsoft.com/office/word/2024/wordml/sdtformatlock" xmlns:w16se="http://schemas.microsoft.com/office/word/2015/wordml/symex" xmlns:wpg="http://schemas.microsoft.com/office/word/2010/wordprocessingGroup" xmlns:wpi="http://schemas.microsoft.com/office/word/2010/wordprocessingInk" xmlns:wne="http://schemas.microsoft.com/office/word/2006/wordml" xmlns:wps="http://schemas.microsoft.com/office/word/2010/wordprocessingShape" mc:Ignorable="w14 w15 w16se w16cid w16 w16cex w16sdtdh w16sdtfl w16du wp14">
   <w:body>
     <w:p>
       <w:pPr>
@@ -75,9 +75,6 @@
         <w:rPr>
           <w:lang w:val="en-IN"/>
         </w:rPr>
-        <w:pPrChange w:id="1" w:author="Antonio Ortega" w:date="2026-09-28T22:11:00Z" w16du:dateUtc="2026-09-28T20:11:00Z">
-          <w:pPr/>
-        </w:pPrChange>
       </w:pPr>
       <w:r>
         <w:rPr>
@@ -104,24 +101,64 @@
       <w:pPr>
         <w:jc w:val="both"/>
         <w:rPr>
-          <w:ins w:id="2" w:author="Antonio Ortega" w:date="2026-09-28T22:12:00Z" w16du:dateUtc="2026-09-28T20:12:00Z"/>
-          <w:lang w:val="en-IN"/>
-        </w:rPr>
-      </w:pPr>
-      <w:r>
-        <w:rPr>
-          <w:lang w:val="en-IN"/>
-        </w:rPr>
-        <w:t xml:space="preserve">In this project, we demonstrate how the application of idtracker.ai, a system that deploys semi-supervised machine learning, combined with careful human supervision and delivered via the Computer Vision Annotation Tool (CVAT), can be used to interrogate </w:t>
-      </w:r>
-      <w:commentRangeStart w:id="3"/>
-      <w:r>
-        <w:rPr>
-          <w:lang w:val="en-IN"/>
-        </w:rPr>
-        <w:t xml:space="preserve">the system </w:t>
-      </w:r>
-      <w:commentRangeEnd w:id="3"/>
+          <w:lang w:val="en-IN"/>
+        </w:rPr>
+      </w:pPr>
+      <w:r>
+        <w:rPr>
+          <w:lang w:val="en-IN"/>
+        </w:rPr>
+        <w:t xml:space="preserve">In this project, we demonstrate how the application of idtracker.ai, a system that deploys semi-supervised machine learning, combined with careful human supervision and delivered via the Computer Vision Annotation Tool (CVAT), </w:t>
+      </w:r>
+      <w:r>
+        <w:t>can be used to study whether and how flies socially influence each other's sleep</w:t>
+      </w:r>
+      <w:r>
+        <w:rPr>
+          <w:lang w:val="en-IN"/>
+        </w:rPr>
+        <w:t>.</w:t>
+      </w:r>
+      <w:r>
+        <w:rPr>
+          <w:lang w:val="en-IN"/>
+        </w:rPr>
+        <w:t>Furthermore, the analysis of the animal’s pose provides a richer description of its behavior than simple centroid tracking can capture. We used this descriptive wealth to more accurately assess the sleep/wake state of each animal in the group, as well as to capture relevant micro-behaviors and social interactions.</w:t>
+      </w:r>
+    </w:p>
+    <w:p>
+      <w:pPr>
+        <w:jc w:val="both"/>
+        <w:rPr>
+          <w:lang w:val="en-IN"/>
+        </w:rPr>
+      </w:pPr>
+      <w:r>
+        <w:rPr>
+          <w:lang w:val="en-IN"/>
+        </w:rPr>
+        <w:t xml:space="preserve">By linking individual sleep patterns to group dynamics, this approach provides a powerful framework for investigating how social environments influence sleep behavior. These methods enable quantitative analyses of the relationships between sleep, social interactions, and group dynamics at the level of individual animals. To date, </w:t>
+      </w:r>
+      <w:commentRangeStart w:id="1"/>
+      <w:r>
+        <w:rPr>
+          <w:lang w:val="en-IN"/>
+        </w:rPr>
+        <w:t xml:space="preserve">we have </w:t>
+      </w:r>
+      <w:r>
+        <w:rPr>
+          <w:lang w:val="en-IN"/>
+        </w:rPr>
+        <w:t>successfully</w:t>
+      </w:r>
+      <w:r>
+        <w:rPr>
+          <w:lang w:val="en-IN"/>
+        </w:rPr>
+        <w:t xml:space="preserve"> </w:t>
+      </w:r>
+      <w:commentRangeEnd w:id="1"/>
       <w:r>
         <w:rPr>
           <w:rStyle w:val="CommentReference"/>
@@ -129,109 +166,32 @@
           <w:szCs w:val="22"/>
           <w:lang w:val="en-IN"/>
         </w:rPr>
-        <w:commentReference w:id="3"/>
-      </w:r>
-      <w:r>
-        <w:rPr>
-          <w:lang w:val="en-IN"/>
-        </w:rPr>
-        <w:t>and study whether and how flies socially influence each other’s sleep.</w:t>
-      </w:r>
-    </w:p>
-    <w:p>
-      <w:pPr>
-        <w:jc w:val="both"/>
-        <w:rPr>
-          <w:lang w:val="en-IN"/>
-        </w:rPr>
-        <w:pPrChange w:id="4" w:author="Antonio Ortega" w:date="2026-09-28T22:11:00Z" w16du:dateUtc="2026-09-28T20:11:00Z">
-          <w:pPr/>
-        </w:pPrChange>
-      </w:pPr>
-      <w:del w:id="5" w:author="Antonio Ortega" w:date="2026-09-28T22:12:00Z" w16du:dateUtc="2026-09-28T20:12:00Z">
-        <w:r>
-          <w:rPr>
-            <w:lang w:val="en-IN"/>
-          </w:rPr>
-          <w:delText xml:space="preserve"> </w:delText>
-        </w:r>
-      </w:del>
-      <w:r>
-        <w:rPr>
-          <w:lang w:val="en-IN"/>
-        </w:rPr>
-        <w:t>Furthermore, the analysis of the animal’s pose provides a richer description of its behavior than simple centroid tracking can capture. We used this descriptive wealth to more accurately assess the sleep/wake state of each animal in the group, as well as to capture relevant micro-behaviors and social interactions.</w:t>
-      </w:r>
-    </w:p>
-    <w:p>
-      <w:pPr>
-        <w:jc w:val="both"/>
-        <w:rPr>
-          <w:lang w:val="en-IN"/>
-        </w:rPr>
-        <w:pPrChange w:id="6" w:author="Antonio Ortega" w:date="2026-09-28T22:11:00Z" w16du:dateUtc="2026-09-28T20:11:00Z">
-          <w:pPr/>
-        </w:pPrChange>
-      </w:pPr>
-      <w:r>
-        <w:rPr>
-          <w:lang w:val="en-IN"/>
-        </w:rPr>
-        <w:t xml:space="preserve">By linking individual sleep patterns to group dynamics, this approach provides a powerful framework for investigating how social environments influence sleep behavior. These methods enable quantitative analyses of the relationships between sleep, social interactions, and group dynamics at the level of individual animals. To date, </w:t>
-      </w:r>
-      <w:commentRangeStart w:id="7"/>
-      <w:ins w:id="8" w:author="Antonio Ortega" w:date="2026-09-28T22:13:00Z" w16du:dateUtc="2026-09-28T20:13:00Z">
-        <w:r>
-          <w:rPr>
-            <w:lang w:val="en-IN"/>
-          </w:rPr>
-          <w:t xml:space="preserve">we have </w:t>
-        </w:r>
-      </w:ins>
+        <w:commentReference w:id="1"/>
+      </w:r>
+      <w:r>
+        <w:rPr>
+          <w:lang w:val="en-IN"/>
+        </w:rPr>
+        <w:t xml:space="preserve">applied </w:t>
+      </w:r>
       <w:r>
         <w:rPr>
           <w:lang w:val="en-IN"/>
         </w:rPr>
         <w:t xml:space="preserve">idtracker.ai </w:t>
       </w:r>
-      <w:del w:id="9" w:author="Antonio Ortega" w:date="2026-09-28T22:13:00Z" w16du:dateUtc="2026-09-28T20:13:00Z">
-        <w:r>
-          <w:rPr>
-            <w:lang w:val="en-IN"/>
-          </w:rPr>
-          <w:delText xml:space="preserve">has been </w:delText>
-        </w:r>
-      </w:del>
-      <w:r>
-        <w:rPr>
-          <w:lang w:val="en-IN"/>
-        </w:rPr>
-        <w:t xml:space="preserve">successfully </w:t>
-      </w:r>
-      <w:commentRangeEnd w:id="7"/>
-      <w:r>
-        <w:rPr>
-          <w:rStyle w:val="CommentReference"/>
-          <w:sz w:val="22"/>
-          <w:szCs w:val="22"/>
-          <w:lang w:val="en-IN"/>
-        </w:rPr>
-        <w:commentReference w:id="7"/>
-      </w:r>
-      <w:r>
-        <w:rPr>
-          <w:lang w:val="en-IN"/>
-        </w:rPr>
-        <w:t>applied to groups of up to six flies, enabling simultaneous quantification of sleep-wake transitions and social interactions. In future</w:t>
-      </w:r>
-      <w:ins w:id="10" w:author="Antonio Ortega" w:date="2026-09-28T22:13:00Z" w16du:dateUtc="2026-09-28T20:13:00Z">
-        <w:r>
-          <w:rPr>
-            <w:lang w:val="en-IN"/>
-          </w:rPr>
-          <w:t xml:space="preserve"> work</w:t>
-        </w:r>
-      </w:ins>
+      <w:r>
+        <w:rPr>
+          <w:lang w:val="en-IN"/>
+        </w:rPr>
+        <w:t>to groups of up to six flies, enabling simultaneous quantification of sleep-wake transitions and social interactions. In future</w:t>
+      </w:r>
+      <w:r>
+        <w:rPr>
+          <w:lang w:val="en-IN"/>
+        </w:rPr>
+        <w:t xml:space="preserve"> work</w:t>
+      </w:r>
       <w:r>
         <w:rPr>
           <w:lang w:val="en-IN"/>
@@ -251,7 +211,7 @@
 </file>
 
 <file path=word/comments.xml><?xml version="1.0" encoding="utf-8"?>
-<w:comments xmlns:wpc="http://schemas.microsoft.com/office/word/2010/wordprocessingCanvas" xmlns:cx="http://schemas.microsoft.com/office/drawing/2014/chartex" xmlns:cx1="http://schemas.microsoft.com/office/drawing/2015/9/8/chartex" xmlns:cx2="http://schemas.microsoft.com/office/drawing/2015/10/21/chartex" xmlns:cx3="http://schemas.microsoft.com/office/drawing/2016/5/9/chartex" xmlns:cx4="http://schemas.microsoft.com/office/drawing/2016/5/10/chartex" xmlns:cx5="http://schemas.microsoft.com/office/drawing/2016/5/11/chartex" xmlns:cx6="http://schemas.microsoft.com/office/drawing/2016/5/12/chartex" xmlns:cx7="http://schemas.microsoft.com/office/drawing/2016/5/13/chartex" xmlns:cx8="http://schemas.microsoft.com/office/drawing/2016/5/14/chartex" xmlns:mc="http://schemas.openxmlformats.org/markup-compatibility/2006" xmlns:aink="http://schemas.microsoft.com/office/drawing/2016/ink" xmlns:am3d="http://schemas.microsoft.com/office/drawing/2017/model3d" xmlns:o="urn:schemas-microsoft-com:office:office" xmlns:oel="http://schemas.microsoft.com/office/2019/extlst" xmlns:r="http://schemas.openxmlformats.org/officeDocument/2006/relationships" xmlns:m="http://schemas.openxmlformats.org/officeDocument/2006/math" xmlns:v="urn:schemas-microsoft-com:vml" xmlns:wp14="http://schemas.microsoft.com/office/word/2010/wordprocessingDrawing" xmlns:wp="http://schemas.openxmlformats.org/drawingml/2006/wordprocessingDrawing" xmlns:w10="urn:schemas-microsoft-com:office:word" xmlns:w="http://schemas.openxmlformats.org/wordprocessingml/2006/main" xmlns:w14="http://schemas.microsoft.com/office/word/2010/wordml" xmlns:w15="http://schemas.microsoft.com/office/word/2012/wordml" xmlns:w16cex="http://schemas.microsoft.com/office/word/2018/wordml/cex" xmlns:w16cid="http://schemas.microsoft.com/office/word/2016/wordml/cid" xmlns:w16="http://schemas.microsoft.com/office/word/2018/wordml" xmlns:w16du="http://schemas.microsoft.com/office/word/2023/wordml/word16du" xmlns:w16sdtdh="http://schemas.microsoft.com/office/word/2020/wordml/sdtdatahash" xmlns:w16sdtfl="http://schemas.microsoft.com/office/word/2024/wordml/sdtformatlock" xmlns:w16se="http://schemas.microsoft.com/office/word/2015/wordml/symex" xmlns:wpg="http://schemas.microsoft.com/office/word/2010/wordprocessingGroup" xmlns:wpi="http://schemas.microsoft.com/office/word/2010/wordprocessingInk" xmlns:wne="http://schemas.microsoft.com/office/word/2006/wordml" xmlns:wps="http://schemas.microsoft.com/office/word/2010/wordprocessingShape" mc:Ignorable="w14 w15 w16se w16cid w16 w16cex w16sdtdh w16sdtfl w16du wp14">
+<w:comments xmlns:wpc="http://schemas.microsoft.com/office/word/2010/wordprocessingCanvas" xmlns:cx="http://schemas.microsoft.com/office/drawing/2014/chartex" xmlns:cx1="http://schemas.microsoft.com/office/drawing/2015/9/8/chartex" xmlns:cx2="http://schemas.microsoft.com/office/drawing/2015/10/21/chartex" xmlns:cx3="http://schemas.microsoft.com/office/drawing/2016/5/9/chartex" xmlns:cx4="http://schemas.microsoft.com/office/drawing/2016/5/10/chartex" xmlns:cx5="http://schemas.microsoft.com/office/drawing/2016/5/11/chartex" xmlns:cx6="http://schemas.microsoft.com/office/drawing/2016/5/12/chartex" xmlns:cx7="http://schemas.microsoft.com/office/drawing/2016/5/13/chartex" xmlns:cx8="http://schemas.microsoft.com/office/drawing/2016/5/14/chartex" xmlns:mc="http://schemas.openxmlformats.org/markup-compatibility/2006" xmlns:aink="http://schemas.microsoft.com/office/drawing/2016/ink" xmlns:am3d="http://schemas.microsoft.com/office/drawing/2017/model3d" xmlns:o="urn:schemas-microsoft-com:office:office" xmlns:oel="http://schemas.microsoft.com/office/2019/extlst" xmlns:r="http://schemas.openxmlformats.org/officeDocument/2006/relationships" xmlns:m="http://schemas.openxmlformats.org/officeDocument/2006/math" xmlns:v="urn:schemas-microsoft-com:vml" xmlns:wp14="http://schemas.microsoft.com/office/word/2010/wordprocessingDrawing" xmlns:wp="http://schemas.openxmlformats.org/drawingml/2006/wordprocessingDrawing" xmlns:w10="urn:schemas-microsoft-com:office:word" xmlns:w="http://schemas.openxmlformats.org/wordprocessingml/2006/main" xmlns:w14="http://schemas.microsoft.com/office/word/2010/wordml" xmlns:w15="http://schemas.microsoft.com/office/word/2012/wordml" xmlns:w16cei="http://schemas.microsoft.com/office/word/2026/wordml/cei" xmlns:w16cex="http://schemas.microsoft.com/office/word/2018/wordml/cex" xmlns:w16cid="http://schemas.microsoft.com/office/word/2016/wordml/cid" xmlns:w16="http://schemas.microsoft.com/office/word/2018/wordml" xmlns:w16du="http://schemas.microsoft.com/office/word/2023/wordml/word16du" xmlns:w16sdtdh="http://schemas.microsoft.com/office/word/2020/wordml/sdtdatahash" xmlns:w16sdtfl="http://schemas.microsoft.com/office/word/2024/wordml/sdtformatlock" xmlns:w16se="http://schemas.microsoft.com/office/word/2015/wordml/symex" xmlns:wpg="http://schemas.microsoft.com/office/word/2010/wordprocessingGroup" xmlns:wpi="http://schemas.microsoft.com/office/word/2010/wordprocessingInk" xmlns:wne="http://schemas.microsoft.com/office/word/2006/wordml" xmlns:wps="http://schemas.microsoft.com/office/word/2010/wordprocessingShape" mc:Ignorable="w14 w15 w16se w16cid w16 w16cex w16sdtdh w16sdtfl w16du wp14">
   <w:comment w:id="0" w:author="Antonio Ortega" w:date="2026-09-26T17:34:00Z" w:initials="AO">
     <w:p>
       <w:pPr>
@@ -268,23 +228,7 @@
       </w:r>
     </w:p>
   </w:comment>
-  <w:comment w:id="3" w:author="Antonio Ortega" w:date="2026-09-28T22:12:00Z" w:initials="AO">
-    <w:p>
-      <w:pPr>
-        <w:pStyle w:val="CommentText"/>
-      </w:pPr>
-      <w:r>
-        <w:rPr>
-          <w:rStyle w:val="CommentReference"/>
-        </w:rPr>
-        <w:annotationRef/>
-      </w:r>
-      <w:r>
-        <w:t>Which system?</w:t>
-      </w:r>
-    </w:p>
-  </w:comment>
-  <w:comment w:id="7" w:author="Antonio Ortega" w:date="2026-09-28T22:13:00Z" w:initials="AO">
+  <w:comment w:id="1" w:author="Antonio Ortega" w:date="2026-09-28T22:13:00Z" w:initials="AO">
     <w:p>
       <w:pPr>
         <w:pStyle w:val="CommentText"/>
@@ -304,31 +248,28 @@
 </file>
 
 <file path=word/commentsExtended.xml><?xml version="1.0" encoding="utf-8"?>
-<w15:commentsEx xmlns:wpc="http://schemas.microsoft.com/office/word/2010/wordprocessingCanvas" xmlns:cx="http://schemas.microsoft.com/office/drawing/2014/chartex" xmlns:cx1="http://schemas.microsoft.com/office/drawing/2015/9/8/chartex" xmlns:cx2="http://schemas.microsoft.com/office/drawing/2015/10/21/chartex" xmlns:cx3="http://schemas.microsoft.com/office/drawing/2016/5/9/chartex" xmlns:cx4="http://schemas.microsoft.com/office/drawing/2016/5/10/chartex" xmlns:cx5="http://schemas.microsoft.com/office/drawing/2016/5/11/chartex" xmlns:cx6="http://schemas.microsoft.com/office/drawing/2016/5/12/chartex" xmlns:cx7="http://schemas.microsoft.com/office/drawing/2016/5/13/chartex" xmlns:cx8="http://schemas.microsoft.com/office/drawing/2016/5/14/chartex" xmlns:mc="http://schemas.openxmlformats.org/markup-compatibility/2006" xmlns:aink="http://schemas.microsoft.com/office/drawing/2016/ink" xmlns:am3d="http://schemas.microsoft.com/office/drawing/2017/model3d" xmlns:o="urn:schemas-microsoft-com:office:office" xmlns:oel="http://schemas.microsoft.com/office/2019/extlst" xmlns:r="http://schemas.openxmlformats.org/officeDocument/2006/relationships" xmlns:m="http://schemas.openxmlformats.org/officeDocument/2006/math" xmlns:v="urn:schemas-microsoft-com:vml" xmlns:wp14="http://schemas.microsoft.com/office/word/2010/wordprocessingDrawing" xmlns:wp="http://schemas.openxmlformats.org/drawingml/2006/wordprocessingDrawing" xmlns:w10="urn:schemas-microsoft-com:office:word" xmlns:w="http://schemas.openxmlformats.org/wordprocessingml/2006/main" xmlns:w14="http://schemas.microsoft.com/office/word/2010/wordml" xmlns:w15="http://schemas.microsoft.com/office/word/2012/wordml" xmlns:w16cex="http://schemas.microsoft.com/office/word/2018/wordml/cex" xmlns:w16cid="http://schemas.microsoft.com/office/word/2016/wordml/cid" xmlns:w16="http://schemas.microsoft.com/office/word/2018/wordml" xmlns:w16du="http://schemas.microsoft.com/office/word/2023/wordml/word16du" xmlns:w16sdtdh="http://schemas.microsoft.com/office/word/2020/wordml/sdtdatahash" xmlns:w16sdtfl="http://schemas.microsoft.com/office/word/2024/wordml/sdtformatlock" xmlns:w16se="http://schemas.microsoft.com/office/word/2015/wordml/symex" xmlns:wpg="http://schemas.microsoft.com/office/word/2010/wordprocessingGroup" xmlns:wpi="http://schemas.microsoft.com/office/word/2010/wordprocessingInk" xmlns:wne="http://schemas.microsoft.com/office/word/2006/wordml" xmlns:wps="http://schemas.microsoft.com/office/word/2010/wordprocessingShape" mc:Ignorable="w14 w15 w16se w16cid w16 w16cex w16sdtdh w16sdtfl w16du wp14">
+<w15:commentsEx xmlns:wpc="http://schemas.microsoft.com/office/word/2010/wordprocessingCanvas" xmlns:cx="http://schemas.microsoft.com/office/drawing/2014/chartex" xmlns:cx1="http://schemas.microsoft.com/office/drawing/2015/9/8/chartex" xmlns:cx2="http://schemas.microsoft.com/office/drawing/2015/10/21/chartex" xmlns:cx3="http://schemas.microsoft.com/office/drawing/2016/5/9/chartex" xmlns:cx4="http://schemas.microsoft.com/office/drawing/2016/5/10/chartex" xmlns:cx5="http://schemas.microsoft.com/office/drawing/2016/5/11/chartex" xmlns:cx6="http://schemas.microsoft.com/office/drawing/2016/5/12/chartex" xmlns:cx7="http://schemas.microsoft.com/office/drawing/2016/5/13/chartex" xmlns:cx8="http://schemas.microsoft.com/office/drawing/2016/5/14/chartex" xmlns:mc="http://schemas.openxmlformats.org/markup-compatibility/2006" xmlns:aink="http://schemas.microsoft.com/office/drawing/2016/ink" xmlns:am3d="http://schemas.microsoft.com/office/drawing/2017/model3d" xmlns:o="urn:schemas-microsoft-com:office:office" xmlns:oel="http://schemas.microsoft.com/office/2019/extlst" xmlns:r="http://schemas.openxmlformats.org/officeDocument/2006/relationships" xmlns:m="http://schemas.openxmlformats.org/officeDocument/2006/math" xmlns:v="urn:schemas-microsoft-com:vml" xmlns:wp14="http://schemas.microsoft.com/office/word/2010/wordprocessingDrawing" xmlns:wp="http://schemas.openxmlformats.org/drawingml/2006/wordprocessingDrawing" xmlns:w10="urn:schemas-microsoft-com:office:word" xmlns:w="http://schemas.openxmlformats.org/wordprocessingml/2006/main" xmlns:w14="http://schemas.microsoft.com/office/word/2010/wordml" xmlns:w15="http://schemas.microsoft.com/office/word/2012/wordml" xmlns:w16cei="http://schemas.microsoft.com/office/word/2026/wordml/cei" xmlns:w16cex="http://schemas.microsoft.com/office/word/2018/wordml/cex" xmlns:w16cid="http://schemas.microsoft.com/office/word/2016/wordml/cid" xmlns:w16="http://schemas.microsoft.com/office/word/2018/wordml" xmlns:w16du="http://schemas.microsoft.com/office/word/2023/wordml/word16du" xmlns:w16sdtdh="http://schemas.microsoft.com/office/word/2020/wordml/sdtdatahash" xmlns:w16sdtfl="http://schemas.microsoft.com/office/word/2024/wordml/sdtformatlock" xmlns:w16se="http://schemas.microsoft.com/office/word/2015/wordml/symex" xmlns:wpg="http://schemas.microsoft.com/office/word/2010/wordprocessingGroup" xmlns:wpi="http://schemas.microsoft.com/office/word/2010/wordprocessingInk" xmlns:wne="http://schemas.microsoft.com/office/word/2006/wordml" xmlns:wps="http://schemas.microsoft.com/office/word/2010/wordprocessingShape" mc:Ignorable="w14 w15 w16se w16cid w16 w16cex w16sdtdh w16sdtfl w16du wp14">
   <w15:commentEx w15:paraId="42759EF0" w15:done="1"/>
-  <w15:commentEx w15:paraId="7EE0EE2F" w15:done="0"/>
   <w15:commentEx w15:paraId="6435261F" w15:done="0"/>
 </w15:commentsEx>
 </file>
 
 <file path=word/commentsExtensible.xml><?xml version="1.0" encoding="utf-8"?>
-<w16cex:commentsExtensible xmlns:wpc="http://schemas.microsoft.com/office/word/2010/wordprocessingCanvas" xmlns:cx="http://schemas.microsoft.com/office/drawing/2014/chartex" xmlns:cx1="http://schemas.microsoft.com/office/drawing/2015/9/8/chartex" xmlns:cx2="http://schemas.microsoft.com/office/drawing/2015/10/21/chartex" xmlns:cx3="http://schemas.microsoft.com/office/drawing/2016/5/9/chartex" xmlns:cx4="http://schemas.microsoft.com/office/drawing/2016/5/10/chartex" xmlns:cx5="http://schemas.microsoft.com/office/drawing/2016/5/11/chartex" xmlns:cx6="http://schemas.microsoft.com/office/drawing/2016/5/12/chartex" xmlns:cx7="http://schemas.microsoft.com/office/drawing/2016/5/13/chartex" xmlns:cx8="http://schemas.microsoft.com/office/drawing/2016/5/14/chartex" xmlns:cr="http://schemas.microsoft.com/office/comments/2020/reactions" xmlns:mc="http://schemas.openxmlformats.org/markup-compatibility/2006" xmlns:aink="http://schemas.microsoft.com/office/drawing/2016/ink" xmlns:am3d="http://schemas.microsoft.com/office/drawing/2017/model3d" xmlns:o="urn:schemas-microsoft-com:office:office" xmlns:oel="http://schemas.microsoft.com/office/2019/extlst" xmlns:r="http://schemas.openxmlformats.org/officeDocument/2006/relationships" xmlns:m="http://schemas.openxmlformats.org/officeDocument/2006/math" xmlns:v="urn:schemas-microsoft-com:vml" xmlns:wp14="http://schemas.microsoft.com/office/word/2010/wordprocessingDrawing" xmlns:wp="http://schemas.openxmlformats.org/drawingml/2006/wordprocessingDrawing" xmlns:w10="urn:schemas-microsoft-com:office:word" xmlns:w="http://schemas.openxmlformats.org/wordprocessingml/2006/main" xmlns:w14="http://schemas.microsoft.com/office/word/2010/wordml" xmlns:w15="http://schemas.microsoft.com/office/word/2012/wordml" xmlns:w16cex="http://schemas.microsoft.com/office/word/2018/wordml/cex" xmlns:w16cid="http://schemas.microsoft.com/office/word/2016/wordml/cid" xmlns:w16="http://schemas.microsoft.com/office/word/2018/wordml" xmlns:w16du="http://schemas.microsoft.com/office/word/2023/wordml/word16du" xmlns:w16sdtdh="http://schemas.microsoft.com/office/word/2020/wordml/sdtdatahash" xmlns:w16sdtfl="http://schemas.microsoft.com/office/word/2024/wordml/sdtformatlock" xmlns:w16se="http://schemas.microsoft.com/office/word/2015/wordml/symex" xmlns:wpg="http://schemas.microsoft.com/office/word/2010/wordprocessingGroup" xmlns:wpi="http://schemas.microsoft.com/office/word/2010/wordprocessingInk" xmlns:wne="http://schemas.microsoft.com/office/word/2006/wordml" xmlns:wps="http://schemas.microsoft.com/office/word/2010/wordprocessingShape" mc:Ignorable="w14 w15 w16se w16cid w16 w16cex w16sdtdh w16sdtfl cr w16du wp14">
+<w16cex:commentsExtensible xmlns:wpc="http://schemas.microsoft.com/office/word/2010/wordprocessingCanvas" xmlns:cx="http://schemas.microsoft.com/office/drawing/2014/chartex" xmlns:cx1="http://schemas.microsoft.com/office/drawing/2015/9/8/chartex" xmlns:cx2="http://schemas.microsoft.com/office/drawing/2015/10/21/chartex" xmlns:cx3="http://schemas.microsoft.com/office/drawing/2016/5/9/chartex" xmlns:cx4="http://schemas.microsoft.com/office/drawing/2016/5/10/chartex" xmlns:cx5="http://schemas.microsoft.com/office/drawing/2016/5/11/chartex" xmlns:cx6="http://schemas.microsoft.com/office/drawing/2016/5/12/chartex" xmlns:cx7="http://schemas.microsoft.com/office/drawing/2016/5/13/chartex" xmlns:cx8="http://schemas.microsoft.com/office/drawing/2016/5/14/chartex" xmlns:cr="http://schemas.microsoft.com/office/comments/2020/reactions" xmlns:mc="http://schemas.openxmlformats.org/markup-compatibility/2006" xmlns:aink="http://schemas.microsoft.com/office/drawing/2016/ink" xmlns:am3d="http://schemas.microsoft.com/office/drawing/2017/model3d" xmlns:o="urn:schemas-microsoft-com:office:office" xmlns:oel="http://schemas.microsoft.com/office/2019/extlst" xmlns:r="http://schemas.openxmlformats.org/officeDocument/2006/relationships" xmlns:m="http://schemas.openxmlformats.org/officeDocument/2006/math" xmlns:v="urn:schemas-microsoft-com:vml" xmlns:wp14="http://schemas.microsoft.com/office/word/2010/wordprocessingDrawing" xmlns:wp="http://schemas.openxmlformats.org/drawingml/2006/wordprocessingDrawing" xmlns:w10="urn:schemas-microsoft-com:office:word" xmlns:w="http://schemas.openxmlformats.org/wordprocessingml/2006/main" xmlns:w14="http://schemas.microsoft.com/office/word/2010/wordml" xmlns:w15="http://schemas.microsoft.com/office/word/2012/wordml" xmlns:w16cei="http://schemas.microsoft.com/office/word/2026/wordml/cei" xmlns:w16cex="http://schemas.microsoft.com/office/word/2018/wordml/cex" xmlns:w16cid="http://schemas.microsoft.com/office/word/2016/wordml/cid" xmlns:w16="http://schemas.microsoft.com/office/word/2018/wordml" xmlns:w16du="http://schemas.microsoft.com/office/word/2023/wordml/word16du" xmlns:w16sdtdh="http://schemas.microsoft.com/office/word/2020/wordml/sdtdatahash" xmlns:w16sdtfl="http://schemas.microsoft.com/office/word/2024/wordml/sdtformatlock" xmlns:w16se="http://schemas.microsoft.com/office/word/2015/wordml/symex" xmlns:wpg="http://schemas.microsoft.com/office/word/2010/wordprocessingGroup" xmlns:wpi="http://schemas.microsoft.com/office/word/2010/wordprocessingInk" xmlns:wne="http://schemas.microsoft.com/office/word/2006/wordml" xmlns:wps="http://schemas.microsoft.com/office/word/2010/wordprocessingShape" mc:Ignorable="w14 w15 w16se w16cid w16 w16cex w16sdtdh w16sdtfl cr w16du wp14">
   <w16cex:commentExtensible w16cex:durableId="7FB3E401" w16cex:dateUtc="2026-09-26T15:34:00Z"/>
-  <w16cex:commentExtensible w16cex:durableId="0230F990" w16cex:dateUtc="2026-09-28T20:12:00Z"/>
   <w16cex:commentExtensible w16cex:durableId="32DDEDBD" w16cex:dateUtc="2026-09-28T20:13:00Z"/>
 </w16cex:commentsExtensible>
 </file>
 
 <file path=word/commentsIds.xml><?xml version="1.0" encoding="utf-8"?>
-<w16cid:commentsIds xmlns:wpc="http://schemas.microsoft.com/office/word/2010/wordprocessingCanvas" xmlns:cx="http://schemas.microsoft.com/office/drawing/2014/chartex" xmlns:cx1="http://schemas.microsoft.com/office/drawing/2015/9/8/chartex" xmlns:cx2="http://schemas.microsoft.com/office/drawing/2015/10/21/chartex" xmlns:cx3="http://schemas.microsoft.com/office/drawing/2016/5/9/chartex" xmlns:cx4="http://schemas.microsoft.com/office/drawing/2016/5/10/chartex" xmlns:cx5="http://schemas.microsoft.com/office/drawing/2016/5/11/chartex" xmlns:cx6="http://schemas.microsoft.com/office/drawing/2016/5/12/chartex" xmlns:cx7="http://schemas.microsoft.com/office/drawing/2016/5/13/chartex" xmlns:cx8="http://schemas.microsoft.com/office/drawing/2016/5/14/chartex" xmlns:mc="http://schemas.openxmlformats.org/markup-compatibility/2006" xmlns:aink="http://schemas.microsoft.com/office/drawing/2016/ink" xmlns:am3d="http://schemas.microsoft.com/office/drawing/2017/model3d" xmlns:o="urn:schemas-microsoft-com:office:office" xmlns:oel="http://schemas.microsoft.com/office/2019/extlst" xmlns:r="http://schemas.openxmlformats.org/officeDocument/2006/relationships" xmlns:m="http://schemas.openxmlformats.org/officeDocument/2006/math" xmlns:v="urn:schemas-microsoft-com:vml" xmlns:wp14="http://schemas.microsoft.com/office/word/2010/wordprocessingDrawing" xmlns:wp="http://schemas.openxmlformats.org/drawingml/2006/wordprocessingDrawing" xmlns:w10="urn:schemas-microsoft-com:office:word" xmlns:w="http://schemas.openxmlformats.org/wordprocessingml/2006/main" xmlns:w14="http://schemas.microsoft.com/office/word/2010/wordml" xmlns:w15="http://schemas.microsoft.com/office/word/2012/wordml" xmlns:w16cex="http://schemas.microsoft.com/office/word/2018/wordml/cex" xmlns:w16cid="http://schemas.microsoft.com/office/word/2016/wordml/cid" xmlns:w16="http://schemas.microsoft.com/office/word/2018/wordml" xmlns:w16du="http://schemas.microsoft.com/office/word/2023/wordml/word16du" xmlns:w16sdtdh="http://schemas.microsoft.com/office/word/2020/wordml/sdtdatahash" xmlns:w16sdtfl="http://schemas.microsoft.com/office/word/2024/wordml/sdtformatlock" xmlns:w16se="http://schemas.microsoft.com/office/word/2015/wordml/symex" xmlns:wpg="http://schemas.microsoft.com/office/word/2010/wordprocessingGroup" xmlns:wpi="http://schemas.microsoft.com/office/word/2010/wordprocessingInk" xmlns:wne="http://schemas.microsoft.com/office/word/2006/wordml" xmlns:wps="http://schemas.microsoft.com/office/word/2010/wordprocessingShape" mc:Ignorable="w14 w15 w16se w16cid w16 w16cex w16sdtdh w16sdtfl w16du wp14">
+<w16cid:commentsIds xmlns:wpc="http://schemas.microsoft.com/office/word/2010/wordprocessingCanvas" xmlns:cx="http://schemas.microsoft.com/office/drawing/2014/chartex" xmlns:cx1="http://schemas.microsoft.com/office/drawing/2015/9/8/chartex" xmlns:cx2="http://schemas.microsoft.com/office/drawing/2015/10/21/chartex" xmlns:cx3="http://schemas.microsoft.com/office/drawing/2016/5/9/chartex" xmlns:cx4="http://schemas.microsoft.com/office/drawing/2016/5/10/chartex" xmlns:cx5="http://schemas.microsoft.com/office/drawing/2016/5/11/chartex" xmlns:cx6="http://schemas.microsoft.com/office/drawing/2016/5/12/chartex" xmlns:cx7="http://schemas.microsoft.com/office/drawing/2016/5/13/chartex" xmlns:cx8="http://schemas.microsoft.com/office/drawing/2016/5/14/chartex" xmlns:mc="http://schemas.openxmlformats.org/markup-compatibility/2006" xmlns:aink="http://schemas.microsoft.com/office/drawing/2016/ink" xmlns:am3d="http://schemas.microsoft.com/office/drawing/2017/model3d" xmlns:o="urn:schemas-microsoft-com:office:office" xmlns:oel="http://schemas.microsoft.com/office/2019/extlst" xmlns:r="http://schemas.openxmlformats.org/officeDocument/2006/relationships" xmlns:m="http://schemas.openxmlformats.org/officeDocument/2006/math" xmlns:v="urn:schemas-microsoft-com:vml" xmlns:wp14="http://schemas.microsoft.com/office/word/2010/wordprocessingDrawing" xmlns:wp="http://schemas.openxmlformats.org/drawingml/2006/wordprocessingDrawing" xmlns:w10="urn:schemas-microsoft-com:office:word" xmlns:w="http://schemas.openxmlformats.org/wordprocessingml/2006/main" xmlns:w14="http://schemas.microsoft.com/office/word/2010/wordml" xmlns:w15="http://schemas.microsoft.com/office/word/2012/wordml" xmlns:w16cei="http://schemas.microsoft.com/office/word/2026/wordml/cei" xmlns:w16cex="http://schemas.microsoft.com/office/word/2018/wordml/cex" xmlns:w16cid="http://schemas.microsoft.com/office/word/2016/wordml/cid" xmlns:w16="http://schemas.microsoft.com/office/word/2018/wordml" xmlns:w16du="http://schemas.microsoft.com/office/word/2023/wordml/word16du" xmlns:w16sdtdh="http://schemas.microsoft.com/office/word/2020/wordml/sdtdatahash" xmlns:w16sdtfl="http://schemas.microsoft.com/office/word/2024/wordml/sdtformatlock" xmlns:w16se="http://schemas.microsoft.com/office/word/2015/wordml/symex" xmlns:wpg="http://schemas.microsoft.com/office/word/2010/wordprocessingGroup" xmlns:wpi="http://schemas.microsoft.com/office/word/2010/wordprocessingInk" xmlns:wne="http://schemas.microsoft.com/office/word/2006/wordml" xmlns:wps="http://schemas.microsoft.com/office/word/2010/wordprocessingShape" mc:Ignorable="w14 w15 w16se w16cid w16 w16cex w16sdtdh w16sdtfl w16du wp14">
   <w16cid:commentId w16cid:paraId="42759EF0" w16cid:durableId="7FB3E401"/>
-  <w16cid:commentId w16cid:paraId="7EE0EE2F" w16cid:durableId="0230F990"/>
   <w16cid:commentId w16cid:paraId="6435261F" w16cid:durableId="32DDEDBD"/>
 </w16cid:commentsIds>
 </file>
 
 <file path=word/numbering.xml><?xml version="1.0" encoding="utf-8"?>
-<w:numbering xmlns:wpc="http://schemas.microsoft.com/office/word/2010/wordprocessingCanvas" xmlns:cx="http://schemas.microsoft.com/office/drawing/2014/chartex" xmlns:cx1="http://schemas.microsoft.com/office/drawing/2015/9/8/chartex" xmlns:cx2="http://schemas.microsoft.com/office/drawing/2015/10/21/chartex" xmlns:cx3="http://schemas.microsoft.com/office/drawing/2016/5/9/chartex" xmlns:cx4="http://schemas.microsoft.com/office/drawing/2016/5/10/chartex" xmlns:cx5="http://schemas.microsoft.com/office/drawing/2016/5/11/chartex" xmlns:cx6="http://schemas.microsoft.com/office/drawing/2016/5/12/chartex" xmlns:cx7="http://schemas.microsoft.com/office/drawing/2016/5/13/chartex" xmlns:cx8="http://schemas.microsoft.com/office/drawing/2016/5/14/chartex" xmlns:mc="http://schemas.openxmlformats.org/markup-compatibility/2006" xmlns:aink="http://schemas.microsoft.com/office/drawing/2016/ink" xmlns:am3d="http://schemas.microsoft.com/office/drawing/2017/model3d" xmlns:o="urn:schemas-microsoft-com:office:office" xmlns:oel="http://schemas.microsoft.com/office/2019/extlst" xmlns:r="http://schemas.openxmlformats.org/officeDocument/2006/relationships" xmlns:m="http://schemas.openxmlformats.org/officeDocument/2006/math" xmlns:v="urn:schemas-microsoft-com:vml" xmlns:wp14="http://schemas.microsoft.com/office/word/2010/wordprocessingDrawing" xmlns:wp="http://schemas.openxmlformats.org/drawingml/2006/wordprocessingDrawing" xmlns:w10="urn:schemas-microsoft-com:office:word" xmlns:w="http://schemas.openxmlformats.org/wordprocessingml/2006/main" xmlns:w14="http://schemas.microsoft.com/office/word/2010/wordml" xmlns:w15="http://schemas.microsoft.com/office/word/2012/wordml" xmlns:w16cex="http://schemas.microsoft.com/office/word/2018/wordml/cex" xmlns:w16cid="http://schemas.microsoft.com/office/word/2016/wordml/cid" xmlns:w16="http://schemas.microsoft.com/office/word/2018/wordml" xmlns:w16du="http://schemas.microsoft.com/office/word/2023/wordml/word16du" xmlns:w16sdtdh="http://schemas.microsoft.com/office/word/2020/wordml/sdtdatahash" xmlns:w16sdtfl="http://schemas.microsoft.com/office/word/2024/wordml/sdtformatlock" xmlns:w16se="http://schemas.microsoft.com/office/word/2015/wordml/symex" xmlns:wpg="http://schemas.microsoft.com/office/word/2010/wordprocessingGroup" xmlns:wpi="http://schemas.microsoft.com/office/word/2010/wordprocessingInk" xmlns:wne="http://schemas.microsoft.com/office/word/2006/wordml" xmlns:wps="http://schemas.microsoft.com/office/word/2010/wordprocessingShape" mc:Ignorable="w14 w15 w16se w16cid w16 w16cex w16sdtdh w16sdtfl w16du wp14">
+<w:numbering xmlns:wpc="http://schemas.microsoft.com/office/word/2010/wordprocessingCanvas" xmlns:cx="http://schemas.microsoft.com/office/drawing/2014/chartex" xmlns:cx1="http://schemas.microsoft.com/office/drawing/2015/9/8/chartex" xmlns:cx2="http://schemas.microsoft.com/office/drawing/2015/10/21/chartex" xmlns:cx3="http://schemas.microsoft.com/office/drawing/2016/5/9/chartex" xmlns:cx4="http://schemas.microsoft.com/office/drawing/2016/5/10/chartex" xmlns:cx5="http://schemas.microsoft.com/office/drawing/2016/5/11/chartex" xmlns:cx6="http://schemas.microsoft.com/office/drawing/2016/5/12/chartex" xmlns:cx7="http://schemas.microsoft.com/office/drawing/2016/5/13/chartex" xmlns:cx8="http://schemas.microsoft.com/office/drawing/2016/5/14/chartex" xmlns:mc="http://schemas.openxmlformats.org/markup-compatibility/2006" xmlns:aink="http://schemas.microsoft.com/office/drawing/2016/ink" xmlns:am3d="http://schemas.microsoft.com/office/drawing/2017/model3d" xmlns:o="urn:schemas-microsoft-com:office:office" xmlns:oel="http://schemas.microsoft.com/office/2019/extlst" xmlns:r="http://schemas.openxmlformats.org/officeDocument/2006/relationships" xmlns:m="http://schemas.openxmlformats.org/officeDocument/2006/math" xmlns:v="urn:schemas-microsoft-com:vml" xmlns:wp14="http://schemas.microsoft.com/office/word/2010/wordprocessingDrawing" xmlns:wp="http://schemas.openxmlformats.org/drawingml/2006/wordprocessingDrawing" xmlns:w10="urn:schemas-microsoft-com:office:word" xmlns:w="http://schemas.openxmlformats.org/wordprocessingml/2006/main" xmlns:w14="http://schemas.microsoft.com/office/word/2010/wordml" xmlns:w15="http://schemas.microsoft.com/office/word/2012/wordml" xmlns:w16cei="http://schemas.microsoft.com/office/word/2026/wordml/cei" xmlns:w16cex="http://schemas.microsoft.com/office/word/2018/wordml/cex" xmlns:w16cid="http://schemas.microsoft.com/office/word/2016/wordml/cid" xmlns:w16="http://schemas.microsoft.com/office/word/2018/wordml" xmlns:w16du="http://schemas.microsoft.com/office/word/2023/wordml/word16du" xmlns:w16sdtdh="http://schemas.microsoft.com/office/word/2020/wordml/sdtdatahash" xmlns:w16sdtfl="http://schemas.microsoft.com/office/word/2024/wordml/sdtformatlock" xmlns:w16se="http://schemas.microsoft.com/office/word/2015/wordml/symex" xmlns:wpg="http://schemas.microsoft.com/office/word/2010/wordprocessingGroup" xmlns:wpi="http://schemas.microsoft.com/office/word/2010/wordprocessingInk" xmlns:wne="http://schemas.microsoft.com/office/word/2006/wordml" xmlns:wps="http://schemas.microsoft.com/office/word/2010/wordprocessingShape" mc:Ignorable="w14 w15 w16se w16cid w16 w16cex w16sdtdh w16sdtfl w16du wp14">
   <w:abstractNum w:abstractNumId="0" w15:restartNumberingAfterBreak="0">
     <w:nsid w:val="13DB7F35"/>
     <w:multiLevelType w:val="hybridMultilevel"/>
@@ -425,7 +366,7 @@
 </file>
 
 <file path=word/people.xml><?xml version="1.0" encoding="utf-8"?>
-<w15:people xmlns:wpc="http://schemas.microsoft.com/office/word/2010/wordprocessingCanvas" xmlns:cx="http://schemas.microsoft.com/office/drawing/2014/chartex" xmlns:cx1="http://schemas.microsoft.com/office/drawing/2015/9/8/chartex" xmlns:cx2="http://schemas.microsoft.com/office/drawing/2015/10/21/chartex" xmlns:cx3="http://schemas.microsoft.com/office/drawing/2016/5/9/chartex" xmlns:cx4="http://schemas.microsoft.com/office/drawing/2016/5/10/chartex" xmlns:cx5="http://schemas.microsoft.com/office/drawing/2016/5/11/chartex" xmlns:cx6="http://schemas.microsoft.com/office/drawing/2016/5/12/chartex" xmlns:cx7="http://schemas.microsoft.com/office/drawing/2016/5/13/chartex" xmlns:cx8="http://schemas.microsoft.com/office/drawing/2016/5/14/chartex" xmlns:mc="http://schemas.openxmlformats.org/markup-compatibility/2006" xmlns:aink="http://schemas.microsoft.com/office/drawing/2016/ink" xmlns:am3d="http://schemas.microsoft.com/office/drawing/2017/model3d" xmlns:o="urn:schemas-microsoft-com:office:office" xmlns:oel="http://schemas.microsoft.com/office/2019/extlst" xmlns:r="http://schemas.openxmlformats.org/officeDocument/2006/relationships" xmlns:m="http://schemas.openxmlformats.org/officeDocument/2006/math" xmlns:v="urn:schemas-microsoft-com:vml" xmlns:wp14="http://schemas.microsoft.com/office/word/2010/wordprocessingDrawing" xmlns:wp="http://schemas.openxmlformats.org/drawingml/2006/wordprocessingDrawing" xmlns:w10="urn:schemas-microsoft-com:office:word" xmlns:w="http://schemas.openxmlformats.org/wordprocessingml/2006/main" xmlns:w14="http://schemas.microsoft.com/office/word/2010/wordml" xmlns:w15="http://schemas.microsoft.com/office/word/2012/wordml" xmlns:w16cex="http://schemas.microsoft.com/office/word/2018/wordml/cex" xmlns:w16cid="http://schemas.microsoft.com/office/word/2016/wordml/cid" xmlns:w16="http://schemas.microsoft.com/office/word/2018/wordml" xmlns:w16du="http://schemas.microsoft.com/office/word/2023/wordml/word16du" xmlns:w16sdtdh="http://schemas.microsoft.com/office/word/2020/wordml/sdtdatahash" xmlns:w16sdtfl="http://schemas.microsoft.com/office/word/2024/wordml/sdtformatlock" xmlns:w16se="http://schemas.microsoft.com/office/word/2015/wordml/symex" xmlns:wpg="http://schemas.microsoft.com/office/word/2010/wordprocessingGroup" xmlns:wpi="http://schemas.microsoft.com/office/word/2010/wordprocessingInk" xmlns:wne="http://schemas.microsoft.com/office/word/2006/wordml" xmlns:wps="http://schemas.microsoft.com/office/word/2010/wordprocessingShape" mc:Ignorable="w14 w15 w16se w16cid w16 w16cex w16sdtdh w16sdtfl w16du wp14">
+<w15:people xmlns:wpc="http://schemas.microsoft.com/office/word/2010/wordprocessingCanvas" xmlns:cx="http://schemas.microsoft.com/office/drawing/2014/chartex" xmlns:cx1="http://schemas.microsoft.com/office/drawing/2015/9/8/chartex" xmlns:cx2="http://schemas.microsoft.com/office/drawing/2015/10/21/chartex" xmlns:cx3="http://schemas.microsoft.com/office/drawing/2016/5/9/chartex" xmlns:cx4="http://schemas.microsoft.com/office/drawing/2016/5/10/chartex" xmlns:cx5="http://schemas.microsoft.com/office/drawing/2016/5/11/chartex" xmlns:cx6="http://schemas.microsoft.com/office/drawing/2016/5/12/chartex" xmlns:cx7="http://schemas.microsoft.com/office/drawing/2016/5/13/chartex" xmlns:cx8="http://schemas.microsoft.com/office/drawing/2016/5/14/chartex" xmlns:mc="http://schemas.openxmlformats.org/markup-compatibility/2006" xmlns:aink="http://schemas.microsoft.com/office/drawing/2016/ink" xmlns:am3d="http://schemas.microsoft.com/office/drawing/2017/model3d" xmlns:o="urn:schemas-microsoft-com:office:office" xmlns:oel="http://schemas.microsoft.com/office/2019/extlst" xmlns:r="http://schemas.openxmlformats.org/officeDocument/2006/relationships" xmlns:m="http://schemas.openxmlformats.org/officeDocument/2006/math" xmlns:v="urn:schemas-microsoft-com:vml" xmlns:wp14="http://schemas.microsoft.com/office/word/2010/wordprocessingDrawing" xmlns:wp="http://schemas.openxmlformats.org/drawingml/2006/wordprocessingDrawing" xmlns:w10="urn:schemas-microsoft-com:office:word" xmlns:w="http://schemas.openxmlformats.org/wordprocessingml/2006/main" xmlns:w14="http://schemas.microsoft.com/office/word/2010/wordml" xmlns:w15="http://schemas.microsoft.com/office/word/2012/wordml" xmlns:w16cei="http://schemas.microsoft.com/office/word/2026/wordml/cei" xmlns:w16cex="http://schemas.microsoft.com/office/word/2018/wordml/cex" xmlns:w16cid="http://schemas.microsoft.com/office/word/2016/wordml/cid" xmlns:w16="http://schemas.microsoft.com/office/word/2018/wordml" xmlns:w16du="http://schemas.microsoft.com/office/word/2023/wordml/word16du" xmlns:w16sdtdh="http://schemas.microsoft.com/office/word/2020/wordml/sdtdatahash" xmlns:w16sdtfl="http://schemas.microsoft.com/office/word/2024/wordml/sdtformatlock" xmlns:w16se="http://schemas.microsoft.com/office/word/2015/wordml/symex" xmlns:wpg="http://schemas.microsoft.com/office/word/2010/wordprocessingGroup" xmlns:wpi="http://schemas.microsoft.com/office/word/2010/wordprocessingInk" xmlns:wne="http://schemas.microsoft.com/office/word/2006/wordml" xmlns:wps="http://schemas.microsoft.com/office/word/2010/wordprocessingShape" mc:Ignorable="w14 w15 w16se w16cid w16 w16cex w16sdtdh w16sdtfl w16du wp14">
   <w15:person w15:author="Antonio Ortega">
     <w15:presenceInfo w15:providerId="AD" w15:userId="S::antonio.ortega@kuleuven.be::c6a747d7-790b-47e4-ae95-b117223a48b4"/>
   </w15:person>
@@ -947,7 +888,6 @@
   <w:style w:type="character" w:default="1" w:styleId="DefaultParagraphFont">
     <w:name w:val="Default Paragraph Font"/>
     <w:uiPriority w:val="1"/>
-    <w:semiHidden/>
     <w:unhideWhenUsed/>
   </w:style>
   <w:style w:type="table" w:default="1" w:styleId="TableNormal">

--- a/abstract.docx
+++ b/abstract.docx
@@ -1,6 +1,6 @@
 
 <file path=word/document.xml><?xml version="1.0" encoding="utf-8"?>
-<w:document xmlns:wpc="http://schemas.microsoft.com/office/word/2010/wordprocessingCanvas" xmlns:cx="http://schemas.microsoft.com/office/drawing/2014/chartex" xmlns:cx1="http://schemas.microsoft.com/office/drawing/2015/9/8/chartex" xmlns:cx2="http://schemas.microsoft.com/office/drawing/2015/10/21/chartex" xmlns:cx3="http://schemas.microsoft.com/office/drawing/2016/5/9/chartex" xmlns:cx4="http://schemas.microsoft.com/office/drawing/2016/5/10/chartex" xmlns:cx5="http://schemas.microsoft.com/office/drawing/2016/5/11/chartex" xmlns:cx6="http://schemas.microsoft.com/office/drawing/2016/5/12/chartex" xmlns:cx7="http://schemas.microsoft.com/office/drawing/2016/5/13/chartex" xmlns:cx8="http://schemas.microsoft.com/office/drawing/2016/5/14/chartex" xmlns:mc="http://schemas.openxmlformats.org/markup-compatibility/2006" xmlns:aink="http://schemas.microsoft.com/office/drawing/2016/ink" xmlns:am3d="http://schemas.microsoft.com/office/drawing/2017/model3d" xmlns:o="urn:schemas-microsoft-com:office:office" xmlns:oel="http://schemas.microsoft.com/office/2019/extlst" xmlns:r="http://schemas.openxmlformats.org/officeDocument/2006/relationships" xmlns:m="http://schemas.openxmlformats.org/officeDocument/2006/math" xmlns:v="urn:schemas-microsoft-com:vml" xmlns:wp14="http://schemas.microsoft.com/office/word/2010/wordprocessingDrawing" xmlns:wp="http://schemas.openxmlformats.org/drawingml/2006/wordprocessingDrawing" xmlns:w10="urn:schemas-microsoft-com:office:word" xmlns:w="http://schemas.openxmlformats.org/wordprocessingml/2006/main" xmlns:w14="http://schemas.microsoft.com/office/word/2010/wordml" xmlns:w15="http://schemas.microsoft.com/office/word/2012/wordml" xmlns:w16cei="http://schemas.microsoft.com/office/word/2026/wordml/cei" xmlns:w16cex="http://schemas.microsoft.com/office/word/2018/wordml/cex" xmlns:w16cid="http://schemas.microsoft.com/office/word/2016/wordml/cid" xmlns:w16="http://schemas.microsoft.com/office/word/2018/wordml" xmlns:w16du="http://schemas.microsoft.com/office/word/2023/wordml/word16du" xmlns:w16sdtdh="http://schemas.microsoft.com/office/word/2020/wordml/sdtdatahash" xmlns:w16sdtfl="http://schemas.microsoft.com/office/word/2024/wordml/sdtformatlock" xmlns:w16se="http://schemas.microsoft.com/office/word/2015/wordml/symex" xmlns:wpg="http://schemas.microsoft.com/office/word/2010/wordprocessingGroup" xmlns:wpi="http://schemas.microsoft.com/office/word/2010/wordprocessingInk" xmlns:wne="http://schemas.microsoft.com/office/word/2006/wordml" xmlns:wps="http://schemas.microsoft.com/office/word/2010/wordprocessingShape" mc:Ignorable="w14 w15 w16se w16cid w16 w16cex w16sdtdh w16sdtfl w16du wp14">
+<w:document xmlns:wpc="http://schemas.microsoft.com/office/word/2010/wordprocessingCanvas" xmlns:cx="http://schemas.microsoft.com/office/drawing/2014/chartex" xmlns:cx1="http://schemas.microsoft.com/office/drawing/2015/9/8/chartex" xmlns:cx2="http://schemas.microsoft.com/office/drawing/2015/10/21/chartex" xmlns:cx3="http://schemas.microsoft.com/office/drawing/2016/5/9/chartex" xmlns:cx4="http://schemas.microsoft.com/office/drawing/2016/5/10/chartex" xmlns:cx5="http://schemas.microsoft.com/office/drawing/2016/5/11/chartex" xmlns:cx6="http://schemas.microsoft.com/office/drawing/2016/5/12/chartex" xmlns:cx7="http://schemas.microsoft.com/office/drawing/2016/5/13/chartex" xmlns:cx8="http://schemas.microsoft.com/office/drawing/2016/5/14/chartex" xmlns:mc="http://schemas.openxmlformats.org/markup-compatibility/2006" xmlns:aink="http://schemas.microsoft.com/office/drawing/2016/ink" xmlns:am3d="http://schemas.microsoft.com/office/drawing/2017/model3d" xmlns:o="urn:schemas-microsoft-com:office:office" xmlns:oel="http://schemas.microsoft.com/office/2019/extlst" xmlns:r="http://schemas.openxmlformats.org/officeDocument/2006/relationships" xmlns:m="http://schemas.openxmlformats.org/officeDocument/2006/math" xmlns:v="urn:schemas-microsoft-com:vml" xmlns:wp14="http://schemas.microsoft.com/office/word/2010/wordprocessingDrawing" xmlns:wp="http://schemas.openxmlformats.org/drawingml/2006/wordprocessingDrawing" xmlns:w10="urn:schemas-microsoft-com:office:word" xmlns:w="http://schemas.openxmlformats.org/wordprocessingml/2006/main" xmlns:w14="http://schemas.microsoft.com/office/word/2010/wordml" xmlns:w15="http://schemas.microsoft.com/office/word/2012/wordml" xmlns:w16cex="http://schemas.microsoft.com/office/word/2018/wordml/cex" xmlns:w16cid="http://schemas.microsoft.com/office/word/2016/wordml/cid" xmlns:w16="http://schemas.microsoft.com/office/word/2018/wordml" xmlns:w16du="http://schemas.microsoft.com/office/word/2023/wordml/word16du" xmlns:w16sdtdh="http://schemas.microsoft.com/office/word/2020/wordml/sdtdatahash" xmlns:w16sdtfl="http://schemas.microsoft.com/office/word/2024/wordml/sdtformatlock" xmlns:w16se="http://schemas.microsoft.com/office/word/2015/wordml/symex" xmlns:wpg="http://schemas.microsoft.com/office/word/2010/wordprocessingGroup" xmlns:wpi="http://schemas.microsoft.com/office/word/2010/wordprocessingInk" xmlns:wne="http://schemas.microsoft.com/office/word/2006/wordml" xmlns:wps="http://schemas.microsoft.com/office/word/2010/wordprocessingShape" mc:Ignorable="w14 w15 w16se w16cid w16 w16cex w16sdtdh w16sdtfl w16du wp14">
   <w:body>
     <w:p>
       <w:pPr>
@@ -12,7 +12,6 @@
           <w:iCs/>
         </w:rPr>
       </w:pPr>
-      <w:commentRangeStart w:id="0"/>
     </w:p>
     <w:p>
       <w:pPr>
@@ -59,15 +58,6 @@
         </w:rPr>
         <w:t>: the need for identity tracking</w:t>
       </w:r>
-      <w:commentRangeEnd w:id="0"/>
-      <w:r>
-        <w:rPr>
-          <w:rStyle w:val="CommentReference"/>
-          <w:sz w:val="32"/>
-          <w:szCs w:val="32"/>
-        </w:rPr>
-        <w:commentReference w:id="0"/>
-      </w:r>
     </w:p>
     <w:p>
       <w:pPr>
@@ -80,7 +70,35 @@
         <w:rPr>
           <w:lang w:val="en-IN"/>
         </w:rPr>
-        <w:t xml:space="preserve">Sleep is a highly conserved behavioral state that plays a fundamental role in maintaining synaptic plasticity and reducing energetic costs. Despite growing evidence that social experience influences sleep, the mechanisms through which social interactions shape sleep behavior remain poorly understood. To address this question, we use </w:t>
+        <w:t xml:space="preserve">Sleep is a highly conserved </w:t>
+      </w:r>
+      <w:proofErr w:type="spellStart"/>
+      <w:r>
+        <w:rPr>
+          <w:lang w:val="en-IN"/>
+        </w:rPr>
+        <w:t>behavioral</w:t>
+      </w:r>
+      <w:proofErr w:type="spellEnd"/>
+      <w:r>
+        <w:rPr>
+          <w:lang w:val="en-IN"/>
+        </w:rPr>
+        <w:t xml:space="preserve"> state that plays a fundamental role in maintaining synaptic plasticity and reducing energetic costs. Despite growing evidence that social experience influences sleep, the mechanisms through which social interactions shape sleep </w:t>
+      </w:r>
+      <w:proofErr w:type="spellStart"/>
+      <w:r>
+        <w:rPr>
+          <w:lang w:val="en-IN"/>
+        </w:rPr>
+        <w:t>behavior</w:t>
+      </w:r>
+      <w:proofErr w:type="spellEnd"/>
+      <w:r>
+        <w:rPr>
+          <w:lang w:val="en-IN"/>
+        </w:rPr>
+        <w:t xml:space="preserve"> remain poorly understood. To address this question, we use </w:t>
       </w:r>
       <w:r>
         <w:rPr>
@@ -94,7 +112,21 @@
         <w:rPr>
           <w:lang w:val="en-IN"/>
         </w:rPr>
-        <w:t>an ideal model for investigating this relationship due to its small size, which makes studying groups easier, and its developed genetic toolkit, which facilitates research into which genes may be involved in such collective behaviors.</w:t>
+        <w:t xml:space="preserve">an ideal model for investigating this relationship due to its small size, which makes studying groups easier, and its developed genetic toolkit, which facilitates research into which genes may be involved in such collective </w:t>
+      </w:r>
+      <w:proofErr w:type="spellStart"/>
+      <w:r>
+        <w:rPr>
+          <w:lang w:val="en-IN"/>
+        </w:rPr>
+        <w:t>behaviors</w:t>
+      </w:r>
+      <w:proofErr w:type="spellEnd"/>
+      <w:r>
+        <w:rPr>
+          <w:lang w:val="en-IN"/>
+        </w:rPr>
+        <w:t>.</w:t>
       </w:r>
     </w:p>
     <w:p>
@@ -119,12 +151,6 @@
         </w:rPr>
         <w:t>.</w:t>
       </w:r>
-      <w:r>
-        <w:rPr>
-          <w:lang w:val="en-IN"/>
-        </w:rPr>
-        <w:t>Furthermore, the analysis of the animal’s pose provides a richer description of its behavior than simple centroid tracking can capture. We used this descriptive wealth to more accurately assess the sleep/wake state of each animal in the group, as well as to capture relevant micro-behaviors and social interactions.</w:t>
-      </w:r>
     </w:p>
     <w:p>
       <w:pPr>
@@ -137,9 +163,64 @@
         <w:rPr>
           <w:lang w:val="en-IN"/>
         </w:rPr>
-        <w:t xml:space="preserve">By linking individual sleep patterns to group dynamics, this approach provides a powerful framework for investigating how social environments influence sleep behavior. These methods enable quantitative analyses of the relationships between sleep, social interactions, and group dynamics at the level of individual animals. To date, </w:t>
-      </w:r>
-      <w:commentRangeStart w:id="1"/>
+        <w:t xml:space="preserve">Furthermore, the analysis of the animal’s pose provides a richer description of its </w:t>
+      </w:r>
+      <w:proofErr w:type="spellStart"/>
+      <w:r>
+        <w:rPr>
+          <w:lang w:val="en-IN"/>
+        </w:rPr>
+        <w:t>behavior</w:t>
+      </w:r>
+      <w:proofErr w:type="spellEnd"/>
+      <w:r>
+        <w:rPr>
+          <w:lang w:val="en-IN"/>
+        </w:rPr>
+        <w:t xml:space="preserve"> than simple centroid tracking can capture. We used this descriptive wealth to more accurately assess the sleep/wake state of each animal in the group, as well as to capture relevant micro-</w:t>
+      </w:r>
+      <w:proofErr w:type="spellStart"/>
+      <w:r>
+        <w:rPr>
+          <w:lang w:val="en-IN"/>
+        </w:rPr>
+        <w:t>behaviors</w:t>
+      </w:r>
+      <w:proofErr w:type="spellEnd"/>
+      <w:r>
+        <w:rPr>
+          <w:lang w:val="en-IN"/>
+        </w:rPr>
+        <w:t xml:space="preserve"> and social interactions.</w:t>
+      </w:r>
+    </w:p>
+    <w:p>
+      <w:pPr>
+        <w:jc w:val="both"/>
+        <w:rPr>
+          <w:lang w:val="en-IN"/>
+        </w:rPr>
+      </w:pPr>
+      <w:r>
+        <w:rPr>
+          <w:lang w:val="en-IN"/>
+        </w:rPr>
+        <w:t xml:space="preserve">By linking individual sleep patterns to group dynamics, this approach provides a powerful framework for investigating how social environments influence sleep </w:t>
+      </w:r>
+      <w:proofErr w:type="spellStart"/>
+      <w:r>
+        <w:rPr>
+          <w:lang w:val="en-IN"/>
+        </w:rPr>
+        <w:t>behavior</w:t>
+      </w:r>
+      <w:proofErr w:type="spellEnd"/>
+      <w:r>
+        <w:rPr>
+          <w:lang w:val="en-IN"/>
+        </w:rPr>
+        <w:t xml:space="preserve">. These methods enable quantitative analyses of the relationships between sleep, social interactions, and group dynamics at the level of individual animals. To date, </w:t>
+      </w:r>
       <w:r>
         <w:rPr>
           <w:lang w:val="en-IN"/>
@@ -156,47 +237,109 @@
         <w:rPr>
           <w:lang w:val="en-IN"/>
         </w:rPr>
+        <w:t xml:space="preserve"> applied </w:t>
+      </w:r>
+      <w:r>
+        <w:rPr>
+          <w:lang w:val="en-IN"/>
+        </w:rPr>
+        <w:t xml:space="preserve">idtracker.ai </w:t>
+      </w:r>
+      <w:r>
+        <w:rPr>
+          <w:lang w:val="en-IN"/>
+        </w:rPr>
+        <w:t>to groups of up to six flies, enabling simultaneous quantification of sleep</w:t>
+      </w:r>
+      <w:del w:id="0" w:author="Antonio Ortega" w:date="2026-09-29T12:19:00Z" w16du:dateUtc="2026-09-29T10:19:00Z">
+        <w:r>
+          <w:rPr>
+            <w:lang w:val="en-IN"/>
+          </w:rPr>
+          <w:delText>-wake transitions</w:delText>
+        </w:r>
+      </w:del>
+      <w:r>
+        <w:rPr>
+          <w:lang w:val="en-IN"/>
+        </w:rPr>
+        <w:t xml:space="preserve"> and social interactions. In future</w:t>
+      </w:r>
+      <w:r>
+        <w:rPr>
+          <w:lang w:val="en-IN"/>
+        </w:rPr>
+        <w:t xml:space="preserve"> work</w:t>
+      </w:r>
+      <w:r>
+        <w:rPr>
+          <w:lang w:val="en-IN"/>
+        </w:rPr>
+        <w:t>, this framework can be used to identify</w:t>
+      </w:r>
+      <w:del w:id="1" w:author="Antonio Ortega" w:date="2026-09-29T12:20:00Z" w16du:dateUtc="2026-09-29T10:20:00Z">
+        <w:r>
+          <w:rPr>
+            <w:lang w:val="en-IN"/>
+          </w:rPr>
+          <w:delText xml:space="preserve"> the</w:delText>
+        </w:r>
+      </w:del>
+      <w:r>
+        <w:rPr>
+          <w:lang w:val="en-IN"/>
+        </w:rPr>
         <w:t xml:space="preserve"> </w:t>
       </w:r>
-      <w:commentRangeEnd w:id="1"/>
-      <w:r>
-        <w:rPr>
-          <w:rStyle w:val="CommentReference"/>
-          <w:sz w:val="22"/>
-          <w:szCs w:val="22"/>
-          <w:lang w:val="en-IN"/>
-        </w:rPr>
-        <w:commentReference w:id="1"/>
-      </w:r>
-      <w:r>
-        <w:rPr>
-          <w:lang w:val="en-IN"/>
-        </w:rPr>
-        <w:t xml:space="preserve">applied </w:t>
-      </w:r>
-      <w:r>
-        <w:rPr>
-          <w:lang w:val="en-IN"/>
-        </w:rPr>
-        <w:t xml:space="preserve">idtracker.ai </w:t>
-      </w:r>
-      <w:r>
-        <w:rPr>
-          <w:lang w:val="en-IN"/>
-        </w:rPr>
-        <w:t>to groups of up to six flies, enabling simultaneous quantification of sleep-wake transitions and social interactions. In future</w:t>
-      </w:r>
-      <w:r>
-        <w:rPr>
-          <w:lang w:val="en-IN"/>
-        </w:rPr>
-        <w:t xml:space="preserve"> work</w:t>
-      </w:r>
-      <w:r>
-        <w:rPr>
-          <w:lang w:val="en-IN"/>
-        </w:rPr>
-        <w:t>, this framework can be used to identify the behavioral interactions that promote or disrupt sleep and to dissect the neural and genetic mechanisms through which social experience influences sleep-wake regulation.</w:t>
+      <w:del w:id="2" w:author="Antonio Ortega" w:date="2026-09-29T12:20:00Z" w16du:dateUtc="2026-09-29T10:20:00Z">
+        <w:r>
+          <w:rPr>
+            <w:lang w:val="en-IN"/>
+          </w:rPr>
+          <w:delText>behavioral</w:delText>
+        </w:r>
+      </w:del>
+      <w:r>
+        <w:rPr>
+          <w:lang w:val="en-IN"/>
+        </w:rPr>
+        <w:t xml:space="preserve"> </w:t>
+      </w:r>
+      <w:del w:id="3" w:author="Antonio Ortega" w:date="2026-09-29T12:20:00Z" w16du:dateUtc="2026-09-29T10:20:00Z">
+        <w:r>
+          <w:rPr>
+            <w:lang w:val="en-IN"/>
+          </w:rPr>
+          <w:delText xml:space="preserve">interactions that </w:delText>
+        </w:r>
+      </w:del>
+      <w:ins w:id="4" w:author="Antonio Ortega" w:date="2026-09-29T12:20:00Z" w16du:dateUtc="2026-09-29T10:20:00Z">
+        <w:r>
+          <w:rPr>
+            <w:lang w:val="en-IN"/>
+          </w:rPr>
+          <w:t xml:space="preserve">social processes that </w:t>
+        </w:r>
+      </w:ins>
+      <w:r>
+        <w:rPr>
+          <w:lang w:val="en-IN"/>
+        </w:rPr>
+        <w:t xml:space="preserve">promote or disrupt sleep and to dissect the </w:t>
+      </w:r>
+      <w:del w:id="5" w:author="Antonio Ortega" w:date="2026-09-29T12:20:00Z" w16du:dateUtc="2026-09-29T10:20:00Z">
+        <w:r>
+          <w:rPr>
+            <w:lang w:val="en-IN"/>
+          </w:rPr>
+          <w:delText xml:space="preserve">neural and </w:delText>
+        </w:r>
+      </w:del>
+      <w:r>
+        <w:rPr>
+          <w:lang w:val="en-IN"/>
+        </w:rPr>
+        <w:t>genetic mechanisms through which social experience influences sleep-wake regulation.</w:t>
       </w:r>
     </w:p>
     <w:p/>
@@ -210,66 +353,8 @@
 </w:document>
 </file>
 
-<file path=word/comments.xml><?xml version="1.0" encoding="utf-8"?>
-<w:comments xmlns:wpc="http://schemas.microsoft.com/office/word/2010/wordprocessingCanvas" xmlns:cx="http://schemas.microsoft.com/office/drawing/2014/chartex" xmlns:cx1="http://schemas.microsoft.com/office/drawing/2015/9/8/chartex" xmlns:cx2="http://schemas.microsoft.com/office/drawing/2015/10/21/chartex" xmlns:cx3="http://schemas.microsoft.com/office/drawing/2016/5/9/chartex" xmlns:cx4="http://schemas.microsoft.com/office/drawing/2016/5/10/chartex" xmlns:cx5="http://schemas.microsoft.com/office/drawing/2016/5/11/chartex" xmlns:cx6="http://schemas.microsoft.com/office/drawing/2016/5/12/chartex" xmlns:cx7="http://schemas.microsoft.com/office/drawing/2016/5/13/chartex" xmlns:cx8="http://schemas.microsoft.com/office/drawing/2016/5/14/chartex" xmlns:mc="http://schemas.openxmlformats.org/markup-compatibility/2006" xmlns:aink="http://schemas.microsoft.com/office/drawing/2016/ink" xmlns:am3d="http://schemas.microsoft.com/office/drawing/2017/model3d" xmlns:o="urn:schemas-microsoft-com:office:office" xmlns:oel="http://schemas.microsoft.com/office/2019/extlst" xmlns:r="http://schemas.openxmlformats.org/officeDocument/2006/relationships" xmlns:m="http://schemas.openxmlformats.org/officeDocument/2006/math" xmlns:v="urn:schemas-microsoft-com:vml" xmlns:wp14="http://schemas.microsoft.com/office/word/2010/wordprocessingDrawing" xmlns:wp="http://schemas.openxmlformats.org/drawingml/2006/wordprocessingDrawing" xmlns:w10="urn:schemas-microsoft-com:office:word" xmlns:w="http://schemas.openxmlformats.org/wordprocessingml/2006/main" xmlns:w14="http://schemas.microsoft.com/office/word/2010/wordml" xmlns:w15="http://schemas.microsoft.com/office/word/2012/wordml" xmlns:w16cei="http://schemas.microsoft.com/office/word/2026/wordml/cei" xmlns:w16cex="http://schemas.microsoft.com/office/word/2018/wordml/cex" xmlns:w16cid="http://schemas.microsoft.com/office/word/2016/wordml/cid" xmlns:w16="http://schemas.microsoft.com/office/word/2018/wordml" xmlns:w16du="http://schemas.microsoft.com/office/word/2023/wordml/word16du" xmlns:w16sdtdh="http://schemas.microsoft.com/office/word/2020/wordml/sdtdatahash" xmlns:w16sdtfl="http://schemas.microsoft.com/office/word/2024/wordml/sdtformatlock" xmlns:w16se="http://schemas.microsoft.com/office/word/2015/wordml/symex" xmlns:wpg="http://schemas.microsoft.com/office/word/2010/wordprocessingGroup" xmlns:wpi="http://schemas.microsoft.com/office/word/2010/wordprocessingInk" xmlns:wne="http://schemas.microsoft.com/office/word/2006/wordml" xmlns:wps="http://schemas.microsoft.com/office/word/2010/wordprocessingShape" mc:Ignorable="w14 w15 w16se w16cid w16 w16cex w16sdtdh w16sdtfl w16du wp14">
-  <w:comment w:id="0" w:author="Antonio Ortega" w:date="2026-09-26T17:34:00Z" w:initials="AO">
-    <w:p>
-      <w:pPr>
-        <w:pStyle w:val="CommentText"/>
-      </w:pPr>
-      <w:r>
-        <w:rPr>
-          <w:rStyle w:val="CommentReference"/>
-        </w:rPr>
-        <w:annotationRef/>
-      </w:r>
-      <w:r>
-        <w:t>I don’t have proof of this myself yet! And if I did, I would only show it at a conference after at least submitting the paper to a preprint server (in case someone steals the idea)</w:t>
-      </w:r>
-    </w:p>
-  </w:comment>
-  <w:comment w:id="1" w:author="Antonio Ortega" w:date="2026-09-28T22:13:00Z" w:initials="AO">
-    <w:p>
-      <w:pPr>
-        <w:pStyle w:val="CommentText"/>
-      </w:pPr>
-      <w:r>
-        <w:rPr>
-          <w:rStyle w:val="CommentReference"/>
-        </w:rPr>
-        <w:annotationRef/>
-      </w:r>
-      <w:r>
-        <w:t>Not by other people, by US</w:t>
-      </w:r>
-    </w:p>
-  </w:comment>
-</w:comments>
-</file>
-
-<file path=word/commentsExtended.xml><?xml version="1.0" encoding="utf-8"?>
-<w15:commentsEx xmlns:wpc="http://schemas.microsoft.com/office/word/2010/wordprocessingCanvas" xmlns:cx="http://schemas.microsoft.com/office/drawing/2014/chartex" xmlns:cx1="http://schemas.microsoft.com/office/drawing/2015/9/8/chartex" xmlns:cx2="http://schemas.microsoft.com/office/drawing/2015/10/21/chartex" xmlns:cx3="http://schemas.microsoft.com/office/drawing/2016/5/9/chartex" xmlns:cx4="http://schemas.microsoft.com/office/drawing/2016/5/10/chartex" xmlns:cx5="http://schemas.microsoft.com/office/drawing/2016/5/11/chartex" xmlns:cx6="http://schemas.microsoft.com/office/drawing/2016/5/12/chartex" xmlns:cx7="http://schemas.microsoft.com/office/drawing/2016/5/13/chartex" xmlns:cx8="http://schemas.microsoft.com/office/drawing/2016/5/14/chartex" xmlns:mc="http://schemas.openxmlformats.org/markup-compatibility/2006" xmlns:aink="http://schemas.microsoft.com/office/drawing/2016/ink" xmlns:am3d="http://schemas.microsoft.com/office/drawing/2017/model3d" xmlns:o="urn:schemas-microsoft-com:office:office" xmlns:oel="http://schemas.microsoft.com/office/2019/extlst" xmlns:r="http://schemas.openxmlformats.org/officeDocument/2006/relationships" xmlns:m="http://schemas.openxmlformats.org/officeDocument/2006/math" xmlns:v="urn:schemas-microsoft-com:vml" xmlns:wp14="http://schemas.microsoft.com/office/word/2010/wordprocessingDrawing" xmlns:wp="http://schemas.openxmlformats.org/drawingml/2006/wordprocessingDrawing" xmlns:w10="urn:schemas-microsoft-com:office:word" xmlns:w="http://schemas.openxmlformats.org/wordprocessingml/2006/main" xmlns:w14="http://schemas.microsoft.com/office/word/2010/wordml" xmlns:w15="http://schemas.microsoft.com/office/word/2012/wordml" xmlns:w16cei="http://schemas.microsoft.com/office/word/2026/wordml/cei" xmlns:w16cex="http://schemas.microsoft.com/office/word/2018/wordml/cex" xmlns:w16cid="http://schemas.microsoft.com/office/word/2016/wordml/cid" xmlns:w16="http://schemas.microsoft.com/office/word/2018/wordml" xmlns:w16du="http://schemas.microsoft.com/office/word/2023/wordml/word16du" xmlns:w16sdtdh="http://schemas.microsoft.com/office/word/2020/wordml/sdtdatahash" xmlns:w16sdtfl="http://schemas.microsoft.com/office/word/2024/wordml/sdtformatlock" xmlns:w16se="http://schemas.microsoft.com/office/word/2015/wordml/symex" xmlns:wpg="http://schemas.microsoft.com/office/word/2010/wordprocessingGroup" xmlns:wpi="http://schemas.microsoft.com/office/word/2010/wordprocessingInk" xmlns:wne="http://schemas.microsoft.com/office/word/2006/wordml" xmlns:wps="http://schemas.microsoft.com/office/word/2010/wordprocessingShape" mc:Ignorable="w14 w15 w16se w16cid w16 w16cex w16sdtdh w16sdtfl w16du wp14">
-  <w15:commentEx w15:paraId="42759EF0" w15:done="1"/>
-  <w15:commentEx w15:paraId="6435261F" w15:done="0"/>
-</w15:commentsEx>
-</file>
-
-<file path=word/commentsExtensible.xml><?xml version="1.0" encoding="utf-8"?>
-<w16cex:commentsExtensible xmlns:wpc="http://schemas.microsoft.com/office/word/2010/wordprocessingCanvas" xmlns:cx="http://schemas.microsoft.com/office/drawing/2014/chartex" xmlns:cx1="http://schemas.microsoft.com/office/drawing/2015/9/8/chartex" xmlns:cx2="http://schemas.microsoft.com/office/drawing/2015/10/21/chartex" xmlns:cx3="http://schemas.microsoft.com/office/drawing/2016/5/9/chartex" xmlns:cx4="http://schemas.microsoft.com/office/drawing/2016/5/10/chartex" xmlns:cx5="http://schemas.microsoft.com/office/drawing/2016/5/11/chartex" xmlns:cx6="http://schemas.microsoft.com/office/drawing/2016/5/12/chartex" xmlns:cx7="http://schemas.microsoft.com/office/drawing/2016/5/13/chartex" xmlns:cx8="http://schemas.microsoft.com/office/drawing/2016/5/14/chartex" xmlns:cr="http://schemas.microsoft.com/office/comments/2020/reactions" xmlns:mc="http://schemas.openxmlformats.org/markup-compatibility/2006" xmlns:aink="http://schemas.microsoft.com/office/drawing/2016/ink" xmlns:am3d="http://schemas.microsoft.com/office/drawing/2017/model3d" xmlns:o="urn:schemas-microsoft-com:office:office" xmlns:oel="http://schemas.microsoft.com/office/2019/extlst" xmlns:r="http://schemas.openxmlformats.org/officeDocument/2006/relationships" xmlns:m="http://schemas.openxmlformats.org/officeDocument/2006/math" xmlns:v="urn:schemas-microsoft-com:vml" xmlns:wp14="http://schemas.microsoft.com/office/word/2010/wordprocessingDrawing" xmlns:wp="http://schemas.openxmlformats.org/drawingml/2006/wordprocessingDrawing" xmlns:w10="urn:schemas-microsoft-com:office:word" xmlns:w="http://schemas.openxmlformats.org/wordprocessingml/2006/main" xmlns:w14="http://schemas.microsoft.com/office/word/2010/wordml" xmlns:w15="http://schemas.microsoft.com/office/word/2012/wordml" xmlns:w16cei="http://schemas.microsoft.com/office/word/2026/wordml/cei" xmlns:w16cex="http://schemas.microsoft.com/office/word/2018/wordml/cex" xmlns:w16cid="http://schemas.microsoft.com/office/word/2016/wordml/cid" xmlns:w16="http://schemas.microsoft.com/office/word/2018/wordml" xmlns:w16du="http://schemas.microsoft.com/office/word/2023/wordml/word16du" xmlns:w16sdtdh="http://schemas.microsoft.com/office/word/2020/wordml/sdtdatahash" xmlns:w16sdtfl="http://schemas.microsoft.com/office/word/2024/wordml/sdtformatlock" xmlns:w16se="http://schemas.microsoft.com/office/word/2015/wordml/symex" xmlns:wpg="http://schemas.microsoft.com/office/word/2010/wordprocessingGroup" xmlns:wpi="http://schemas.microsoft.com/office/word/2010/wordprocessingInk" xmlns:wne="http://schemas.microsoft.com/office/word/2006/wordml" xmlns:wps="http://schemas.microsoft.com/office/word/2010/wordprocessingShape" mc:Ignorable="w14 w15 w16se w16cid w16 w16cex w16sdtdh w16sdtfl cr w16du wp14">
-  <w16cex:commentExtensible w16cex:durableId="7FB3E401" w16cex:dateUtc="2026-09-26T15:34:00Z"/>
-  <w16cex:commentExtensible w16cex:durableId="32DDEDBD" w16cex:dateUtc="2026-09-28T20:13:00Z"/>
-</w16cex:commentsExtensible>
-</file>
-
-<file path=word/commentsIds.xml><?xml version="1.0" encoding="utf-8"?>
-<w16cid:commentsIds xmlns:wpc="http://schemas.microsoft.com/office/word/2010/wordprocessingCanvas" xmlns:cx="http://schemas.microsoft.com/office/drawing/2014/chartex" xmlns:cx1="http://schemas.microsoft.com/office/drawing/2015/9/8/chartex" xmlns:cx2="http://schemas.microsoft.com/office/drawing/2015/10/21/chartex" xmlns:cx3="http://schemas.microsoft.com/office/drawing/2016/5/9/chartex" xmlns:cx4="http://schemas.microsoft.com/office/drawing/2016/5/10/chartex" xmlns:cx5="http://schemas.microsoft.com/office/drawing/2016/5/11/chartex" xmlns:cx6="http://schemas.microsoft.com/office/drawing/2016/5/12/chartex" xmlns:cx7="http://schemas.microsoft.com/office/drawing/2016/5/13/chartex" xmlns:cx8="http://schemas.microsoft.com/office/drawing/2016/5/14/chartex" xmlns:mc="http://schemas.openxmlformats.org/markup-compatibility/2006" xmlns:aink="http://schemas.microsoft.com/office/drawing/2016/ink" xmlns:am3d="http://schemas.microsoft.com/office/drawing/2017/model3d" xmlns:o="urn:schemas-microsoft-com:office:office" xmlns:oel="http://schemas.microsoft.com/office/2019/extlst" xmlns:r="http://schemas.openxmlformats.org/officeDocument/2006/relationships" xmlns:m="http://schemas.openxmlformats.org/officeDocument/2006/math" xmlns:v="urn:schemas-microsoft-com:vml" xmlns:wp14="http://schemas.microsoft.com/office/word/2010/wordprocessingDrawing" xmlns:wp="http://schemas.openxmlformats.org/drawingml/2006/wordprocessingDrawing" xmlns:w10="urn:schemas-microsoft-com:office:word" xmlns:w="http://schemas.openxmlformats.org/wordprocessingml/2006/main" xmlns:w14="http://schemas.microsoft.com/office/word/2010/wordml" xmlns:w15="http://schemas.microsoft.com/office/word/2012/wordml" xmlns:w16cei="http://schemas.microsoft.com/office/word/2026/wordml/cei" xmlns:w16cex="http://schemas.microsoft.com/office/word/2018/wordml/cex" xmlns:w16cid="http://schemas.microsoft.com/office/word/2016/wordml/cid" xmlns:w16="http://schemas.microsoft.com/office/word/2018/wordml" xmlns:w16du="http://schemas.microsoft.com/office/word/2023/wordml/word16du" xmlns:w16sdtdh="http://schemas.microsoft.com/office/word/2020/wordml/sdtdatahash" xmlns:w16sdtfl="http://schemas.microsoft.com/office/word/2024/wordml/sdtformatlock" xmlns:w16se="http://schemas.microsoft.com/office/word/2015/wordml/symex" xmlns:wpg="http://schemas.microsoft.com/office/word/2010/wordprocessingGroup" xmlns:wpi="http://schemas.microsoft.com/office/word/2010/wordprocessingInk" xmlns:wne="http://schemas.microsoft.com/office/word/2006/wordml" xmlns:wps="http://schemas.microsoft.com/office/word/2010/wordprocessingShape" mc:Ignorable="w14 w15 w16se w16cid w16 w16cex w16sdtdh w16sdtfl w16du wp14">
-  <w16cid:commentId w16cid:paraId="42759EF0" w16cid:durableId="7FB3E401"/>
-  <w16cid:commentId w16cid:paraId="6435261F" w16cid:durableId="32DDEDBD"/>
-</w16cid:commentsIds>
-</file>
-
 <file path=word/numbering.xml><?xml version="1.0" encoding="utf-8"?>
-<w:numbering xmlns:wpc="http://schemas.microsoft.com/office/word/2010/wordprocessingCanvas" xmlns:cx="http://schemas.microsoft.com/office/drawing/2014/chartex" xmlns:cx1="http://schemas.microsoft.com/office/drawing/2015/9/8/chartex" xmlns:cx2="http://schemas.microsoft.com/office/drawing/2015/10/21/chartex" xmlns:cx3="http://schemas.microsoft.com/office/drawing/2016/5/9/chartex" xmlns:cx4="http://schemas.microsoft.com/office/drawing/2016/5/10/chartex" xmlns:cx5="http://schemas.microsoft.com/office/drawing/2016/5/11/chartex" xmlns:cx6="http://schemas.microsoft.com/office/drawing/2016/5/12/chartex" xmlns:cx7="http://schemas.microsoft.com/office/drawing/2016/5/13/chartex" xmlns:cx8="http://schemas.microsoft.com/office/drawing/2016/5/14/chartex" xmlns:mc="http://schemas.openxmlformats.org/markup-compatibility/2006" xmlns:aink="http://schemas.microsoft.com/office/drawing/2016/ink" xmlns:am3d="http://schemas.microsoft.com/office/drawing/2017/model3d" xmlns:o="urn:schemas-microsoft-com:office:office" xmlns:oel="http://schemas.microsoft.com/office/2019/extlst" xmlns:r="http://schemas.openxmlformats.org/officeDocument/2006/relationships" xmlns:m="http://schemas.openxmlformats.org/officeDocument/2006/math" xmlns:v="urn:schemas-microsoft-com:vml" xmlns:wp14="http://schemas.microsoft.com/office/word/2010/wordprocessingDrawing" xmlns:wp="http://schemas.openxmlformats.org/drawingml/2006/wordprocessingDrawing" xmlns:w10="urn:schemas-microsoft-com:office:word" xmlns:w="http://schemas.openxmlformats.org/wordprocessingml/2006/main" xmlns:w14="http://schemas.microsoft.com/office/word/2010/wordml" xmlns:w15="http://schemas.microsoft.com/office/word/2012/wordml" xmlns:w16cei="http://schemas.microsoft.com/office/word/2026/wordml/cei" xmlns:w16cex="http://schemas.microsoft.com/office/word/2018/wordml/cex" xmlns:w16cid="http://schemas.microsoft.com/office/word/2016/wordml/cid" xmlns:w16="http://schemas.microsoft.com/office/word/2018/wordml" xmlns:w16du="http://schemas.microsoft.com/office/word/2023/wordml/word16du" xmlns:w16sdtdh="http://schemas.microsoft.com/office/word/2020/wordml/sdtdatahash" xmlns:w16sdtfl="http://schemas.microsoft.com/office/word/2024/wordml/sdtformatlock" xmlns:w16se="http://schemas.microsoft.com/office/word/2015/wordml/symex" xmlns:wpg="http://schemas.microsoft.com/office/word/2010/wordprocessingGroup" xmlns:wpi="http://schemas.microsoft.com/office/word/2010/wordprocessingInk" xmlns:wne="http://schemas.microsoft.com/office/word/2006/wordml" xmlns:wps="http://schemas.microsoft.com/office/word/2010/wordprocessingShape" mc:Ignorable="w14 w15 w16se w16cid w16 w16cex w16sdtdh w16sdtfl w16du wp14">
+<w:numbering xmlns:wpc="http://schemas.microsoft.com/office/word/2010/wordprocessingCanvas" xmlns:cx="http://schemas.microsoft.com/office/drawing/2014/chartex" xmlns:cx1="http://schemas.microsoft.com/office/drawing/2015/9/8/chartex" xmlns:cx2="http://schemas.microsoft.com/office/drawing/2015/10/21/chartex" xmlns:cx3="http://schemas.microsoft.com/office/drawing/2016/5/9/chartex" xmlns:cx4="http://schemas.microsoft.com/office/drawing/2016/5/10/chartex" xmlns:cx5="http://schemas.microsoft.com/office/drawing/2016/5/11/chartex" xmlns:cx6="http://schemas.microsoft.com/office/drawing/2016/5/12/chartex" xmlns:cx7="http://schemas.microsoft.com/office/drawing/2016/5/13/chartex" xmlns:cx8="http://schemas.microsoft.com/office/drawing/2016/5/14/chartex" xmlns:mc="http://schemas.openxmlformats.org/markup-compatibility/2006" xmlns:aink="http://schemas.microsoft.com/office/drawing/2016/ink" xmlns:am3d="http://schemas.microsoft.com/office/drawing/2017/model3d" xmlns:o="urn:schemas-microsoft-com:office:office" xmlns:oel="http://schemas.microsoft.com/office/2019/extlst" xmlns:r="http://schemas.openxmlformats.org/officeDocument/2006/relationships" xmlns:m="http://schemas.openxmlformats.org/officeDocument/2006/math" xmlns:v="urn:schemas-microsoft-com:vml" xmlns:wp14="http://schemas.microsoft.com/office/word/2010/wordprocessingDrawing" xmlns:wp="http://schemas.openxmlformats.org/drawingml/2006/wordprocessingDrawing" xmlns:w10="urn:schemas-microsoft-com:office:word" xmlns:w="http://schemas.openxmlformats.org/wordprocessingml/2006/main" xmlns:w14="http://schemas.microsoft.com/office/word/2010/wordml" xmlns:w15="http://schemas.microsoft.com/office/word/2012/wordml" xmlns:w16cex="http://schemas.microsoft.com/office/word/2018/wordml/cex" xmlns:w16cid="http://schemas.microsoft.com/office/word/2016/wordml/cid" xmlns:w16="http://schemas.microsoft.com/office/word/2018/wordml" xmlns:w16du="http://schemas.microsoft.com/office/word/2023/wordml/word16du" xmlns:w16sdtdh="http://schemas.microsoft.com/office/word/2020/wordml/sdtdatahash" xmlns:w16sdtfl="http://schemas.microsoft.com/office/word/2024/wordml/sdtformatlock" xmlns:w16se="http://schemas.microsoft.com/office/word/2015/wordml/symex" xmlns:wpg="http://schemas.microsoft.com/office/word/2010/wordprocessingGroup" xmlns:wpi="http://schemas.microsoft.com/office/word/2010/wordprocessingInk" xmlns:wne="http://schemas.microsoft.com/office/word/2006/wordml" xmlns:wps="http://schemas.microsoft.com/office/word/2010/wordprocessingShape" mc:Ignorable="w14 w15 w16se w16cid w16 w16cex w16sdtdh w16sdtfl w16du wp14">
   <w:abstractNum w:abstractNumId="0" w15:restartNumberingAfterBreak="0">
     <w:nsid w:val="13DB7F35"/>
     <w:multiLevelType w:val="hybridMultilevel"/>
@@ -366,7 +451,7 @@
 </file>
 
 <file path=word/people.xml><?xml version="1.0" encoding="utf-8"?>
-<w15:people xmlns:wpc="http://schemas.microsoft.com/office/word/2010/wordprocessingCanvas" xmlns:cx="http://schemas.microsoft.com/office/drawing/2014/chartex" xmlns:cx1="http://schemas.microsoft.com/office/drawing/2015/9/8/chartex" xmlns:cx2="http://schemas.microsoft.com/office/drawing/2015/10/21/chartex" xmlns:cx3="http://schemas.microsoft.com/office/drawing/2016/5/9/chartex" xmlns:cx4="http://schemas.microsoft.com/office/drawing/2016/5/10/chartex" xmlns:cx5="http://schemas.microsoft.com/office/drawing/2016/5/11/chartex" xmlns:cx6="http://schemas.microsoft.com/office/drawing/2016/5/12/chartex" xmlns:cx7="http://schemas.microsoft.com/office/drawing/2016/5/13/chartex" xmlns:cx8="http://schemas.microsoft.com/office/drawing/2016/5/14/chartex" xmlns:mc="http://schemas.openxmlformats.org/markup-compatibility/2006" xmlns:aink="http://schemas.microsoft.com/office/drawing/2016/ink" xmlns:am3d="http://schemas.microsoft.com/office/drawing/2017/model3d" xmlns:o="urn:schemas-microsoft-com:office:office" xmlns:oel="http://schemas.microsoft.com/office/2019/extlst" xmlns:r="http://schemas.openxmlformats.org/officeDocument/2006/relationships" xmlns:m="http://schemas.openxmlformats.org/officeDocument/2006/math" xmlns:v="urn:schemas-microsoft-com:vml" xmlns:wp14="http://schemas.microsoft.com/office/word/2010/wordprocessingDrawing" xmlns:wp="http://schemas.openxmlformats.org/drawingml/2006/wordprocessingDrawing" xmlns:w10="urn:schemas-microsoft-com:office:word" xmlns:w="http://schemas.openxmlformats.org/wordprocessingml/2006/main" xmlns:w14="http://schemas.microsoft.com/office/word/2010/wordml" xmlns:w15="http://schemas.microsoft.com/office/word/2012/wordml" xmlns:w16cei="http://schemas.microsoft.com/office/word/2026/wordml/cei" xmlns:w16cex="http://schemas.microsoft.com/office/word/2018/wordml/cex" xmlns:w16cid="http://schemas.microsoft.com/office/word/2016/wordml/cid" xmlns:w16="http://schemas.microsoft.com/office/word/2018/wordml" xmlns:w16du="http://schemas.microsoft.com/office/word/2023/wordml/word16du" xmlns:w16sdtdh="http://schemas.microsoft.com/office/word/2020/wordml/sdtdatahash" xmlns:w16sdtfl="http://schemas.microsoft.com/office/word/2024/wordml/sdtformatlock" xmlns:w16se="http://schemas.microsoft.com/office/word/2015/wordml/symex" xmlns:wpg="http://schemas.microsoft.com/office/word/2010/wordprocessingGroup" xmlns:wpi="http://schemas.microsoft.com/office/word/2010/wordprocessingInk" xmlns:wne="http://schemas.microsoft.com/office/word/2006/wordml" xmlns:wps="http://schemas.microsoft.com/office/word/2010/wordprocessingShape" mc:Ignorable="w14 w15 w16se w16cid w16 w16cex w16sdtdh w16sdtfl w16du wp14">
+<w15:people xmlns:wpc="http://schemas.microsoft.com/office/word/2010/wordprocessingCanvas" xmlns:cx="http://schemas.microsoft.com/office/drawing/2014/chartex" xmlns:cx1="http://schemas.microsoft.com/office/drawing/2015/9/8/chartex" xmlns:cx2="http://schemas.microsoft.com/office/drawing/2015/10/21/chartex" xmlns:cx3="http://schemas.microsoft.com/office/drawing/2016/5/9/chartex" xmlns:cx4="http://schemas.microsoft.com/office/drawing/2016/5/10/chartex" xmlns:cx5="http://schemas.microsoft.com/office/drawing/2016/5/11/chartex" xmlns:cx6="http://schemas.microsoft.com/office/drawing/2016/5/12/chartex" xmlns:cx7="http://schemas.microsoft.com/office/drawing/2016/5/13/chartex" xmlns:cx8="http://schemas.microsoft.com/office/drawing/2016/5/14/chartex" xmlns:mc="http://schemas.openxmlformats.org/markup-compatibility/2006" xmlns:aink="http://schemas.microsoft.com/office/drawing/2016/ink" xmlns:am3d="http://schemas.microsoft.com/office/drawing/2017/model3d" xmlns:o="urn:schemas-microsoft-com:office:office" xmlns:oel="http://schemas.microsoft.com/office/2019/extlst" xmlns:r="http://schemas.openxmlformats.org/officeDocument/2006/relationships" xmlns:m="http://schemas.openxmlformats.org/officeDocument/2006/math" xmlns:v="urn:schemas-microsoft-com:vml" xmlns:wp14="http://schemas.microsoft.com/office/word/2010/wordprocessingDrawing" xmlns:wp="http://schemas.openxmlformats.org/drawingml/2006/wordprocessingDrawing" xmlns:w10="urn:schemas-microsoft-com:office:word" xmlns:w="http://schemas.openxmlformats.org/wordprocessingml/2006/main" xmlns:w14="http://schemas.microsoft.com/office/word/2010/wordml" xmlns:w15="http://schemas.microsoft.com/office/word/2012/wordml" xmlns:w16cex="http://schemas.microsoft.com/office/word/2018/wordml/cex" xmlns:w16cid="http://schemas.microsoft.com/office/word/2016/wordml/cid" xmlns:w16="http://schemas.microsoft.com/office/word/2018/wordml" xmlns:w16du="http://schemas.microsoft.com/office/word/2023/wordml/word16du" xmlns:w16sdtdh="http://schemas.microsoft.com/office/word/2020/wordml/sdtdatahash" xmlns:w16sdtfl="http://schemas.microsoft.com/office/word/2024/wordml/sdtformatlock" xmlns:w16se="http://schemas.microsoft.com/office/word/2015/wordml/symex" xmlns:wpg="http://schemas.microsoft.com/office/word/2010/wordprocessingGroup" xmlns:wpi="http://schemas.microsoft.com/office/word/2010/wordprocessingInk" xmlns:wne="http://schemas.microsoft.com/office/word/2006/wordml" xmlns:wps="http://schemas.microsoft.com/office/word/2010/wordprocessingShape" mc:Ignorable="w14 w15 w16se w16cid w16 w16cex w16sdtdh w16sdtfl w16du wp14">
   <w15:person w15:author="Antonio Ortega">
     <w15:presenceInfo w15:providerId="AD" w15:userId="S::antonio.ortega@kuleuven.be::c6a747d7-790b-47e4-ae95-b117223a48b4"/>
   </w15:person>
@@ -888,6 +973,7 @@
   <w:style w:type="character" w:default="1" w:styleId="DefaultParagraphFont">
     <w:name w:val="Default Paragraph Font"/>
     <w:uiPriority w:val="1"/>
+    <w:semiHidden/>
     <w:unhideWhenUsed/>
   </w:style>
   <w:style w:type="table" w:default="1" w:styleId="TableNormal">

--- a/abstract.docx
+++ b/abstract.docx
@@ -1,6 +1,6 @@
 
 <file path=word/document.xml><?xml version="1.0" encoding="utf-8"?>
-<w:document xmlns:wpc="http://schemas.microsoft.com/office/word/2010/wordprocessingCanvas" xmlns:cx="http://schemas.microsoft.com/office/drawing/2014/chartex" xmlns:cx1="http://schemas.microsoft.com/office/drawing/2015/9/8/chartex" xmlns:cx2="http://schemas.microsoft.com/office/drawing/2015/10/21/chartex" xmlns:cx3="http://schemas.microsoft.com/office/drawing/2016/5/9/chartex" xmlns:cx4="http://schemas.microsoft.com/office/drawing/2016/5/10/chartex" xmlns:cx5="http://schemas.microsoft.com/office/drawing/2016/5/11/chartex" xmlns:cx6="http://schemas.microsoft.com/office/drawing/2016/5/12/chartex" xmlns:cx7="http://schemas.microsoft.com/office/drawing/2016/5/13/chartex" xmlns:cx8="http://schemas.microsoft.com/office/drawing/2016/5/14/chartex" xmlns:mc="http://schemas.openxmlformats.org/markup-compatibility/2006" xmlns:aink="http://schemas.microsoft.com/office/drawing/2016/ink" xmlns:am3d="http://schemas.microsoft.com/office/drawing/2017/model3d" xmlns:o="urn:schemas-microsoft-com:office:office" xmlns:oel="http://schemas.microsoft.com/office/2019/extlst" xmlns:r="http://schemas.openxmlformats.org/officeDocument/2006/relationships" xmlns:m="http://schemas.openxmlformats.org/officeDocument/2006/math" xmlns:v="urn:schemas-microsoft-com:vml" xmlns:wp14="http://schemas.microsoft.com/office/word/2010/wordprocessingDrawing" xmlns:wp="http://schemas.openxmlformats.org/drawingml/2006/wordprocessingDrawing" xmlns:w10="urn:schemas-microsoft-com:office:word" xmlns:w="http://schemas.openxmlformats.org/wordprocessingml/2006/main" xmlns:w14="http://schemas.microsoft.com/office/word/2010/wordml" xmlns:w15="http://schemas.microsoft.com/office/word/2012/wordml" xmlns:w16cex="http://schemas.microsoft.com/office/word/2018/wordml/cex" xmlns:w16cid="http://schemas.microsoft.com/office/word/2016/wordml/cid" xmlns:w16="http://schemas.microsoft.com/office/word/2018/wordml" xmlns:w16du="http://schemas.microsoft.com/office/word/2023/wordml/word16du" xmlns:w16sdtdh="http://schemas.microsoft.com/office/word/2020/wordml/sdtdatahash" xmlns:w16sdtfl="http://schemas.microsoft.com/office/word/2024/wordml/sdtformatlock" xmlns:w16se="http://schemas.microsoft.com/office/word/2015/wordml/symex" xmlns:wpg="http://schemas.microsoft.com/office/word/2010/wordprocessingGroup" xmlns:wpi="http://schemas.microsoft.com/office/word/2010/wordprocessingInk" xmlns:wne="http://schemas.microsoft.com/office/word/2006/wordml" xmlns:wps="http://schemas.microsoft.com/office/word/2010/wordprocessingShape" mc:Ignorable="w14 w15 w16se w16cid w16 w16cex w16sdtdh w16sdtfl w16du wp14">
+<w:document xmlns:wpc="http://schemas.microsoft.com/office/word/2010/wordprocessingCanvas" xmlns:cx="http://schemas.microsoft.com/office/drawing/2014/chartex" xmlns:cx1="http://schemas.microsoft.com/office/drawing/2015/9/8/chartex" xmlns:cx2="http://schemas.microsoft.com/office/drawing/2015/10/21/chartex" xmlns:cx3="http://schemas.microsoft.com/office/drawing/2016/5/9/chartex" xmlns:cx4="http://schemas.microsoft.com/office/drawing/2016/5/10/chartex" xmlns:cx5="http://schemas.microsoft.com/office/drawing/2016/5/11/chartex" xmlns:cx6="http://schemas.microsoft.com/office/drawing/2016/5/12/chartex" xmlns:cx7="http://schemas.microsoft.com/office/drawing/2016/5/13/chartex" xmlns:cx8="http://schemas.microsoft.com/office/drawing/2016/5/14/chartex" xmlns:mc="http://schemas.openxmlformats.org/markup-compatibility/2006" xmlns:aink="http://schemas.microsoft.com/office/drawing/2016/ink" xmlns:am3d="http://schemas.microsoft.com/office/drawing/2017/model3d" xmlns:o="urn:schemas-microsoft-com:office:office" xmlns:oel="http://schemas.microsoft.com/office/2019/extlst" xmlns:r="http://schemas.openxmlformats.org/officeDocument/2006/relationships" xmlns:m="http://schemas.openxmlformats.org/officeDocument/2006/math" xmlns:v="urn:schemas-microsoft-com:vml" xmlns:wp14="http://schemas.microsoft.com/office/word/2010/wordprocessingDrawing" xmlns:wp="http://schemas.openxmlformats.org/drawingml/2006/wordprocessingDrawing" xmlns:w10="urn:schemas-microsoft-com:office:word" xmlns:w="http://schemas.openxmlformats.org/wordprocessingml/2006/main" xmlns:w14="http://schemas.microsoft.com/office/word/2010/wordml" xmlns:w15="http://schemas.microsoft.com/office/word/2012/wordml" xmlns:w16cei="http://schemas.microsoft.com/office/word/2026/wordml/cei" xmlns:w16cex="http://schemas.microsoft.com/office/word/2018/wordml/cex" xmlns:w16cid="http://schemas.microsoft.com/office/word/2016/wordml/cid" xmlns:w16="http://schemas.microsoft.com/office/word/2018/wordml" xmlns:w16du="http://schemas.microsoft.com/office/word/2023/wordml/word16du" xmlns:w16sdtdh="http://schemas.microsoft.com/office/word/2020/wordml/sdtdatahash" xmlns:w16sdtfl="http://schemas.microsoft.com/office/word/2024/wordml/sdtformatlock" xmlns:w16se="http://schemas.microsoft.com/office/word/2015/wordml/symex" xmlns:wpg="http://schemas.microsoft.com/office/word/2010/wordprocessingGroup" xmlns:wpi="http://schemas.microsoft.com/office/word/2010/wordprocessingInk" xmlns:wne="http://schemas.microsoft.com/office/word/2006/wordml" xmlns:wps="http://schemas.microsoft.com/office/word/2010/wordprocessingShape" mc:Ignorable="w14 w15 w16se w16cid w16 w16cex w16sdtdh w16sdtfl w16du wp14">
   <w:body>
     <w:p>
       <w:pPr>
@@ -26,21 +26,28 @@
           <w:sz w:val="32"/>
           <w:szCs w:val="32"/>
         </w:rPr>
-        <w:t>Quantifying sleep</w:t>
+        <w:t xml:space="preserve">Quantifying </w:t>
       </w:r>
       <w:r>
         <w:rPr>
           <w:sz w:val="32"/>
           <w:szCs w:val="32"/>
         </w:rPr>
-        <w:t xml:space="preserve"> </w:t>
+        <w:t>sleep</w:t>
       </w:r>
       <w:r>
         <w:rPr>
           <w:sz w:val="32"/>
           <w:szCs w:val="32"/>
         </w:rPr>
-        <w:t xml:space="preserve">in groups of </w:t>
+        <w:t>-in</w:t>
+      </w:r>
+      <w:r>
+        <w:rPr>
+          <w:sz w:val="32"/>
+          <w:szCs w:val="32"/>
+        </w:rPr>
+        <w:t xml:space="preserve"> groups of </w:t>
       </w:r>
       <w:r>
         <w:rPr>
@@ -56,12 +63,25 @@
           <w:sz w:val="32"/>
           <w:szCs w:val="32"/>
         </w:rPr>
-        <w:t>: the need for identity tracking</w:t>
+        <w:t xml:space="preserve">: </w:t>
+      </w:r>
+      <w:r>
+        <w:rPr>
+          <w:sz w:val="32"/>
+          <w:szCs w:val="32"/>
+        </w:rPr>
+        <w:t>T</w:t>
+      </w:r>
+      <w:r>
+        <w:rPr>
+          <w:sz w:val="32"/>
+          <w:szCs w:val="32"/>
+        </w:rPr>
+        <w:t>he need for identity tracking</w:t>
       </w:r>
     </w:p>
     <w:p>
       <w:pPr>
-        <w:jc w:val="both"/>
         <w:rPr>
           <w:lang w:val="en-IN"/>
         </w:rPr>
@@ -70,35 +90,7 @@
         <w:rPr>
           <w:lang w:val="en-IN"/>
         </w:rPr>
-        <w:t xml:space="preserve">Sleep is a highly conserved </w:t>
-      </w:r>
-      <w:proofErr w:type="spellStart"/>
-      <w:r>
-        <w:rPr>
-          <w:lang w:val="en-IN"/>
-        </w:rPr>
-        <w:t>behavioral</w:t>
-      </w:r>
-      <w:proofErr w:type="spellEnd"/>
-      <w:r>
-        <w:rPr>
-          <w:lang w:val="en-IN"/>
-        </w:rPr>
-        <w:t xml:space="preserve"> state that plays a fundamental role in maintaining synaptic plasticity and reducing energetic costs. Despite growing evidence that social experience influences sleep, the mechanisms through which social interactions shape sleep </w:t>
-      </w:r>
-      <w:proofErr w:type="spellStart"/>
-      <w:r>
-        <w:rPr>
-          <w:lang w:val="en-IN"/>
-        </w:rPr>
-        <w:t>behavior</w:t>
-      </w:r>
-      <w:proofErr w:type="spellEnd"/>
-      <w:r>
-        <w:rPr>
-          <w:lang w:val="en-IN"/>
-        </w:rPr>
-        <w:t xml:space="preserve"> remain poorly understood. To address this question, we use </w:t>
+        <w:t xml:space="preserve">Sleep is a highly conserved behavioral state that plays a fundamental role in maintaining synaptic plasticity and reducing energetic costs. Despite growing evidence that social experience influences sleep, how social interactions shape sleep remains poorly understood. To address this, we use </w:t>
       </w:r>
       <w:r>
         <w:rPr>
@@ -106,32 +98,17 @@
           <w:iCs/>
           <w:lang w:val="en-IN"/>
         </w:rPr>
-        <w:t xml:space="preserve">Drosophila melanogaster, </w:t>
+        <w:t>Drosophila melanogaster</w:t>
       </w:r>
       <w:r>
         <w:rPr>
           <w:lang w:val="en-IN"/>
         </w:rPr>
-        <w:t xml:space="preserve">an ideal model for investigating this relationship due to its small size, which makes studying groups easier, and its developed genetic toolkit, which facilitates research into which genes may be involved in such collective </w:t>
-      </w:r>
-      <w:proofErr w:type="spellStart"/>
-      <w:r>
-        <w:rPr>
-          <w:lang w:val="en-IN"/>
-        </w:rPr>
-        <w:t>behaviors</w:t>
-      </w:r>
-      <w:proofErr w:type="spellEnd"/>
-      <w:r>
-        <w:rPr>
-          <w:lang w:val="en-IN"/>
-        </w:rPr>
-        <w:t>.</w:t>
+        <w:t>, an ideal model because its small size makes groups easy to study and its genetic toolkit facilitates identifying genes involved in collective behaviors.</w:t>
       </w:r>
     </w:p>
     <w:p>
       <w:pPr>
-        <w:jc w:val="both"/>
         <w:rPr>
           <w:lang w:val="en-IN"/>
         </w:rPr>
@@ -140,21 +117,11 @@
         <w:rPr>
           <w:lang w:val="en-IN"/>
         </w:rPr>
-        <w:t xml:space="preserve">In this project, we demonstrate how the application of idtracker.ai, a system that deploys semi-supervised machine learning, combined with careful human supervision and delivered via the Computer Vision Annotation Tool (CVAT), </w:t>
-      </w:r>
-      <w:r>
-        <w:t>can be used to study whether and how flies socially influence each other's sleep</w:t>
-      </w:r>
-      <w:r>
-        <w:rPr>
-          <w:lang w:val="en-IN"/>
-        </w:rPr>
-        <w:t>.</w:t>
+        <w:t>Here, we show how idtracker.ai, a semi-supervised machine learning system, combined with human supervision in the Computer Vision Annotation Tool (CVAT), can be used to study whether and how flies socially influence each other's sleep. Analyzing each animal's pose provides a richer description of behavior than centroid tracking alone. We used this to assess the sleep-wake state of each fly more accurately and to capture micro-behaviors and social interactions such as chasing and copulation.</w:t>
       </w:r>
     </w:p>
     <w:p>
       <w:pPr>
-        <w:jc w:val="both"/>
         <w:rPr>
           <w:lang w:val="en-IN"/>
         </w:rPr>
@@ -163,183 +130,7 @@
         <w:rPr>
           <w:lang w:val="en-IN"/>
         </w:rPr>
-        <w:t xml:space="preserve">Furthermore, the analysis of the animal’s pose provides a richer description of its </w:t>
-      </w:r>
-      <w:proofErr w:type="spellStart"/>
-      <w:r>
-        <w:rPr>
-          <w:lang w:val="en-IN"/>
-        </w:rPr>
-        <w:t>behavior</w:t>
-      </w:r>
-      <w:proofErr w:type="spellEnd"/>
-      <w:r>
-        <w:rPr>
-          <w:lang w:val="en-IN"/>
-        </w:rPr>
-        <w:t xml:space="preserve"> than simple centroid tracking can capture. We used this descriptive wealth to more accurately assess the sleep/wake state of each animal in the group, as well as to capture relevant micro-</w:t>
-      </w:r>
-      <w:proofErr w:type="spellStart"/>
-      <w:r>
-        <w:rPr>
-          <w:lang w:val="en-IN"/>
-        </w:rPr>
-        <w:t>behaviors</w:t>
-      </w:r>
-      <w:proofErr w:type="spellEnd"/>
-      <w:r>
-        <w:rPr>
-          <w:lang w:val="en-IN"/>
-        </w:rPr>
-        <w:t xml:space="preserve"> and social interactions.</w:t>
-      </w:r>
-    </w:p>
-    <w:p>
-      <w:pPr>
-        <w:jc w:val="both"/>
-        <w:rPr>
-          <w:lang w:val="en-IN"/>
-        </w:rPr>
-      </w:pPr>
-      <w:r>
-        <w:rPr>
-          <w:lang w:val="en-IN"/>
-        </w:rPr>
-        <w:t xml:space="preserve">By linking individual sleep patterns to group dynamics, this approach provides a powerful framework for investigating how social environments influence sleep </w:t>
-      </w:r>
-      <w:proofErr w:type="spellStart"/>
-      <w:r>
-        <w:rPr>
-          <w:lang w:val="en-IN"/>
-        </w:rPr>
-        <w:t>behavior</w:t>
-      </w:r>
-      <w:proofErr w:type="spellEnd"/>
-      <w:r>
-        <w:rPr>
-          <w:lang w:val="en-IN"/>
-        </w:rPr>
-        <w:t xml:space="preserve">. These methods enable quantitative analyses of the relationships between sleep, social interactions, and group dynamics at the level of individual animals. To date, </w:t>
-      </w:r>
-      <w:r>
-        <w:rPr>
-          <w:lang w:val="en-IN"/>
-        </w:rPr>
-        <w:t xml:space="preserve">we have </w:t>
-      </w:r>
-      <w:r>
-        <w:rPr>
-          <w:lang w:val="en-IN"/>
-        </w:rPr>
-        <w:t>successfully</w:t>
-      </w:r>
-      <w:r>
-        <w:rPr>
-          <w:lang w:val="en-IN"/>
-        </w:rPr>
-        <w:t xml:space="preserve"> applied </w:t>
-      </w:r>
-      <w:r>
-        <w:rPr>
-          <w:lang w:val="en-IN"/>
-        </w:rPr>
-        <w:t xml:space="preserve">idtracker.ai </w:t>
-      </w:r>
-      <w:r>
-        <w:rPr>
-          <w:lang w:val="en-IN"/>
-        </w:rPr>
-        <w:t>to groups of up to six flies, enabling simultaneous quantification of sleep</w:t>
-      </w:r>
-      <w:del w:id="0" w:author="Antonio Ortega" w:date="2026-09-29T12:19:00Z" w16du:dateUtc="2026-09-29T10:19:00Z">
-        <w:r>
-          <w:rPr>
-            <w:lang w:val="en-IN"/>
-          </w:rPr>
-          <w:delText>-wake transitions</w:delText>
-        </w:r>
-      </w:del>
-      <w:r>
-        <w:rPr>
-          <w:lang w:val="en-IN"/>
-        </w:rPr>
-        <w:t xml:space="preserve"> and social interactions. In future</w:t>
-      </w:r>
-      <w:r>
-        <w:rPr>
-          <w:lang w:val="en-IN"/>
-        </w:rPr>
-        <w:t xml:space="preserve"> work</w:t>
-      </w:r>
-      <w:r>
-        <w:rPr>
-          <w:lang w:val="en-IN"/>
-        </w:rPr>
-        <w:t>, this framework can be used to identify</w:t>
-      </w:r>
-      <w:del w:id="1" w:author="Antonio Ortega" w:date="2026-09-29T12:20:00Z" w16du:dateUtc="2026-09-29T10:20:00Z">
-        <w:r>
-          <w:rPr>
-            <w:lang w:val="en-IN"/>
-          </w:rPr>
-          <w:delText xml:space="preserve"> the</w:delText>
-        </w:r>
-      </w:del>
-      <w:r>
-        <w:rPr>
-          <w:lang w:val="en-IN"/>
-        </w:rPr>
-        <w:t xml:space="preserve"> </w:t>
-      </w:r>
-      <w:del w:id="2" w:author="Antonio Ortega" w:date="2026-09-29T12:20:00Z" w16du:dateUtc="2026-09-29T10:20:00Z">
-        <w:r>
-          <w:rPr>
-            <w:lang w:val="en-IN"/>
-          </w:rPr>
-          <w:delText>behavioral</w:delText>
-        </w:r>
-      </w:del>
-      <w:r>
-        <w:rPr>
-          <w:lang w:val="en-IN"/>
-        </w:rPr>
-        <w:t xml:space="preserve"> </w:t>
-      </w:r>
-      <w:del w:id="3" w:author="Antonio Ortega" w:date="2026-09-29T12:20:00Z" w16du:dateUtc="2026-09-29T10:20:00Z">
-        <w:r>
-          <w:rPr>
-            <w:lang w:val="en-IN"/>
-          </w:rPr>
-          <w:delText xml:space="preserve">interactions that </w:delText>
-        </w:r>
-      </w:del>
-      <w:ins w:id="4" w:author="Antonio Ortega" w:date="2026-09-29T12:20:00Z" w16du:dateUtc="2026-09-29T10:20:00Z">
-        <w:r>
-          <w:rPr>
-            <w:lang w:val="en-IN"/>
-          </w:rPr>
-          <w:t xml:space="preserve">social processes that </w:t>
-        </w:r>
-      </w:ins>
-      <w:r>
-        <w:rPr>
-          <w:lang w:val="en-IN"/>
-        </w:rPr>
-        <w:t xml:space="preserve">promote or disrupt sleep and to dissect the </w:t>
-      </w:r>
-      <w:del w:id="5" w:author="Antonio Ortega" w:date="2026-09-29T12:20:00Z" w16du:dateUtc="2026-09-29T10:20:00Z">
-        <w:r>
-          <w:rPr>
-            <w:lang w:val="en-IN"/>
-          </w:rPr>
-          <w:delText xml:space="preserve">neural and </w:delText>
-        </w:r>
-      </w:del>
-      <w:r>
-        <w:rPr>
-          <w:lang w:val="en-IN"/>
-        </w:rPr>
-        <w:t>genetic mechanisms through which social experience influences sleep-wake regulation.</w:t>
+        <w:t>By linking individual sleep to group dynamics, this methodology offers a scalable approach for quantifying sleep and social interactions at the level of individual animals. We have applied idtracker.ai to groups of up to six flies, enabling simultaneous quantification of sleep and social interactions. In future work, this framework can be used to identify social processes that promote or disrupt sleep and to dissect the genetic mechanisms through which social experience influences sleep-wake regulation.</w:t>
       </w:r>
     </w:p>
     <w:p/>
@@ -354,7 +145,7 @@
 </file>
 
 <file path=word/numbering.xml><?xml version="1.0" encoding="utf-8"?>
-<w:numbering xmlns:wpc="http://schemas.microsoft.com/office/word/2010/wordprocessingCanvas" xmlns:cx="http://schemas.microsoft.com/office/drawing/2014/chartex" xmlns:cx1="http://schemas.microsoft.com/office/drawing/2015/9/8/chartex" xmlns:cx2="http://schemas.microsoft.com/office/drawing/2015/10/21/chartex" xmlns:cx3="http://schemas.microsoft.com/office/drawing/2016/5/9/chartex" xmlns:cx4="http://schemas.microsoft.com/office/drawing/2016/5/10/chartex" xmlns:cx5="http://schemas.microsoft.com/office/drawing/2016/5/11/chartex" xmlns:cx6="http://schemas.microsoft.com/office/drawing/2016/5/12/chartex" xmlns:cx7="http://schemas.microsoft.com/office/drawing/2016/5/13/chartex" xmlns:cx8="http://schemas.microsoft.com/office/drawing/2016/5/14/chartex" xmlns:mc="http://schemas.openxmlformats.org/markup-compatibility/2006" xmlns:aink="http://schemas.microsoft.com/office/drawing/2016/ink" xmlns:am3d="http://schemas.microsoft.com/office/drawing/2017/model3d" xmlns:o="urn:schemas-microsoft-com:office:office" xmlns:oel="http://schemas.microsoft.com/office/2019/extlst" xmlns:r="http://schemas.openxmlformats.org/officeDocument/2006/relationships" xmlns:m="http://schemas.openxmlformats.org/officeDocument/2006/math" xmlns:v="urn:schemas-microsoft-com:vml" xmlns:wp14="http://schemas.microsoft.com/office/word/2010/wordprocessingDrawing" xmlns:wp="http://schemas.openxmlformats.org/drawingml/2006/wordprocessingDrawing" xmlns:w10="urn:schemas-microsoft-com:office:word" xmlns:w="http://schemas.openxmlformats.org/wordprocessingml/2006/main" xmlns:w14="http://schemas.microsoft.com/office/word/2010/wordml" xmlns:w15="http://schemas.microsoft.com/office/word/2012/wordml" xmlns:w16cex="http://schemas.microsoft.com/office/word/2018/wordml/cex" xmlns:w16cid="http://schemas.microsoft.com/office/word/2016/wordml/cid" xmlns:w16="http://schemas.microsoft.com/office/word/2018/wordml" xmlns:w16du="http://schemas.microsoft.com/office/word/2023/wordml/word16du" xmlns:w16sdtdh="http://schemas.microsoft.com/office/word/2020/wordml/sdtdatahash" xmlns:w16sdtfl="http://schemas.microsoft.com/office/word/2024/wordml/sdtformatlock" xmlns:w16se="http://schemas.microsoft.com/office/word/2015/wordml/symex" xmlns:wpg="http://schemas.microsoft.com/office/word/2010/wordprocessingGroup" xmlns:wpi="http://schemas.microsoft.com/office/word/2010/wordprocessingInk" xmlns:wne="http://schemas.microsoft.com/office/word/2006/wordml" xmlns:wps="http://schemas.microsoft.com/office/word/2010/wordprocessingShape" mc:Ignorable="w14 w15 w16se w16cid w16 w16cex w16sdtdh w16sdtfl w16du wp14">
+<w:numbering xmlns:wpc="http://schemas.microsoft.com/office/word/2010/wordprocessingCanvas" xmlns:cx="http://schemas.microsoft.com/office/drawing/2014/chartex" xmlns:cx1="http://schemas.microsoft.com/office/drawing/2015/9/8/chartex" xmlns:cx2="http://schemas.microsoft.com/office/drawing/2015/10/21/chartex" xmlns:cx3="http://schemas.microsoft.com/office/drawing/2016/5/9/chartex" xmlns:cx4="http://schemas.microsoft.com/office/drawing/2016/5/10/chartex" xmlns:cx5="http://schemas.microsoft.com/office/drawing/2016/5/11/chartex" xmlns:cx6="http://schemas.microsoft.com/office/drawing/2016/5/12/chartex" xmlns:cx7="http://schemas.microsoft.com/office/drawing/2016/5/13/chartex" xmlns:cx8="http://schemas.microsoft.com/office/drawing/2016/5/14/chartex" xmlns:mc="http://schemas.openxmlformats.org/markup-compatibility/2006" xmlns:aink="http://schemas.microsoft.com/office/drawing/2016/ink" xmlns:am3d="http://schemas.microsoft.com/office/drawing/2017/model3d" xmlns:o="urn:schemas-microsoft-com:office:office" xmlns:oel="http://schemas.microsoft.com/office/2019/extlst" xmlns:r="http://schemas.openxmlformats.org/officeDocument/2006/relationships" xmlns:m="http://schemas.openxmlformats.org/officeDocument/2006/math" xmlns:v="urn:schemas-microsoft-com:vml" xmlns:wp14="http://schemas.microsoft.com/office/word/2010/wordprocessingDrawing" xmlns:wp="http://schemas.openxmlformats.org/drawingml/2006/wordprocessingDrawing" xmlns:w10="urn:schemas-microsoft-com:office:word" xmlns:w="http://schemas.openxmlformats.org/wordprocessingml/2006/main" xmlns:w14="http://schemas.microsoft.com/office/word/2010/wordml" xmlns:w15="http://schemas.microsoft.com/office/word/2012/wordml" xmlns:w16cei="http://schemas.microsoft.com/office/word/2026/wordml/cei" xmlns:w16cex="http://schemas.microsoft.com/office/word/2018/wordml/cex" xmlns:w16cid="http://schemas.microsoft.com/office/word/2016/wordml/cid" xmlns:w16="http://schemas.microsoft.com/office/word/2018/wordml" xmlns:w16du="http://schemas.microsoft.com/office/word/2023/wordml/word16du" xmlns:w16sdtdh="http://schemas.microsoft.com/office/word/2020/wordml/sdtdatahash" xmlns:w16sdtfl="http://schemas.microsoft.com/office/word/2024/wordml/sdtformatlock" xmlns:w16se="http://schemas.microsoft.com/office/word/2015/wordml/symex" xmlns:wpg="http://schemas.microsoft.com/office/word/2010/wordprocessingGroup" xmlns:wpi="http://schemas.microsoft.com/office/word/2010/wordprocessingInk" xmlns:wne="http://schemas.microsoft.com/office/word/2006/wordml" xmlns:wps="http://schemas.microsoft.com/office/word/2010/wordprocessingShape" mc:Ignorable="w14 w15 w16se w16cid w16 w16cex w16sdtdh w16sdtfl w16du wp14">
   <w:abstractNum w:abstractNumId="0" w15:restartNumberingAfterBreak="0">
     <w:nsid w:val="13DB7F35"/>
     <w:multiLevelType w:val="hybridMultilevel"/>
@@ -448,14 +239,6 @@
     <w:abstractNumId w:val="0"/>
   </w:num>
 </w:numbering>
-</file>
-
-<file path=word/people.xml><?xml version="1.0" encoding="utf-8"?>
-<w15:people xmlns:wpc="http://schemas.microsoft.com/office/word/2010/wordprocessingCanvas" xmlns:cx="http://schemas.microsoft.com/office/drawing/2014/chartex" xmlns:cx1="http://schemas.microsoft.com/office/drawing/2015/9/8/chartex" xmlns:cx2="http://schemas.microsoft.com/office/drawing/2015/10/21/chartex" xmlns:cx3="http://schemas.microsoft.com/office/drawing/2016/5/9/chartex" xmlns:cx4="http://schemas.microsoft.com/office/drawing/2016/5/10/chartex" xmlns:cx5="http://schemas.microsoft.com/office/drawing/2016/5/11/chartex" xmlns:cx6="http://schemas.microsoft.com/office/drawing/2016/5/12/chartex" xmlns:cx7="http://schemas.microsoft.com/office/drawing/2016/5/13/chartex" xmlns:cx8="http://schemas.microsoft.com/office/drawing/2016/5/14/chartex" xmlns:mc="http://schemas.openxmlformats.org/markup-compatibility/2006" xmlns:aink="http://schemas.microsoft.com/office/drawing/2016/ink" xmlns:am3d="http://schemas.microsoft.com/office/drawing/2017/model3d" xmlns:o="urn:schemas-microsoft-com:office:office" xmlns:oel="http://schemas.microsoft.com/office/2019/extlst" xmlns:r="http://schemas.openxmlformats.org/officeDocument/2006/relationships" xmlns:m="http://schemas.openxmlformats.org/officeDocument/2006/math" xmlns:v="urn:schemas-microsoft-com:vml" xmlns:wp14="http://schemas.microsoft.com/office/word/2010/wordprocessingDrawing" xmlns:wp="http://schemas.openxmlformats.org/drawingml/2006/wordprocessingDrawing" xmlns:w10="urn:schemas-microsoft-com:office:word" xmlns:w="http://schemas.openxmlformats.org/wordprocessingml/2006/main" xmlns:w14="http://schemas.microsoft.com/office/word/2010/wordml" xmlns:w15="http://schemas.microsoft.com/office/word/2012/wordml" xmlns:w16cex="http://schemas.microsoft.com/office/word/2018/wordml/cex" xmlns:w16cid="http://schemas.microsoft.com/office/word/2016/wordml/cid" xmlns:w16="http://schemas.microsoft.com/office/word/2018/wordml" xmlns:w16du="http://schemas.microsoft.com/office/word/2023/wordml/word16du" xmlns:w16sdtdh="http://schemas.microsoft.com/office/word/2020/wordml/sdtdatahash" xmlns:w16sdtfl="http://schemas.microsoft.com/office/word/2024/wordml/sdtformatlock" xmlns:w16se="http://schemas.microsoft.com/office/word/2015/wordml/symex" xmlns:wpg="http://schemas.microsoft.com/office/word/2010/wordprocessingGroup" xmlns:wpi="http://schemas.microsoft.com/office/word/2010/wordprocessingInk" xmlns:wne="http://schemas.microsoft.com/office/word/2006/wordml" xmlns:wps="http://schemas.microsoft.com/office/word/2010/wordprocessingShape" mc:Ignorable="w14 w15 w16se w16cid w16 w16cex w16sdtdh w16sdtfl w16du wp14">
-  <w15:person w15:author="Antonio Ortega">
-    <w15:presenceInfo w15:providerId="AD" w15:userId="S::antonio.ortega@kuleuven.be::c6a747d7-790b-47e4-ae95-b117223a48b4"/>
-  </w15:person>
-</w15:people>
 </file>
 
 <file path=word/styles.xml><?xml version="1.0" encoding="utf-8"?>
@@ -973,7 +756,6 @@
   <w:style w:type="character" w:default="1" w:styleId="DefaultParagraphFont">
     <w:name w:val="Default Paragraph Font"/>
     <w:uiPriority w:val="1"/>
-    <w:semiHidden/>
     <w:unhideWhenUsed/>
   </w:style>
   <w:style w:type="table" w:default="1" w:styleId="TableNormal">
